--- a/Ejemplo.docx
+++ b/Ejemplo.docx
@@ -143,17 +143,8 @@
                 <w:b/>
                 <w:bCs/>
               </w:rPr>
-              <w:t xml:space="preserve">Amazon </w:t>
-            </w:r>
-            <w:proofErr w:type="spellStart"/>
-            <w:r>
-              <w:rPr>
-                <w:b/>
-                <w:bCs/>
-              </w:rPr>
-              <w:t>DynamoDB</w:t>
-            </w:r>
-            <w:proofErr w:type="spellEnd"/>
+              <w:t>Amazon DynamoDB</w:t>
+            </w:r>
           </w:p>
         </w:tc>
         <w:tc>
@@ -179,30 +170,8 @@
               <w:rPr>
                 <w:lang w:val="en-US"/>
               </w:rPr>
-              <w:t xml:space="preserve"> Partition Key: </w:t>
-            </w:r>
-            <w:proofErr w:type="spellStart"/>
-            <w:r>
-              <w:rPr>
-                <w:lang w:val="en-US"/>
-              </w:rPr>
-              <w:t>paisId</w:t>
-            </w:r>
-            <w:proofErr w:type="spellEnd"/>
-            <w:r>
-              <w:rPr>
-                <w:lang w:val="en-US"/>
-              </w:rPr>
-              <w:t xml:space="preserve"> + </w:t>
-            </w:r>
-            <w:proofErr w:type="spellStart"/>
-            <w:r>
-              <w:rPr>
-                <w:lang w:val="en-US"/>
-              </w:rPr>
-              <w:t>último_dígito</w:t>
-            </w:r>
-            <w:proofErr w:type="spellEnd"/>
+              <w:t xml:space="preserve"> Partition Key: paisId + último_dígito</w:t>
+            </w:r>
           </w:p>
         </w:tc>
         <w:tc>
@@ -252,17 +221,8 @@
                 <w:b/>
                 <w:bCs/>
               </w:rPr>
-              <w:t xml:space="preserve">Amazon </w:t>
-            </w:r>
-            <w:proofErr w:type="spellStart"/>
-            <w:r>
-              <w:rPr>
-                <w:b/>
-                <w:bCs/>
-              </w:rPr>
-              <w:t>DocumentDB</w:t>
-            </w:r>
-            <w:proofErr w:type="spellEnd"/>
+              <w:t>Amazon DocumentDB</w:t>
+            </w:r>
           </w:p>
         </w:tc>
         <w:tc>
@@ -279,15 +239,7 @@
               <w:t>🔹</w:t>
             </w:r>
             <w:r>
-              <w:t xml:space="preserve"> Índices compuestos (</w:t>
-            </w:r>
-            <w:proofErr w:type="spellStart"/>
-            <w:r>
-              <w:t>paisId</w:t>
-            </w:r>
-            <w:proofErr w:type="spellEnd"/>
-            <w:r>
-              <w:t>, _id)</w:t>
+              <w:t xml:space="preserve"> Índices compuestos (paisId, _id)</w:t>
             </w:r>
           </w:p>
         </w:tc>
@@ -305,23 +257,7 @@
               <w:t>✅</w:t>
             </w:r>
             <w:r>
-              <w:t xml:space="preserve"> Avanzadas (uso de agregaciones y </w:t>
-            </w:r>
-            <w:proofErr w:type="spellStart"/>
-            <w:r>
-              <w:t>text</w:t>
-            </w:r>
-            <w:proofErr w:type="spellEnd"/>
-            <w:r>
-              <w:t xml:space="preserve"> </w:t>
-            </w:r>
-            <w:proofErr w:type="spellStart"/>
-            <w:r>
-              <w:t>search</w:t>
-            </w:r>
-            <w:proofErr w:type="spellEnd"/>
-            <w:r>
-              <w:t>)</w:t>
+              <w:t xml:space="preserve"> Avanzadas (uso de agregaciones y text search)</w:t>
             </w:r>
           </w:p>
         </w:tc>
@@ -354,17 +290,8 @@
                 <w:b/>
                 <w:bCs/>
               </w:rPr>
-              <w:t xml:space="preserve">Amazon </w:t>
-            </w:r>
-            <w:proofErr w:type="spellStart"/>
-            <w:r>
-              <w:rPr>
-                <w:b/>
-                <w:bCs/>
-              </w:rPr>
-              <w:t>OpenSearch</w:t>
-            </w:r>
-            <w:proofErr w:type="spellEnd"/>
+              <w:t>Amazon OpenSearch</w:t>
+            </w:r>
           </w:p>
         </w:tc>
         <w:tc>
@@ -381,21 +308,8 @@
               <w:t>🔹</w:t>
             </w:r>
             <w:r>
-              <w:t xml:space="preserve"> </w:t>
-            </w:r>
-            <w:proofErr w:type="spellStart"/>
-            <w:r>
-              <w:t>Sharding</w:t>
-            </w:r>
-            <w:proofErr w:type="spellEnd"/>
-            <w:r>
-              <w:t xml:space="preserve"> automático basado en </w:t>
-            </w:r>
-            <w:proofErr w:type="spellStart"/>
-            <w:r>
-              <w:t>paisId</w:t>
-            </w:r>
-            <w:proofErr w:type="spellEnd"/>
+              <w:t xml:space="preserve"> Sharding automático basado en paisId</w:t>
+            </w:r>
           </w:p>
         </w:tc>
         <w:tc>
@@ -412,23 +326,7 @@
               <w:t>✅</w:t>
             </w:r>
             <w:r>
-              <w:t xml:space="preserve"> Rápidas (full-</w:t>
-            </w:r>
-            <w:proofErr w:type="spellStart"/>
-            <w:r>
-              <w:t>text</w:t>
-            </w:r>
-            <w:proofErr w:type="spellEnd"/>
-            <w:r>
-              <w:t xml:space="preserve"> </w:t>
-            </w:r>
-            <w:proofErr w:type="spellStart"/>
-            <w:r>
-              <w:t>search</w:t>
-            </w:r>
-            <w:proofErr w:type="spellEnd"/>
-            <w:r>
-              <w:t>, agregaciones avanzadas)</w:t>
+              <w:t xml:space="preserve"> Rápidas (full-text search, agregaciones avanzadas)</w:t>
             </w:r>
           </w:p>
         </w:tc>
@@ -479,15 +377,7 @@
               <w:t>🔹</w:t>
             </w:r>
             <w:r>
-              <w:t xml:space="preserve"> Índices compuestos (</w:t>
-            </w:r>
-            <w:proofErr w:type="spellStart"/>
-            <w:r>
-              <w:t>paisId</w:t>
-            </w:r>
-            <w:proofErr w:type="spellEnd"/>
-            <w:r>
-              <w:t>, _id)</w:t>
+              <w:t xml:space="preserve"> Índices compuestos (paisId, _id)</w:t>
             </w:r>
           </w:p>
         </w:tc>
@@ -505,23 +395,7 @@
               <w:t>✅</w:t>
             </w:r>
             <w:r>
-              <w:t xml:space="preserve"> Avanzadas (soporta </w:t>
-            </w:r>
-            <w:proofErr w:type="spellStart"/>
-            <w:r>
-              <w:t>text</w:t>
-            </w:r>
-            <w:proofErr w:type="spellEnd"/>
-            <w:r>
-              <w:t xml:space="preserve"> </w:t>
-            </w:r>
-            <w:proofErr w:type="spellStart"/>
-            <w:r>
-              <w:t>search</w:t>
-            </w:r>
-            <w:proofErr w:type="spellEnd"/>
-            <w:r>
-              <w:t xml:space="preserve"> y agregaciones)</w:t>
+              <w:t xml:space="preserve"> Avanzadas (soporta text search y agregaciones)</w:t>
             </w:r>
           </w:p>
         </w:tc>
@@ -567,7 +441,6 @@
           <w:numId w:val="1"/>
         </w:numPr>
       </w:pPr>
-      <w:proofErr w:type="spellStart"/>
       <w:r>
         <w:rPr>
           <w:b/>
@@ -575,25 +448,8 @@
         </w:rPr>
         <w:t>DynamoDB</w:t>
       </w:r>
-      <w:proofErr w:type="spellEnd"/>
-      <w:r>
-        <w:t xml:space="preserve">: La clave de partición </w:t>
-      </w:r>
-      <w:proofErr w:type="spellStart"/>
-      <w:r>
-        <w:t>paisId</w:t>
-      </w:r>
-      <w:proofErr w:type="spellEnd"/>
-      <w:r>
-        <w:t xml:space="preserve"> + </w:t>
-      </w:r>
-      <w:proofErr w:type="spellStart"/>
-      <w:r>
-        <w:t>último_dígito</w:t>
-      </w:r>
-      <w:proofErr w:type="spellEnd"/>
-      <w:r>
-        <w:t xml:space="preserve"> garantiza distribución uniforme y acceso eficiente.</w:t>
+      <w:r>
+        <w:t>: La clave de partición paisId + último_dígito garantiza distribución uniforme y acceso eficiente.</w:t>
       </w:r>
     </w:p>
     <w:p>
@@ -603,7 +459,6 @@
           <w:numId w:val="1"/>
         </w:numPr>
       </w:pPr>
-      <w:proofErr w:type="spellStart"/>
       <w:r>
         <w:rPr>
           <w:b/>
@@ -611,7 +466,6 @@
         </w:rPr>
         <w:t>CosmosDB</w:t>
       </w:r>
-      <w:proofErr w:type="spellEnd"/>
       <w:r>
         <w:t xml:space="preserve">: Cada partición es de </w:t>
       </w:r>
@@ -623,41 +477,15 @@
         <w:t>20 GB</w:t>
       </w:r>
       <w:r>
-        <w:t xml:space="preserve">, y los datos están distribuidos por </w:t>
-      </w:r>
-      <w:proofErr w:type="spellStart"/>
-      <w:r>
-        <w:t>paisId</w:t>
-      </w:r>
-      <w:proofErr w:type="spellEnd"/>
-      <w:r>
-        <w:t xml:space="preserve">. Se recomienda consultar por </w:t>
-      </w:r>
-      <w:proofErr w:type="spellStart"/>
-      <w:r>
-        <w:rPr>
-          <w:b/>
-          <w:bCs/>
-        </w:rPr>
-        <w:t>idUsuario</w:t>
-      </w:r>
-      <w:proofErr w:type="spellEnd"/>
-      <w:r>
-        <w:rPr>
-          <w:b/>
-          <w:bCs/>
-        </w:rPr>
-        <w:t xml:space="preserve"> + </w:t>
-      </w:r>
-      <w:proofErr w:type="spellStart"/>
-      <w:r>
-        <w:rPr>
-          <w:b/>
-          <w:bCs/>
-        </w:rPr>
-        <w:t>paisId</w:t>
-      </w:r>
-      <w:proofErr w:type="spellEnd"/>
+        <w:t xml:space="preserve">, y los datos están distribuidos por paisId. Se recomienda consultar por </w:t>
+      </w:r>
+      <w:r>
+        <w:rPr>
+          <w:b/>
+          <w:bCs/>
+        </w:rPr>
+        <w:t>idUsuario + paisId</w:t>
+      </w:r>
       <w:r>
         <w:t xml:space="preserve"> para mejorar rendimiento.</w:t>
       </w:r>
@@ -669,7 +497,6 @@
           <w:numId w:val="1"/>
         </w:numPr>
       </w:pPr>
-      <w:proofErr w:type="spellStart"/>
       <w:r>
         <w:rPr>
           <w:b/>
@@ -677,7 +504,6 @@
         </w:rPr>
         <w:t>OpenSearch</w:t>
       </w:r>
-      <w:proofErr w:type="spellEnd"/>
       <w:r>
         <w:t>: Diseñado para búsquedas avanzadas y agregaciones en grandes volúmenes de datos.</w:t>
       </w:r>
@@ -728,92 +554,34 @@
     </w:p>
     <w:p>
       <w:r>
-        <w:t xml:space="preserve">me das ejemplo </w:t>
-      </w:r>
-      <w:proofErr w:type="spellStart"/>
-      <w:r>
-        <w:t>practicos</w:t>
-      </w:r>
-      <w:proofErr w:type="spellEnd"/>
-      <w:r>
-        <w:t xml:space="preserve"> como pues no </w:t>
-      </w:r>
-      <w:proofErr w:type="spellStart"/>
-      <w:r>
-        <w:t>se</w:t>
-      </w:r>
-      <w:proofErr w:type="spellEnd"/>
-      <w:r>
-        <w:t xml:space="preserve"> </w:t>
-      </w:r>
-      <w:proofErr w:type="spellStart"/>
-      <w:r>
-        <w:t>que</w:t>
-      </w:r>
-      <w:proofErr w:type="spellEnd"/>
-      <w:r>
-        <w:t xml:space="preserve"> es </w:t>
-      </w:r>
-      <w:proofErr w:type="spellStart"/>
-      <w:r>
-        <w:t>Sharding</w:t>
-      </w:r>
-      <w:proofErr w:type="spellEnd"/>
-      <w:r>
-        <w:t xml:space="preserve"> automático y ejemplo de Índices compuestos (</w:t>
-      </w:r>
-      <w:proofErr w:type="spellStart"/>
-      <w:r>
-        <w:t>paisId</w:t>
-      </w:r>
-      <w:proofErr w:type="spellEnd"/>
-      <w:r>
-        <w:t>, _id)</w:t>
-      </w:r>
-    </w:p>
-    <w:p>
-      <w:pPr>
-        <w:rPr>
-          <w:b/>
-          <w:bCs/>
-        </w:rPr>
-      </w:pPr>
-      <w:proofErr w:type="spellStart"/>
-      <w:r>
-        <w:rPr>
-          <w:b/>
-          <w:bCs/>
-        </w:rPr>
-        <w:t>ChatGPT</w:t>
-      </w:r>
-      <w:proofErr w:type="spellEnd"/>
-      <w:r>
-        <w:rPr>
-          <w:b/>
-          <w:bCs/>
-        </w:rPr>
-        <w:t xml:space="preserve"> Plus</w:t>
+        <w:t>me das ejemplo practicos como pues no se que es Sharding automático y ejemplo de Índices compuestos (paisId, _id)</w:t>
+      </w:r>
+    </w:p>
+    <w:p>
+      <w:pPr>
+        <w:rPr>
+          <w:b/>
+          <w:bCs/>
+        </w:rPr>
+      </w:pPr>
+      <w:r>
+        <w:rPr>
+          <w:b/>
+          <w:bCs/>
+        </w:rPr>
+        <w:t>ChatGPT Plus</w:t>
       </w:r>
     </w:p>
     <w:p>
       <w:r>
         <w:t xml:space="preserve">Claro, aquí tienes ejemplos prácticos para entender </w:t>
       </w:r>
-      <w:proofErr w:type="spellStart"/>
-      <w:r>
-        <w:rPr>
-          <w:b/>
-          <w:bCs/>
-        </w:rPr>
-        <w:t>Sharding</w:t>
-      </w:r>
-      <w:proofErr w:type="spellEnd"/>
-      <w:r>
-        <w:rPr>
-          <w:b/>
-          <w:bCs/>
-        </w:rPr>
-        <w:t xml:space="preserve"> automático</w:t>
+      <w:r>
+        <w:rPr>
+          <w:b/>
+          <w:bCs/>
+        </w:rPr>
+        <w:t>Sharding automático</w:t>
       </w:r>
       <w:r>
         <w:t xml:space="preserve"> y </w:t>
@@ -826,21 +594,13 @@
         <w:t>Índices compuestos</w:t>
       </w:r>
       <w:r>
-        <w:t xml:space="preserve"> en </w:t>
-      </w:r>
-      <w:proofErr w:type="spellStart"/>
-      <w:r>
-        <w:t>OpenSearch</w:t>
-      </w:r>
-      <w:proofErr w:type="spellEnd"/>
-      <w:r>
-        <w:t xml:space="preserve"> y MongoDB respectivamente.</w:t>
+        <w:t xml:space="preserve"> en OpenSearch y MongoDB respectivamente.</w:t>
       </w:r>
     </w:p>
     <w:p>
       <w:r>
         <w:pict w14:anchorId="2E2555D6">
-          <v:rect id="_x0000_i1151" style="width:0;height:1.5pt" o:hralign="center" o:hrstd="t" o:hr="t" fillcolor="#a0a0a0" stroked="f"/>
+          <v:rect id="_x0000_i1025" style="width:0;height:1.5pt" o:hralign="center" o:hrstd="t" o:hr="t" fillcolor="#a0a0a0" stroked="f"/>
         </w:pict>
       </w:r>
     </w:p>
@@ -864,33 +624,8 @@
           <w:b/>
           <w:bCs/>
         </w:rPr>
-        <w:t xml:space="preserve"> </w:t>
-      </w:r>
-      <w:proofErr w:type="spellStart"/>
-      <w:r>
-        <w:rPr>
-          <w:b/>
-          <w:bCs/>
-        </w:rPr>
-        <w:t>Sharding</w:t>
-      </w:r>
-      <w:proofErr w:type="spellEnd"/>
-      <w:r>
-        <w:rPr>
-          <w:b/>
-          <w:bCs/>
-        </w:rPr>
-        <w:t xml:space="preserve"> Automático en </w:t>
-      </w:r>
-      <w:proofErr w:type="spellStart"/>
-      <w:r>
-        <w:rPr>
-          <w:b/>
-          <w:bCs/>
-        </w:rPr>
-        <w:t>OpenSearch</w:t>
-      </w:r>
-      <w:proofErr w:type="spellEnd"/>
+        <w:t xml:space="preserve"> Sharding Automático en OpenSearch</w:t>
+      </w:r>
     </w:p>
     <w:p>
       <w:r>
@@ -905,7 +640,6 @@
         <w:br/>
         <w:t xml:space="preserve">El </w:t>
       </w:r>
-      <w:proofErr w:type="spellStart"/>
       <w:r>
         <w:rPr>
           <w:b/>
@@ -913,175 +647,125 @@
         </w:rPr>
         <w:t>sharding</w:t>
       </w:r>
-      <w:proofErr w:type="spellEnd"/>
-      <w:r>
-        <w:t xml:space="preserve"> es el proceso de dividir los datos en múltiples fragmentos (</w:t>
-      </w:r>
-      <w:proofErr w:type="spellStart"/>
-      <w:r>
+      <w:r>
+        <w:t xml:space="preserve"> es el proceso de dividir los datos en múltiples fragmentos (shards) para distribuir la carga y mejorar el rendimiento. </w:t>
+      </w:r>
+      <w:r>
+        <w:rPr>
+          <w:b/>
+          <w:bCs/>
+        </w:rPr>
+        <w:t>OpenSearch maneja esto automáticamente</w:t>
+      </w:r>
+      <w:r>
+        <w:t>, creando shards y distribuyéndolos en varios nodos del clúster.</w:t>
+      </w:r>
+    </w:p>
+    <w:p>
+      <w:r>
+        <w:rPr>
+          <w:b/>
+          <w:bCs/>
+        </w:rPr>
+        <w:t>Ejemplo práctico:</w:t>
+      </w:r>
+      <w:r>
+        <w:br/>
+        <w:t>Supongamos que tienes un índice en OpenSearch con datos de usuarios en diferentes países, y cada documento tiene este formato:</w:t>
+      </w:r>
+    </w:p>
+    <w:p>
+      <w:r>
+        <w:t>json</w:t>
+      </w:r>
+    </w:p>
+    <w:p>
+      <w:r>
+        <w:t>CopiarEditar</w:t>
+      </w:r>
+    </w:p>
+    <w:p>
+      <w:r>
+        <w:t>{</w:t>
+      </w:r>
+    </w:p>
+    <w:p>
+      <w:r>
+        <w:t xml:space="preserve">  "idUsuario": "12345",</w:t>
+      </w:r>
+    </w:p>
+    <w:p>
+      <w:r>
+        <w:t xml:space="preserve">  "paisId": "CO",</w:t>
+      </w:r>
+    </w:p>
+    <w:p>
+      <w:r>
+        <w:t xml:space="preserve">  "nombre": "Juan Pérez",</w:t>
+      </w:r>
+    </w:p>
+    <w:p>
+      <w:r>
+        <w:t xml:space="preserve">  "transacciones": 20</w:t>
+      </w:r>
+    </w:p>
+    <w:p>
+      <w:r>
+        <w:t>}</w:t>
+      </w:r>
+    </w:p>
+    <w:p>
+      <w:r>
+        <w:t xml:space="preserve">Cuando creas el índice en OpenSearch, puedes especificar cuántos </w:t>
+      </w:r>
+      <w:r>
+        <w:rPr>
+          <w:b/>
+          <w:bCs/>
+        </w:rPr>
         <w:t>shards</w:t>
       </w:r>
-      <w:proofErr w:type="spellEnd"/>
-      <w:r>
-        <w:t xml:space="preserve">) para distribuir la carga y mejorar el rendimiento. </w:t>
-      </w:r>
-      <w:proofErr w:type="spellStart"/>
-      <w:r>
-        <w:rPr>
-          <w:b/>
-          <w:bCs/>
-        </w:rPr>
-        <w:t>OpenSearch</w:t>
-      </w:r>
-      <w:proofErr w:type="spellEnd"/>
-      <w:r>
-        <w:rPr>
-          <w:b/>
-          <w:bCs/>
-        </w:rPr>
-        <w:t xml:space="preserve"> maneja esto automáticamente</w:t>
-      </w:r>
-      <w:r>
-        <w:t xml:space="preserve">, creando </w:t>
-      </w:r>
-      <w:proofErr w:type="spellStart"/>
-      <w:r>
-        <w:t>shards</w:t>
-      </w:r>
-      <w:proofErr w:type="spellEnd"/>
-      <w:r>
-        <w:t xml:space="preserve"> y distribuyéndolos en varios nodos del clúster.</w:t>
-      </w:r>
-    </w:p>
-    <w:p>
-      <w:r>
-        <w:rPr>
-          <w:b/>
-          <w:bCs/>
-        </w:rPr>
-        <w:t>Ejemplo práctico:</w:t>
-      </w:r>
-      <w:r>
-        <w:br/>
-        <w:t xml:space="preserve">Supongamos que tienes un índice en </w:t>
-      </w:r>
-      <w:proofErr w:type="spellStart"/>
-      <w:r>
-        <w:t>OpenSearch</w:t>
-      </w:r>
-      <w:proofErr w:type="spellEnd"/>
-      <w:r>
-        <w:t xml:space="preserve"> con datos de usuarios en diferentes países, y cada documento tiene este formato:</w:t>
-      </w:r>
-    </w:p>
-    <w:p>
-      <w:proofErr w:type="spellStart"/>
+      <w:r>
+        <w:t xml:space="preserve"> quieres para distribuir los datos. Por ejemplo, crear un índice con 3 shards y 2 réplicas:</w:t>
+      </w:r>
+    </w:p>
+    <w:p>
       <w:r>
         <w:t>json</w:t>
       </w:r>
-      <w:proofErr w:type="spellEnd"/>
-    </w:p>
-    <w:p>
-      <w:proofErr w:type="spellStart"/>
+    </w:p>
+    <w:p>
       <w:r>
         <w:t>CopiarEditar</w:t>
       </w:r>
-      <w:proofErr w:type="spellEnd"/>
-    </w:p>
-    <w:p>
-      <w:r>
+    </w:p>
+    <w:p>
+      <w:pPr>
+        <w:rPr>
+          <w:lang w:val="en-US"/>
+        </w:rPr>
+      </w:pPr>
+      <w:r>
+        <w:rPr>
+          <w:lang w:val="en-US"/>
+        </w:rPr>
+        <w:t>PUT /usuarios_index</w:t>
+      </w:r>
+    </w:p>
+    <w:p>
+      <w:pPr>
+        <w:rPr>
+          <w:lang w:val="en-US"/>
+        </w:rPr>
+      </w:pPr>
+      <w:r>
+        <w:rPr>
+          <w:lang w:val="en-US"/>
+        </w:rPr>
         <w:t>{</w:t>
       </w:r>
     </w:p>
     <w:p>
-      <w:r>
-        <w:t xml:space="preserve">  "</w:t>
-      </w:r>
-      <w:proofErr w:type="spellStart"/>
-      <w:r>
-        <w:t>idUsuario</w:t>
-      </w:r>
-      <w:proofErr w:type="spellEnd"/>
-      <w:r>
-        <w:t>": "12345",</w:t>
-      </w:r>
-    </w:p>
-    <w:p>
-      <w:r>
-        <w:t xml:space="preserve">  "</w:t>
-      </w:r>
-      <w:proofErr w:type="spellStart"/>
-      <w:r>
-        <w:t>paisId</w:t>
-      </w:r>
-      <w:proofErr w:type="spellEnd"/>
-      <w:r>
-        <w:t>": "CO",</w:t>
-      </w:r>
-    </w:p>
-    <w:p>
-      <w:r>
-        <w:t xml:space="preserve">  "nombre": "Juan Pérez",</w:t>
-      </w:r>
-    </w:p>
-    <w:p>
-      <w:r>
-        <w:t xml:space="preserve">  "transacciones": 20</w:t>
-      </w:r>
-    </w:p>
-    <w:p>
-      <w:r>
-        <w:t>}</w:t>
-      </w:r>
-    </w:p>
-    <w:p>
-      <w:r>
-        <w:t xml:space="preserve">Cuando creas el índice en </w:t>
-      </w:r>
-      <w:proofErr w:type="spellStart"/>
-      <w:r>
-        <w:t>OpenSearch</w:t>
-      </w:r>
-      <w:proofErr w:type="spellEnd"/>
-      <w:r>
-        <w:t xml:space="preserve">, puedes especificar cuántos </w:t>
-      </w:r>
-      <w:proofErr w:type="spellStart"/>
-      <w:r>
-        <w:rPr>
-          <w:b/>
-          <w:bCs/>
-        </w:rPr>
-        <w:t>shards</w:t>
-      </w:r>
-      <w:proofErr w:type="spellEnd"/>
-      <w:r>
-        <w:t xml:space="preserve"> quieres para distribuir los datos. Por ejemplo, crear un índice con 3 </w:t>
-      </w:r>
-      <w:proofErr w:type="spellStart"/>
-      <w:r>
-        <w:t>shards</w:t>
-      </w:r>
-      <w:proofErr w:type="spellEnd"/>
-      <w:r>
-        <w:t xml:space="preserve"> y 2 réplicas:</w:t>
-      </w:r>
-    </w:p>
-    <w:p>
-      <w:proofErr w:type="spellStart"/>
-      <w:r>
-        <w:t>json</w:t>
-      </w:r>
-      <w:proofErr w:type="spellEnd"/>
-    </w:p>
-    <w:p>
-      <w:proofErr w:type="spellStart"/>
-      <w:r>
-        <w:t>CopiarEditar</w:t>
-      </w:r>
-      <w:proofErr w:type="spellEnd"/>
-    </w:p>
-    <w:p>
       <w:pPr>
         <w:rPr>
           <w:lang w:val="en-US"/>
@@ -1091,124 +775,46 @@
         <w:rPr>
           <w:lang w:val="en-US"/>
         </w:rPr>
-        <w:t>PUT /</w:t>
-      </w:r>
-      <w:proofErr w:type="spellStart"/>
-      <w:r>
+        <w:t xml:space="preserve">  "settings": {</w:t>
+      </w:r>
+    </w:p>
+    <w:p>
+      <w:pPr>
         <w:rPr>
           <w:lang w:val="en-US"/>
         </w:rPr>
-        <w:t>usuarios_index</w:t>
-      </w:r>
-      <w:proofErr w:type="spellEnd"/>
-    </w:p>
-    <w:p>
-      <w:pPr>
+      </w:pPr>
+      <w:r>
         <w:rPr>
           <w:lang w:val="en-US"/>
         </w:rPr>
-      </w:pPr>
-      <w:r>
+        <w:t xml:space="preserve">    "index": {</w:t>
+      </w:r>
+    </w:p>
+    <w:p>
+      <w:pPr>
         <w:rPr>
           <w:lang w:val="en-US"/>
         </w:rPr>
-        <w:t>{</w:t>
-      </w:r>
-    </w:p>
-    <w:p>
-      <w:pPr>
+      </w:pPr>
+      <w:r>
         <w:rPr>
           <w:lang w:val="en-US"/>
         </w:rPr>
-      </w:pPr>
-      <w:r>
+        <w:t xml:space="preserve">      "number_of_shards": 3,</w:t>
+      </w:r>
+    </w:p>
+    <w:p>
+      <w:pPr>
         <w:rPr>
           <w:lang w:val="en-US"/>
         </w:rPr>
-        <w:t xml:space="preserve">  "settings": {</w:t>
-      </w:r>
-    </w:p>
-    <w:p>
-      <w:pPr>
+      </w:pPr>
+      <w:r>
         <w:rPr>
           <w:lang w:val="en-US"/>
         </w:rPr>
-      </w:pPr>
-      <w:r>
-        <w:rPr>
-          <w:lang w:val="en-US"/>
-        </w:rPr>
-        <w:t xml:space="preserve">    "index": {</w:t>
-      </w:r>
-    </w:p>
-    <w:p>
-      <w:pPr>
-        <w:rPr>
-          <w:lang w:val="en-US"/>
-        </w:rPr>
-      </w:pPr>
-      <w:r>
-        <w:rPr>
-          <w:lang w:val="en-US"/>
-        </w:rPr>
-        <w:t xml:space="preserve">      "</w:t>
-      </w:r>
-      <w:proofErr w:type="spellStart"/>
-      <w:proofErr w:type="gramStart"/>
-      <w:r>
-        <w:rPr>
-          <w:lang w:val="en-US"/>
-        </w:rPr>
-        <w:t>number</w:t>
-      </w:r>
-      <w:proofErr w:type="gramEnd"/>
-      <w:r>
-        <w:rPr>
-          <w:lang w:val="en-US"/>
-        </w:rPr>
-        <w:t>_of_shards</w:t>
-      </w:r>
-      <w:proofErr w:type="spellEnd"/>
-      <w:r>
-        <w:rPr>
-          <w:lang w:val="en-US"/>
-        </w:rPr>
-        <w:t>": 3,</w:t>
-      </w:r>
-    </w:p>
-    <w:p>
-      <w:pPr>
-        <w:rPr>
-          <w:lang w:val="en-US"/>
-        </w:rPr>
-      </w:pPr>
-      <w:r>
-        <w:rPr>
-          <w:lang w:val="en-US"/>
-        </w:rPr>
-        <w:t xml:space="preserve">      "</w:t>
-      </w:r>
-      <w:proofErr w:type="spellStart"/>
-      <w:proofErr w:type="gramStart"/>
-      <w:r>
-        <w:rPr>
-          <w:lang w:val="en-US"/>
-        </w:rPr>
-        <w:t>number</w:t>
-      </w:r>
-      <w:proofErr w:type="gramEnd"/>
-      <w:r>
-        <w:rPr>
-          <w:lang w:val="en-US"/>
-        </w:rPr>
-        <w:t>_of_replicas</w:t>
-      </w:r>
-      <w:proofErr w:type="spellEnd"/>
-      <w:r>
-        <w:rPr>
-          <w:lang w:val="en-US"/>
-        </w:rPr>
-        <w:t>": 2</w:t>
+        <w:t xml:space="preserve">      "number_of_replicas": 2</w:t>
       </w:r>
     </w:p>
     <w:p>
@@ -1257,30 +863,16 @@
           <w:numId w:val="2"/>
         </w:numPr>
       </w:pPr>
-      <w:proofErr w:type="spellStart"/>
-      <w:r>
-        <w:t>OpenSearch</w:t>
-      </w:r>
-      <w:proofErr w:type="spellEnd"/>
-      <w:r>
-        <w:t xml:space="preserve"> automáticamente asignará los documentos a uno de los </w:t>
-      </w:r>
-      <w:r>
-        <w:rPr>
-          <w:b/>
-          <w:bCs/>
-        </w:rPr>
-        <w:t xml:space="preserve">3 </w:t>
-      </w:r>
-      <w:proofErr w:type="spellStart"/>
-      <w:r>
-        <w:rPr>
-          <w:b/>
-          <w:bCs/>
-        </w:rPr>
-        <w:t>shards</w:t>
-      </w:r>
-      <w:proofErr w:type="spellEnd"/>
+      <w:r>
+        <w:t xml:space="preserve">OpenSearch automáticamente asignará los documentos a uno de los </w:t>
+      </w:r>
+      <w:r>
+        <w:rPr>
+          <w:b/>
+          <w:bCs/>
+        </w:rPr>
+        <w:t>3 shards</w:t>
+      </w:r>
       <w:r>
         <w:t>.</w:t>
       </w:r>
@@ -1294,31 +886,7 @@
       </w:pPr>
       <w:r>
         <w:lastRenderedPageBreak/>
-        <w:t xml:space="preserve">Si buscas a un usuario por </w:t>
-      </w:r>
-      <w:proofErr w:type="spellStart"/>
-      <w:r>
-        <w:t>idUsuario</w:t>
-      </w:r>
-      <w:proofErr w:type="spellEnd"/>
-      <w:r>
-        <w:t xml:space="preserve">, </w:t>
-      </w:r>
-      <w:proofErr w:type="spellStart"/>
-      <w:r>
-        <w:t>OpenSearch</w:t>
-      </w:r>
-      <w:proofErr w:type="spellEnd"/>
-      <w:r>
-        <w:t xml:space="preserve"> buscará en los </w:t>
-      </w:r>
-      <w:proofErr w:type="spellStart"/>
-      <w:r>
-        <w:t>shards</w:t>
-      </w:r>
-      <w:proofErr w:type="spellEnd"/>
-      <w:r>
-        <w:t xml:space="preserve"> correspondientes en paralelo, acelerando la búsqueda.</w:t>
+        <w:t>Si buscas a un usuario por idUsuario, OpenSearch buscará en los shards correspondientes en paralelo, acelerando la búsqueda.</w:t>
       </w:r>
     </w:p>
     <w:p>
@@ -1350,21 +918,13 @@
         <w:t>Beneficio:</w:t>
       </w:r>
       <w:r>
-        <w:t xml:space="preserve"> No tienes que preocuparte manualmente por dividir los datos, </w:t>
-      </w:r>
-      <w:proofErr w:type="spellStart"/>
-      <w:r>
-        <w:t>OpenSearch</w:t>
-      </w:r>
-      <w:proofErr w:type="spellEnd"/>
-      <w:r>
-        <w:t xml:space="preserve"> maneja la distribución y balanceo de carga.</w:t>
+        <w:t xml:space="preserve"> No tienes que preocuparte manualmente por dividir los datos, OpenSearch maneja la distribución y balanceo de carga.</w:t>
       </w:r>
     </w:p>
     <w:p>
       <w:r>
         <w:pict w14:anchorId="695ACB3B">
-          <v:rect id="_x0000_i1152" style="width:0;height:1.5pt" o:hralign="center" o:hrstd="t" o:hr="t" fillcolor="#a0a0a0" stroked="f"/>
+          <v:rect id="_x0000_i1026" style="width:0;height:1.5pt" o:hralign="center" o:hrstd="t" o:hr="t" fillcolor="#a0a0a0" stroked="f"/>
         </w:pict>
       </w:r>
     </w:p>
@@ -1424,38 +984,18 @@
       </w:r>
       <w:r>
         <w:br/>
-        <w:t xml:space="preserve">Supongamos que tienes una colección de usuarios en MongoDB y las búsquedas más comunes filtran por </w:t>
-      </w:r>
-      <w:proofErr w:type="spellStart"/>
-      <w:r>
-        <w:t>paisId</w:t>
-      </w:r>
-      <w:proofErr w:type="spellEnd"/>
-      <w:r>
-        <w:t xml:space="preserve"> y </w:t>
-      </w:r>
-      <w:proofErr w:type="spellStart"/>
-      <w:r>
-        <w:t>idUsuario</w:t>
-      </w:r>
-      <w:proofErr w:type="spellEnd"/>
-      <w:r>
-        <w:t>.</w:t>
-      </w:r>
-    </w:p>
-    <w:p>
-      <w:proofErr w:type="spellStart"/>
+        <w:t>Supongamos que tienes una colección de usuarios en MongoDB y las búsquedas más comunes filtran por paisId y idUsuario.</w:t>
+      </w:r>
+    </w:p>
+    <w:p>
       <w:r>
         <w:t>json</w:t>
       </w:r>
-      <w:proofErr w:type="spellEnd"/>
-    </w:p>
-    <w:p>
-      <w:proofErr w:type="spellStart"/>
+    </w:p>
+    <w:p>
       <w:r>
         <w:t>CopiarEditar</w:t>
       </w:r>
-      <w:proofErr w:type="spellEnd"/>
     </w:p>
     <w:p>
       <w:r>
@@ -1464,41 +1004,17 @@
     </w:p>
     <w:p>
       <w:r>
-        <w:t xml:space="preserve">  "_id": </w:t>
-      </w:r>
-      <w:proofErr w:type="spellStart"/>
-      <w:r>
-        <w:t>ObjectId</w:t>
-      </w:r>
-      <w:proofErr w:type="spellEnd"/>
-      <w:r>
-        <w:t>("65a8f9d2b3a7e4"),</w:t>
-      </w:r>
-    </w:p>
-    <w:p>
-      <w:r>
-        <w:t xml:space="preserve">  "</w:t>
-      </w:r>
-      <w:proofErr w:type="spellStart"/>
-      <w:r>
-        <w:t>idUsuario</w:t>
-      </w:r>
-      <w:proofErr w:type="spellEnd"/>
-      <w:r>
-        <w:t>": "12345",</w:t>
-      </w:r>
-    </w:p>
-    <w:p>
-      <w:r>
-        <w:t xml:space="preserve">  "</w:t>
-      </w:r>
-      <w:proofErr w:type="spellStart"/>
-      <w:r>
-        <w:t>paisId</w:t>
-      </w:r>
-      <w:proofErr w:type="spellEnd"/>
-      <w:r>
-        <w:t>": "CO",</w:t>
+        <w:t xml:space="preserve">  "_id": ObjectId("65a8f9d2b3a7e4"),</w:t>
+      </w:r>
+    </w:p>
+    <w:p>
+      <w:r>
+        <w:t xml:space="preserve">  "idUsuario": "12345",</w:t>
+      </w:r>
+    </w:p>
+    <w:p>
+      <w:r>
+        <w:t xml:space="preserve">  "paisId": "CO",</w:t>
       </w:r>
     </w:p>
     <w:p>
@@ -1518,23 +1034,7 @@
     </w:p>
     <w:p>
       <w:r>
-        <w:t xml:space="preserve">Si la mayoría de las consultas buscan por </w:t>
-      </w:r>
-      <w:proofErr w:type="spellStart"/>
-      <w:r>
-        <w:t>paisId</w:t>
-      </w:r>
-      <w:proofErr w:type="spellEnd"/>
-      <w:r>
-        <w:t xml:space="preserve"> y </w:t>
-      </w:r>
-      <w:proofErr w:type="spellStart"/>
-      <w:r>
-        <w:t>idUsuario</w:t>
-      </w:r>
-      <w:proofErr w:type="spellEnd"/>
-      <w:r>
-        <w:t xml:space="preserve">, podemos crear un </w:t>
+        <w:t xml:space="preserve">Si la mayoría de las consultas buscan por paisId y idUsuario, podemos crear un </w:t>
       </w:r>
       <w:r>
         <w:rPr>
@@ -1548,48 +1048,18 @@
       </w:r>
     </w:p>
     <w:p>
-      <w:proofErr w:type="spellStart"/>
       <w:r>
         <w:t>javascript</w:t>
       </w:r>
-      <w:proofErr w:type="spellEnd"/>
-    </w:p>
-    <w:p>
-      <w:proofErr w:type="spellStart"/>
+    </w:p>
+    <w:p>
       <w:r>
         <w:t>CopiarEditar</w:t>
       </w:r>
-      <w:proofErr w:type="spellEnd"/>
-    </w:p>
-    <w:p>
-      <w:proofErr w:type="spellStart"/>
-      <w:proofErr w:type="gramStart"/>
-      <w:r>
-        <w:t>db.usuarios</w:t>
-      </w:r>
-      <w:proofErr w:type="gramEnd"/>
-      <w:r>
-        <w:t>.createIndex</w:t>
-      </w:r>
-      <w:proofErr w:type="spellEnd"/>
-      <w:r>
-        <w:t xml:space="preserve">({ </w:t>
-      </w:r>
-      <w:proofErr w:type="spellStart"/>
-      <w:r>
-        <w:t>paisId</w:t>
-      </w:r>
-      <w:proofErr w:type="spellEnd"/>
-      <w:r>
-        <w:t xml:space="preserve">: 1, </w:t>
-      </w:r>
-      <w:proofErr w:type="spellStart"/>
-      <w:r>
-        <w:t>idUsuario</w:t>
-      </w:r>
-      <w:proofErr w:type="spellEnd"/>
-      <w:r>
-        <w:t>: 1 });</w:t>
+    </w:p>
+    <w:p>
+      <w:r>
+        <w:t>db.usuarios.createIndex({ paisId: 1, idUsuario: 1 });</w:t>
       </w:r>
     </w:p>
     <w:p>
@@ -1620,31 +1090,13 @@
       <w:r>
         <w:t xml:space="preserve">Si consultas por </w:t>
       </w:r>
-      <w:proofErr w:type="spellStart"/>
-      <w:r>
-        <w:rPr>
-          <w:b/>
-          <w:bCs/>
-        </w:rPr>
-        <w:t>paisId</w:t>
-      </w:r>
-      <w:proofErr w:type="spellEnd"/>
-      <w:r>
-        <w:rPr>
-          <w:b/>
-          <w:bCs/>
-        </w:rPr>
-        <w:t xml:space="preserve"> + </w:t>
-      </w:r>
-      <w:proofErr w:type="spellStart"/>
-      <w:r>
-        <w:rPr>
-          <w:b/>
-          <w:bCs/>
-        </w:rPr>
-        <w:t>idUsuario</w:t>
-      </w:r>
-      <w:proofErr w:type="spellEnd"/>
+      <w:r>
+        <w:rPr>
+          <w:b/>
+          <w:bCs/>
+        </w:rPr>
+        <w:t>paisId + idUsuario</w:t>
+      </w:r>
       <w:r>
         <w:t>, MongoDB usará el índice y encontrará los documentos rápidamente.</w:t>
       </w:r>
@@ -1657,15 +1109,7 @@
         </w:numPr>
       </w:pPr>
       <w:r>
-        <w:t xml:space="preserve">Si solo consultas por </w:t>
-      </w:r>
-      <w:proofErr w:type="spellStart"/>
-      <w:r>
-        <w:t>paisId</w:t>
-      </w:r>
-      <w:proofErr w:type="spellEnd"/>
-      <w:r>
-        <w:t>, el índice aún será útil porque está en el primer lugar.</w:t>
+        <w:t>Si solo consultas por paisId, el índice aún será útil porque está en el primer lugar.</w:t>
       </w:r>
     </w:p>
     <w:p>
@@ -1677,15 +1121,7 @@
       </w:pPr>
       <w:r>
         <w:lastRenderedPageBreak/>
-        <w:t xml:space="preserve">Si consultas solo por </w:t>
-      </w:r>
-      <w:proofErr w:type="spellStart"/>
-      <w:r>
-        <w:t>idUsuario</w:t>
-      </w:r>
-      <w:proofErr w:type="spellEnd"/>
-      <w:r>
-        <w:t xml:space="preserve">, </w:t>
+        <w:t xml:space="preserve">Si consultas solo por idUsuario, </w:t>
       </w:r>
       <w:r>
         <w:rPr>
@@ -1695,15 +1131,7 @@
         <w:t>el índice no se aprovechará de manera eficiente</w:t>
       </w:r>
       <w:r>
-        <w:t xml:space="preserve"> porque </w:t>
-      </w:r>
-      <w:proofErr w:type="spellStart"/>
-      <w:r>
-        <w:t>paisId</w:t>
-      </w:r>
-      <w:proofErr w:type="spellEnd"/>
-      <w:r>
-        <w:t xml:space="preserve"> está primero.</w:t>
+        <w:t xml:space="preserve"> porque paisId está primero.</w:t>
       </w:r>
     </w:p>
     <w:p>
@@ -1739,44 +1167,7 @@
         <w:t>Orden correcto</w:t>
       </w:r>
       <w:r>
-        <w:t xml:space="preserve">: </w:t>
-      </w:r>
-      <w:proofErr w:type="gramStart"/>
-      <w:r>
-        <w:t xml:space="preserve">{ </w:t>
-      </w:r>
-      <w:proofErr w:type="spellStart"/>
-      <w:r>
-        <w:t>paisId</w:t>
-      </w:r>
-      <w:proofErr w:type="spellEnd"/>
-      <w:proofErr w:type="gramEnd"/>
-      <w:r>
-        <w:t xml:space="preserve">: 1, </w:t>
-      </w:r>
-      <w:proofErr w:type="spellStart"/>
-      <w:r>
-        <w:t>idUsuario</w:t>
-      </w:r>
-      <w:proofErr w:type="spellEnd"/>
-      <w:r>
-        <w:t xml:space="preserve">: 1 } significa que se optimizan las búsquedas por </w:t>
-      </w:r>
-      <w:proofErr w:type="spellStart"/>
-      <w:r>
-        <w:t>paisId</w:t>
-      </w:r>
-      <w:proofErr w:type="spellEnd"/>
-      <w:r>
-        <w:t xml:space="preserve"> y luego </w:t>
-      </w:r>
-      <w:proofErr w:type="spellStart"/>
-      <w:r>
-        <w:t>idUsuario</w:t>
-      </w:r>
-      <w:proofErr w:type="spellEnd"/>
-      <w:r>
-        <w:t>.</w:t>
+        <w:t>: { paisId: 1, idUsuario: 1 } significa que se optimizan las búsquedas por paisId y luego idUsuario.</w:t>
       </w:r>
     </w:p>
     <w:p>
@@ -1794,29 +1185,13 @@
         <w:t>Uso en filtros</w:t>
       </w:r>
       <w:r>
-        <w:t xml:space="preserve">: Si tus </w:t>
-      </w:r>
-      <w:proofErr w:type="spellStart"/>
-      <w:r>
-        <w:t>queries</w:t>
-      </w:r>
-      <w:proofErr w:type="spellEnd"/>
-      <w:r>
-        <w:t xml:space="preserve"> siempre incluyen </w:t>
-      </w:r>
-      <w:proofErr w:type="spellStart"/>
-      <w:r>
-        <w:t>paisId</w:t>
-      </w:r>
-      <w:proofErr w:type="spellEnd"/>
-      <w:r>
-        <w:t>, el índice compuesto es una excelente opción.</w:t>
+        <w:t>: Si tus queries siempre incluyen paisId, el índice compuesto es una excelente opción.</w:t>
       </w:r>
     </w:p>
     <w:p>
       <w:r>
         <w:pict w14:anchorId="5B338421">
-          <v:rect id="_x0000_i1153" style="width:0;height:1.5pt" o:hralign="center" o:hrstd="t" o:hr="t" fillcolor="#a0a0a0" stroked="f"/>
+          <v:rect id="_x0000_i1027" style="width:0;height:1.5pt" o:hralign="center" o:hrstd="t" o:hr="t" fillcolor="#a0a0a0" stroked="f"/>
         </w:pict>
       </w:r>
     </w:p>
@@ -1943,70 +1318,36 @@
             <w:hideMark/>
           </w:tcPr>
           <w:p>
-            <w:proofErr w:type="spellStart"/>
-            <w:r>
-              <w:rPr>
-                <w:b/>
-                <w:bCs/>
-              </w:rPr>
-              <w:t>Sharding</w:t>
-            </w:r>
-            <w:proofErr w:type="spellEnd"/>
-            <w:r>
-              <w:rPr>
-                <w:b/>
-                <w:bCs/>
-              </w:rPr>
-              <w:t xml:space="preserve"> en </w:t>
-            </w:r>
-            <w:proofErr w:type="spellStart"/>
-            <w:r>
-              <w:rPr>
-                <w:b/>
-                <w:bCs/>
-              </w:rPr>
-              <w:t>OpenSearch</w:t>
-            </w:r>
-            <w:proofErr w:type="spellEnd"/>
-          </w:p>
-        </w:tc>
-        <w:tc>
-          <w:tcPr>
-            <w:tcW w:w="0" w:type="auto"/>
-            <w:vAlign w:val="center"/>
-            <w:hideMark/>
-          </w:tcPr>
-          <w:p>
-            <w:r>
-              <w:t>Distribuye datos automáticamente en fragmentos (</w:t>
-            </w:r>
-            <w:proofErr w:type="spellStart"/>
-            <w:r>
-              <w:t>shards</w:t>
-            </w:r>
-            <w:proofErr w:type="spellEnd"/>
-            <w:r>
-              <w:t>) para mejorar rendimiento.</w:t>
-            </w:r>
-          </w:p>
-        </w:tc>
-        <w:tc>
-          <w:tcPr>
-            <w:tcW w:w="0" w:type="auto"/>
-            <w:vAlign w:val="center"/>
-            <w:hideMark/>
-          </w:tcPr>
-          <w:p>
-            <w:r>
-              <w:t xml:space="preserve">Configurar </w:t>
-            </w:r>
-            <w:proofErr w:type="spellStart"/>
-            <w:r>
-              <w:t>number_of_shards</w:t>
-            </w:r>
-            <w:proofErr w:type="spellEnd"/>
-            <w:r>
-              <w:t>: 3 al crear un índice.</w:t>
+            <w:r>
+              <w:rPr>
+                <w:b/>
+                <w:bCs/>
+              </w:rPr>
+              <w:t>Sharding en OpenSearch</w:t>
+            </w:r>
+          </w:p>
+        </w:tc>
+        <w:tc>
+          <w:tcPr>
+            <w:tcW w:w="0" w:type="auto"/>
+            <w:vAlign w:val="center"/>
+            <w:hideMark/>
+          </w:tcPr>
+          <w:p>
+            <w:r>
+              <w:t>Distribuye datos automáticamente en fragmentos (shards) para mejorar rendimiento.</w:t>
+            </w:r>
+          </w:p>
+        </w:tc>
+        <w:tc>
+          <w:tcPr>
+            <w:tcW w:w="0" w:type="auto"/>
+            <w:vAlign w:val="center"/>
+            <w:hideMark/>
+          </w:tcPr>
+          <w:p>
+            <w:r>
+              <w:t>Configurar number_of_shards: 3 al crear un índice.</w:t>
             </w:r>
           </w:p>
         </w:tc>
@@ -2050,34 +1391,8 @@
             <w:hideMark/>
           </w:tcPr>
           <w:p>
-            <w:proofErr w:type="spellStart"/>
-            <w:proofErr w:type="gramStart"/>
-            <w:r>
-              <w:t>db.usuarios</w:t>
-            </w:r>
-            <w:proofErr w:type="gramEnd"/>
-            <w:r>
-              <w:t>.createIndex</w:t>
-            </w:r>
-            <w:proofErr w:type="spellEnd"/>
-            <w:r>
-              <w:t xml:space="preserve">({ </w:t>
-            </w:r>
-            <w:proofErr w:type="spellStart"/>
-            <w:r>
-              <w:t>paisId</w:t>
-            </w:r>
-            <w:proofErr w:type="spellEnd"/>
-            <w:r>
-              <w:t xml:space="preserve">: 1, </w:t>
-            </w:r>
-            <w:proofErr w:type="spellStart"/>
-            <w:r>
-              <w:t>idUsuario</w:t>
-            </w:r>
-            <w:proofErr w:type="spellEnd"/>
-            <w:r>
-              <w:t>: 1 })</w:t>
+            <w:r>
+              <w:t>db.usuarios.createIndex({ paisId: 1, idUsuario: 1 })</w:t>
             </w:r>
           </w:p>
         </w:tc>
@@ -2086,7 +1401,7 @@
     <w:p>
       <w:r>
         <w:pict w14:anchorId="6260BCD4">
-          <v:rect id="_x0000_i1154" style="width:0;height:1.5pt" o:hralign="center" o:hrstd="t" o:hr="t" fillcolor="#a0a0a0" stroked="f"/>
+          <v:rect id="_x0000_i1028" style="width:0;height:1.5pt" o:hralign="center" o:hrstd="t" o:hr="t" fillcolor="#a0a0a0" stroked="f"/>
         </w:pict>
       </w:r>
     </w:p>
@@ -2140,220 +1455,37 @@
         <w:t>🔹</w:t>
       </w:r>
       <w:r>
-        <w:t xml:space="preserve"> Resumen Tecnología Concepto Ejemplo </w:t>
-      </w:r>
-      <w:proofErr w:type="spellStart"/>
-      <w:r>
-        <w:t>Sharding</w:t>
-      </w:r>
-      <w:proofErr w:type="spellEnd"/>
-      <w:r>
-        <w:t xml:space="preserve"> en </w:t>
-      </w:r>
-      <w:proofErr w:type="spellStart"/>
-      <w:r>
-        <w:t>OpenSearch</w:t>
-      </w:r>
-      <w:proofErr w:type="spellEnd"/>
-      <w:r>
-        <w:t xml:space="preserve"> Distribuye datos automáticamente en fragmentos (</w:t>
-      </w:r>
-      <w:proofErr w:type="spellStart"/>
-      <w:r>
-        <w:t>shards</w:t>
-      </w:r>
-      <w:proofErr w:type="spellEnd"/>
-      <w:r>
-        <w:t xml:space="preserve">) para mejorar rendimiento. Configurar </w:t>
-      </w:r>
-      <w:proofErr w:type="spellStart"/>
-      <w:r>
-        <w:t>number_of_shards</w:t>
-      </w:r>
-      <w:proofErr w:type="spellEnd"/>
-      <w:r>
-        <w:t xml:space="preserve">: 3 al crear un índice. Índices compuestos en MongoDB Acelera búsquedas que usan múltiples campos clave. </w:t>
-      </w:r>
-      <w:proofErr w:type="spellStart"/>
-      <w:proofErr w:type="gramStart"/>
-      <w:r>
-        <w:t>db.usuarios</w:t>
-      </w:r>
-      <w:proofErr w:type="gramEnd"/>
-      <w:r>
-        <w:t>.createIndex</w:t>
-      </w:r>
-      <w:proofErr w:type="spellEnd"/>
-      <w:r>
-        <w:t xml:space="preserve">({ </w:t>
-      </w:r>
-      <w:proofErr w:type="spellStart"/>
-      <w:r>
-        <w:t>paisId</w:t>
-      </w:r>
-      <w:proofErr w:type="spellEnd"/>
-      <w:r>
-        <w:t xml:space="preserve">: 1, </w:t>
-      </w:r>
-      <w:proofErr w:type="spellStart"/>
-      <w:r>
-        <w:t>idUsuario</w:t>
-      </w:r>
-      <w:proofErr w:type="spellEnd"/>
-      <w:r>
-        <w:t xml:space="preserve">: 1 }) me </w:t>
-      </w:r>
-      <w:proofErr w:type="spellStart"/>
-      <w:r>
-        <w:t>gustaria</w:t>
-      </w:r>
-      <w:proofErr w:type="spellEnd"/>
-      <w:r>
-        <w:t xml:space="preserve"> que hicieras lo mismo con las otras , y </w:t>
-      </w:r>
-      <w:proofErr w:type="spellStart"/>
-      <w:r>
-        <w:t>dejame</w:t>
-      </w:r>
-      <w:proofErr w:type="spellEnd"/>
-      <w:r>
-        <w:t xml:space="preserve"> ver si entiendo los </w:t>
-      </w:r>
-      <w:proofErr w:type="spellStart"/>
-      <w:r>
-        <w:t>shards</w:t>
-      </w:r>
-      <w:proofErr w:type="spellEnd"/>
-      <w:r>
-        <w:t xml:space="preserve">, es como </w:t>
-      </w:r>
-      <w:proofErr w:type="spellStart"/>
-      <w:r>
-        <w:t>OpenSearch</w:t>
-      </w:r>
-      <w:proofErr w:type="spellEnd"/>
-      <w:r>
-        <w:t xml:space="preserve"> fragmentara 70000000 de registros de usuarios distribuidos en 6 </w:t>
-      </w:r>
-      <w:proofErr w:type="spellStart"/>
-      <w:r>
-        <w:t>paises</w:t>
-      </w:r>
-      <w:proofErr w:type="spellEnd"/>
-      <w:r>
-        <w:t xml:space="preserve">, en 6 </w:t>
-      </w:r>
-      <w:proofErr w:type="spellStart"/>
-      <w:r>
-        <w:t>shards</w:t>
-      </w:r>
-      <w:proofErr w:type="spellEnd"/>
-      <w:r>
-        <w:t xml:space="preserve"> 20000000 para el país Colombia, 10000000 en 5 </w:t>
-      </w:r>
-      <w:proofErr w:type="spellStart"/>
-      <w:r>
-        <w:t>shards</w:t>
-      </w:r>
-      <w:proofErr w:type="spellEnd"/>
-      <w:r>
-        <w:t xml:space="preserve"> de 10000000 para cada </w:t>
-      </w:r>
-      <w:proofErr w:type="spellStart"/>
-      <w:r>
-        <w:t>pais</w:t>
-      </w:r>
-      <w:proofErr w:type="spellEnd"/>
-      <w:r>
-        <w:t xml:space="preserve"> (</w:t>
-      </w:r>
-      <w:proofErr w:type="spellStart"/>
-      <w:r>
-        <w:t>Peru,Argentina,brazil,venezuela,paraguay</w:t>
-      </w:r>
-      <w:proofErr w:type="spellEnd"/>
-      <w:r>
-        <w:t xml:space="preserve">) </w:t>
-      </w:r>
-      <w:proofErr w:type="spellStart"/>
-      <w:r>
-        <w:t>opensearch</w:t>
-      </w:r>
-      <w:proofErr w:type="spellEnd"/>
-      <w:r>
-        <w:t xml:space="preserve"> hace la distribución es eso?</w:t>
-      </w:r>
-    </w:p>
-    <w:p>
-      <w:pPr>
-        <w:rPr>
-          <w:b/>
-          <w:bCs/>
-        </w:rPr>
-      </w:pPr>
-      <w:proofErr w:type="spellStart"/>
-      <w:r>
-        <w:rPr>
-          <w:b/>
-          <w:bCs/>
-        </w:rPr>
-        <w:t>ChatGPT</w:t>
-      </w:r>
-      <w:proofErr w:type="spellEnd"/>
-      <w:r>
-        <w:rPr>
-          <w:b/>
-          <w:bCs/>
-        </w:rPr>
-        <w:t xml:space="preserve"> Plus</w:t>
+        <w:t xml:space="preserve"> Resumen Tecnología Concepto Ejemplo Sharding en OpenSearch Distribuye datos automáticamente en fragmentos (shards) para mejorar rendimiento. Configurar number_of_shards: 3 al crear un índice. Índices compuestos en MongoDB Acelera búsquedas que usan múltiples campos clave. db.usuarios.createIndex({ paisId: 1, idUsuario: 1 }) me gustaria que hicieras lo mismo con las otras , y dejame ver si entiendo los shards, es como OpenSearch fragmentara 70000000 de registros de usuarios distribuidos en 6 paises, en 6 shards 20000000 para el país Colombia, 10000000 en 5 shards de 10000000 para cada pais (Peru,Argentina,brazil,venezuela,paraguay) opensearch hace la distribución es eso?</w:t>
+      </w:r>
+    </w:p>
+    <w:p>
+      <w:pPr>
+        <w:rPr>
+          <w:b/>
+          <w:bCs/>
+        </w:rPr>
+      </w:pPr>
+      <w:r>
+        <w:rPr>
+          <w:b/>
+          <w:bCs/>
+        </w:rPr>
+        <w:t>ChatGPT Plus</w:t>
       </w:r>
     </w:p>
     <w:p>
       <w:r>
         <w:t xml:space="preserve">Exacto, </w:t>
       </w:r>
-      <w:proofErr w:type="spellStart"/>
-      <w:r>
-        <w:rPr>
-          <w:b/>
-          <w:bCs/>
-        </w:rPr>
-        <w:t>OpenSearch</w:t>
-      </w:r>
-      <w:proofErr w:type="spellEnd"/>
-      <w:r>
-        <w:rPr>
-          <w:b/>
-          <w:bCs/>
-        </w:rPr>
-        <w:t xml:space="preserve"> fragmenta los datos en </w:t>
-      </w:r>
-      <w:proofErr w:type="spellStart"/>
-      <w:r>
-        <w:rPr>
-          <w:b/>
-          <w:bCs/>
-        </w:rPr>
-        <w:t>shards</w:t>
-      </w:r>
-      <w:proofErr w:type="spellEnd"/>
-      <w:r>
-        <w:rPr>
-          <w:b/>
-          <w:bCs/>
-        </w:rPr>
-        <w:t xml:space="preserve"> automáticamente</w:t>
-      </w:r>
-      <w:r>
-        <w:t xml:space="preserve">, y esos </w:t>
-      </w:r>
-      <w:proofErr w:type="spellStart"/>
-      <w:r>
-        <w:t>shards</w:t>
-      </w:r>
-      <w:proofErr w:type="spellEnd"/>
-      <w:r>
-        <w:t xml:space="preserve"> se distribuyen en los nodos del clúster para mejorar el rendimiento de búsquedas y almacenamiento.</w:t>
+      <w:r>
+        <w:rPr>
+          <w:b/>
+          <w:bCs/>
+        </w:rPr>
+        <w:t>OpenSearch fragmenta los datos en shards automáticamente</w:t>
+      </w:r>
+      <w:r>
+        <w:t>, y esos shards se distribuyen en los nodos del clúster para mejorar el rendimiento de búsquedas y almacenamiento.</w:t>
       </w:r>
     </w:p>
     <w:p>
@@ -2385,63 +1517,21 @@
           <w:b/>
           <w:bCs/>
         </w:rPr>
-        <w:t xml:space="preserve">6 </w:t>
-      </w:r>
-      <w:proofErr w:type="spellStart"/>
-      <w:r>
-        <w:rPr>
-          <w:b/>
-          <w:bCs/>
-        </w:rPr>
-        <w:t>shards</w:t>
-      </w:r>
-      <w:proofErr w:type="spellEnd"/>
-      <w:r>
-        <w:t xml:space="preserve"> y </w:t>
-      </w:r>
-      <w:proofErr w:type="spellStart"/>
-      <w:r>
-        <w:t>OpenSearch</w:t>
-      </w:r>
-      <w:proofErr w:type="spellEnd"/>
-      <w:r>
-        <w:t xml:space="preserve"> se encargaría de repartir los datos en ellos. </w:t>
-      </w:r>
-      <w:r>
-        <w:rPr>
-          <w:b/>
-          <w:bCs/>
-        </w:rPr>
-        <w:t xml:space="preserve">No significa que cada </w:t>
-      </w:r>
-      <w:proofErr w:type="spellStart"/>
-      <w:r>
-        <w:rPr>
-          <w:b/>
-          <w:bCs/>
-        </w:rPr>
-        <w:t>shard</w:t>
-      </w:r>
-      <w:proofErr w:type="spellEnd"/>
-      <w:r>
-        <w:rPr>
-          <w:b/>
-          <w:bCs/>
-        </w:rPr>
-        <w:t xml:space="preserve"> contendrá un país exacto</w:t>
-      </w:r>
-      <w:r>
-        <w:t xml:space="preserve">, sino que </w:t>
-      </w:r>
-      <w:proofErr w:type="spellStart"/>
-      <w:r>
-        <w:t>OpenSearch</w:t>
-      </w:r>
-      <w:proofErr w:type="spellEnd"/>
-      <w:r>
-        <w:t xml:space="preserve"> hace la distribución en función del </w:t>
-      </w:r>
-      <w:proofErr w:type="spellStart"/>
+        <w:t>6 shards</w:t>
+      </w:r>
+      <w:r>
+        <w:t xml:space="preserve"> y OpenSearch se encargaría de repartir los datos en ellos. </w:t>
+      </w:r>
+      <w:r>
+        <w:rPr>
+          <w:b/>
+          <w:bCs/>
+        </w:rPr>
+        <w:t>No significa que cada shard contendrá un país exacto</w:t>
+      </w:r>
+      <w:r>
+        <w:t xml:space="preserve">, sino que OpenSearch hace la distribución en función del </w:t>
+      </w:r>
       <w:r>
         <w:rPr>
           <w:i/>
@@ -2449,7 +1539,6 @@
         </w:rPr>
         <w:t>hashing</w:t>
       </w:r>
-      <w:proofErr w:type="spellEnd"/>
       <w:r>
         <w:t xml:space="preserve"> de la clave primaria.</w:t>
       </w:r>
@@ -2484,27 +1573,10 @@
           <w:b/>
           <w:bCs/>
         </w:rPr>
-        <w:t xml:space="preserve">Si creas 6 </w:t>
-      </w:r>
-      <w:proofErr w:type="spellStart"/>
-      <w:r>
-        <w:rPr>
-          <w:b/>
-          <w:bCs/>
-        </w:rPr>
-        <w:t>shards</w:t>
-      </w:r>
-      <w:proofErr w:type="spellEnd"/>
-      <w:r>
-        <w:t xml:space="preserve">, </w:t>
-      </w:r>
-      <w:proofErr w:type="spellStart"/>
-      <w:r>
-        <w:t>OpenSearch</w:t>
-      </w:r>
-      <w:proofErr w:type="spellEnd"/>
-      <w:r>
-        <w:t xml:space="preserve"> dividirá los </w:t>
+        <w:t>Si creas 6 shards</w:t>
+      </w:r>
+      <w:r>
+        <w:t xml:space="preserve">, OpenSearch dividirá los </w:t>
       </w:r>
       <w:r>
         <w:rPr>
@@ -2514,15 +1586,7 @@
         <w:t>70 millones de registros</w:t>
       </w:r>
       <w:r>
-        <w:t xml:space="preserve"> en esos 6 </w:t>
-      </w:r>
-      <w:proofErr w:type="spellStart"/>
-      <w:r>
-        <w:t>shards</w:t>
-      </w:r>
-      <w:proofErr w:type="spellEnd"/>
-      <w:r>
-        <w:t>.</w:t>
+        <w:t xml:space="preserve"> en esos 6 shards.</w:t>
       </w:r>
     </w:p>
     <w:p>
@@ -2544,15 +1608,7 @@
         <w:t>Colombia (20M)</w:t>
       </w:r>
       <w:r>
-        <w:t xml:space="preserve"> esté en un </w:t>
-      </w:r>
-      <w:proofErr w:type="spellStart"/>
-      <w:r>
-        <w:t>shard</w:t>
-      </w:r>
-      <w:proofErr w:type="spellEnd"/>
-      <w:r>
-        <w:t xml:space="preserve"> y </w:t>
+        <w:t xml:space="preserve"> esté en un shard y </w:t>
       </w:r>
       <w:r>
         <w:rPr>
@@ -2593,145 +1649,46 @@
         <w:t>forzar</w:t>
       </w:r>
       <w:r>
-        <w:t xml:space="preserve"> que cada país tenga su propio </w:t>
-      </w:r>
-      <w:proofErr w:type="spellStart"/>
-      <w:r>
-        <w:t>shard</w:t>
-      </w:r>
-      <w:proofErr w:type="spellEnd"/>
-      <w:r>
-        <w:t xml:space="preserve"> usando una </w:t>
-      </w:r>
-      <w:proofErr w:type="spellStart"/>
+        <w:t xml:space="preserve"> que cada país tenga su propio shard usando una </w:t>
+      </w:r>
       <w:r>
         <w:rPr>
           <w:i/>
           <w:iCs/>
         </w:rPr>
-        <w:t>Partition</w:t>
-      </w:r>
-      <w:proofErr w:type="spellEnd"/>
+        <w:t>Partition Key</w:t>
+      </w:r>
+      <w:r>
+        <w:t xml:space="preserve"> (Ejemplo: paisId).</w:t>
+      </w:r>
+    </w:p>
+    <w:p>
+      <w:r>
+        <w:rPr>
+          <w:rFonts w:ascii="Segoe UI Emoji" w:hAnsi="Segoe UI Emoji" w:cs="Segoe UI Emoji"/>
+        </w:rPr>
+        <w:t>💡</w:t>
+      </w:r>
+      <w:r>
+        <w:t xml:space="preserve"> </w:t>
+      </w:r>
+      <w:r>
+        <w:rPr>
+          <w:b/>
+          <w:bCs/>
+        </w:rPr>
+        <w:t>Si consultas siempre por paisId + idUsuario, lo mejor es hacer una estrategia de partitioning manual</w:t>
+      </w:r>
+      <w:r>
+        <w:t xml:space="preserve"> usando paisId como </w:t>
+      </w:r>
       <w:r>
         <w:rPr>
           <w:i/>
           <w:iCs/>
         </w:rPr>
-        <w:t xml:space="preserve"> Key</w:t>
-      </w:r>
-      <w:r>
-        <w:t xml:space="preserve"> (Ejemplo: </w:t>
-      </w:r>
-      <w:proofErr w:type="spellStart"/>
-      <w:r>
-        <w:t>paisId</w:t>
-      </w:r>
-      <w:proofErr w:type="spellEnd"/>
-      <w:r>
-        <w:t>).</w:t>
-      </w:r>
-    </w:p>
-    <w:p>
-      <w:r>
-        <w:rPr>
-          <w:rFonts w:ascii="Segoe UI Emoji" w:hAnsi="Segoe UI Emoji" w:cs="Segoe UI Emoji"/>
-        </w:rPr>
-        <w:t>💡</w:t>
-      </w:r>
-      <w:r>
-        <w:t xml:space="preserve"> </w:t>
-      </w:r>
-      <w:r>
-        <w:rPr>
-          <w:b/>
-          <w:bCs/>
-        </w:rPr>
-        <w:t xml:space="preserve">Si consultas siempre por </w:t>
-      </w:r>
-      <w:proofErr w:type="spellStart"/>
-      <w:r>
-        <w:rPr>
-          <w:b/>
-          <w:bCs/>
-        </w:rPr>
-        <w:t>paisId</w:t>
-      </w:r>
-      <w:proofErr w:type="spellEnd"/>
-      <w:r>
-        <w:rPr>
-          <w:b/>
-          <w:bCs/>
-        </w:rPr>
-        <w:t xml:space="preserve"> + </w:t>
-      </w:r>
-      <w:proofErr w:type="spellStart"/>
-      <w:r>
-        <w:rPr>
-          <w:b/>
-          <w:bCs/>
-        </w:rPr>
-        <w:t>idUsuario</w:t>
-      </w:r>
-      <w:proofErr w:type="spellEnd"/>
-      <w:r>
-        <w:rPr>
-          <w:b/>
-          <w:bCs/>
-        </w:rPr>
-        <w:t xml:space="preserve">, lo mejor es hacer una estrategia de </w:t>
-      </w:r>
-      <w:proofErr w:type="spellStart"/>
-      <w:r>
-        <w:rPr>
-          <w:b/>
-          <w:bCs/>
-        </w:rPr>
-        <w:t>partitioning</w:t>
-      </w:r>
-      <w:proofErr w:type="spellEnd"/>
-      <w:r>
-        <w:rPr>
-          <w:b/>
-          <w:bCs/>
-        </w:rPr>
-        <w:t xml:space="preserve"> manual</w:t>
-      </w:r>
-      <w:r>
-        <w:t xml:space="preserve"> usando </w:t>
-      </w:r>
-      <w:proofErr w:type="spellStart"/>
-      <w:r>
-        <w:t>paisId</w:t>
-      </w:r>
-      <w:proofErr w:type="spellEnd"/>
-      <w:r>
-        <w:t xml:space="preserve"> como </w:t>
-      </w:r>
-      <w:proofErr w:type="spellStart"/>
-      <w:r>
-        <w:rPr>
-          <w:i/>
-          <w:iCs/>
-        </w:rPr>
-        <w:t>routing</w:t>
-      </w:r>
-      <w:proofErr w:type="spellEnd"/>
-      <w:r>
-        <w:rPr>
-          <w:i/>
-          <w:iCs/>
-        </w:rPr>
-        <w:t xml:space="preserve"> </w:t>
-      </w:r>
-      <w:proofErr w:type="spellStart"/>
-      <w:r>
-        <w:rPr>
-          <w:i/>
-          <w:iCs/>
-        </w:rPr>
-        <w:t>key</w:t>
-      </w:r>
-      <w:proofErr w:type="spellEnd"/>
+        <w:t>routing key</w:t>
+      </w:r>
       <w:r>
         <w:t>.</w:t>
       </w:r>
@@ -2739,7 +1696,7 @@
     <w:p>
       <w:r>
         <w:pict w14:anchorId="3438FEDD">
-          <v:rect id="_x0000_i1155" style="width:0;height:1.5pt" o:hralign="center" o:hrstd="t" o:hr="t" fillcolor="#a0a0a0" stroked="f"/>
+          <v:rect id="_x0000_i1029" style="width:0;height:1.5pt" o:hralign="center" o:hrstd="t" o:hr="t" fillcolor="#a0a0a0" stroked="f"/>
         </w:pict>
       </w:r>
     </w:p>
@@ -2874,31 +1831,13 @@
             <w:hideMark/>
           </w:tcPr>
           <w:p>
-            <w:proofErr w:type="spellStart"/>
-            <w:r>
-              <w:rPr>
-                <w:b/>
-                <w:bCs/>
-              </w:rPr>
-              <w:t>Sharding</w:t>
-            </w:r>
-            <w:proofErr w:type="spellEnd"/>
-            <w:r>
-              <w:rPr>
-                <w:b/>
-                <w:bCs/>
-              </w:rPr>
-              <w:t xml:space="preserve"> en </w:t>
-            </w:r>
-            <w:proofErr w:type="spellStart"/>
-            <w:r>
-              <w:rPr>
-                <w:b/>
-                <w:bCs/>
-              </w:rPr>
-              <w:t>OpenSearch</w:t>
-            </w:r>
-            <w:proofErr w:type="spellEnd"/>
+            <w:r>
+              <w:rPr>
+                <w:b/>
+                <w:bCs/>
+              </w:rPr>
+              <w:t>Sharding en OpenSearch</w:t>
+            </w:r>
           </w:p>
         </w:tc>
         <w:tc>
@@ -2911,7 +1850,6 @@
             <w:r>
               <w:t>Distribuye datos automáticamente en fragmentos (</w:t>
             </w:r>
-            <w:proofErr w:type="spellStart"/>
             <w:r>
               <w:rPr>
                 <w:i/>
@@ -2919,7 +1857,6 @@
               </w:rPr>
               <w:t>shards</w:t>
             </w:r>
-            <w:proofErr w:type="spellEnd"/>
             <w:r>
               <w:t>) para mejorar rendimiento.</w:t>
             </w:r>
@@ -2933,15 +1870,7 @@
           </w:tcPr>
           <w:p>
             <w:r>
-              <w:t>Configurar "</w:t>
-            </w:r>
-            <w:proofErr w:type="spellStart"/>
-            <w:r>
-              <w:t>number_of_shards</w:t>
-            </w:r>
-            <w:proofErr w:type="spellEnd"/>
-            <w:r>
-              <w:t>": 6 al crear un índice.</w:t>
+              <w:t>Configurar "number_of_shards": 6 al crear un índice.</w:t>
             </w:r>
           </w:p>
         </w:tc>
@@ -2985,34 +1914,8 @@
             <w:hideMark/>
           </w:tcPr>
           <w:p>
-            <w:proofErr w:type="spellStart"/>
-            <w:proofErr w:type="gramStart"/>
-            <w:r>
-              <w:t>db.usuarios</w:t>
-            </w:r>
-            <w:proofErr w:type="gramEnd"/>
-            <w:r>
-              <w:t>.createIndex</w:t>
-            </w:r>
-            <w:proofErr w:type="spellEnd"/>
-            <w:r>
-              <w:t xml:space="preserve">({ </w:t>
-            </w:r>
-            <w:proofErr w:type="spellStart"/>
-            <w:r>
-              <w:t>paisId</w:t>
-            </w:r>
-            <w:proofErr w:type="spellEnd"/>
-            <w:r>
-              <w:t xml:space="preserve">: 1, </w:t>
-            </w:r>
-            <w:proofErr w:type="spellStart"/>
-            <w:r>
-              <w:t>idUsuario</w:t>
-            </w:r>
-            <w:proofErr w:type="spellEnd"/>
-            <w:r>
-              <w:t>: 1 })</w:t>
+            <w:r>
+              <w:t>db.usuarios.createIndex({ paisId: 1, idUsuario: 1 })</w:t>
             </w:r>
           </w:p>
         </w:tc>
@@ -3028,31 +1931,13 @@
             <w:hideMark/>
           </w:tcPr>
           <w:p>
-            <w:proofErr w:type="spellStart"/>
-            <w:r>
-              <w:rPr>
-                <w:b/>
-                <w:bCs/>
-              </w:rPr>
-              <w:t>Partition</w:t>
-            </w:r>
-            <w:proofErr w:type="spellEnd"/>
-            <w:r>
-              <w:rPr>
-                <w:b/>
-                <w:bCs/>
-              </w:rPr>
-              <w:t xml:space="preserve"> Key en </w:t>
-            </w:r>
-            <w:proofErr w:type="spellStart"/>
-            <w:r>
-              <w:rPr>
-                <w:b/>
-                <w:bCs/>
-              </w:rPr>
-              <w:t>DynamoDB</w:t>
-            </w:r>
-            <w:proofErr w:type="spellEnd"/>
+            <w:r>
+              <w:rPr>
+                <w:b/>
+                <w:bCs/>
+              </w:rPr>
+              <w:t>Partition Key en DynamoDB</w:t>
+            </w:r>
           </w:p>
         </w:tc>
         <w:tc>
@@ -3075,36 +1960,7 @@
           </w:tcPr>
           <w:p>
             <w:r>
-              <w:t xml:space="preserve">Usar </w:t>
-            </w:r>
-            <w:proofErr w:type="gramStart"/>
-            <w:r>
-              <w:t xml:space="preserve">{ </w:t>
-            </w:r>
-            <w:proofErr w:type="spellStart"/>
-            <w:r>
-              <w:t>paisId</w:t>
-            </w:r>
-            <w:proofErr w:type="spellEnd"/>
-            <w:proofErr w:type="gramEnd"/>
-            <w:r>
-              <w:t xml:space="preserve"> + </w:t>
-            </w:r>
-            <w:proofErr w:type="spellStart"/>
-            <w:r>
-              <w:t>ultimo_digito</w:t>
-            </w:r>
-            <w:proofErr w:type="spellEnd"/>
-            <w:r>
-              <w:t xml:space="preserve"> } como </w:t>
-            </w:r>
-            <w:proofErr w:type="spellStart"/>
-            <w:r>
-              <w:t>Partition</w:t>
-            </w:r>
-            <w:proofErr w:type="spellEnd"/>
-            <w:r>
-              <w:t xml:space="preserve"> Key.</w:t>
+              <w:t>Usar { paisId + ultimo_digito } como Partition Key.</w:t>
             </w:r>
           </w:p>
         </w:tc>
@@ -3120,31 +1976,13 @@
             <w:hideMark/>
           </w:tcPr>
           <w:p>
-            <w:proofErr w:type="spellStart"/>
-            <w:r>
-              <w:rPr>
-                <w:b/>
-                <w:bCs/>
-              </w:rPr>
-              <w:t>Partition</w:t>
-            </w:r>
-            <w:proofErr w:type="spellEnd"/>
-            <w:r>
-              <w:rPr>
-                <w:b/>
-                <w:bCs/>
-              </w:rPr>
-              <w:t xml:space="preserve"> Key en </w:t>
-            </w:r>
-            <w:proofErr w:type="spellStart"/>
-            <w:r>
-              <w:rPr>
-                <w:b/>
-                <w:bCs/>
-              </w:rPr>
-              <w:t>CosmosDB</w:t>
-            </w:r>
-            <w:proofErr w:type="spellEnd"/>
+            <w:r>
+              <w:rPr>
+                <w:b/>
+                <w:bCs/>
+              </w:rPr>
+              <w:t>Partition Key en CosmosDB</w:t>
+            </w:r>
           </w:p>
         </w:tc>
         <w:tc>
@@ -3177,36 +2015,7 @@
           </w:tcPr>
           <w:p>
             <w:r>
-              <w:t xml:space="preserve">Usar </w:t>
-            </w:r>
-            <w:proofErr w:type="gramStart"/>
-            <w:r>
-              <w:t xml:space="preserve">{ </w:t>
-            </w:r>
-            <w:proofErr w:type="spellStart"/>
-            <w:r>
-              <w:t>paisId</w:t>
-            </w:r>
-            <w:proofErr w:type="spellEnd"/>
-            <w:proofErr w:type="gramEnd"/>
-            <w:r>
-              <w:t xml:space="preserve"> + </w:t>
-            </w:r>
-            <w:proofErr w:type="spellStart"/>
-            <w:r>
-              <w:t>ultimo_digito</w:t>
-            </w:r>
-            <w:proofErr w:type="spellEnd"/>
-            <w:r>
-              <w:t xml:space="preserve"> } como </w:t>
-            </w:r>
-            <w:proofErr w:type="spellStart"/>
-            <w:r>
-              <w:t>Partition</w:t>
-            </w:r>
-            <w:proofErr w:type="spellEnd"/>
-            <w:r>
-              <w:t xml:space="preserve"> Key.</w:t>
+              <w:t>Usar { paisId + ultimo_digito } como Partition Key.</w:t>
             </w:r>
           </w:p>
         </w:tc>
@@ -3215,7 +2024,7 @@
     <w:p>
       <w:r>
         <w:pict w14:anchorId="099622B4">
-          <v:rect id="_x0000_i1156" style="width:0;height:1.5pt" o:hralign="center" o:hrstd="t" o:hr="t" fillcolor="#a0a0a0" stroked="f"/>
+          <v:rect id="_x0000_i1030" style="width:0;height:1.5pt" o:hralign="center" o:hrstd="t" o:hr="t" fillcolor="#a0a0a0" stroked="f"/>
         </w:pict>
       </w:r>
     </w:p>
@@ -3234,83 +2043,22 @@
           <w:b/>
           <w:bCs/>
         </w:rPr>
-        <w:t xml:space="preserve">Ejemplo Práctico de </w:t>
-      </w:r>
-      <w:proofErr w:type="spellStart"/>
-      <w:r>
-        <w:rPr>
-          <w:b/>
-          <w:bCs/>
-        </w:rPr>
-        <w:t>Partition</w:t>
-      </w:r>
-      <w:proofErr w:type="spellEnd"/>
-      <w:r>
-        <w:rPr>
-          <w:b/>
-          <w:bCs/>
-        </w:rPr>
-        <w:t xml:space="preserve"> Key en </w:t>
-      </w:r>
-      <w:proofErr w:type="spellStart"/>
-      <w:r>
-        <w:rPr>
-          <w:b/>
-          <w:bCs/>
-        </w:rPr>
-        <w:t>DynamoDB</w:t>
-      </w:r>
-      <w:proofErr w:type="spellEnd"/>
-      <w:r>
-        <w:rPr>
-          <w:b/>
-          <w:bCs/>
-        </w:rPr>
-        <w:t xml:space="preserve"> y </w:t>
-      </w:r>
-      <w:proofErr w:type="spellStart"/>
-      <w:r>
-        <w:rPr>
-          <w:b/>
-          <w:bCs/>
-        </w:rPr>
-        <w:t>CosmosDB</w:t>
-      </w:r>
-      <w:proofErr w:type="spellEnd"/>
+        <w:t>Ejemplo Práctico de Partition Key en DynamoDB y CosmosDB</w:t>
+      </w:r>
       <w:r>
         <w:br/>
-        <w:t xml:space="preserve">Si tenemos esta estructura en </w:t>
-      </w:r>
-      <w:proofErr w:type="spellStart"/>
-      <w:r>
-        <w:t>DynamoDB</w:t>
-      </w:r>
-      <w:proofErr w:type="spellEnd"/>
-      <w:r>
-        <w:t xml:space="preserve"> o </w:t>
-      </w:r>
-      <w:proofErr w:type="spellStart"/>
-      <w:r>
-        <w:t>CosmosDB</w:t>
-      </w:r>
-      <w:proofErr w:type="spellEnd"/>
-      <w:r>
-        <w:t>:</w:t>
-      </w:r>
-    </w:p>
-    <w:p>
-      <w:proofErr w:type="spellStart"/>
+        <w:t>Si tenemos esta estructura en DynamoDB o CosmosDB:</w:t>
+      </w:r>
+    </w:p>
+    <w:p>
       <w:r>
         <w:t>json</w:t>
       </w:r>
-      <w:proofErr w:type="spellEnd"/>
-    </w:p>
-    <w:p>
-      <w:proofErr w:type="spellStart"/>
+    </w:p>
+    <w:p>
       <w:r>
         <w:t>CopiarEditar</w:t>
       </w:r>
-      <w:proofErr w:type="spellEnd"/>
     </w:p>
     <w:p>
       <w:r>
@@ -3319,28 +2067,12 @@
     </w:p>
     <w:p>
       <w:r>
-        <w:t xml:space="preserve">  "</w:t>
-      </w:r>
-      <w:proofErr w:type="spellStart"/>
-      <w:r>
-        <w:t>idUsuario</w:t>
-      </w:r>
-      <w:proofErr w:type="spellEnd"/>
-      <w:r>
-        <w:t>": "12345",</w:t>
-      </w:r>
-    </w:p>
-    <w:p>
-      <w:r>
-        <w:t xml:space="preserve">  "</w:t>
-      </w:r>
-      <w:proofErr w:type="spellStart"/>
-      <w:r>
-        <w:t>paisId</w:t>
-      </w:r>
-      <w:proofErr w:type="spellEnd"/>
-      <w:r>
-        <w:t>": "CO",</w:t>
+        <w:t xml:space="preserve">  "idUsuario": "12345",</w:t>
+      </w:r>
+    </w:p>
+    <w:p>
+      <w:r>
+        <w:t xml:space="preserve">  "paisId": "CO",</w:t>
       </w:r>
     </w:p>
     <w:p>
@@ -3350,15 +2082,7 @@
     </w:p>
     <w:p>
       <w:r>
-        <w:t xml:space="preserve">  "</w:t>
-      </w:r>
-      <w:proofErr w:type="spellStart"/>
-      <w:r>
-        <w:t>ultimo_digito</w:t>
-      </w:r>
-      <w:proofErr w:type="spellEnd"/>
-      <w:r>
-        <w:t>": "5"</w:t>
+        <w:t xml:space="preserve">  "ultimo_digito": "5"</w:t>
       </w:r>
     </w:p>
     <w:p>
@@ -3370,63 +2094,32 @@
       <w:r>
         <w:t xml:space="preserve">Podemos definir la </w:t>
       </w:r>
-      <w:proofErr w:type="spellStart"/>
-      <w:r>
-        <w:rPr>
-          <w:b/>
-          <w:bCs/>
-        </w:rPr>
-        <w:t>Partition</w:t>
-      </w:r>
-      <w:proofErr w:type="spellEnd"/>
-      <w:r>
-        <w:rPr>
-          <w:b/>
-          <w:bCs/>
-        </w:rPr>
-        <w:t xml:space="preserve"> Key</w:t>
+      <w:r>
+        <w:rPr>
+          <w:b/>
+          <w:bCs/>
+        </w:rPr>
+        <w:t>Partition Key</w:t>
       </w:r>
       <w:r>
         <w:t xml:space="preserve"> como:</w:t>
       </w:r>
     </w:p>
     <w:p>
-      <w:proofErr w:type="spellStart"/>
       <w:r>
         <w:lastRenderedPageBreak/>
         <w:t>plaintext</w:t>
       </w:r>
-      <w:proofErr w:type="spellEnd"/>
-    </w:p>
-    <w:p>
-      <w:proofErr w:type="spellStart"/>
+    </w:p>
+    <w:p>
       <w:r>
         <w:t>CopiarEditar</w:t>
       </w:r>
-      <w:proofErr w:type="spellEnd"/>
-    </w:p>
-    <w:p>
-      <w:proofErr w:type="spellStart"/>
-      <w:r>
-        <w:t>Partition</w:t>
-      </w:r>
-      <w:proofErr w:type="spellEnd"/>
-      <w:r>
-        <w:t xml:space="preserve"> Key = </w:t>
-      </w:r>
-      <w:proofErr w:type="spellStart"/>
-      <w:r>
-        <w:t>paisId</w:t>
-      </w:r>
-      <w:proofErr w:type="spellEnd"/>
-      <w:r>
-        <w:t xml:space="preserve"> + </w:t>
-      </w:r>
-      <w:proofErr w:type="spellStart"/>
-      <w:r>
-        <w:t>ultimo_digito</w:t>
-      </w:r>
-      <w:proofErr w:type="spellEnd"/>
+    </w:p>
+    <w:p>
+      <w:r>
+        <w:t>Partition Key = paisId + ultimo_digito</w:t>
+      </w:r>
     </w:p>
     <w:p>
       <w:r>
@@ -3461,21 +2154,8 @@
           <w:numId w:val="6"/>
         </w:numPr>
       </w:pPr>
-      <w:proofErr w:type="spellStart"/>
-      <w:r>
-        <w:t>DynamoDB</w:t>
-      </w:r>
-      <w:proofErr w:type="spellEnd"/>
-      <w:r>
-        <w:t xml:space="preserve"> y </w:t>
-      </w:r>
-      <w:proofErr w:type="spellStart"/>
-      <w:r>
-        <w:t>CosmosDB</w:t>
-      </w:r>
-      <w:proofErr w:type="spellEnd"/>
-      <w:r>
-        <w:t xml:space="preserve"> </w:t>
+      <w:r>
+        <w:t xml:space="preserve">DynamoDB y CosmosDB </w:t>
       </w:r>
       <w:r>
         <w:rPr>
@@ -3485,15 +2165,7 @@
         <w:t>guardarán</w:t>
       </w:r>
       <w:r>
-        <w:t xml:space="preserve"> todos los usuarios con la misma </w:t>
-      </w:r>
-      <w:proofErr w:type="spellStart"/>
-      <w:r>
-        <w:t>Partition</w:t>
-      </w:r>
-      <w:proofErr w:type="spellEnd"/>
-      <w:r>
-        <w:t xml:space="preserve"> Key en la </w:t>
+        <w:t xml:space="preserve"> todos los usuarios con la misma Partition Key en la </w:t>
       </w:r>
       <w:r>
         <w:rPr>
@@ -3514,31 +2186,7 @@
         </w:numPr>
       </w:pPr>
       <w:r>
-        <w:t xml:space="preserve">Al buscar </w:t>
-      </w:r>
-      <w:proofErr w:type="spellStart"/>
-      <w:r>
-        <w:t>idUsuario</w:t>
-      </w:r>
-      <w:proofErr w:type="spellEnd"/>
-      <w:r>
-        <w:t xml:space="preserve"> = 12345, </w:t>
-      </w:r>
-      <w:proofErr w:type="spellStart"/>
-      <w:r>
-        <w:t>DynamoDB</w:t>
-      </w:r>
-      <w:proofErr w:type="spellEnd"/>
-      <w:r>
-        <w:t>/</w:t>
-      </w:r>
-      <w:proofErr w:type="spellStart"/>
-      <w:r>
-        <w:t>CosmosDB</w:t>
-      </w:r>
-      <w:proofErr w:type="spellEnd"/>
-      <w:r>
-        <w:t xml:space="preserve"> sabrán que está en la partición </w:t>
+        <w:t xml:space="preserve">Al buscar idUsuario = 12345, DynamoDB/CosmosDB sabrán que está en la partición </w:t>
       </w:r>
       <w:r>
         <w:rPr>
@@ -3554,7 +2202,7 @@
     <w:p>
       <w:r>
         <w:pict w14:anchorId="5FBE12A1">
-          <v:rect id="_x0000_i1157" style="width:0;height:1.5pt" o:hralign="center" o:hrstd="t" o:hr="t" fillcolor="#a0a0a0" stroked="f"/>
+          <v:rect id="_x0000_i1031" style="width:0;height:1.5pt" o:hralign="center" o:hrstd="t" o:hr="t" fillcolor="#a0a0a0" stroked="f"/>
         </w:pict>
       </w:r>
     </w:p>
@@ -3689,7 +2337,6 @@
             <w:hideMark/>
           </w:tcPr>
           <w:p>
-            <w:proofErr w:type="spellStart"/>
             <w:r>
               <w:rPr>
                 <w:b/>
@@ -3697,7 +2344,6 @@
               </w:rPr>
               <w:t>OpenSearch</w:t>
             </w:r>
-            <w:proofErr w:type="spellEnd"/>
           </w:p>
         </w:tc>
         <w:tc>
@@ -3714,7 +2360,6 @@
               </w:rPr>
               <w:t xml:space="preserve">Distribuye registros en </w:t>
             </w:r>
-            <w:proofErr w:type="spellStart"/>
             <w:r>
               <w:rPr>
                 <w:b/>
@@ -3724,7 +2369,6 @@
               </w:rPr>
               <w:t>shards</w:t>
             </w:r>
-            <w:proofErr w:type="spellEnd"/>
             <w:r>
               <w:rPr>
                 <w:b/>
@@ -3802,7 +2446,6 @@
             <w:r>
               <w:t xml:space="preserve">Evita </w:t>
             </w:r>
-            <w:proofErr w:type="spellStart"/>
             <w:r>
               <w:rPr>
                 <w:i/>
@@ -3810,7 +2453,6 @@
               </w:rPr>
               <w:t>scans</w:t>
             </w:r>
-            <w:proofErr w:type="spellEnd"/>
             <w:r>
               <w:t xml:space="preserve"> innecesarios.</w:t>
             </w:r>
@@ -3828,7 +2470,6 @@
             <w:hideMark/>
           </w:tcPr>
           <w:p>
-            <w:proofErr w:type="spellStart"/>
             <w:r>
               <w:rPr>
                 <w:b/>
@@ -3836,7 +2477,6 @@
               </w:rPr>
               <w:t>DynamoDB</w:t>
             </w:r>
-            <w:proofErr w:type="spellEnd"/>
           </w:p>
         </w:tc>
         <w:tc>
@@ -3849,21 +2489,12 @@
             <w:r>
               <w:t xml:space="preserve">Usa </w:t>
             </w:r>
-            <w:proofErr w:type="spellStart"/>
-            <w:r>
-              <w:rPr>
-                <w:b/>
-                <w:bCs/>
-              </w:rPr>
-              <w:t>Partition</w:t>
-            </w:r>
-            <w:proofErr w:type="spellEnd"/>
-            <w:r>
-              <w:rPr>
-                <w:b/>
-                <w:bCs/>
-              </w:rPr>
-              <w:t xml:space="preserve"> Key</w:t>
+            <w:r>
+              <w:rPr>
+                <w:b/>
+                <w:bCs/>
+              </w:rPr>
+              <w:t>Partition Key</w:t>
             </w:r>
             <w:r>
               <w:t xml:space="preserve"> para almacenar registros en particiones eficientes.</w:t>
@@ -3894,7 +2525,6 @@
             <w:hideMark/>
           </w:tcPr>
           <w:p>
-            <w:proofErr w:type="spellStart"/>
             <w:r>
               <w:rPr>
                 <w:b/>
@@ -3902,7 +2532,6 @@
               </w:rPr>
               <w:t>CosmosDB</w:t>
             </w:r>
-            <w:proofErr w:type="spellEnd"/>
           </w:p>
         </w:tc>
         <w:tc>
@@ -3915,21 +2544,12 @@
             <w:r>
               <w:t xml:space="preserve">Usa </w:t>
             </w:r>
-            <w:proofErr w:type="spellStart"/>
-            <w:r>
-              <w:rPr>
-                <w:b/>
-                <w:bCs/>
-              </w:rPr>
-              <w:t>Partition</w:t>
-            </w:r>
-            <w:proofErr w:type="spellEnd"/>
-            <w:r>
-              <w:rPr>
-                <w:b/>
-                <w:bCs/>
-              </w:rPr>
-              <w:t xml:space="preserve"> Key</w:t>
+            <w:r>
+              <w:rPr>
+                <w:b/>
+                <w:bCs/>
+              </w:rPr>
+              <w:t>Partition Key</w:t>
             </w:r>
             <w:r>
               <w:t xml:space="preserve"> con límite de </w:t>
@@ -3963,7 +2583,7 @@
     <w:p>
       <w:r>
         <w:pict w14:anchorId="19DD9005">
-          <v:rect id="_x0000_i1158" style="width:0;height:1.5pt" o:hralign="center" o:hrstd="t" o:hr="t" fillcolor="#a0a0a0" stroked="f"/>
+          <v:rect id="_x0000_i1032" style="width:0;height:1.5pt" o:hralign="center" o:hrstd="t" o:hr="t" fillcolor="#a0a0a0" stroked="f"/>
         </w:pict>
       </w:r>
     </w:p>
@@ -3997,46 +2617,20 @@
           <w:b/>
           <w:bCs/>
         </w:rPr>
-        <w:t xml:space="preserve">Si usas </w:t>
-      </w:r>
-      <w:proofErr w:type="spellStart"/>
-      <w:r>
-        <w:rPr>
-          <w:b/>
-          <w:bCs/>
-        </w:rPr>
-        <w:t>OpenSearch</w:t>
-      </w:r>
-      <w:proofErr w:type="spellEnd"/>
+        <w:t>Si usas OpenSearch</w:t>
+      </w:r>
       <w:r>
         <w:t xml:space="preserve">, puedes confiar en el </w:t>
       </w:r>
-      <w:proofErr w:type="spellStart"/>
       <w:r>
         <w:rPr>
           <w:i/>
           <w:iCs/>
         </w:rPr>
-        <w:t>sharding</w:t>
-      </w:r>
-      <w:proofErr w:type="spellEnd"/>
-      <w:r>
-        <w:rPr>
-          <w:i/>
-          <w:iCs/>
-        </w:rPr>
-        <w:t xml:space="preserve"> automático</w:t>
-      </w:r>
-      <w:r>
-        <w:t xml:space="preserve"> o definir una estrategia manual con </w:t>
-      </w:r>
-      <w:proofErr w:type="spellStart"/>
-      <w:r>
-        <w:t>routing</w:t>
-      </w:r>
-      <w:proofErr w:type="spellEnd"/>
-      <w:r>
-        <w:t>.</w:t>
+        <w:t>sharding automático</w:t>
+      </w:r>
+      <w:r>
+        <w:t xml:space="preserve"> o definir una estrategia manual con routing.</w:t>
       </w:r>
     </w:p>
     <w:p>
@@ -4069,51 +2663,17 @@
           <w:b/>
           <w:bCs/>
         </w:rPr>
-        <w:t xml:space="preserve">Si usas </w:t>
-      </w:r>
-      <w:proofErr w:type="spellStart"/>
-      <w:r>
-        <w:rPr>
-          <w:b/>
-          <w:bCs/>
-        </w:rPr>
-        <w:t>DynamoDB</w:t>
-      </w:r>
-      <w:proofErr w:type="spellEnd"/>
-      <w:r>
-        <w:rPr>
-          <w:b/>
-          <w:bCs/>
-        </w:rPr>
-        <w:t xml:space="preserve"> o </w:t>
-      </w:r>
-      <w:proofErr w:type="spellStart"/>
-      <w:r>
-        <w:rPr>
-          <w:b/>
-          <w:bCs/>
-        </w:rPr>
-        <w:t>CosmosDB</w:t>
-      </w:r>
-      <w:proofErr w:type="spellEnd"/>
+        <w:t>Si usas DynamoDB o CosmosDB</w:t>
+      </w:r>
       <w:r>
         <w:t xml:space="preserve">, definir una </w:t>
       </w:r>
-      <w:proofErr w:type="spellStart"/>
-      <w:r>
-        <w:rPr>
-          <w:b/>
-          <w:bCs/>
-        </w:rPr>
-        <w:t>Partition</w:t>
-      </w:r>
-      <w:proofErr w:type="spellEnd"/>
-      <w:r>
-        <w:rPr>
-          <w:b/>
-          <w:bCs/>
-        </w:rPr>
-        <w:t xml:space="preserve"> Key correcta</w:t>
+      <w:r>
+        <w:rPr>
+          <w:b/>
+          <w:bCs/>
+        </w:rPr>
+        <w:t>Partition Key correcta</w:t>
       </w:r>
       <w:r>
         <w:t xml:space="preserve"> hará que las consultas sean eficientes.</w:t>
@@ -4163,131 +2723,26 @@
     </w:p>
     <w:p>
       <w:r>
-        <w:t xml:space="preserve">Sin embargo, si las consultas se hacen frecuentemente por país, puedes forzar que cada país tenga su propio </w:t>
-      </w:r>
-      <w:proofErr w:type="spellStart"/>
-      <w:r>
-        <w:t>shard</w:t>
-      </w:r>
-      <w:proofErr w:type="spellEnd"/>
-      <w:r>
-        <w:t xml:space="preserve"> usando una </w:t>
-      </w:r>
-      <w:proofErr w:type="spellStart"/>
-      <w:r>
-        <w:t>Partition</w:t>
-      </w:r>
-      <w:proofErr w:type="spellEnd"/>
-      <w:r>
-        <w:t xml:space="preserve"> Key (Ejemplo: </w:t>
-      </w:r>
-      <w:proofErr w:type="spellStart"/>
-      <w:r>
-        <w:t>paisId</w:t>
-      </w:r>
-      <w:proofErr w:type="spellEnd"/>
-      <w:r>
-        <w:t xml:space="preserve">). ponme esto en la tabla, y me verificas </w:t>
+        <w:t xml:space="preserve">Sin embargo, si las consultas se hacen frecuentemente por país, puedes forzar que cada país tenga su propio shard usando una Partition Key (Ejemplo: paisId). ponme esto en la tabla, y me verificas </w:t>
       </w:r>
       <w:r>
         <w:lastRenderedPageBreak/>
-        <w:t xml:space="preserve">si al igual que cosmos </w:t>
-      </w:r>
-      <w:proofErr w:type="spellStart"/>
-      <w:r>
-        <w:t>db</w:t>
-      </w:r>
-      <w:proofErr w:type="spellEnd"/>
-      <w:r>
-        <w:t xml:space="preserve"> cada </w:t>
-      </w:r>
-      <w:proofErr w:type="spellStart"/>
-      <w:r>
-        <w:t>particion</w:t>
-      </w:r>
-      <w:proofErr w:type="spellEnd"/>
-      <w:r>
-        <w:t xml:space="preserve"> tiene una limitante por ejemplo en cosmos la </w:t>
-      </w:r>
-      <w:proofErr w:type="spellStart"/>
-      <w:r>
-        <w:t>particion</w:t>
-      </w:r>
-      <w:proofErr w:type="spellEnd"/>
-      <w:r>
-        <w:t xml:space="preserve"> era de 20 GB, dime si esto se </w:t>
-      </w:r>
-      <w:proofErr w:type="spellStart"/>
-      <w:r>
-        <w:t>presetna</w:t>
-      </w:r>
-      <w:proofErr w:type="spellEnd"/>
-      <w:r>
-        <w:t xml:space="preserve"> en </w:t>
-      </w:r>
-      <w:proofErr w:type="spellStart"/>
-      <w:r>
-        <w:t>Docuemtn</w:t>
-      </w:r>
-      <w:proofErr w:type="spellEnd"/>
-      <w:r>
-        <w:t xml:space="preserve"> </w:t>
-      </w:r>
-      <w:proofErr w:type="spellStart"/>
-      <w:r>
-        <w:t>db</w:t>
-      </w:r>
-      <w:proofErr w:type="spellEnd"/>
-      <w:r>
-        <w:t xml:space="preserve"> y </w:t>
-      </w:r>
-      <w:proofErr w:type="spellStart"/>
-      <w:r>
-        <w:t>opensearch</w:t>
-      </w:r>
-      <w:proofErr w:type="spellEnd"/>
-      <w:r>
-        <w:t xml:space="preserve"> y mongo para ponerlo en la tabla </w:t>
-      </w:r>
-      <w:proofErr w:type="spellStart"/>
-      <w:r>
-        <w:t>yla</w:t>
-      </w:r>
-      <w:proofErr w:type="spellEnd"/>
-      <w:r>
-        <w:t xml:space="preserve"> igual que </w:t>
-      </w:r>
-      <w:proofErr w:type="spellStart"/>
-      <w:r>
-        <w:t>dynamo</w:t>
-      </w:r>
-      <w:proofErr w:type="spellEnd"/>
-      <w:r>
-        <w:t xml:space="preserve"> </w:t>
-      </w:r>
-    </w:p>
-    <w:p>
-      <w:pPr>
-        <w:rPr>
-          <w:b/>
-          <w:bCs/>
-        </w:rPr>
-      </w:pPr>
-      <w:proofErr w:type="spellStart"/>
-      <w:r>
-        <w:rPr>
-          <w:b/>
-          <w:bCs/>
-        </w:rPr>
-        <w:t>ChatGPT</w:t>
-      </w:r>
-      <w:proofErr w:type="spellEnd"/>
-      <w:r>
-        <w:rPr>
-          <w:b/>
-          <w:bCs/>
-        </w:rPr>
-        <w:t xml:space="preserve"> Plus</w:t>
+        <w:t xml:space="preserve">si al igual que cosmos db cada particion tiene una limitante por ejemplo en cosmos la particion era de 20 GB, dime si esto se presetna en Docuemtn db y opensearch y mongo para ponerlo en la tabla yla igual que dynamo </w:t>
+      </w:r>
+    </w:p>
+    <w:p>
+      <w:pPr>
+        <w:rPr>
+          <w:b/>
+          <w:bCs/>
+        </w:rPr>
+      </w:pPr>
+      <w:r>
+        <w:rPr>
+          <w:b/>
+          <w:bCs/>
+        </w:rPr>
+        <w:t>ChatGPT Plus</w:t>
       </w:r>
     </w:p>
     <w:p>
@@ -4299,33 +2754,8 @@
           <w:b/>
           <w:bCs/>
         </w:rPr>
-        <w:t xml:space="preserve">forzar </w:t>
-      </w:r>
-      <w:proofErr w:type="spellStart"/>
-      <w:r>
-        <w:rPr>
-          <w:b/>
-          <w:bCs/>
-        </w:rPr>
-        <w:t>shards</w:t>
-      </w:r>
-      <w:proofErr w:type="spellEnd"/>
-      <w:r>
-        <w:rPr>
-          <w:b/>
-          <w:bCs/>
-        </w:rPr>
-        <w:t xml:space="preserve"> por país en </w:t>
-      </w:r>
-      <w:proofErr w:type="spellStart"/>
-      <w:r>
-        <w:rPr>
-          <w:b/>
-          <w:bCs/>
-        </w:rPr>
-        <w:t>OpenSearch</w:t>
-      </w:r>
-      <w:proofErr w:type="spellEnd"/>
+        <w:t>forzar shards por país en OpenSearch</w:t>
+      </w:r>
       <w:r>
         <w:t xml:space="preserve"> y los </w:t>
       </w:r>
@@ -4343,7 +2773,7 @@
     <w:p>
       <w:r>
         <w:pict w14:anchorId="63EAC803">
-          <v:rect id="_x0000_i1159" style="width:0;height:1.5pt" o:hralign="center" o:hrstd="t" o:hr="t" fillcolor="#a0a0a0" stroked="f"/>
+          <v:rect id="_x0000_i1033" style="width:0;height:1.5pt" o:hralign="center" o:hrstd="t" o:hr="t" fillcolor="#a0a0a0" stroked="f"/>
         </w:pict>
       </w:r>
     </w:p>
@@ -4367,17 +2797,8 @@
           <w:b/>
           <w:bCs/>
         </w:rPr>
-        <w:t xml:space="preserve"> Resumen con Límites y </w:t>
-      </w:r>
-      <w:proofErr w:type="spellStart"/>
-      <w:r>
-        <w:rPr>
-          <w:b/>
-          <w:bCs/>
-        </w:rPr>
-        <w:t>Partitioning</w:t>
-      </w:r>
-      <w:proofErr w:type="spellEnd"/>
+        <w:t xml:space="preserve"> Resumen con Límites y Partitioning</w:t>
+      </w:r>
     </w:p>
     <w:tbl>
       <w:tblPr>
@@ -4472,17 +2893,8 @@
                 <w:b/>
                 <w:bCs/>
               </w:rPr>
-              <w:t>Límite por Partición/</w:t>
-            </w:r>
-            <w:proofErr w:type="spellStart"/>
-            <w:r>
-              <w:rPr>
-                <w:b/>
-                <w:bCs/>
-              </w:rPr>
-              <w:t>Shard</w:t>
-            </w:r>
-            <w:proofErr w:type="spellEnd"/>
+              <w:t>Límite por Partición/Shard</w:t>
+            </w:r>
           </w:p>
         </w:tc>
         <w:tc>
@@ -4519,31 +2931,13 @@
             <w:hideMark/>
           </w:tcPr>
           <w:p>
-            <w:proofErr w:type="spellStart"/>
-            <w:r>
-              <w:rPr>
-                <w:b/>
-                <w:bCs/>
-              </w:rPr>
-              <w:t>Sharding</w:t>
-            </w:r>
-            <w:proofErr w:type="spellEnd"/>
-            <w:r>
-              <w:rPr>
-                <w:b/>
-                <w:bCs/>
-              </w:rPr>
-              <w:t xml:space="preserve"> en </w:t>
-            </w:r>
-            <w:proofErr w:type="spellStart"/>
-            <w:r>
-              <w:rPr>
-                <w:b/>
-                <w:bCs/>
-              </w:rPr>
-              <w:t>OpenSearch</w:t>
-            </w:r>
-            <w:proofErr w:type="spellEnd"/>
+            <w:r>
+              <w:rPr>
+                <w:b/>
+                <w:bCs/>
+              </w:rPr>
+              <w:t>Sharding en OpenSearch</w:t>
+            </w:r>
           </w:p>
         </w:tc>
         <w:tc>
@@ -4556,7 +2950,6 @@
             <w:r>
               <w:t>Distribuye datos automáticamente en fragmentos (</w:t>
             </w:r>
-            <w:proofErr w:type="spellStart"/>
             <w:r>
               <w:rPr>
                 <w:i/>
@@ -4564,7 +2957,6 @@
               </w:rPr>
               <w:t>shards</w:t>
             </w:r>
-            <w:proofErr w:type="spellEnd"/>
             <w:r>
               <w:t xml:space="preserve">) para mejorar rendimiento. Se puede </w:t>
             </w:r>
@@ -4573,33 +2965,27 @@
                 <w:b/>
                 <w:bCs/>
               </w:rPr>
-              <w:t xml:space="preserve">forzar que cada país tenga su propio </w:t>
-            </w:r>
-            <w:proofErr w:type="spellStart"/>
-            <w:r>
-              <w:rPr>
-                <w:b/>
-                <w:bCs/>
-              </w:rPr>
-              <w:t>shard</w:t>
-            </w:r>
-            <w:proofErr w:type="spellEnd"/>
-            <w:r>
-              <w:t xml:space="preserve"> usando _</w:t>
-            </w:r>
-            <w:proofErr w:type="spellStart"/>
-            <w:r>
-              <w:t>routing</w:t>
-            </w:r>
-            <w:proofErr w:type="spellEnd"/>
-            <w:r>
-              <w:t xml:space="preserve"> = </w:t>
-            </w:r>
-            <w:proofErr w:type="spellStart"/>
-            <w:r>
-              <w:t>paisId</w:t>
-            </w:r>
-            <w:proofErr w:type="spellEnd"/>
+              <w:t>forzar que cada país tenga su propio shard</w:t>
+            </w:r>
+            <w:r>
+              <w:t xml:space="preserve"> usando _routing = paisId.</w:t>
+            </w:r>
+          </w:p>
+        </w:tc>
+        <w:tc>
+          <w:tcPr>
+            <w:tcW w:w="0" w:type="auto"/>
+            <w:vAlign w:val="center"/>
+            <w:hideMark/>
+          </w:tcPr>
+          <w:p>
+            <w:r>
+              <w:rPr>
+                <w:b/>
+                <w:bCs/>
+              </w:rPr>
+              <w:t>50GB por shard</w:t>
+            </w:r>
             <w:r>
               <w:t>.</w:t>
             </w:r>
@@ -4613,51 +2999,7 @@
           </w:tcPr>
           <w:p>
             <w:r>
-              <w:rPr>
-                <w:b/>
-                <w:bCs/>
-              </w:rPr>
-              <w:t xml:space="preserve">50GB por </w:t>
-            </w:r>
-            <w:proofErr w:type="spellStart"/>
-            <w:r>
-              <w:rPr>
-                <w:b/>
-                <w:bCs/>
-              </w:rPr>
-              <w:t>shard</w:t>
-            </w:r>
-            <w:proofErr w:type="spellEnd"/>
-            <w:r>
-              <w:t>.</w:t>
-            </w:r>
-          </w:p>
-        </w:tc>
-        <w:tc>
-          <w:tcPr>
-            <w:tcW w:w="0" w:type="auto"/>
-            <w:vAlign w:val="center"/>
-            <w:hideMark/>
-          </w:tcPr>
-          <w:p>
-            <w:r>
-              <w:t>Configurar "</w:t>
-            </w:r>
-            <w:proofErr w:type="spellStart"/>
-            <w:r>
-              <w:t>number_of_shards</w:t>
-            </w:r>
-            <w:proofErr w:type="spellEnd"/>
-            <w:r>
-              <w:t>": 6 al crear un índice. Si consultas por país: "</w:t>
-            </w:r>
-            <w:proofErr w:type="spellStart"/>
-            <w:r>
-              <w:t>routing</w:t>
-            </w:r>
-            <w:proofErr w:type="spellEnd"/>
-            <w:r>
-              <w:t>": "CO".</w:t>
+              <w:t>Configurar "number_of_shards": 6 al crear un índice. Si consultas por país: "routing": "CO".</w:t>
             </w:r>
           </w:p>
         </w:tc>
@@ -4692,31 +3034,13 @@
             <w:r>
               <w:t xml:space="preserve">Acelera búsquedas que usan múltiples campos clave. Se pueden usar </w:t>
             </w:r>
-            <w:proofErr w:type="spellStart"/>
-            <w:r>
-              <w:rPr>
-                <w:b/>
-                <w:bCs/>
-              </w:rPr>
-              <w:t>shards</w:t>
-            </w:r>
-            <w:proofErr w:type="spellEnd"/>
-            <w:r>
-              <w:rPr>
-                <w:b/>
-                <w:bCs/>
-              </w:rPr>
-              <w:t xml:space="preserve"> con clave </w:t>
-            </w:r>
-            <w:proofErr w:type="spellStart"/>
-            <w:r>
-              <w:rPr>
-                <w:b/>
-                <w:bCs/>
-              </w:rPr>
-              <w:t>paisId</w:t>
-            </w:r>
-            <w:proofErr w:type="spellEnd"/>
+            <w:r>
+              <w:rPr>
+                <w:b/>
+                <w:bCs/>
+              </w:rPr>
+              <w:t>shards con clave paisId</w:t>
+            </w:r>
             <w:r>
               <w:t xml:space="preserve"> para mejorar rendimiento.</w:t>
             </w:r>
@@ -4734,17 +3058,8 @@
                 <w:b/>
                 <w:bCs/>
               </w:rPr>
-              <w:t xml:space="preserve">16MB por documento, sin límite en </w:t>
-            </w:r>
-            <w:proofErr w:type="spellStart"/>
-            <w:r>
-              <w:rPr>
-                <w:b/>
-                <w:bCs/>
-              </w:rPr>
-              <w:t>shards</w:t>
-            </w:r>
-            <w:proofErr w:type="spellEnd"/>
+              <w:t>16MB por documento, sin límite en shards</w:t>
+            </w:r>
             <w:r>
               <w:t>.</w:t>
             </w:r>
@@ -4762,84 +3077,14 @@
                 <w:lang w:val="en-US"/>
               </w:rPr>
             </w:pPr>
-            <w:proofErr w:type="spellStart"/>
-            <w:proofErr w:type="gramStart"/>
-            <w:r>
-              <w:t>db.usuarios</w:t>
-            </w:r>
-            <w:proofErr w:type="gramEnd"/>
-            <w:r>
-              <w:t>.createIndex</w:t>
-            </w:r>
-            <w:proofErr w:type="spellEnd"/>
-            <w:r>
-              <w:t xml:space="preserve">({ </w:t>
-            </w:r>
-            <w:proofErr w:type="spellStart"/>
-            <w:r>
-              <w:t>paisId</w:t>
-            </w:r>
-            <w:proofErr w:type="spellEnd"/>
-            <w:r>
-              <w:t xml:space="preserve">: 1, </w:t>
-            </w:r>
-            <w:proofErr w:type="spellStart"/>
-            <w:r>
-              <w:t>idUsuario</w:t>
-            </w:r>
-            <w:proofErr w:type="spellEnd"/>
-            <w:r>
-              <w:t xml:space="preserve">: 1 }). </w:t>
+            <w:r>
+              <w:t xml:space="preserve">db.usuarios.createIndex({ paisId: 1, idUsuario: 1 }). </w:t>
             </w:r>
             <w:r>
               <w:rPr>
                 <w:lang w:val="en-US"/>
               </w:rPr>
-              <w:t xml:space="preserve">Para sharding: </w:t>
-            </w:r>
-            <w:proofErr w:type="spellStart"/>
-            <w:proofErr w:type="gramStart"/>
-            <w:r>
-              <w:rPr>
-                <w:lang w:val="en-US"/>
-              </w:rPr>
-              <w:t>sh.shardCollection</w:t>
-            </w:r>
-            <w:proofErr w:type="spellEnd"/>
-            <w:proofErr w:type="gramEnd"/>
-            <w:r>
-              <w:rPr>
-                <w:lang w:val="en-US"/>
-              </w:rPr>
-              <w:t>("</w:t>
-            </w:r>
-            <w:proofErr w:type="spellStart"/>
-            <w:r>
-              <w:rPr>
-                <w:lang w:val="en-US"/>
-              </w:rPr>
-              <w:t>db.usuarios</w:t>
-            </w:r>
-            <w:proofErr w:type="spellEnd"/>
-            <w:r>
-              <w:rPr>
-                <w:lang w:val="en-US"/>
-              </w:rPr>
-              <w:t>", { "</w:t>
-            </w:r>
-            <w:proofErr w:type="spellStart"/>
-            <w:r>
-              <w:rPr>
-                <w:lang w:val="en-US"/>
-              </w:rPr>
-              <w:t>paisId</w:t>
-            </w:r>
-            <w:proofErr w:type="spellEnd"/>
-            <w:r>
-              <w:rPr>
-                <w:lang w:val="en-US"/>
-              </w:rPr>
-              <w:t>": 1 }).</w:t>
+              <w:t>Para sharding: sh.shardCollection("db.usuarios", { "paisId": 1 }).</w:t>
             </w:r>
           </w:p>
         </w:tc>
@@ -4855,31 +3100,13 @@
             <w:hideMark/>
           </w:tcPr>
           <w:p>
-            <w:proofErr w:type="spellStart"/>
-            <w:r>
-              <w:rPr>
-                <w:b/>
-                <w:bCs/>
-              </w:rPr>
-              <w:t>Partition</w:t>
-            </w:r>
-            <w:proofErr w:type="spellEnd"/>
-            <w:r>
-              <w:rPr>
-                <w:b/>
-                <w:bCs/>
-              </w:rPr>
-              <w:t xml:space="preserve"> Key en </w:t>
-            </w:r>
-            <w:proofErr w:type="spellStart"/>
-            <w:r>
-              <w:rPr>
-                <w:b/>
-                <w:bCs/>
-              </w:rPr>
-              <w:t>DynamoDB</w:t>
-            </w:r>
-            <w:proofErr w:type="spellEnd"/>
+            <w:r>
+              <w:rPr>
+                <w:b/>
+                <w:bCs/>
+              </w:rPr>
+              <w:t>Partition Key en DynamoDB</w:t>
+            </w:r>
           </w:p>
         </w:tc>
         <w:tc>
@@ -4931,36 +3158,7 @@
           </w:tcPr>
           <w:p>
             <w:r>
-              <w:t xml:space="preserve">Usar </w:t>
-            </w:r>
-            <w:proofErr w:type="gramStart"/>
-            <w:r>
-              <w:t xml:space="preserve">{ </w:t>
-            </w:r>
-            <w:proofErr w:type="spellStart"/>
-            <w:r>
-              <w:t>paisId</w:t>
-            </w:r>
-            <w:proofErr w:type="spellEnd"/>
-            <w:proofErr w:type="gramEnd"/>
-            <w:r>
-              <w:t xml:space="preserve"> + </w:t>
-            </w:r>
-            <w:proofErr w:type="spellStart"/>
-            <w:r>
-              <w:t>ultimo_digito</w:t>
-            </w:r>
-            <w:proofErr w:type="spellEnd"/>
-            <w:r>
-              <w:t xml:space="preserve"> } como </w:t>
-            </w:r>
-            <w:proofErr w:type="spellStart"/>
-            <w:r>
-              <w:t>Partition</w:t>
-            </w:r>
-            <w:proofErr w:type="spellEnd"/>
-            <w:r>
-              <w:t xml:space="preserve"> Key.</w:t>
+              <w:t>Usar { paisId + ultimo_digito } como Partition Key.</w:t>
             </w:r>
           </w:p>
         </w:tc>
@@ -4976,31 +3174,13 @@
             <w:hideMark/>
           </w:tcPr>
           <w:p>
-            <w:proofErr w:type="spellStart"/>
-            <w:r>
-              <w:rPr>
-                <w:b/>
-                <w:bCs/>
-              </w:rPr>
-              <w:t>Partition</w:t>
-            </w:r>
-            <w:proofErr w:type="spellEnd"/>
-            <w:r>
-              <w:rPr>
-                <w:b/>
-                <w:bCs/>
-              </w:rPr>
-              <w:t xml:space="preserve"> Key en </w:t>
-            </w:r>
-            <w:proofErr w:type="spellStart"/>
-            <w:r>
-              <w:rPr>
-                <w:b/>
-                <w:bCs/>
-              </w:rPr>
-              <w:t>CosmosDB</w:t>
-            </w:r>
-            <w:proofErr w:type="spellEnd"/>
+            <w:r>
+              <w:rPr>
+                <w:b/>
+                <w:bCs/>
+              </w:rPr>
+              <w:t>Partition Key en CosmosDB</w:t>
+            </w:r>
           </w:p>
         </w:tc>
         <w:tc>
@@ -5052,36 +3232,7 @@
           </w:tcPr>
           <w:p>
             <w:r>
-              <w:t xml:space="preserve">Usar </w:t>
-            </w:r>
-            <w:proofErr w:type="gramStart"/>
-            <w:r>
-              <w:t xml:space="preserve">{ </w:t>
-            </w:r>
-            <w:proofErr w:type="spellStart"/>
-            <w:r>
-              <w:t>paisId</w:t>
-            </w:r>
-            <w:proofErr w:type="spellEnd"/>
-            <w:proofErr w:type="gramEnd"/>
-            <w:r>
-              <w:t xml:space="preserve"> + </w:t>
-            </w:r>
-            <w:proofErr w:type="spellStart"/>
-            <w:r>
-              <w:t>ultimo_digito</w:t>
-            </w:r>
-            <w:proofErr w:type="spellEnd"/>
-            <w:r>
-              <w:t xml:space="preserve"> } como </w:t>
-            </w:r>
-            <w:proofErr w:type="spellStart"/>
-            <w:r>
-              <w:t>Partition</w:t>
-            </w:r>
-            <w:proofErr w:type="spellEnd"/>
-            <w:r>
-              <w:t xml:space="preserve"> Key.</w:t>
+              <w:t>Usar { paisId + ultimo_digito } como Partition Key.</w:t>
             </w:r>
           </w:p>
         </w:tc>
@@ -5097,51 +3248,25 @@
             <w:hideMark/>
           </w:tcPr>
           <w:p>
-            <w:proofErr w:type="spellStart"/>
             <w:r>
               <w:rPr>
                 <w:b/>
                 <w:bCs/>
               </w:rPr>
               <w:lastRenderedPageBreak/>
-              <w:t>Partitioning</w:t>
-            </w:r>
-            <w:proofErr w:type="spellEnd"/>
-            <w:r>
-              <w:rPr>
-                <w:b/>
-                <w:bCs/>
-              </w:rPr>
-              <w:t xml:space="preserve"> en Amazon </w:t>
-            </w:r>
-            <w:proofErr w:type="spellStart"/>
-            <w:r>
-              <w:rPr>
-                <w:b/>
-                <w:bCs/>
-              </w:rPr>
-              <w:t>DocumentDB</w:t>
-            </w:r>
-            <w:proofErr w:type="spellEnd"/>
-          </w:p>
-        </w:tc>
-        <w:tc>
-          <w:tcPr>
-            <w:tcW w:w="0" w:type="auto"/>
-            <w:vAlign w:val="center"/>
-            <w:hideMark/>
-          </w:tcPr>
-          <w:p>
-            <w:r>
-              <w:t xml:space="preserve">No soporta </w:t>
-            </w:r>
-            <w:proofErr w:type="spellStart"/>
-            <w:r>
-              <w:t>sharding</w:t>
-            </w:r>
-            <w:proofErr w:type="spellEnd"/>
-            <w:r>
-              <w:t xml:space="preserve"> nativo, pero escala automáticamente en réplicas. Usa índices compuestos para mejorar búsquedas.</w:t>
+              <w:t>Partitioning en Amazon DocumentDB</w:t>
+            </w:r>
+          </w:p>
+        </w:tc>
+        <w:tc>
+          <w:tcPr>
+            <w:tcW w:w="0" w:type="auto"/>
+            <w:vAlign w:val="center"/>
+            <w:hideMark/>
+          </w:tcPr>
+          <w:p>
+            <w:r>
+              <w:t>No soporta sharding nativo, pero escala automáticamente en réplicas. Usa índices compuestos para mejorar búsquedas.</w:t>
             </w:r>
           </w:p>
         </w:tc>
@@ -5171,34 +3296,8 @@
             <w:hideMark/>
           </w:tcPr>
           <w:p>
-            <w:proofErr w:type="spellStart"/>
-            <w:proofErr w:type="gramStart"/>
-            <w:r>
-              <w:t>db.usuarios</w:t>
-            </w:r>
-            <w:proofErr w:type="gramEnd"/>
-            <w:r>
-              <w:t>.createIndex</w:t>
-            </w:r>
-            <w:proofErr w:type="spellEnd"/>
-            <w:r>
-              <w:t xml:space="preserve">({ </w:t>
-            </w:r>
-            <w:proofErr w:type="spellStart"/>
-            <w:r>
-              <w:t>paisId</w:t>
-            </w:r>
-            <w:proofErr w:type="spellEnd"/>
-            <w:r>
-              <w:t xml:space="preserve">: 1, </w:t>
-            </w:r>
-            <w:proofErr w:type="spellStart"/>
-            <w:r>
-              <w:t>idUsuario</w:t>
-            </w:r>
-            <w:proofErr w:type="spellEnd"/>
-            <w:r>
-              <w:t xml:space="preserve">: 1 }). Para escalabilidad, se recomienda </w:t>
+            <w:r>
+              <w:t xml:space="preserve">db.usuarios.createIndex({ paisId: 1, idUsuario: 1 }). Para escalabilidad, se recomienda </w:t>
             </w:r>
             <w:r>
               <w:rPr>
@@ -5217,7 +3316,7 @@
     <w:p>
       <w:r>
         <w:pict w14:anchorId="4107FDC5">
-          <v:rect id="_x0000_i1160" style="width:0;height:1.5pt" o:hralign="center" o:hrstd="t" o:hr="t" fillcolor="#a0a0a0" stroked="f"/>
+          <v:rect id="_x0000_i1034" style="width:0;height:1.5pt" o:hralign="center" o:hrstd="t" o:hr="t" fillcolor="#a0a0a0" stroked="f"/>
         </w:pict>
       </w:r>
     </w:p>
@@ -5246,7 +3345,6 @@
           <w:numId w:val="8"/>
         </w:numPr>
       </w:pPr>
-      <w:proofErr w:type="spellStart"/>
       <w:r>
         <w:rPr>
           <w:b/>
@@ -5254,7 +3352,6 @@
         </w:rPr>
         <w:t>OpenSearch</w:t>
       </w:r>
-      <w:proofErr w:type="spellEnd"/>
       <w:r>
         <w:t xml:space="preserve">: </w:t>
       </w:r>
@@ -5263,17 +3360,8 @@
           <w:b/>
           <w:bCs/>
         </w:rPr>
-        <w:t xml:space="preserve">50GB por </w:t>
-      </w:r>
-      <w:proofErr w:type="spellStart"/>
-      <w:r>
-        <w:rPr>
-          <w:b/>
-          <w:bCs/>
-        </w:rPr>
-        <w:t>shard</w:t>
-      </w:r>
-      <w:proofErr w:type="spellEnd"/>
+        <w:t>50GB por shard</w:t>
+      </w:r>
       <w:r>
         <w:t xml:space="preserve">, se recomienda </w:t>
       </w:r>
@@ -5282,23 +3370,7 @@
           <w:b/>
           <w:bCs/>
         </w:rPr>
-        <w:t xml:space="preserve">forzar </w:t>
-      </w:r>
-      <w:proofErr w:type="spellStart"/>
-      <w:r>
-        <w:rPr>
-          <w:b/>
-          <w:bCs/>
-        </w:rPr>
-        <w:t>routing</w:t>
-      </w:r>
-      <w:proofErr w:type="spellEnd"/>
-      <w:r>
-        <w:rPr>
-          <w:b/>
-          <w:bCs/>
-        </w:rPr>
-        <w:t xml:space="preserve"> por país</w:t>
+        <w:t>forzar routing por país</w:t>
       </w:r>
       <w:r>
         <w:t xml:space="preserve"> si las consultas son mayormente por país.</w:t>
@@ -5319,15 +3391,7 @@
         <w:t>MongoDB</w:t>
       </w:r>
       <w:r>
-        <w:t xml:space="preserve">: No tiene un límite de tamaño por </w:t>
-      </w:r>
-      <w:proofErr w:type="spellStart"/>
-      <w:r>
-        <w:t>shard</w:t>
-      </w:r>
-      <w:proofErr w:type="spellEnd"/>
-      <w:r>
-        <w:t xml:space="preserve">, pero </w:t>
+        <w:t xml:space="preserve">: No tiene un límite de tamaño por shard, pero </w:t>
       </w:r>
       <w:r>
         <w:rPr>
@@ -5347,7 +3411,6 @@
           <w:numId w:val="8"/>
         </w:numPr>
       </w:pPr>
-      <w:proofErr w:type="spellStart"/>
       <w:r>
         <w:rPr>
           <w:b/>
@@ -5355,7 +3418,6 @@
         </w:rPr>
         <w:t>DynamoDB</w:t>
       </w:r>
-      <w:proofErr w:type="spellEnd"/>
       <w:r>
         <w:t xml:space="preserve">: </w:t>
       </w:r>
@@ -5367,15 +3429,7 @@
         <w:t>10GB por partición</w:t>
       </w:r>
       <w:r>
-        <w:t xml:space="preserve">, si se excede, </w:t>
-      </w:r>
-      <w:proofErr w:type="spellStart"/>
-      <w:r>
-        <w:t>DynamoDB</w:t>
-      </w:r>
-      <w:proofErr w:type="spellEnd"/>
-      <w:r>
-        <w:t xml:space="preserve"> redistribuye automáticamente los datos.</w:t>
+        <w:t>, si se excede, DynamoDB redistribuye automáticamente los datos.</w:t>
       </w:r>
     </w:p>
     <w:p>
@@ -5385,7 +3439,6 @@
           <w:numId w:val="8"/>
         </w:numPr>
       </w:pPr>
-      <w:proofErr w:type="spellStart"/>
       <w:r>
         <w:rPr>
           <w:b/>
@@ -5393,7 +3446,6 @@
         </w:rPr>
         <w:t>CosmosDB</w:t>
       </w:r>
-      <w:proofErr w:type="spellEnd"/>
       <w:r>
         <w:t xml:space="preserve">: </w:t>
       </w:r>
@@ -5412,23 +3464,7 @@
           <w:b/>
           <w:bCs/>
         </w:rPr>
-        <w:t xml:space="preserve">elegir mejor la </w:t>
-      </w:r>
-      <w:proofErr w:type="spellStart"/>
-      <w:r>
-        <w:rPr>
-          <w:b/>
-          <w:bCs/>
-        </w:rPr>
-        <w:t>Partition</w:t>
-      </w:r>
-      <w:proofErr w:type="spellEnd"/>
-      <w:r>
-        <w:rPr>
-          <w:b/>
-          <w:bCs/>
-        </w:rPr>
-        <w:t xml:space="preserve"> Key</w:t>
+        <w:t>elegir mejor la Partition Key</w:t>
       </w:r>
       <w:r>
         <w:t>.</w:t>
@@ -5441,7 +3477,6 @@
           <w:numId w:val="8"/>
         </w:numPr>
       </w:pPr>
-      <w:proofErr w:type="spellStart"/>
       <w:r>
         <w:rPr>
           <w:b/>
@@ -5449,17 +3484,8 @@
         </w:rPr>
         <w:t>DocumentDB</w:t>
       </w:r>
-      <w:proofErr w:type="spellEnd"/>
-      <w:r>
-        <w:t xml:space="preserve">: No usa </w:t>
-      </w:r>
-      <w:proofErr w:type="spellStart"/>
-      <w:r>
-        <w:t>sharding</w:t>
-      </w:r>
-      <w:proofErr w:type="spellEnd"/>
-      <w:r>
-        <w:t xml:space="preserve"> nativo, pero </w:t>
+      <w:r>
+        <w:t xml:space="preserve">: No usa sharding nativo, pero </w:t>
       </w:r>
       <w:r>
         <w:rPr>
@@ -5485,7 +3511,7 @@
     <w:p>
       <w:r>
         <w:pict w14:anchorId="6A9F50DF">
-          <v:rect id="_x0000_i1161" style="width:0;height:1.5pt" o:hralign="center" o:hrstd="t" o:hr="t" fillcolor="#a0a0a0" stroked="f"/>
+          <v:rect id="_x0000_i1035" style="width:0;height:1.5pt" o:hralign="center" o:hrstd="t" o:hr="t" fillcolor="#a0a0a0" stroked="f"/>
         </w:pict>
       </w:r>
     </w:p>
@@ -5504,78 +3530,14 @@
           <w:b/>
           <w:bCs/>
         </w:rPr>
-        <w:t xml:space="preserve">Ejemplo de </w:t>
-      </w:r>
-      <w:proofErr w:type="spellStart"/>
-      <w:r>
-        <w:rPr>
-          <w:b/>
-          <w:bCs/>
-        </w:rPr>
-        <w:t>routing</w:t>
-      </w:r>
-      <w:proofErr w:type="spellEnd"/>
-      <w:r>
-        <w:rPr>
-          <w:b/>
-          <w:bCs/>
-        </w:rPr>
-        <w:t xml:space="preserve"> en </w:t>
-      </w:r>
-      <w:proofErr w:type="spellStart"/>
-      <w:r>
-        <w:rPr>
-          <w:b/>
-          <w:bCs/>
-        </w:rPr>
-        <w:t>OpenSearch</w:t>
-      </w:r>
-      <w:proofErr w:type="spellEnd"/>
-      <w:r>
-        <w:rPr>
-          <w:b/>
-          <w:bCs/>
-        </w:rPr>
-        <w:t xml:space="preserve"> para forzar </w:t>
-      </w:r>
-      <w:proofErr w:type="spellStart"/>
-      <w:r>
-        <w:rPr>
-          <w:b/>
-          <w:bCs/>
-        </w:rPr>
-        <w:t>shards</w:t>
-      </w:r>
-      <w:proofErr w:type="spellEnd"/>
-      <w:r>
-        <w:rPr>
-          <w:b/>
-          <w:bCs/>
-        </w:rPr>
-        <w:t xml:space="preserve"> por país</w:t>
+        <w:t>Ejemplo de routing en OpenSearch para forzar shards por país</w:t>
       </w:r>
       <w:r>
         <w:t>:</w:t>
       </w:r>
       <w:r>
         <w:br/>
-        <w:t xml:space="preserve">Si tienes una consulta que siempre busca por </w:t>
-      </w:r>
-      <w:proofErr w:type="spellStart"/>
-      <w:r>
-        <w:t>paisId</w:t>
-      </w:r>
-      <w:proofErr w:type="spellEnd"/>
-      <w:r>
-        <w:t xml:space="preserve">, puedes asegurarte de que los datos de cada país vayan a un </w:t>
-      </w:r>
-      <w:proofErr w:type="spellStart"/>
-      <w:r>
-        <w:t>shard</w:t>
-      </w:r>
-      <w:proofErr w:type="spellEnd"/>
-      <w:r>
-        <w:t xml:space="preserve"> específico:</w:t>
+        <w:t>Si tienes una consulta que siempre busca por paisId, puedes asegurarte de que los datos de cada país vayan a un shard específico:</w:t>
       </w:r>
     </w:p>
     <w:p>
@@ -5584,14 +3546,12 @@
           <w:lang w:val="en-US"/>
         </w:rPr>
       </w:pPr>
-      <w:proofErr w:type="spellStart"/>
       <w:r>
         <w:rPr>
           <w:lang w:val="en-US"/>
         </w:rPr>
         <w:t>json</w:t>
       </w:r>
-      <w:proofErr w:type="spellEnd"/>
     </w:p>
     <w:p>
       <w:pPr>
@@ -5599,14 +3559,12 @@
           <w:lang w:val="en-US"/>
         </w:rPr>
       </w:pPr>
-      <w:proofErr w:type="spellStart"/>
       <w:r>
         <w:rPr>
           <w:lang w:val="en-US"/>
         </w:rPr>
         <w:t>CopiarEditar</w:t>
       </w:r>
-      <w:proofErr w:type="spellEnd"/>
     </w:p>
     <w:p>
       <w:pPr>
@@ -5618,21 +3576,20 @@
         <w:rPr>
           <w:lang w:val="en-US"/>
         </w:rPr>
-        <w:t xml:space="preserve">GET </w:t>
-      </w:r>
-      <w:proofErr w:type="spellStart"/>
-      <w:r>
+        <w:t>GET usuarios/_search</w:t>
+      </w:r>
+    </w:p>
+    <w:p>
+      <w:pPr>
         <w:rPr>
           <w:lang w:val="en-US"/>
         </w:rPr>
-        <w:t>usuarios</w:t>
-      </w:r>
-      <w:proofErr w:type="spellEnd"/>
+      </w:pPr>
       <w:r>
         <w:rPr>
           <w:lang w:val="en-US"/>
         </w:rPr>
-        <w:t>/_search</w:t>
+        <w:t>{</w:t>
       </w:r>
     </w:p>
     <w:p>
@@ -5645,7 +3602,7 @@
         <w:rPr>
           <w:lang w:val="en-US"/>
         </w:rPr>
-        <w:t>{</w:t>
+        <w:t xml:space="preserve">  "query": {</w:t>
       </w:r>
     </w:p>
     <w:p>
@@ -5658,7 +3615,7 @@
         <w:rPr>
           <w:lang w:val="en-US"/>
         </w:rPr>
-        <w:t xml:space="preserve">  "query": {</w:t>
+        <w:t xml:space="preserve">    "match": { "idUsuario": "12345" }</w:t>
       </w:r>
     </w:p>
     <w:p>
@@ -5671,54 +3628,19 @@
         <w:rPr>
           <w:lang w:val="en-US"/>
         </w:rPr>
-        <w:t xml:space="preserve">    "match": </w:t>
-      </w:r>
-      <w:proofErr w:type="gramStart"/>
-      <w:r>
+        <w:t xml:space="preserve">  },</w:t>
+      </w:r>
+    </w:p>
+    <w:p>
+      <w:pPr>
         <w:rPr>
           <w:lang w:val="en-US"/>
         </w:rPr>
-        <w:t>{ "</w:t>
-      </w:r>
-      <w:proofErr w:type="spellStart"/>
-      <w:proofErr w:type="gramEnd"/>
+      </w:pPr>
       <w:r>
         <w:rPr>
           <w:lang w:val="en-US"/>
         </w:rPr>
-        <w:t>idUsuario</w:t>
-      </w:r>
-      <w:proofErr w:type="spellEnd"/>
-      <w:r>
-        <w:rPr>
-          <w:lang w:val="en-US"/>
-        </w:rPr>
-        <w:t>": "12345" }</w:t>
-      </w:r>
-    </w:p>
-    <w:p>
-      <w:pPr>
-        <w:rPr>
-          <w:lang w:val="en-US"/>
-        </w:rPr>
-      </w:pPr>
-      <w:r>
-        <w:rPr>
-          <w:lang w:val="en-US"/>
-        </w:rPr>
-        <w:t xml:space="preserve">  },</w:t>
-      </w:r>
-    </w:p>
-    <w:p>
-      <w:pPr>
-        <w:rPr>
-          <w:lang w:val="en-US"/>
-        </w:rPr>
-      </w:pPr>
-      <w:r>
-        <w:rPr>
-          <w:lang w:val="en-US"/>
-        </w:rPr>
         <w:t xml:space="preserve">  "routing": "CO"</w:t>
       </w:r>
     </w:p>
@@ -5730,13 +3652,33 @@
     <w:p>
       <w:r>
         <w:lastRenderedPageBreak/>
-        <w:t xml:space="preserve">Esto hará que </w:t>
-      </w:r>
-      <w:proofErr w:type="spellStart"/>
-      <w:r>
-        <w:t>OpenSearch</w:t>
-      </w:r>
-      <w:proofErr w:type="spellEnd"/>
+        <w:t xml:space="preserve">Esto hará que OpenSearch </w:t>
+      </w:r>
+      <w:r>
+        <w:rPr>
+          <w:b/>
+          <w:bCs/>
+        </w:rPr>
+        <w:t>busque solo en el shard de Colombia (CO)</w:t>
+      </w:r>
+      <w:r>
+        <w:t>, en lugar de revisar todos los shards.</w:t>
+      </w:r>
+    </w:p>
+    <w:p>
+      <w:r>
+        <w:pict w14:anchorId="7CEE60D6">
+          <v:rect id="_x0000_i1036" style="width:0;height:1.5pt" o:hralign="center" o:hrstd="t" o:hr="t" fillcolor="#a0a0a0" stroked="f"/>
+        </w:pict>
+      </w:r>
+    </w:p>
+    <w:p>
+      <w:r>
+        <w:rPr>
+          <w:rFonts w:ascii="Segoe UI Emoji" w:hAnsi="Segoe UI Emoji" w:cs="Segoe UI Emoji"/>
+        </w:rPr>
+        <w:t>🔹</w:t>
+      </w:r>
       <w:r>
         <w:t xml:space="preserve"> </w:t>
       </w:r>
@@ -5745,67 +3687,15 @@
           <w:b/>
           <w:bCs/>
         </w:rPr>
-        <w:t xml:space="preserve">busque solo en el </w:t>
-      </w:r>
-      <w:proofErr w:type="spellStart"/>
-      <w:r>
-        <w:rPr>
-          <w:b/>
-          <w:bCs/>
-        </w:rPr>
-        <w:t>shard</w:t>
-      </w:r>
-      <w:proofErr w:type="spellEnd"/>
-      <w:r>
-        <w:rPr>
-          <w:b/>
-          <w:bCs/>
-        </w:rPr>
-        <w:t xml:space="preserve"> de Colombia (CO)</w:t>
-      </w:r>
-      <w:r>
-        <w:t xml:space="preserve">, en lugar de revisar todos los </w:t>
-      </w:r>
-      <w:proofErr w:type="spellStart"/>
-      <w:r>
-        <w:t>shards</w:t>
-      </w:r>
-      <w:proofErr w:type="spellEnd"/>
-      <w:r>
-        <w:t>.</w:t>
-      </w:r>
-    </w:p>
-    <w:p>
-      <w:r>
-        <w:pict w14:anchorId="7CEE60D6">
-          <v:rect id="_x0000_i1162" style="width:0;height:1.5pt" o:hralign="center" o:hrstd="t" o:hr="t" fillcolor="#a0a0a0" stroked="f"/>
-        </w:pict>
-      </w:r>
-    </w:p>
-    <w:p>
+        <w:t>¿Quieres que haga ejemplos de consultas optimizadas en cada tecnología?</w:t>
+      </w:r>
+      <w:r>
+        <w:t xml:space="preserve"> </w:t>
+      </w:r>
       <w:r>
         <w:rPr>
           <w:rFonts w:ascii="Segoe UI Emoji" w:hAnsi="Segoe UI Emoji" w:cs="Segoe UI Emoji"/>
         </w:rPr>
-        <w:t>🔹</w:t>
-      </w:r>
-      <w:r>
-        <w:t xml:space="preserve"> </w:t>
-      </w:r>
-      <w:r>
-        <w:rPr>
-          <w:b/>
-          <w:bCs/>
-        </w:rPr>
-        <w:t>¿Quieres que haga ejemplos de consultas optimizadas en cada tecnología?</w:t>
-      </w:r>
-      <w:r>
-        <w:t xml:space="preserve"> </w:t>
-      </w:r>
-      <w:r>
-        <w:rPr>
-          <w:rFonts w:ascii="Segoe UI Emoji" w:hAnsi="Segoe UI Emoji" w:cs="Segoe UI Emoji"/>
-        </w:rPr>
         <w:t>🚀</w:t>
       </w:r>
     </w:p>
@@ -5826,239 +3716,22 @@
     </w:p>
     <w:p>
       <w:r>
-        <w:t xml:space="preserve">Conclusiones sobre Límites de Particionamiento: </w:t>
-      </w:r>
-      <w:proofErr w:type="spellStart"/>
-      <w:r>
-        <w:t>OpenSearch</w:t>
-      </w:r>
-      <w:proofErr w:type="spellEnd"/>
-      <w:r>
-        <w:t xml:space="preserve">: 50GB por </w:t>
-      </w:r>
-      <w:proofErr w:type="spellStart"/>
-      <w:r>
-        <w:t>shard</w:t>
-      </w:r>
-      <w:proofErr w:type="spellEnd"/>
-      <w:r>
-        <w:t xml:space="preserve">, se recomienda forzar </w:t>
-      </w:r>
-      <w:proofErr w:type="spellStart"/>
-      <w:r>
-        <w:t>routing</w:t>
-      </w:r>
-      <w:proofErr w:type="spellEnd"/>
-      <w:r>
-        <w:t xml:space="preserve"> por país si las consultas son mayormente por país. MongoDB: No tiene un límite de tamaño por </w:t>
-      </w:r>
-      <w:proofErr w:type="spellStart"/>
-      <w:r>
-        <w:t>shard</w:t>
-      </w:r>
-      <w:proofErr w:type="spellEnd"/>
-      <w:r>
-        <w:t xml:space="preserve">, pero cada documento tiene un máximo de 16MB. </w:t>
-      </w:r>
-      <w:proofErr w:type="spellStart"/>
-      <w:r>
-        <w:t>DynamoDB</w:t>
-      </w:r>
-      <w:proofErr w:type="spellEnd"/>
-      <w:r>
-        <w:t xml:space="preserve">: 10GB por partición, si se excede, </w:t>
-      </w:r>
-      <w:proofErr w:type="spellStart"/>
-      <w:r>
-        <w:t>DynamoDB</w:t>
-      </w:r>
-      <w:proofErr w:type="spellEnd"/>
-      <w:r>
-        <w:t xml:space="preserve"> redistribuye automáticamente los datos. </w:t>
-      </w:r>
-      <w:proofErr w:type="spellStart"/>
-      <w:r>
-        <w:t>CosmosDB</w:t>
-      </w:r>
-      <w:proofErr w:type="spellEnd"/>
-      <w:r>
-        <w:t xml:space="preserve">: 20GB por partición, si una partición crece demasiado, es necesario elegir mejor la </w:t>
-      </w:r>
-      <w:proofErr w:type="spellStart"/>
-      <w:r>
-        <w:t>Partition</w:t>
-      </w:r>
-      <w:proofErr w:type="spellEnd"/>
-      <w:r>
-        <w:t xml:space="preserve"> Key. </w:t>
-      </w:r>
-      <w:proofErr w:type="spellStart"/>
-      <w:r>
-        <w:t>DocumentDB</w:t>
-      </w:r>
-      <w:proofErr w:type="spellEnd"/>
-      <w:r>
-        <w:t xml:space="preserve">: No usa </w:t>
-      </w:r>
-      <w:proofErr w:type="spellStart"/>
-      <w:r>
-        <w:t>sharding</w:t>
-      </w:r>
-      <w:proofErr w:type="spellEnd"/>
-      <w:r>
-        <w:t xml:space="preserve"> nativo, pero escala con réplicas. Límite de 16MB por documento ¿Quieres que haga ejemplos de consultas optimizadas en cada tecnología? Si </w:t>
-      </w:r>
-      <w:proofErr w:type="spellStart"/>
-      <w:r>
-        <w:t>hazolo</w:t>
-      </w:r>
-      <w:proofErr w:type="spellEnd"/>
-      <w:r>
-        <w:t xml:space="preserve"> mira el array </w:t>
-      </w:r>
-      <w:proofErr w:type="gramStart"/>
-      <w:r>
-        <w:t>{ "</w:t>
-      </w:r>
-      <w:proofErr w:type="gramEnd"/>
-      <w:r>
-        <w:t>id": "00000000X1", "</w:t>
-      </w:r>
-      <w:proofErr w:type="spellStart"/>
-      <w:r>
-        <w:t>paisId</w:t>
-      </w:r>
-      <w:proofErr w:type="spellEnd"/>
-      <w:r>
-        <w:t>": "CO", "</w:t>
-      </w:r>
-      <w:proofErr w:type="spellStart"/>
-      <w:r>
-        <w:t>partitionKey</w:t>
-      </w:r>
-      <w:proofErr w:type="spellEnd"/>
-      <w:r>
-        <w:t>": "CO1", "</w:t>
-      </w:r>
-      <w:proofErr w:type="spellStart"/>
-      <w:r>
-        <w:t>username</w:t>
-      </w:r>
-      <w:proofErr w:type="spellEnd"/>
-      <w:r>
-        <w:t>": "</w:t>
-      </w:r>
-      <w:proofErr w:type="spellStart"/>
-      <w:r>
-        <w:t>any_user</w:t>
-      </w:r>
-      <w:proofErr w:type="spellEnd"/>
-      <w:r>
-        <w:t>", "</w:t>
-      </w:r>
-      <w:proofErr w:type="spellStart"/>
-      <w:r>
-        <w:t>cif</w:t>
-      </w:r>
-      <w:proofErr w:type="spellEnd"/>
-      <w:r>
-        <w:t>": "00XXX144", "</w:t>
-      </w:r>
-      <w:proofErr w:type="spellStart"/>
-      <w:r>
-        <w:t>matricula_type</w:t>
-      </w:r>
-      <w:proofErr w:type="spellEnd"/>
-      <w:r>
-        <w:t>": "ANY", "</w:t>
-      </w:r>
-      <w:proofErr w:type="spellStart"/>
-      <w:r>
-        <w:t>transaccionId</w:t>
-      </w:r>
-      <w:proofErr w:type="spellEnd"/>
-      <w:r>
-        <w:t>": "cd81951fdCCCCCXXXdf923d528", "</w:t>
-      </w:r>
-      <w:proofErr w:type="spellStart"/>
-      <w:r>
-        <w:t>OtherAtributes</w:t>
-      </w:r>
-      <w:proofErr w:type="spellEnd"/>
-      <w:r>
-        <w:t xml:space="preserve">": false } y dame ejemplos muy </w:t>
-      </w:r>
-      <w:proofErr w:type="spellStart"/>
-      <w:r>
-        <w:t>faciles</w:t>
-      </w:r>
-      <w:proofErr w:type="spellEnd"/>
-      <w:r>
-        <w:t xml:space="preserve"> de entender antes de empezar con los ejemplo </w:t>
-      </w:r>
-      <w:proofErr w:type="spellStart"/>
-      <w:r>
-        <w:t>practicos</w:t>
-      </w:r>
-      <w:proofErr w:type="spellEnd"/>
-      <w:r>
-        <w:t xml:space="preserve"> de cada </w:t>
-      </w:r>
-      <w:proofErr w:type="spellStart"/>
-      <w:r>
-        <w:t>tecnologia</w:t>
-      </w:r>
-      <w:proofErr w:type="spellEnd"/>
-      <w:r>
-        <w:t xml:space="preserve">, ejemplo un </w:t>
-      </w:r>
-      <w:proofErr w:type="spellStart"/>
-      <w:r>
-        <w:t>hsardin</w:t>
-      </w:r>
-      <w:proofErr w:type="spellEnd"/>
-      <w:r>
-        <w:t xml:space="preserve"> es como esto, un </w:t>
-      </w:r>
-      <w:proofErr w:type="spellStart"/>
-      <w:r>
-        <w:t>indice</w:t>
-      </w:r>
-      <w:proofErr w:type="spellEnd"/>
-      <w:r>
-        <w:t xml:space="preserve"> compuesto es como esto, una </w:t>
-      </w:r>
-      <w:proofErr w:type="spellStart"/>
-      <w:r>
-        <w:t>particion</w:t>
-      </w:r>
-      <w:proofErr w:type="spellEnd"/>
-      <w:r>
-        <w:t xml:space="preserve"> es como esto</w:t>
-      </w:r>
-    </w:p>
-    <w:p>
-      <w:pPr>
-        <w:rPr>
-          <w:b/>
-          <w:bCs/>
-        </w:rPr>
-      </w:pPr>
-      <w:proofErr w:type="spellStart"/>
-      <w:r>
-        <w:rPr>
-          <w:b/>
-          <w:bCs/>
-        </w:rPr>
-        <w:t>ChatGPT</w:t>
-      </w:r>
-      <w:proofErr w:type="spellEnd"/>
-      <w:r>
-        <w:rPr>
-          <w:b/>
-          <w:bCs/>
-        </w:rPr>
-        <w:t xml:space="preserve"> Plus</w:t>
+        <w:t>Conclusiones sobre Límites de Particionamiento: OpenSearch: 50GB por shard, se recomienda forzar routing por país si las consultas son mayormente por país. MongoDB: No tiene un límite de tamaño por shard, pero cada documento tiene un máximo de 16MB. DynamoDB: 10GB por partición, si se excede, DynamoDB redistribuye automáticamente los datos. CosmosDB: 20GB por partición, si una partición crece demasiado, es necesario elegir mejor la Partition Key. DocumentDB: No usa sharding nativo, pero escala con réplicas. Límite de 16MB por documento ¿Quieres que haga ejemplos de consultas optimizadas en cada tecnología? Si hazolo mira el array { "id": "00000000X1", "paisId": "CO", "partitionKey": "CO1", "username": "any_user", "cif": "00XXX144", "matricula_type": "ANY", "transaccionId": "cd81951fdCCCCCXXXdf923d528", "OtherAtributes": false } y dame ejemplos muy faciles de entender antes de empezar con los ejemplo practicos de cada tecnologia, ejemplo un hsardin es como esto, un indice compuesto es como esto, una particion es como esto</w:t>
+      </w:r>
+    </w:p>
+    <w:p>
+      <w:pPr>
+        <w:rPr>
+          <w:b/>
+          <w:bCs/>
+        </w:rPr>
+      </w:pPr>
+      <w:r>
+        <w:rPr>
+          <w:b/>
+          <w:bCs/>
+        </w:rPr>
+        <w:t>ChatGPT Plus</w:t>
       </w:r>
     </w:p>
     <w:p>
@@ -6096,21 +3769,12 @@
           <w:numId w:val="9"/>
         </w:numPr>
       </w:pPr>
-      <w:proofErr w:type="spellStart"/>
-      <w:r>
-        <w:rPr>
-          <w:b/>
-          <w:bCs/>
-        </w:rPr>
-        <w:t>Sharding</w:t>
-      </w:r>
-      <w:proofErr w:type="spellEnd"/>
-      <w:r>
-        <w:rPr>
-          <w:b/>
-          <w:bCs/>
-        </w:rPr>
-        <w:t xml:space="preserve"> (Fragmentación de Datos)</w:t>
+      <w:r>
+        <w:rPr>
+          <w:b/>
+          <w:bCs/>
+        </w:rPr>
+        <w:t>Sharding (Fragmentación de Datos)</w:t>
       </w:r>
     </w:p>
     <w:p>
@@ -6155,15 +3819,7 @@
         <w:t>📂</w:t>
       </w:r>
       <w:r>
-        <w:t xml:space="preserve"> </w:t>
-      </w:r>
-      <w:proofErr w:type="spellStart"/>
-      <w:r>
-        <w:t>usuarios_CO</w:t>
-      </w:r>
-      <w:proofErr w:type="spellEnd"/>
-      <w:r>
-        <w:t xml:space="preserve"> (Colombia)</w:t>
+        <w:t xml:space="preserve"> usuarios_CO (Colombia)</w:t>
       </w:r>
     </w:p>
     <w:p>
@@ -6180,15 +3836,7 @@
         <w:t>📂</w:t>
       </w:r>
       <w:r>
-        <w:t xml:space="preserve"> </w:t>
-      </w:r>
-      <w:proofErr w:type="spellStart"/>
-      <w:r>
-        <w:t>usuarios_PE</w:t>
-      </w:r>
-      <w:proofErr w:type="spellEnd"/>
-      <w:r>
-        <w:t xml:space="preserve"> (Perú)</w:t>
+        <w:t xml:space="preserve"> usuarios_PE (Perú)</w:t>
       </w:r>
     </w:p>
     <w:p>
@@ -6205,15 +3853,7 @@
         <w:t>📂</w:t>
       </w:r>
       <w:r>
-        <w:t xml:space="preserve"> </w:t>
-      </w:r>
-      <w:proofErr w:type="spellStart"/>
-      <w:r>
-        <w:t>usuarios_AR</w:t>
-      </w:r>
-      <w:proofErr w:type="spellEnd"/>
-      <w:r>
-        <w:t xml:space="preserve"> (Argentina)</w:t>
+        <w:t xml:space="preserve"> usuarios_AR (Argentina)</w:t>
       </w:r>
     </w:p>
     <w:p>
@@ -6236,7 +3876,6 @@
       <w:r>
         <w:t xml:space="preserve"> es un </w:t>
       </w:r>
-      <w:proofErr w:type="spellStart"/>
       <w:r>
         <w:rPr>
           <w:b/>
@@ -6244,17 +3883,8 @@
         </w:rPr>
         <w:t>shard</w:t>
       </w:r>
-      <w:proofErr w:type="spellEnd"/>
-      <w:r>
-        <w:t xml:space="preserve"> en </w:t>
-      </w:r>
-      <w:proofErr w:type="spellStart"/>
-      <w:r>
-        <w:t>OpenSearch</w:t>
-      </w:r>
-      <w:proofErr w:type="spellEnd"/>
-      <w:r>
-        <w:t xml:space="preserve"> o MongoDB.</w:t>
+      <w:r>
+        <w:t xml:space="preserve"> en OpenSearch o MongoDB.</w:t>
       </w:r>
     </w:p>
     <w:p>
@@ -6287,23 +3917,7 @@
         <w:t>Ejemplo</w:t>
       </w:r>
       <w:r>
-        <w:t xml:space="preserve">: Si buscas usuarios por </w:t>
-      </w:r>
-      <w:proofErr w:type="spellStart"/>
-      <w:r>
-        <w:t>paisId</w:t>
-      </w:r>
-      <w:proofErr w:type="spellEnd"/>
-      <w:r>
-        <w:t xml:space="preserve"> </w:t>
-      </w:r>
-      <w:proofErr w:type="spellStart"/>
-      <w:r>
-        <w:t>y</w:t>
-      </w:r>
-      <w:proofErr w:type="spellEnd"/>
-      <w:r>
-        <w:t xml:space="preserve"> id, en lugar de revisar </w:t>
+        <w:t xml:space="preserve">: Si buscas usuarios por paisId y id, en lugar de revisar </w:t>
       </w:r>
       <w:r>
         <w:rPr>
@@ -6340,15 +3954,7 @@
         <w:t>📜</w:t>
       </w:r>
       <w:r>
-        <w:t xml:space="preserve"> </w:t>
-      </w:r>
-      <w:proofErr w:type="spellStart"/>
-      <w:r>
-        <w:t>paisId</w:t>
-      </w:r>
-      <w:proofErr w:type="spellEnd"/>
-      <w:r>
-        <w:t xml:space="preserve"> + id → </w:t>
+        <w:t xml:space="preserve"> paisId + id → </w:t>
       </w:r>
       <w:r>
         <w:rPr>
@@ -6401,23 +4007,7 @@
         <w:t>Ejemplo</w:t>
       </w:r>
       <w:r>
-        <w:t xml:space="preserve">: En </w:t>
-      </w:r>
-      <w:proofErr w:type="spellStart"/>
-      <w:r>
-        <w:t>DynamoDB</w:t>
-      </w:r>
-      <w:proofErr w:type="spellEnd"/>
-      <w:r>
-        <w:t xml:space="preserve"> o </w:t>
-      </w:r>
-      <w:proofErr w:type="spellStart"/>
-      <w:r>
-        <w:t>CosmosDB</w:t>
-      </w:r>
-      <w:proofErr w:type="spellEnd"/>
-      <w:r>
-        <w:t xml:space="preserve">, los datos se </w:t>
+        <w:t xml:space="preserve">: En DynamoDB o CosmosDB, los datos se </w:t>
       </w:r>
       <w:r>
         <w:rPr>
@@ -6437,15 +4027,7 @@
         <w:t>20GB o 10GB</w:t>
       </w:r>
       <w:r>
-        <w:t xml:space="preserve"> según un campo clave (</w:t>
-      </w:r>
-      <w:proofErr w:type="spellStart"/>
-      <w:r>
-        <w:t>partitionKey</w:t>
-      </w:r>
-      <w:proofErr w:type="spellEnd"/>
-      <w:r>
-        <w:t>).</w:t>
+        <w:t xml:space="preserve"> según un campo clave (partitionKey).</w:t>
       </w:r>
     </w:p>
     <w:p>
@@ -6466,18 +4048,8 @@
           <w:numId w:val="9"/>
         </w:numPr>
       </w:pPr>
-      <w:proofErr w:type="gramStart"/>
-      <w:r>
-        <w:t>{ "</w:t>
-      </w:r>
-      <w:proofErr w:type="spellStart"/>
-      <w:proofErr w:type="gramEnd"/>
-      <w:r>
-        <w:t>partitionKey</w:t>
-      </w:r>
-      <w:proofErr w:type="spellEnd"/>
-      <w:r>
-        <w:t>": "CO1", "id": "00000000X1" }</w:t>
+      <w:r>
+        <w:t>{ "partitionKey": "CO1", "id": "00000000X1" }</w:t>
       </w:r>
     </w:p>
     <w:p>
@@ -6487,18 +4059,8 @@
           <w:numId w:val="9"/>
         </w:numPr>
       </w:pPr>
-      <w:proofErr w:type="gramStart"/>
-      <w:r>
-        <w:t>{ "</w:t>
-      </w:r>
-      <w:proofErr w:type="spellStart"/>
-      <w:proofErr w:type="gramEnd"/>
-      <w:r>
-        <w:t>partitionKey</w:t>
-      </w:r>
-      <w:proofErr w:type="spellEnd"/>
-      <w:r>
-        <w:t>": "CO1", "id": "00000000X2" }</w:t>
+      <w:r>
+        <w:t>{ "partitionKey": "CO1", "id": "00000000X2" }</w:t>
       </w:r>
     </w:p>
     <w:p>
@@ -6525,7 +4087,7 @@
     <w:p>
       <w:r>
         <w:pict w14:anchorId="6005EC2C">
-          <v:rect id="_x0000_i1163" style="width:0;height:1.5pt" o:hralign="center" o:hrstd="t" o:hr="t" fillcolor="#a0a0a0" stroked="f"/>
+          <v:rect id="_x0000_i1037" style="width:0;height:1.5pt" o:hralign="center" o:hrstd="t" o:hr="t" fillcolor="#a0a0a0" stroked="f"/>
         </w:pict>
       </w:r>
     </w:p>
@@ -6579,14 +4141,12 @@
           <w:lang w:val="en-US"/>
         </w:rPr>
       </w:pPr>
-      <w:proofErr w:type="spellStart"/>
       <w:r>
         <w:rPr>
           <w:lang w:val="en-US"/>
         </w:rPr>
         <w:t>json</w:t>
       </w:r>
-      <w:proofErr w:type="spellEnd"/>
     </w:p>
     <w:p>
       <w:pPr>
@@ -6594,14 +4154,12 @@
           <w:lang w:val="en-US"/>
         </w:rPr>
       </w:pPr>
-      <w:proofErr w:type="spellStart"/>
       <w:r>
         <w:rPr>
           <w:lang w:val="en-US"/>
         </w:rPr>
         <w:t>CopiarEditar</w:t>
       </w:r>
-      <w:proofErr w:type="spellEnd"/>
     </w:p>
     <w:p>
       <w:pPr>
@@ -6639,21 +4197,20 @@
         <w:rPr>
           <w:lang w:val="en-US"/>
         </w:rPr>
-        <w:t xml:space="preserve">  "</w:t>
-      </w:r>
-      <w:proofErr w:type="spellStart"/>
-      <w:r>
+        <w:t xml:space="preserve">  "paisId": "CO",</w:t>
+      </w:r>
+    </w:p>
+    <w:p>
+      <w:pPr>
         <w:rPr>
           <w:lang w:val="en-US"/>
         </w:rPr>
-        <w:t>paisId</w:t>
-      </w:r>
-      <w:proofErr w:type="spellEnd"/>
+      </w:pPr>
       <w:r>
         <w:rPr>
           <w:lang w:val="en-US"/>
         </w:rPr>
-        <w:t>": "CO",</w:t>
+        <w:t xml:space="preserve">  "partitionKey": "CO1",</w:t>
       </w:r>
     </w:p>
     <w:p>
@@ -6666,21 +4223,20 @@
         <w:rPr>
           <w:lang w:val="en-US"/>
         </w:rPr>
-        <w:t xml:space="preserve">  "</w:t>
-      </w:r>
-      <w:proofErr w:type="spellStart"/>
-      <w:r>
+        <w:t xml:space="preserve">  "username": "any_user",</w:t>
+      </w:r>
+    </w:p>
+    <w:p>
+      <w:pPr>
         <w:rPr>
           <w:lang w:val="en-US"/>
         </w:rPr>
-        <w:t>partitionKey</w:t>
-      </w:r>
-      <w:proofErr w:type="spellEnd"/>
+      </w:pPr>
       <w:r>
         <w:rPr>
           <w:lang w:val="en-US"/>
         </w:rPr>
-        <w:t>": "CO1",</w:t>
+        <w:t xml:space="preserve">  "cif": "00XXX144",</w:t>
       </w:r>
     </w:p>
     <w:p>
@@ -6693,405 +4249,154 @@
         <w:rPr>
           <w:lang w:val="en-US"/>
         </w:rPr>
-        <w:t xml:space="preserve">  "username": "</w:t>
-      </w:r>
-      <w:proofErr w:type="spellStart"/>
+        <w:t xml:space="preserve">  "matricula_type": "ANY",</w:t>
+      </w:r>
+    </w:p>
+    <w:p>
       <w:r>
         <w:rPr>
           <w:lang w:val="en-US"/>
         </w:rPr>
-        <w:t>any_user</w:t>
-      </w:r>
-      <w:proofErr w:type="spellEnd"/>
-      <w:r>
+        <w:t xml:space="preserve">  </w:t>
+      </w:r>
+      <w:r>
+        <w:t>"transaccionId": "cd81951fdCCCCCXXXdf923d528",</w:t>
+      </w:r>
+    </w:p>
+    <w:p>
+      <w:r>
+        <w:t xml:space="preserve">  "OtherAtributes": false</w:t>
+      </w:r>
+    </w:p>
+    <w:p>
+      <w:r>
+        <w:t>}</w:t>
+      </w:r>
+    </w:p>
+    <w:p>
+      <w:pPr>
+        <w:rPr>
+          <w:b/>
+          <w:bCs/>
+        </w:rPr>
+      </w:pPr>
+      <w:r>
+        <w:rPr>
+          <w:b/>
+          <w:bCs/>
+        </w:rPr>
+        <w:t>1️</w:t>
+      </w:r>
+      <w:r>
+        <w:rPr>
+          <w:rFonts w:ascii="Segoe UI Symbol" w:hAnsi="Segoe UI Symbol" w:cs="Segoe UI Symbol"/>
+          <w:b/>
+          <w:bCs/>
+        </w:rPr>
+        <w:t>⃣</w:t>
+      </w:r>
+      <w:r>
+        <w:rPr>
+          <w:b/>
+          <w:bCs/>
+        </w:rPr>
+        <w:t xml:space="preserve"> DynamoDB (Consulta rápida usando Partition Key)</w:t>
+      </w:r>
+    </w:p>
+    <w:p>
+      <w:r>
+        <w:rPr>
+          <w:rFonts w:ascii="Segoe UI Emoji" w:hAnsi="Segoe UI Emoji" w:cs="Segoe UI Emoji"/>
+        </w:rPr>
+        <w:t>📌</w:t>
+      </w:r>
+      <w:r>
+        <w:t xml:space="preserve"> </w:t>
+      </w:r>
+      <w:r>
+        <w:rPr>
+          <w:b/>
+          <w:bCs/>
+        </w:rPr>
+        <w:t>Consulta de usuario en DynamoDB usando partitionKey</w:t>
+      </w:r>
+    </w:p>
+    <w:p>
+      <w:pPr>
         <w:rPr>
           <w:lang w:val="en-US"/>
         </w:rPr>
-        <w:t>",</w:t>
-      </w:r>
-    </w:p>
-    <w:p>
-      <w:pPr>
+      </w:pPr>
+      <w:r>
         <w:rPr>
           <w:lang w:val="en-US"/>
         </w:rPr>
-      </w:pPr>
-      <w:r>
+        <w:t>json</w:t>
+      </w:r>
+    </w:p>
+    <w:p>
+      <w:pPr>
         <w:rPr>
           <w:lang w:val="en-US"/>
         </w:rPr>
-        <w:t xml:space="preserve">  "</w:t>
-      </w:r>
-      <w:proofErr w:type="spellStart"/>
+      </w:pPr>
       <w:r>
         <w:rPr>
           <w:lang w:val="en-US"/>
         </w:rPr>
-        <w:t>cif</w:t>
-      </w:r>
-      <w:proofErr w:type="spellEnd"/>
-      <w:r>
+        <w:t>CopiarEditar</w:t>
+      </w:r>
+    </w:p>
+    <w:p>
+      <w:pPr>
         <w:rPr>
           <w:lang w:val="en-US"/>
         </w:rPr>
-        <w:t>": "00XXX144",</w:t>
-      </w:r>
-    </w:p>
-    <w:p>
-      <w:pPr>
+      </w:pPr>
+      <w:r>
         <w:rPr>
           <w:lang w:val="en-US"/>
         </w:rPr>
-      </w:pPr>
-      <w:r>
+        <w:t>{</w:t>
+      </w:r>
+    </w:p>
+    <w:p>
+      <w:pPr>
         <w:rPr>
           <w:lang w:val="en-US"/>
         </w:rPr>
-        <w:t xml:space="preserve">  "</w:t>
-      </w:r>
-      <w:proofErr w:type="spellStart"/>
-      <w:proofErr w:type="gramStart"/>
+      </w:pPr>
       <w:r>
         <w:rPr>
           <w:lang w:val="en-US"/>
         </w:rPr>
-        <w:t>matricula</w:t>
-      </w:r>
-      <w:proofErr w:type="gramEnd"/>
-      <w:r>
+        <w:t xml:space="preserve">  "TableName": "Usuarios",</w:t>
+      </w:r>
+    </w:p>
+    <w:p>
+      <w:pPr>
         <w:rPr>
           <w:lang w:val="en-US"/>
         </w:rPr>
-        <w:t>_type</w:t>
-      </w:r>
-      <w:proofErr w:type="spellEnd"/>
+      </w:pPr>
       <w:r>
         <w:rPr>
           <w:lang w:val="en-US"/>
         </w:rPr>
-        <w:t>": "ANY",</w:t>
-      </w:r>
-    </w:p>
-    <w:p>
-      <w:r>
+        <w:t xml:space="preserve">  "KeyConditionExpression": "partitionKey = :pk",</w:t>
+      </w:r>
+    </w:p>
+    <w:p>
+      <w:pPr>
         <w:rPr>
           <w:lang w:val="en-US"/>
         </w:rPr>
-        <w:t xml:space="preserve">  </w:t>
-      </w:r>
-      <w:r>
-        <w:t>"</w:t>
-      </w:r>
-      <w:proofErr w:type="spellStart"/>
-      <w:r>
-        <w:t>transaccionId</w:t>
-      </w:r>
-      <w:proofErr w:type="spellEnd"/>
-      <w:r>
-        <w:t>": "cd81951fdCCCCCXXXdf923d528",</w:t>
-      </w:r>
-    </w:p>
-    <w:p>
-      <w:r>
-        <w:t xml:space="preserve">  "</w:t>
-      </w:r>
-      <w:proofErr w:type="spellStart"/>
-      <w:r>
-        <w:t>OtherAtributes</w:t>
-      </w:r>
-      <w:proofErr w:type="spellEnd"/>
-      <w:r>
-        <w:t>": false</w:t>
-      </w:r>
-    </w:p>
-    <w:p>
-      <w:r>
-        <w:t>}</w:t>
-      </w:r>
-    </w:p>
-    <w:p>
-      <w:pPr>
-        <w:rPr>
-          <w:b/>
-          <w:bCs/>
-        </w:rPr>
-      </w:pPr>
-      <w:r>
-        <w:rPr>
-          <w:b/>
-          <w:bCs/>
-        </w:rPr>
-        <w:t>1️</w:t>
-      </w:r>
-      <w:r>
-        <w:rPr>
-          <w:rFonts w:ascii="Segoe UI Symbol" w:hAnsi="Segoe UI Symbol" w:cs="Segoe UI Symbol"/>
-          <w:b/>
-          <w:bCs/>
-        </w:rPr>
-        <w:t>⃣</w:t>
-      </w:r>
-      <w:r>
-        <w:rPr>
-          <w:b/>
-          <w:bCs/>
-        </w:rPr>
-        <w:t xml:space="preserve"> </w:t>
-      </w:r>
-      <w:proofErr w:type="spellStart"/>
-      <w:r>
-        <w:rPr>
-          <w:b/>
-          <w:bCs/>
-        </w:rPr>
-        <w:t>DynamoDB</w:t>
-      </w:r>
-      <w:proofErr w:type="spellEnd"/>
-      <w:r>
-        <w:rPr>
-          <w:b/>
-          <w:bCs/>
-        </w:rPr>
-        <w:t xml:space="preserve"> (Consulta rápida usando </w:t>
-      </w:r>
-      <w:proofErr w:type="spellStart"/>
-      <w:r>
-        <w:rPr>
-          <w:b/>
-          <w:bCs/>
-        </w:rPr>
-        <w:t>Partition</w:t>
-      </w:r>
-      <w:proofErr w:type="spellEnd"/>
-      <w:r>
-        <w:rPr>
-          <w:b/>
-          <w:bCs/>
-        </w:rPr>
-        <w:t xml:space="preserve"> Key)</w:t>
-      </w:r>
-    </w:p>
-    <w:p>
-      <w:r>
-        <w:rPr>
-          <w:rFonts w:ascii="Segoe UI Emoji" w:hAnsi="Segoe UI Emoji" w:cs="Segoe UI Emoji"/>
-        </w:rPr>
-        <w:t>📌</w:t>
-      </w:r>
-      <w:r>
-        <w:t xml:space="preserve"> </w:t>
-      </w:r>
-      <w:r>
-        <w:rPr>
-          <w:b/>
-          <w:bCs/>
-        </w:rPr>
-        <w:t xml:space="preserve">Consulta de usuario en </w:t>
-      </w:r>
-      <w:proofErr w:type="spellStart"/>
-      <w:r>
-        <w:rPr>
-          <w:b/>
-          <w:bCs/>
-        </w:rPr>
-        <w:t>DynamoDB</w:t>
-      </w:r>
-      <w:proofErr w:type="spellEnd"/>
-      <w:r>
-        <w:rPr>
-          <w:b/>
-          <w:bCs/>
-        </w:rPr>
-        <w:t xml:space="preserve"> usando </w:t>
-      </w:r>
-      <w:proofErr w:type="spellStart"/>
-      <w:r>
-        <w:rPr>
-          <w:b/>
-          <w:bCs/>
-        </w:rPr>
-        <w:t>partitionKey</w:t>
-      </w:r>
-      <w:proofErr w:type="spellEnd"/>
-    </w:p>
-    <w:p>
-      <w:pPr>
+      </w:pPr>
+      <w:r>
         <w:rPr>
           <w:lang w:val="en-US"/>
         </w:rPr>
-      </w:pPr>
-      <w:proofErr w:type="spellStart"/>
-      <w:r>
-        <w:rPr>
-          <w:lang w:val="en-US"/>
-        </w:rPr>
-        <w:t>json</w:t>
-      </w:r>
-      <w:proofErr w:type="spellEnd"/>
-    </w:p>
-    <w:p>
-      <w:pPr>
-        <w:rPr>
-          <w:lang w:val="en-US"/>
-        </w:rPr>
-      </w:pPr>
-      <w:proofErr w:type="spellStart"/>
-      <w:r>
-        <w:rPr>
-          <w:lang w:val="en-US"/>
-        </w:rPr>
-        <w:t>CopiarEditar</w:t>
-      </w:r>
-      <w:proofErr w:type="spellEnd"/>
-    </w:p>
-    <w:p>
-      <w:pPr>
-        <w:rPr>
-          <w:lang w:val="en-US"/>
-        </w:rPr>
-      </w:pPr>
-      <w:r>
-        <w:rPr>
-          <w:lang w:val="en-US"/>
-        </w:rPr>
-        <w:t>{</w:t>
-      </w:r>
-    </w:p>
-    <w:p>
-      <w:pPr>
-        <w:rPr>
-          <w:lang w:val="en-US"/>
-        </w:rPr>
-      </w:pPr>
-      <w:r>
-        <w:rPr>
-          <w:lang w:val="en-US"/>
-        </w:rPr>
-        <w:t xml:space="preserve">  "</w:t>
-      </w:r>
-      <w:proofErr w:type="spellStart"/>
-      <w:r>
-        <w:rPr>
-          <w:lang w:val="en-US"/>
-        </w:rPr>
-        <w:t>TableName</w:t>
-      </w:r>
-      <w:proofErr w:type="spellEnd"/>
-      <w:r>
-        <w:rPr>
-          <w:lang w:val="en-US"/>
-        </w:rPr>
-        <w:t>": "</w:t>
-      </w:r>
-      <w:proofErr w:type="spellStart"/>
-      <w:r>
-        <w:rPr>
-          <w:lang w:val="en-US"/>
-        </w:rPr>
-        <w:t>Usuarios</w:t>
-      </w:r>
-      <w:proofErr w:type="spellEnd"/>
-      <w:r>
-        <w:rPr>
-          <w:lang w:val="en-US"/>
-        </w:rPr>
-        <w:t>",</w:t>
-      </w:r>
-    </w:p>
-    <w:p>
-      <w:pPr>
-        <w:rPr>
-          <w:lang w:val="en-US"/>
-        </w:rPr>
-      </w:pPr>
-      <w:r>
-        <w:rPr>
-          <w:lang w:val="en-US"/>
-        </w:rPr>
-        <w:t xml:space="preserve">  "</w:t>
-      </w:r>
-      <w:proofErr w:type="spellStart"/>
-      <w:r>
-        <w:rPr>
-          <w:lang w:val="en-US"/>
-        </w:rPr>
-        <w:t>KeyConditionExpression</w:t>
-      </w:r>
-      <w:proofErr w:type="spellEnd"/>
-      <w:r>
-        <w:rPr>
-          <w:lang w:val="en-US"/>
-        </w:rPr>
-        <w:t>": "</w:t>
-      </w:r>
-      <w:proofErr w:type="spellStart"/>
-      <w:r>
-        <w:rPr>
-          <w:lang w:val="en-US"/>
-        </w:rPr>
-        <w:t>partitionKey</w:t>
-      </w:r>
-      <w:proofErr w:type="spellEnd"/>
-      <w:r>
-        <w:rPr>
-          <w:lang w:val="en-US"/>
-        </w:rPr>
-        <w:t xml:space="preserve"> </w:t>
-      </w:r>
-      <w:proofErr w:type="gramStart"/>
-      <w:r>
-        <w:rPr>
-          <w:lang w:val="en-US"/>
-        </w:rPr>
-        <w:t>= :pk</w:t>
-      </w:r>
-      <w:proofErr w:type="gramEnd"/>
-      <w:r>
-        <w:rPr>
-          <w:lang w:val="en-US"/>
-        </w:rPr>
-        <w:t>",</w:t>
-      </w:r>
-    </w:p>
-    <w:p>
-      <w:pPr>
-        <w:rPr>
-          <w:lang w:val="en-US"/>
-        </w:rPr>
-      </w:pPr>
-      <w:r>
-        <w:rPr>
-          <w:lang w:val="en-US"/>
-        </w:rPr>
-        <w:t xml:space="preserve">  "</w:t>
-      </w:r>
-      <w:proofErr w:type="spellStart"/>
-      <w:r>
-        <w:rPr>
-          <w:lang w:val="en-US"/>
-        </w:rPr>
-        <w:t>ExpressionAttributeValues</w:t>
-      </w:r>
-      <w:proofErr w:type="spellEnd"/>
-      <w:r>
-        <w:rPr>
-          <w:lang w:val="en-US"/>
-        </w:rPr>
-        <w:t xml:space="preserve">": </w:t>
-      </w:r>
-      <w:proofErr w:type="gramStart"/>
-      <w:r>
-        <w:rPr>
-          <w:lang w:val="en-US"/>
-        </w:rPr>
-        <w:t>{ "</w:t>
-      </w:r>
-      <w:proofErr w:type="gramEnd"/>
-      <w:r>
-        <w:rPr>
-          <w:lang w:val="en-US"/>
-        </w:rPr>
-        <w:t>:pk": "CO1" }</w:t>
+        <w:t xml:space="preserve">  "ExpressionAttributeValues": { ":pk": "CO1" }</w:t>
       </w:r>
     </w:p>
     <w:p>
@@ -7126,7 +4431,6 @@
         </w:rPr>
         <w:t xml:space="preserve"> </w:t>
       </w:r>
-      <w:proofErr w:type="spellStart"/>
       <w:r>
         <w:rPr>
           <w:b/>
@@ -7135,7 +4439,6 @@
         </w:rPr>
         <w:t>Explicación</w:t>
       </w:r>
-      <w:proofErr w:type="spellEnd"/>
       <w:r>
         <w:rPr>
           <w:lang w:val="en-US"/>
@@ -7150,32 +4453,15 @@
           <w:numId w:val="10"/>
         </w:numPr>
       </w:pPr>
-      <w:proofErr w:type="spellStart"/>
-      <w:r>
-        <w:rPr>
-          <w:b/>
-          <w:bCs/>
-        </w:rPr>
-        <w:t>partitionKey</w:t>
-      </w:r>
-      <w:proofErr w:type="spellEnd"/>
-      <w:r>
-        <w:rPr>
-          <w:b/>
-          <w:bCs/>
-        </w:rPr>
-        <w:t xml:space="preserve"> es "CO1"`</w:t>
-      </w:r>
-      <w:r>
-        <w:t xml:space="preserve"> → </w:t>
-      </w:r>
-      <w:proofErr w:type="spellStart"/>
-      <w:r>
-        <w:t>DynamoDB</w:t>
-      </w:r>
-      <w:proofErr w:type="spellEnd"/>
-      <w:r>
-        <w:t xml:space="preserve"> solo busca en </w:t>
+      <w:r>
+        <w:rPr>
+          <w:b/>
+          <w:bCs/>
+        </w:rPr>
+        <w:t>partitionKey es "CO1"`</w:t>
+      </w:r>
+      <w:r>
+        <w:t xml:space="preserve"> → DynamoDB solo busca en </w:t>
       </w:r>
       <w:r>
         <w:rPr>
@@ -7191,7 +4477,7 @@
     <w:p>
       <w:r>
         <w:pict w14:anchorId="5E424CB1">
-          <v:rect id="_x0000_i1164" style="width:0;height:1.5pt" o:hralign="center" o:hrstd="t" o:hr="t" fillcolor="#a0a0a0" stroked="f"/>
+          <v:rect id="_x0000_i1038" style="width:0;height:1.5pt" o:hralign="center" o:hrstd="t" o:hr="t" fillcolor="#a0a0a0" stroked="f"/>
         </w:pict>
       </w:r>
     </w:p>
@@ -7222,120 +4508,36 @@
           <w:b/>
           <w:bCs/>
         </w:rPr>
+        <w:t xml:space="preserve"> CosmosDB (Consulta usando Partition Key)</w:t>
+      </w:r>
+    </w:p>
+    <w:p>
+      <w:r>
+        <w:rPr>
+          <w:rFonts w:ascii="Segoe UI Emoji" w:hAnsi="Segoe UI Emoji" w:cs="Segoe UI Emoji"/>
+        </w:rPr>
+        <w:t>📌</w:t>
+      </w:r>
+      <w:r>
         <w:t xml:space="preserve"> </w:t>
       </w:r>
-      <w:proofErr w:type="spellStart"/>
-      <w:r>
-        <w:rPr>
-          <w:b/>
-          <w:bCs/>
-        </w:rPr>
-        <w:t>CosmosDB</w:t>
-      </w:r>
-      <w:proofErr w:type="spellEnd"/>
-      <w:r>
-        <w:rPr>
-          <w:b/>
-          <w:bCs/>
-        </w:rPr>
-        <w:t xml:space="preserve"> (Consulta usando </w:t>
-      </w:r>
-      <w:proofErr w:type="spellStart"/>
-      <w:r>
-        <w:rPr>
-          <w:b/>
-          <w:bCs/>
-        </w:rPr>
-        <w:t>Partition</w:t>
-      </w:r>
-      <w:proofErr w:type="spellEnd"/>
-      <w:r>
-        <w:rPr>
-          <w:b/>
-          <w:bCs/>
-        </w:rPr>
-        <w:t xml:space="preserve"> Key)</w:t>
-      </w:r>
-    </w:p>
-    <w:p>
-      <w:r>
-        <w:rPr>
-          <w:rFonts w:ascii="Segoe UI Emoji" w:hAnsi="Segoe UI Emoji" w:cs="Segoe UI Emoji"/>
-        </w:rPr>
-        <w:t>📌</w:t>
-      </w:r>
-      <w:r>
-        <w:t xml:space="preserve"> </w:t>
-      </w:r>
-      <w:r>
-        <w:rPr>
-          <w:b/>
-          <w:bCs/>
-        </w:rPr>
-        <w:t xml:space="preserve">Consulta de usuario en </w:t>
-      </w:r>
-      <w:proofErr w:type="spellStart"/>
-      <w:r>
-        <w:rPr>
-          <w:b/>
-          <w:bCs/>
-        </w:rPr>
-        <w:t>CosmosDB</w:t>
-      </w:r>
-      <w:proofErr w:type="spellEnd"/>
-      <w:r>
-        <w:rPr>
-          <w:b/>
-          <w:bCs/>
-        </w:rPr>
-        <w:t xml:space="preserve"> con </w:t>
-      </w:r>
-      <w:proofErr w:type="spellStart"/>
-      <w:r>
-        <w:rPr>
-          <w:b/>
-          <w:bCs/>
-        </w:rPr>
-        <w:t>partitionKey</w:t>
-      </w:r>
-      <w:proofErr w:type="spellEnd"/>
-      <w:r>
-        <w:rPr>
-          <w:b/>
-          <w:bCs/>
-        </w:rPr>
-        <w:t xml:space="preserve"> </w:t>
-      </w:r>
-      <w:proofErr w:type="spellStart"/>
-      <w:r>
-        <w:rPr>
-          <w:b/>
-          <w:bCs/>
-        </w:rPr>
-        <w:t>y</w:t>
-      </w:r>
-      <w:proofErr w:type="spellEnd"/>
-      <w:r>
-        <w:rPr>
-          <w:b/>
-          <w:bCs/>
-        </w:rPr>
-        <w:t xml:space="preserve"> id</w:t>
-      </w:r>
-    </w:p>
-    <w:p>
-      <w:proofErr w:type="spellStart"/>
+      <w:r>
+        <w:rPr>
+          <w:b/>
+          <w:bCs/>
+        </w:rPr>
+        <w:t>Consulta de usuario en CosmosDB con partitionKey y id</w:t>
+      </w:r>
+    </w:p>
+    <w:p>
       <w:r>
         <w:t>sql</w:t>
       </w:r>
-      <w:proofErr w:type="spellEnd"/>
-    </w:p>
-    <w:p>
-      <w:proofErr w:type="spellStart"/>
+    </w:p>
+    <w:p>
       <w:r>
         <w:t>CopiarEditar</w:t>
       </w:r>
-      <w:proofErr w:type="spellEnd"/>
     </w:p>
     <w:p>
       <w:r>
@@ -7352,23 +4554,7 @@
         <w:rPr>
           <w:lang w:val="en-US"/>
         </w:rPr>
-        <w:t xml:space="preserve">WHERE </w:t>
-      </w:r>
-      <w:proofErr w:type="spellStart"/>
-      <w:proofErr w:type="gramStart"/>
-      <w:r>
-        <w:rPr>
-          <w:lang w:val="en-US"/>
-        </w:rPr>
-        <w:t>u.partitionKey</w:t>
-      </w:r>
-      <w:proofErr w:type="spellEnd"/>
-      <w:proofErr w:type="gramEnd"/>
-      <w:r>
-        <w:rPr>
-          <w:lang w:val="en-US"/>
-        </w:rPr>
-        <w:t xml:space="preserve"> = 'CO1' </w:t>
+        <w:t xml:space="preserve">WHERE u.partitionKey = 'CO1' </w:t>
       </w:r>
     </w:p>
     <w:p>
@@ -7412,21 +4598,12 @@
           <w:numId w:val="11"/>
         </w:numPr>
       </w:pPr>
-      <w:proofErr w:type="spellStart"/>
-      <w:r>
-        <w:rPr>
-          <w:b/>
-          <w:bCs/>
-        </w:rPr>
-        <w:t>partitionKey</w:t>
-      </w:r>
-      <w:proofErr w:type="spellEnd"/>
-      <w:r>
-        <w:rPr>
-          <w:b/>
-          <w:bCs/>
-        </w:rPr>
-        <w:t xml:space="preserve"> = 'CO1'</w:t>
+      <w:r>
+        <w:rPr>
+          <w:b/>
+          <w:bCs/>
+        </w:rPr>
+        <w:t>partitionKey = 'CO1'</w:t>
       </w:r>
       <w:r>
         <w:t xml:space="preserve"> → Solo busca en la partición correcta.</w:t>
@@ -7453,7 +4630,7 @@
     <w:p>
       <w:r>
         <w:pict w14:anchorId="3085140B">
-          <v:rect id="_x0000_i1165" style="width:0;height:1.5pt" o:hralign="center" o:hrstd="t" o:hr="t" fillcolor="#a0a0a0" stroked="f"/>
+          <v:rect id="_x0000_i1039" style="width:0;height:1.5pt" o:hralign="center" o:hrstd="t" o:hr="t" fillcolor="#a0a0a0" stroked="f"/>
         </w:pict>
       </w:r>
     </w:p>
@@ -7484,39 +4661,40 @@
           <w:b/>
           <w:bCs/>
         </w:rPr>
-        <w:t xml:space="preserve"> MongoDB (Índice Compuesto para </w:t>
-      </w:r>
-      <w:proofErr w:type="spellStart"/>
-      <w:r>
-        <w:rPr>
-          <w:b/>
-          <w:bCs/>
-        </w:rPr>
-        <w:t>paisId</w:t>
-      </w:r>
-      <w:proofErr w:type="spellEnd"/>
-      <w:r>
-        <w:rPr>
-          <w:b/>
-          <w:bCs/>
-        </w:rPr>
+        <w:t xml:space="preserve"> MongoDB (Índice Compuesto para paisId y id)</w:t>
+      </w:r>
+    </w:p>
+    <w:p>
+      <w:r>
+        <w:rPr>
+          <w:rFonts w:ascii="Segoe UI Emoji" w:hAnsi="Segoe UI Emoji" w:cs="Segoe UI Emoji"/>
+        </w:rPr>
+        <w:t>📌</w:t>
+      </w:r>
+      <w:r>
         <w:t xml:space="preserve"> </w:t>
       </w:r>
-      <w:proofErr w:type="spellStart"/>
-      <w:r>
-        <w:rPr>
-          <w:b/>
-          <w:bCs/>
-        </w:rPr>
-        <w:t>y</w:t>
-      </w:r>
-      <w:proofErr w:type="spellEnd"/>
-      <w:r>
-        <w:rPr>
-          <w:b/>
-          <w:bCs/>
-        </w:rPr>
-        <w:t xml:space="preserve"> id)</w:t>
+      <w:r>
+        <w:rPr>
+          <w:b/>
+          <w:bCs/>
+        </w:rPr>
+        <w:t>Crear índice compuesto en MongoDB</w:t>
+      </w:r>
+    </w:p>
+    <w:p>
+      <w:r>
+        <w:t>js</w:t>
+      </w:r>
+    </w:p>
+    <w:p>
+      <w:r>
+        <w:t>CopiarEditar</w:t>
+      </w:r>
+    </w:p>
+    <w:p>
+      <w:r>
+        <w:t>db.usuarios.createIndex({ paisId: 1, id: 1 })</w:t>
       </w:r>
     </w:p>
     <w:p>
@@ -7534,99 +4712,22 @@
           <w:b/>
           <w:bCs/>
         </w:rPr>
-        <w:t>Crear índice compuesto en MongoDB</w:t>
-      </w:r>
-    </w:p>
-    <w:p>
-      <w:proofErr w:type="spellStart"/>
+        <w:t>Consulta rápida de usuario en MongoDB</w:t>
+      </w:r>
+    </w:p>
+    <w:p>
       <w:r>
         <w:t>js</w:t>
       </w:r>
-      <w:proofErr w:type="spellEnd"/>
-    </w:p>
-    <w:p>
-      <w:proofErr w:type="spellStart"/>
+    </w:p>
+    <w:p>
       <w:r>
         <w:t>CopiarEditar</w:t>
       </w:r>
-      <w:proofErr w:type="spellEnd"/>
-    </w:p>
-    <w:p>
-      <w:proofErr w:type="spellStart"/>
-      <w:proofErr w:type="gramStart"/>
-      <w:r>
-        <w:t>db.usuarios</w:t>
-      </w:r>
-      <w:proofErr w:type="gramEnd"/>
-      <w:r>
-        <w:t>.createIndex</w:t>
-      </w:r>
-      <w:proofErr w:type="spellEnd"/>
-      <w:r>
-        <w:t xml:space="preserve">({ </w:t>
-      </w:r>
-      <w:proofErr w:type="spellStart"/>
-      <w:r>
-        <w:t>paisId</w:t>
-      </w:r>
-      <w:proofErr w:type="spellEnd"/>
-      <w:r>
-        <w:t>: 1, id: 1 })</w:t>
-      </w:r>
-    </w:p>
-    <w:p>
-      <w:r>
-        <w:rPr>
-          <w:rFonts w:ascii="Segoe UI Emoji" w:hAnsi="Segoe UI Emoji" w:cs="Segoe UI Emoji"/>
-        </w:rPr>
-        <w:t>📌</w:t>
-      </w:r>
-      <w:r>
-        <w:t xml:space="preserve"> </w:t>
-      </w:r>
-      <w:r>
-        <w:rPr>
-          <w:b/>
-          <w:bCs/>
-        </w:rPr>
-        <w:t>Consulta rápida de usuario en MongoDB</w:t>
-      </w:r>
-    </w:p>
-    <w:p>
-      <w:proofErr w:type="spellStart"/>
-      <w:r>
-        <w:t>js</w:t>
-      </w:r>
-      <w:proofErr w:type="spellEnd"/>
-    </w:p>
-    <w:p>
-      <w:proofErr w:type="spellStart"/>
-      <w:r>
-        <w:t>CopiarEditar</w:t>
-      </w:r>
-      <w:proofErr w:type="spellEnd"/>
-    </w:p>
-    <w:p>
-      <w:proofErr w:type="spellStart"/>
-      <w:proofErr w:type="gramStart"/>
-      <w:r>
-        <w:t>db.usuarios</w:t>
-      </w:r>
-      <w:proofErr w:type="gramEnd"/>
-      <w:r>
-        <w:t>.find</w:t>
-      </w:r>
-      <w:proofErr w:type="spellEnd"/>
-      <w:r>
-        <w:t xml:space="preserve">({ </w:t>
-      </w:r>
-      <w:proofErr w:type="spellStart"/>
-      <w:r>
-        <w:t>paisId</w:t>
-      </w:r>
-      <w:proofErr w:type="spellEnd"/>
-      <w:r>
-        <w:t>: "CO", id: "00000000X1" })</w:t>
+    </w:p>
+    <w:p>
+      <w:r>
+        <w:t>db.usuarios.find({ paisId: "CO", id: "00000000X1" })</w:t>
       </w:r>
     </w:p>
     <w:p>
@@ -7662,32 +4763,7 @@
           <w:b/>
           <w:bCs/>
         </w:rPr>
-        <w:t xml:space="preserve">El índice </w:t>
-      </w:r>
-      <w:proofErr w:type="gramStart"/>
-      <w:r>
-        <w:rPr>
-          <w:b/>
-          <w:bCs/>
-        </w:rPr>
-        <w:t xml:space="preserve">{ </w:t>
-      </w:r>
-      <w:proofErr w:type="spellStart"/>
-      <w:r>
-        <w:rPr>
-          <w:b/>
-          <w:bCs/>
-        </w:rPr>
-        <w:t>paisId</w:t>
-      </w:r>
-      <w:proofErr w:type="spellEnd"/>
-      <w:proofErr w:type="gramEnd"/>
-      <w:r>
-        <w:rPr>
-          <w:b/>
-          <w:bCs/>
-        </w:rPr>
-        <w:t>: 1, id: 1 }</w:t>
+        <w:t>El índice { paisId: 1, id: 1 }</w:t>
       </w:r>
       <w:r>
         <w:t xml:space="preserve"> → Hace que la búsqueda sea </w:t>
@@ -7706,7 +4782,7 @@
     <w:p>
       <w:r>
         <w:pict w14:anchorId="7C5EB97E">
-          <v:rect id="_x0000_i1166" style="width:0;height:1.5pt" o:hralign="center" o:hrstd="t" o:hr="t" fillcolor="#a0a0a0" stroked="f"/>
+          <v:rect id="_x0000_i1040" style="width:0;height:1.5pt" o:hralign="center" o:hrstd="t" o:hr="t" fillcolor="#a0a0a0" stroked="f"/>
         </w:pict>
       </w:r>
     </w:p>
@@ -7748,61 +4824,7 @@
           <w:bCs/>
           <w:lang w:val="en-US"/>
         </w:rPr>
-        <w:t xml:space="preserve"> OpenSearch (Sharding + Routing </w:t>
-      </w:r>
-      <w:proofErr w:type="spellStart"/>
-      <w:r>
-        <w:rPr>
-          <w:b/>
-          <w:bCs/>
-          <w:lang w:val="en-US"/>
-        </w:rPr>
-        <w:t>forzado</w:t>
-      </w:r>
-      <w:proofErr w:type="spellEnd"/>
-      <w:r>
-        <w:rPr>
-          <w:b/>
-          <w:bCs/>
-          <w:lang w:val="en-US"/>
-        </w:rPr>
-        <w:t xml:space="preserve"> </w:t>
-      </w:r>
-      <w:proofErr w:type="spellStart"/>
-      <w:r>
-        <w:rPr>
-          <w:b/>
-          <w:bCs/>
-          <w:lang w:val="en-US"/>
-        </w:rPr>
-        <w:t>por</w:t>
-      </w:r>
-      <w:proofErr w:type="spellEnd"/>
-      <w:r>
-        <w:rPr>
-          <w:b/>
-          <w:bCs/>
-          <w:lang w:val="en-US"/>
-        </w:rPr>
-        <w:t xml:space="preserve"> </w:t>
-      </w:r>
-      <w:proofErr w:type="spellStart"/>
-      <w:r>
-        <w:rPr>
-          <w:b/>
-          <w:bCs/>
-          <w:lang w:val="en-US"/>
-        </w:rPr>
-        <w:t>paisId</w:t>
-      </w:r>
-      <w:proofErr w:type="spellEnd"/>
-      <w:r>
-        <w:rPr>
-          <w:b/>
-          <w:bCs/>
-          <w:lang w:val="en-US"/>
-        </w:rPr>
-        <w:t>)</w:t>
+        <w:t xml:space="preserve"> OpenSearch (Sharding + Routing forzado por paisId)</w:t>
       </w:r>
     </w:p>
     <w:p>
@@ -7821,39 +4843,7 @@
           <w:b/>
           <w:bCs/>
         </w:rPr>
-        <w:t xml:space="preserve">Consulta optimizada en </w:t>
-      </w:r>
-      <w:proofErr w:type="spellStart"/>
-      <w:r>
-        <w:rPr>
-          <w:b/>
-          <w:bCs/>
-        </w:rPr>
-        <w:t>OpenSearch</w:t>
-      </w:r>
-      <w:proofErr w:type="spellEnd"/>
-      <w:r>
-        <w:rPr>
-          <w:b/>
-          <w:bCs/>
-        </w:rPr>
-        <w:t xml:space="preserve"> (Forzar búsqueda en el </w:t>
-      </w:r>
-      <w:proofErr w:type="spellStart"/>
-      <w:r>
-        <w:rPr>
-          <w:b/>
-          <w:bCs/>
-        </w:rPr>
-        <w:t>shard</w:t>
-      </w:r>
-      <w:proofErr w:type="spellEnd"/>
-      <w:r>
-        <w:rPr>
-          <w:b/>
-          <w:bCs/>
-        </w:rPr>
-        <w:t xml:space="preserve"> de CO)</w:t>
+        <w:t>Consulta optimizada en OpenSearch (Forzar búsqueda en el shard de CO)</w:t>
       </w:r>
     </w:p>
     <w:p>
@@ -7862,14 +4852,12 @@
           <w:lang w:val="en-US"/>
         </w:rPr>
       </w:pPr>
-      <w:proofErr w:type="spellStart"/>
       <w:r>
         <w:rPr>
           <w:lang w:val="en-US"/>
         </w:rPr>
         <w:t>json</w:t>
       </w:r>
-      <w:proofErr w:type="spellEnd"/>
     </w:p>
     <w:p>
       <w:pPr>
@@ -7877,14 +4865,12 @@
           <w:lang w:val="en-US"/>
         </w:rPr>
       </w:pPr>
-      <w:proofErr w:type="spellStart"/>
       <w:r>
         <w:rPr>
           <w:lang w:val="en-US"/>
         </w:rPr>
         <w:t>CopiarEditar</w:t>
       </w:r>
-      <w:proofErr w:type="spellEnd"/>
     </w:p>
     <w:p>
       <w:pPr>
@@ -7896,21 +4882,20 @@
         <w:rPr>
           <w:lang w:val="en-US"/>
         </w:rPr>
-        <w:t xml:space="preserve">GET </w:t>
-      </w:r>
-      <w:proofErr w:type="spellStart"/>
-      <w:r>
+        <w:t>GET usuarios/_search</w:t>
+      </w:r>
+    </w:p>
+    <w:p>
+      <w:pPr>
         <w:rPr>
           <w:lang w:val="en-US"/>
         </w:rPr>
-        <w:t>usuarios</w:t>
-      </w:r>
-      <w:proofErr w:type="spellEnd"/>
+      </w:pPr>
       <w:r>
         <w:rPr>
           <w:lang w:val="en-US"/>
         </w:rPr>
-        <w:t>/_search</w:t>
+        <w:t>{</w:t>
       </w:r>
     </w:p>
     <w:p>
@@ -7923,34 +4908,7 @@
         <w:rPr>
           <w:lang w:val="en-US"/>
         </w:rPr>
-        <w:t>{</w:t>
-      </w:r>
-    </w:p>
-    <w:p>
-      <w:pPr>
-        <w:rPr>
-          <w:lang w:val="en-US"/>
-        </w:rPr>
-      </w:pPr>
-      <w:r>
-        <w:rPr>
-          <w:lang w:val="en-US"/>
-        </w:rPr>
-        <w:t xml:space="preserve">  "query": </w:t>
-      </w:r>
-      <w:proofErr w:type="gramStart"/>
-      <w:r>
-        <w:rPr>
-          <w:lang w:val="en-US"/>
-        </w:rPr>
-        <w:t>{ "</w:t>
-      </w:r>
-      <w:proofErr w:type="gramEnd"/>
-      <w:r>
-        <w:rPr>
-          <w:lang w:val="en-US"/>
-        </w:rPr>
-        <w:t>match": { "id": "00000000X1" } },</w:t>
+        <w:t xml:space="preserve">  "query": { "match": { "id": "00000000X1" } },</w:t>
       </w:r>
     </w:p>
     <w:p>
@@ -7999,26 +4957,16 @@
           <w:numId w:val="13"/>
         </w:numPr>
       </w:pPr>
-      <w:proofErr w:type="spellStart"/>
-      <w:r>
-        <w:rPr>
-          <w:b/>
-          <w:bCs/>
-        </w:rPr>
-        <w:t>routing</w:t>
-      </w:r>
-      <w:proofErr w:type="spellEnd"/>
-      <w:r>
-        <w:rPr>
-          <w:b/>
-          <w:bCs/>
-        </w:rPr>
-        <w:t xml:space="preserve"> = "CO"</w:t>
+      <w:r>
+        <w:rPr>
+          <w:b/>
+          <w:bCs/>
+        </w:rPr>
+        <w:t>routing = "CO"</w:t>
       </w:r>
       <w:r>
         <w:t xml:space="preserve"> → Solo busca en el </w:t>
       </w:r>
-      <w:proofErr w:type="spellStart"/>
       <w:r>
         <w:rPr>
           <w:b/>
@@ -8026,7 +4974,6 @@
         </w:rPr>
         <w:t>shard</w:t>
       </w:r>
-      <w:proofErr w:type="spellEnd"/>
       <w:r>
         <w:t xml:space="preserve"> correcto (Colombia), evitando recorrer </w:t>
       </w:r>
@@ -8035,17 +4982,8 @@
           <w:b/>
           <w:bCs/>
         </w:rPr>
-        <w:t xml:space="preserve">todos los </w:t>
-      </w:r>
-      <w:proofErr w:type="spellStart"/>
-      <w:r>
-        <w:rPr>
-          <w:b/>
-          <w:bCs/>
-        </w:rPr>
-        <w:t>shards</w:t>
-      </w:r>
-      <w:proofErr w:type="spellEnd"/>
+        <w:t>todos los shards</w:t>
+      </w:r>
       <w:r>
         <w:t>.</w:t>
       </w:r>
@@ -8053,7 +4991,7 @@
     <w:p>
       <w:r>
         <w:pict w14:anchorId="58FF0C43">
-          <v:rect id="_x0000_i1167" style="width:0;height:1.5pt" o:hralign="center" o:hrstd="t" o:hr="t" fillcolor="#a0a0a0" stroked="f"/>
+          <v:rect id="_x0000_i1041" style="width:0;height:1.5pt" o:hralign="center" o:hrstd="t" o:hr="t" fillcolor="#a0a0a0" stroked="f"/>
         </w:pict>
       </w:r>
     </w:p>
@@ -8084,181 +5022,73 @@
           <w:b/>
           <w:bCs/>
         </w:rPr>
+        <w:t xml:space="preserve"> DocumentDB (Índice Compuesto para paisId y id)</w:t>
+      </w:r>
+    </w:p>
+    <w:p>
+      <w:r>
+        <w:rPr>
+          <w:rFonts w:ascii="Segoe UI Emoji" w:hAnsi="Segoe UI Emoji" w:cs="Segoe UI Emoji"/>
+        </w:rPr>
+        <w:t>📌</w:t>
+      </w:r>
+      <w:r>
         <w:t xml:space="preserve"> </w:t>
       </w:r>
-      <w:proofErr w:type="spellStart"/>
-      <w:r>
-        <w:rPr>
-          <w:b/>
-          <w:bCs/>
-        </w:rPr>
-        <w:t>DocumentDB</w:t>
-      </w:r>
-      <w:proofErr w:type="spellEnd"/>
-      <w:r>
-        <w:rPr>
-          <w:b/>
-          <w:bCs/>
-        </w:rPr>
-        <w:t xml:space="preserve"> (Índice Compuesto para </w:t>
-      </w:r>
-      <w:proofErr w:type="spellStart"/>
-      <w:r>
-        <w:rPr>
-          <w:b/>
-          <w:bCs/>
-        </w:rPr>
-        <w:t>paisId</w:t>
-      </w:r>
-      <w:proofErr w:type="spellEnd"/>
-      <w:r>
-        <w:rPr>
-          <w:b/>
-          <w:bCs/>
-        </w:rPr>
+      <w:r>
+        <w:rPr>
+          <w:b/>
+          <w:bCs/>
+        </w:rPr>
+        <w:t>Crear índice en DocumentDB (Similar a MongoDB)</w:t>
+      </w:r>
+    </w:p>
+    <w:p>
+      <w:r>
+        <w:t>js</w:t>
+      </w:r>
+    </w:p>
+    <w:p>
+      <w:r>
+        <w:t>CopiarEditar</w:t>
+      </w:r>
+    </w:p>
+    <w:p>
+      <w:r>
+        <w:t>db.usuarios.createIndex({ paisId: 1, id: 1 })</w:t>
+      </w:r>
+    </w:p>
+    <w:p>
+      <w:r>
+        <w:rPr>
+          <w:rFonts w:ascii="Segoe UI Emoji" w:hAnsi="Segoe UI Emoji" w:cs="Segoe UI Emoji"/>
+        </w:rPr>
+        <w:t>📌</w:t>
+      </w:r>
+      <w:r>
         <w:t xml:space="preserve"> </w:t>
       </w:r>
-      <w:proofErr w:type="spellStart"/>
-      <w:r>
-        <w:rPr>
-          <w:b/>
-          <w:bCs/>
-        </w:rPr>
-        <w:t>y</w:t>
-      </w:r>
-      <w:proofErr w:type="spellEnd"/>
-      <w:r>
-        <w:rPr>
-          <w:b/>
-          <w:bCs/>
-        </w:rPr>
-        <w:t xml:space="preserve"> id)</w:t>
-      </w:r>
-    </w:p>
-    <w:p>
-      <w:r>
-        <w:rPr>
-          <w:rFonts w:ascii="Segoe UI Emoji" w:hAnsi="Segoe UI Emoji" w:cs="Segoe UI Emoji"/>
-        </w:rPr>
-        <w:t>📌</w:t>
-      </w:r>
-      <w:r>
-        <w:t xml:space="preserve"> </w:t>
-      </w:r>
-      <w:r>
-        <w:rPr>
-          <w:b/>
-          <w:bCs/>
-        </w:rPr>
-        <w:t xml:space="preserve">Crear índice en </w:t>
-      </w:r>
-      <w:proofErr w:type="spellStart"/>
-      <w:r>
-        <w:rPr>
-          <w:b/>
-          <w:bCs/>
-        </w:rPr>
-        <w:t>DocumentDB</w:t>
-      </w:r>
-      <w:proofErr w:type="spellEnd"/>
-      <w:r>
-        <w:rPr>
-          <w:b/>
-          <w:bCs/>
-        </w:rPr>
-        <w:t xml:space="preserve"> (Similar a MongoDB)</w:t>
-      </w:r>
-    </w:p>
-    <w:p>
-      <w:proofErr w:type="spellStart"/>
+      <w:r>
+        <w:rPr>
+          <w:b/>
+          <w:bCs/>
+        </w:rPr>
+        <w:t>Consulta rápida</w:t>
+      </w:r>
+    </w:p>
+    <w:p>
       <w:r>
         <w:t>js</w:t>
       </w:r>
-      <w:proofErr w:type="spellEnd"/>
-    </w:p>
-    <w:p>
-      <w:proofErr w:type="spellStart"/>
+    </w:p>
+    <w:p>
       <w:r>
         <w:t>CopiarEditar</w:t>
       </w:r>
-      <w:proofErr w:type="spellEnd"/>
-    </w:p>
-    <w:p>
-      <w:proofErr w:type="spellStart"/>
-      <w:proofErr w:type="gramStart"/>
-      <w:r>
-        <w:t>db.usuarios</w:t>
-      </w:r>
-      <w:proofErr w:type="gramEnd"/>
-      <w:r>
-        <w:t>.createIndex</w:t>
-      </w:r>
-      <w:proofErr w:type="spellEnd"/>
-      <w:r>
-        <w:t xml:space="preserve">({ </w:t>
-      </w:r>
-      <w:proofErr w:type="spellStart"/>
-      <w:r>
-        <w:t>paisId</w:t>
-      </w:r>
-      <w:proofErr w:type="spellEnd"/>
-      <w:r>
-        <w:t>: 1, id: 1 })</w:t>
-      </w:r>
-    </w:p>
-    <w:p>
-      <w:r>
-        <w:rPr>
-          <w:rFonts w:ascii="Segoe UI Emoji" w:hAnsi="Segoe UI Emoji" w:cs="Segoe UI Emoji"/>
-        </w:rPr>
-        <w:t>📌</w:t>
-      </w:r>
-      <w:r>
-        <w:t xml:space="preserve"> </w:t>
-      </w:r>
-      <w:r>
-        <w:rPr>
-          <w:b/>
-          <w:bCs/>
-        </w:rPr>
-        <w:t>Consulta rápida</w:t>
-      </w:r>
-    </w:p>
-    <w:p>
-      <w:proofErr w:type="spellStart"/>
-      <w:r>
-        <w:t>js</w:t>
-      </w:r>
-      <w:proofErr w:type="spellEnd"/>
-    </w:p>
-    <w:p>
-      <w:proofErr w:type="spellStart"/>
-      <w:r>
-        <w:t>CopiarEditar</w:t>
-      </w:r>
-      <w:proofErr w:type="spellEnd"/>
-    </w:p>
-    <w:p>
-      <w:proofErr w:type="spellStart"/>
-      <w:proofErr w:type="gramStart"/>
-      <w:r>
-        <w:t>db.usuarios</w:t>
-      </w:r>
-      <w:proofErr w:type="gramEnd"/>
-      <w:r>
-        <w:t>.find</w:t>
-      </w:r>
-      <w:proofErr w:type="spellEnd"/>
-      <w:r>
-        <w:t xml:space="preserve">({ </w:t>
-      </w:r>
-      <w:proofErr w:type="spellStart"/>
-      <w:r>
-        <w:t>paisId</w:t>
-      </w:r>
-      <w:proofErr w:type="spellEnd"/>
-      <w:r>
-        <w:t>: "CO", id: "00000000X1" })</w:t>
+    </w:p>
+    <w:p>
+      <w:r>
+        <w:t>db.usuarios.find({ paisId: "CO", id: "00000000X1" })</w:t>
       </w:r>
     </w:p>
     <w:p>
@@ -8294,32 +5124,7 @@
           <w:b/>
           <w:bCs/>
         </w:rPr>
-        <w:t xml:space="preserve">Usa el índice </w:t>
-      </w:r>
-      <w:proofErr w:type="gramStart"/>
-      <w:r>
-        <w:rPr>
-          <w:b/>
-          <w:bCs/>
-        </w:rPr>
-        <w:t xml:space="preserve">{ </w:t>
-      </w:r>
-      <w:proofErr w:type="spellStart"/>
-      <w:r>
-        <w:rPr>
-          <w:b/>
-          <w:bCs/>
-        </w:rPr>
-        <w:t>paisId</w:t>
-      </w:r>
-      <w:proofErr w:type="spellEnd"/>
-      <w:proofErr w:type="gramEnd"/>
-      <w:r>
-        <w:rPr>
-          <w:b/>
-          <w:bCs/>
-        </w:rPr>
-        <w:t>: 1, id: 1 }</w:t>
+        <w:t>Usa el índice { paisId: 1, id: 1 }</w:t>
       </w:r>
       <w:r>
         <w:t xml:space="preserve"> para acelerar la búsqueda.</w:t>
@@ -8328,7 +5133,7 @@
     <w:p>
       <w:r>
         <w:pict w14:anchorId="4B8638FC">
-          <v:rect id="_x0000_i1168" style="width:0;height:1.5pt" o:hralign="center" o:hrstd="t" o:hr="t" fillcolor="#a0a0a0" stroked="f"/>
+          <v:rect id="_x0000_i1042" style="width:0;height:1.5pt" o:hralign="center" o:hrstd="t" o:hr="t" fillcolor="#a0a0a0" stroked="f"/>
         </w:pict>
       </w:r>
     </w:p>
@@ -8463,7 +5268,6 @@
             <w:hideMark/>
           </w:tcPr>
           <w:p>
-            <w:proofErr w:type="spellStart"/>
             <w:r>
               <w:rPr>
                 <w:b/>
@@ -8471,64 +5275,29 @@
               </w:rPr>
               <w:t>DynamoDB</w:t>
             </w:r>
-            <w:proofErr w:type="spellEnd"/>
-          </w:p>
-        </w:tc>
-        <w:tc>
-          <w:tcPr>
-            <w:tcW w:w="0" w:type="auto"/>
-            <w:vAlign w:val="center"/>
-            <w:hideMark/>
-          </w:tcPr>
-          <w:p>
-            <w:r>
-              <w:t xml:space="preserve">Usa </w:t>
-            </w:r>
-            <w:proofErr w:type="spellStart"/>
-            <w:r>
-              <w:t>partitionKey</w:t>
-            </w:r>
-            <w:proofErr w:type="spellEnd"/>
-            <w:r>
-              <w:t xml:space="preserve"> para localizar rápido los datos.</w:t>
-            </w:r>
-          </w:p>
-        </w:tc>
-        <w:tc>
-          <w:tcPr>
-            <w:tcW w:w="0" w:type="auto"/>
-            <w:vAlign w:val="center"/>
-            <w:hideMark/>
-          </w:tcPr>
-          <w:p>
-            <w:proofErr w:type="spellStart"/>
-            <w:r>
-              <w:t>KeyConditionExpression</w:t>
-            </w:r>
-            <w:proofErr w:type="spellEnd"/>
-            <w:r>
-              <w:t>: "</w:t>
-            </w:r>
-            <w:proofErr w:type="spellStart"/>
-            <w:r>
-              <w:t>partitionKey</w:t>
-            </w:r>
-            <w:proofErr w:type="spellEnd"/>
-            <w:r>
-              <w:t xml:space="preserve"> </w:t>
-            </w:r>
-            <w:proofErr w:type="gramStart"/>
-            <w:r>
-              <w:t>= :</w:t>
-            </w:r>
-            <w:proofErr w:type="spellStart"/>
-            <w:r>
-              <w:t>pk</w:t>
-            </w:r>
-            <w:proofErr w:type="spellEnd"/>
-            <w:proofErr w:type="gramEnd"/>
-            <w:r>
-              <w:t>"</w:t>
+          </w:p>
+        </w:tc>
+        <w:tc>
+          <w:tcPr>
+            <w:tcW w:w="0" w:type="auto"/>
+            <w:vAlign w:val="center"/>
+            <w:hideMark/>
+          </w:tcPr>
+          <w:p>
+            <w:r>
+              <w:t>Usa partitionKey para localizar rápido los datos.</w:t>
+            </w:r>
+          </w:p>
+        </w:tc>
+        <w:tc>
+          <w:tcPr>
+            <w:tcW w:w="0" w:type="auto"/>
+            <w:vAlign w:val="center"/>
+            <w:hideMark/>
+          </w:tcPr>
+          <w:p>
+            <w:r>
+              <w:t>KeyConditionExpression: "partitionKey = :pk"</w:t>
             </w:r>
           </w:p>
         </w:tc>
@@ -8544,7 +5313,6 @@
             <w:hideMark/>
           </w:tcPr>
           <w:p>
-            <w:proofErr w:type="spellStart"/>
             <w:r>
               <w:rPr>
                 <w:b/>
@@ -8553,26 +5321,17 @@
               <w:lastRenderedPageBreak/>
               <w:t>CosmosDB</w:t>
             </w:r>
-            <w:proofErr w:type="spellEnd"/>
-          </w:p>
-        </w:tc>
-        <w:tc>
-          <w:tcPr>
-            <w:tcW w:w="0" w:type="auto"/>
-            <w:vAlign w:val="center"/>
-            <w:hideMark/>
-          </w:tcPr>
-          <w:p>
-            <w:r>
-              <w:t xml:space="preserve">Usa </w:t>
-            </w:r>
-            <w:proofErr w:type="spellStart"/>
-            <w:r>
-              <w:t>partitionKey</w:t>
-            </w:r>
-            <w:proofErr w:type="spellEnd"/>
-            <w:r>
-              <w:t xml:space="preserve"> para particionar datos y optimizar consultas.</w:t>
+          </w:p>
+        </w:tc>
+        <w:tc>
+          <w:tcPr>
+            <w:tcW w:w="0" w:type="auto"/>
+            <w:vAlign w:val="center"/>
+            <w:hideMark/>
+          </w:tcPr>
+          <w:p>
+            <w:r>
+              <w:t>Usa partitionKey para particionar datos y optimizar consultas.</w:t>
             </w:r>
           </w:p>
         </w:tc>
@@ -8592,35 +5351,7 @@
               <w:rPr>
                 <w:lang w:val="en-US"/>
               </w:rPr>
-              <w:t xml:space="preserve">SELECT * FROM </w:t>
-            </w:r>
-            <w:proofErr w:type="spellStart"/>
-            <w:r>
-              <w:rPr>
-                <w:lang w:val="en-US"/>
-              </w:rPr>
-              <w:t>Usuarios</w:t>
-            </w:r>
-            <w:proofErr w:type="spellEnd"/>
-            <w:r>
-              <w:rPr>
-                <w:lang w:val="en-US"/>
-              </w:rPr>
-              <w:t xml:space="preserve"> WHERE </w:t>
-            </w:r>
-            <w:proofErr w:type="spellStart"/>
-            <w:r>
-              <w:rPr>
-                <w:lang w:val="en-US"/>
-              </w:rPr>
-              <w:t>partitionKey</w:t>
-            </w:r>
-            <w:proofErr w:type="spellEnd"/>
-            <w:r>
-              <w:rPr>
-                <w:lang w:val="en-US"/>
-              </w:rPr>
-              <w:t xml:space="preserve"> = 'CO1'</w:t>
+              <w:t>SELECT * FROM Usuarios WHERE partitionKey = 'CO1'</w:t>
             </w:r>
           </w:p>
         </w:tc>
@@ -8653,15 +5384,7 @@
           </w:tcPr>
           <w:p>
             <w:r>
-              <w:t xml:space="preserve">Índices compuestos en </w:t>
-            </w:r>
-            <w:proofErr w:type="spellStart"/>
-            <w:r>
-              <w:t>paisId</w:t>
-            </w:r>
-            <w:proofErr w:type="spellEnd"/>
-            <w:r>
-              <w:t xml:space="preserve"> + id para mejorar rendimiento.</w:t>
+              <w:t>Índices compuestos en paisId + id para mejorar rendimiento.</w:t>
             </w:r>
           </w:p>
         </w:tc>
@@ -8677,41 +5400,11 @@
                 <w:lang w:val="en-US"/>
               </w:rPr>
             </w:pPr>
-            <w:proofErr w:type="spellStart"/>
-            <w:proofErr w:type="gramStart"/>
             <w:r>
               <w:rPr>
                 <w:lang w:val="en-US"/>
               </w:rPr>
-              <w:t>db.usuarios</w:t>
-            </w:r>
-            <w:proofErr w:type="gramEnd"/>
-            <w:r>
-              <w:rPr>
-                <w:lang w:val="en-US"/>
-              </w:rPr>
-              <w:t>.find</w:t>
-            </w:r>
-            <w:proofErr w:type="spellEnd"/>
-            <w:r>
-              <w:rPr>
-                <w:lang w:val="en-US"/>
-              </w:rPr>
-              <w:t xml:space="preserve">({ </w:t>
-            </w:r>
-            <w:proofErr w:type="spellStart"/>
-            <w:r>
-              <w:rPr>
-                <w:lang w:val="en-US"/>
-              </w:rPr>
-              <w:t>paisId</w:t>
-            </w:r>
-            <w:proofErr w:type="spellEnd"/>
-            <w:r>
-              <w:rPr>
-                <w:lang w:val="en-US"/>
-              </w:rPr>
-              <w:t>: "CO", id: "00000000X1" })</w:t>
+              <w:t>db.usuarios.find({ paisId: "CO", id: "00000000X1" })</w:t>
             </w:r>
           </w:p>
         </w:tc>
@@ -8727,7 +5420,6 @@
             <w:hideMark/>
           </w:tcPr>
           <w:p>
-            <w:proofErr w:type="spellStart"/>
             <w:r>
               <w:rPr>
                 <w:b/>
@@ -8735,57 +5427,30 @@
               </w:rPr>
               <w:t>OpenSearch</w:t>
             </w:r>
-            <w:proofErr w:type="spellEnd"/>
-          </w:p>
-        </w:tc>
-        <w:tc>
-          <w:tcPr>
-            <w:tcW w:w="0" w:type="auto"/>
-            <w:vAlign w:val="center"/>
-            <w:hideMark/>
-          </w:tcPr>
-          <w:p>
-            <w:proofErr w:type="spellStart"/>
-            <w:r>
-              <w:t>Sharding</w:t>
-            </w:r>
-            <w:proofErr w:type="spellEnd"/>
-            <w:r>
-              <w:t xml:space="preserve"> automático, pero se puede forzar </w:t>
-            </w:r>
-            <w:proofErr w:type="spellStart"/>
-            <w:r>
-              <w:t>routing</w:t>
-            </w:r>
-            <w:proofErr w:type="spellEnd"/>
-            <w:r>
-              <w:t xml:space="preserve"> para mejorar búsqueda.</w:t>
-            </w:r>
-          </w:p>
-        </w:tc>
-        <w:tc>
-          <w:tcPr>
-            <w:tcW w:w="0" w:type="auto"/>
-            <w:vAlign w:val="center"/>
-            <w:hideMark/>
-          </w:tcPr>
-          <w:p>
-            <w:r>
-              <w:t>"</w:t>
-            </w:r>
-            <w:proofErr w:type="spellStart"/>
-            <w:r>
-              <w:t>routing</w:t>
-            </w:r>
-            <w:proofErr w:type="spellEnd"/>
-            <w:r>
-              <w:t>": "CO" en _</w:t>
-            </w:r>
-            <w:proofErr w:type="spellStart"/>
-            <w:r>
-              <w:t>search</w:t>
-            </w:r>
-            <w:proofErr w:type="spellEnd"/>
+          </w:p>
+        </w:tc>
+        <w:tc>
+          <w:tcPr>
+            <w:tcW w:w="0" w:type="auto"/>
+            <w:vAlign w:val="center"/>
+            <w:hideMark/>
+          </w:tcPr>
+          <w:p>
+            <w:r>
+              <w:t>Sharding automático, pero se puede forzar routing para mejorar búsqueda.</w:t>
+            </w:r>
+          </w:p>
+        </w:tc>
+        <w:tc>
+          <w:tcPr>
+            <w:tcW w:w="0" w:type="auto"/>
+            <w:vAlign w:val="center"/>
+            <w:hideMark/>
+          </w:tcPr>
+          <w:p>
+            <w:r>
+              <w:t>"routing": "CO" en _search</w:t>
+            </w:r>
           </w:p>
         </w:tc>
       </w:tr>
@@ -8800,7 +5465,6 @@
             <w:hideMark/>
           </w:tcPr>
           <w:p>
-            <w:proofErr w:type="spellStart"/>
             <w:r>
               <w:rPr>
                 <w:b/>
@@ -8808,7 +5472,6 @@
               </w:rPr>
               <w:t>DocumentDB</w:t>
             </w:r>
-            <w:proofErr w:type="spellEnd"/>
           </w:p>
         </w:tc>
         <w:tc>
@@ -8835,41 +5498,11 @@
                 <w:lang w:val="en-US"/>
               </w:rPr>
             </w:pPr>
-            <w:proofErr w:type="spellStart"/>
-            <w:proofErr w:type="gramStart"/>
             <w:r>
               <w:rPr>
                 <w:lang w:val="en-US"/>
               </w:rPr>
-              <w:t>db.usuarios</w:t>
-            </w:r>
-            <w:proofErr w:type="gramEnd"/>
-            <w:r>
-              <w:rPr>
-                <w:lang w:val="en-US"/>
-              </w:rPr>
-              <w:t>.find</w:t>
-            </w:r>
-            <w:proofErr w:type="spellEnd"/>
-            <w:r>
-              <w:rPr>
-                <w:lang w:val="en-US"/>
-              </w:rPr>
-              <w:t xml:space="preserve">({ </w:t>
-            </w:r>
-            <w:proofErr w:type="spellStart"/>
-            <w:r>
-              <w:rPr>
-                <w:lang w:val="en-US"/>
-              </w:rPr>
-              <w:t>paisId</w:t>
-            </w:r>
-            <w:proofErr w:type="spellEnd"/>
-            <w:r>
-              <w:rPr>
-                <w:lang w:val="en-US"/>
-              </w:rPr>
-              <w:t>: "CO", id: "00000000X1" })</w:t>
+              <w:t>db.usuarios.find({ paisId: "CO", id: "00000000X1" })</w:t>
             </w:r>
           </w:p>
         </w:tc>
@@ -8878,7 +5511,7 @@
     <w:p>
       <w:r>
         <w:pict w14:anchorId="774502CC">
-          <v:rect id="_x0000_i1169" style="width:0;height:1.5pt" o:hralign="center" o:hrstd="t" o:hr="t" fillcolor="#a0a0a0" stroked="f"/>
+          <v:rect id="_x0000_i1043" style="width:0;height:1.5pt" o:hralign="center" o:hrstd="t" o:hr="t" fillcolor="#a0a0a0" stroked="f"/>
         </w:pict>
       </w:r>
     </w:p>
@@ -8917,108 +5550,22 @@
     </w:p>
     <w:p>
       <w:r>
-        <w:t xml:space="preserve">ahora una </w:t>
-      </w:r>
-      <w:proofErr w:type="spellStart"/>
-      <w:r>
-        <w:t>ultima</w:t>
-      </w:r>
-      <w:proofErr w:type="spellEnd"/>
-      <w:r>
-        <w:t xml:space="preserve"> </w:t>
-      </w:r>
-      <w:proofErr w:type="spellStart"/>
-      <w:r>
-        <w:t>explicacion</w:t>
-      </w:r>
-      <w:proofErr w:type="spellEnd"/>
-      <w:r>
-        <w:t xml:space="preserve"> MongoDB: No tiene un límite de tamaño por </w:t>
-      </w:r>
-      <w:proofErr w:type="spellStart"/>
-      <w:r>
-        <w:t>shard</w:t>
-      </w:r>
-      <w:proofErr w:type="spellEnd"/>
-      <w:r>
-        <w:t xml:space="preserve">, pero cada documento tiene un máximo de 16MB. esto me dices algo los documentos son los </w:t>
-      </w:r>
-      <w:proofErr w:type="gramStart"/>
-      <w:r>
-        <w:t>registros cierto</w:t>
-      </w:r>
-      <w:proofErr w:type="gramEnd"/>
-      <w:r>
-        <w:t xml:space="preserve"> si es </w:t>
-      </w:r>
-      <w:proofErr w:type="spellStart"/>
-      <w:r>
-        <w:t>asi</w:t>
-      </w:r>
-      <w:proofErr w:type="spellEnd"/>
-      <w:r>
-        <w:t xml:space="preserve"> la diferencia es que sale un </w:t>
-      </w:r>
-      <w:proofErr w:type="spellStart"/>
-      <w:r>
-        <w:t>errro</w:t>
-      </w:r>
-      <w:proofErr w:type="spellEnd"/>
-      <w:r>
-        <w:t xml:space="preserve"> si se pasa de 16 MB a </w:t>
-      </w:r>
-      <w:proofErr w:type="spellStart"/>
-      <w:r>
-        <w:t>difernencia</w:t>
-      </w:r>
-      <w:proofErr w:type="spellEnd"/>
-      <w:r>
-        <w:t xml:space="preserve"> de </w:t>
-      </w:r>
-      <w:proofErr w:type="spellStart"/>
-      <w:r>
-        <w:t>Dynamo</w:t>
-      </w:r>
-      <w:proofErr w:type="spellEnd"/>
-      <w:r>
-        <w:t xml:space="preserve"> que son 400Kb y si es </w:t>
-      </w:r>
-      <w:proofErr w:type="spellStart"/>
-      <w:r>
-        <w:t>asi</w:t>
-      </w:r>
-      <w:proofErr w:type="spellEnd"/>
-      <w:r>
-        <w:t xml:space="preserve"> cuanto limite hay para registros de </w:t>
-      </w:r>
-      <w:proofErr w:type="spellStart"/>
-      <w:r>
-        <w:t>opensearch</w:t>
-      </w:r>
-      <w:proofErr w:type="spellEnd"/>
-    </w:p>
-    <w:p>
-      <w:pPr>
-        <w:rPr>
-          <w:b/>
-          <w:bCs/>
-        </w:rPr>
-      </w:pPr>
-      <w:proofErr w:type="spellStart"/>
-      <w:r>
-        <w:rPr>
-          <w:b/>
-          <w:bCs/>
-        </w:rPr>
-        <w:t>ChatGPT</w:t>
-      </w:r>
-      <w:proofErr w:type="spellEnd"/>
-      <w:r>
-        <w:rPr>
-          <w:b/>
-          <w:bCs/>
-        </w:rPr>
-        <w:t xml:space="preserve"> Plus</w:t>
+        <w:t>ahora una ultima explicacion MongoDB: No tiene un límite de tamaño por shard, pero cada documento tiene un máximo de 16MB. esto me dices algo los documentos son los registros cierto si es asi la diferencia es que sale un errro si se pasa de 16 MB a difernencia de Dynamo que son 400Kb y si es asi cuanto limite hay para registros de opensearch</w:t>
+      </w:r>
+    </w:p>
+    <w:p>
+      <w:pPr>
+        <w:rPr>
+          <w:b/>
+          <w:bCs/>
+        </w:rPr>
+      </w:pPr>
+      <w:r>
+        <w:rPr>
+          <w:b/>
+          <w:bCs/>
+        </w:rPr>
+        <w:t>ChatGPT Plus</w:t>
       </w:r>
     </w:p>
     <w:p>
@@ -9101,17 +5648,8 @@
           <w:b/>
           <w:bCs/>
         </w:rPr>
-        <w:t xml:space="preserve">No hay un límite de tamaño por </w:t>
-      </w:r>
-      <w:proofErr w:type="spellStart"/>
-      <w:r>
-        <w:rPr>
-          <w:b/>
-          <w:bCs/>
-        </w:rPr>
-        <w:t>shard</w:t>
-      </w:r>
-      <w:proofErr w:type="spellEnd"/>
+        <w:t>No hay un límite de tamaño por shard</w:t>
+      </w:r>
       <w:r>
         <w:t xml:space="preserve">, pero si un documento supera los 16MB, </w:t>
       </w:r>
@@ -9136,7 +5674,6 @@
       <w:r>
         <w:t xml:space="preserve">Si necesitas almacenar datos más grandes, puedes usar </w:t>
       </w:r>
-      <w:proofErr w:type="spellStart"/>
       <w:r>
         <w:rPr>
           <w:b/>
@@ -9144,7 +5681,6 @@
         </w:rPr>
         <w:t>GridFS</w:t>
       </w:r>
-      <w:proofErr w:type="spellEnd"/>
       <w:r>
         <w:t xml:space="preserve"> (sistema de almacenamiento para archivos grandes).</w:t>
       </w:r>
@@ -9152,7 +5688,7 @@
     <w:p>
       <w:r>
         <w:pict w14:anchorId="2D89317D">
-          <v:rect id="_x0000_i1170" style="width:0;height:1.5pt" o:hralign="center" o:hrstd="t" o:hr="t" fillcolor="#a0a0a0" stroked="f"/>
+          <v:rect id="_x0000_i1044" style="width:0;height:1.5pt" o:hralign="center" o:hrstd="t" o:hr="t" fillcolor="#a0a0a0" stroked="f"/>
         </w:pict>
       </w:r>
     </w:p>
@@ -9171,23 +5707,7 @@
           <w:b/>
           <w:bCs/>
         </w:rPr>
-        <w:t xml:space="preserve">Comparación con </w:t>
-      </w:r>
-      <w:proofErr w:type="spellStart"/>
-      <w:r>
-        <w:rPr>
-          <w:b/>
-          <w:bCs/>
-        </w:rPr>
-        <w:t>DynamoDB</w:t>
-      </w:r>
-      <w:proofErr w:type="spellEnd"/>
-      <w:r>
-        <w:rPr>
-          <w:b/>
-          <w:bCs/>
-        </w:rPr>
-        <w:t>:</w:t>
+        <w:t>Comparación con DynamoDB:</w:t>
       </w:r>
     </w:p>
     <w:p>
@@ -9197,7 +5717,6 @@
           <w:numId w:val="16"/>
         </w:numPr>
       </w:pPr>
-      <w:proofErr w:type="spellStart"/>
       <w:r>
         <w:rPr>
           <w:b/>
@@ -9205,7 +5724,6 @@
         </w:rPr>
         <w:t>DynamoDB</w:t>
       </w:r>
-      <w:proofErr w:type="spellEnd"/>
       <w:r>
         <w:t xml:space="preserve"> tiene un límite de </w:t>
       </w:r>
@@ -9214,23 +5732,7 @@
           <w:b/>
           <w:bCs/>
         </w:rPr>
-        <w:t xml:space="preserve">400KB por </w:t>
-      </w:r>
-      <w:proofErr w:type="spellStart"/>
-      <w:r>
-        <w:rPr>
-          <w:b/>
-          <w:bCs/>
-        </w:rPr>
-        <w:t>item</w:t>
-      </w:r>
-      <w:proofErr w:type="spellEnd"/>
-      <w:r>
-        <w:rPr>
-          <w:b/>
-          <w:bCs/>
-        </w:rPr>
-        <w:t xml:space="preserve"> (registro)</w:t>
+        <w:t>400KB por item (registro)</w:t>
       </w:r>
       <w:r>
         <w:t>.</w:t>
@@ -9260,7 +5762,7 @@
     <w:p>
       <w:r>
         <w:pict w14:anchorId="033C591D">
-          <v:rect id="_x0000_i1171" style="width:0;height:1.5pt" o:hralign="center" o:hrstd="t" o:hr="t" fillcolor="#a0a0a0" stroked="f"/>
+          <v:rect id="_x0000_i1045" style="width:0;height:1.5pt" o:hralign="center" o:hrstd="t" o:hr="t" fillcolor="#a0a0a0" stroked="f"/>
         </w:pict>
       </w:r>
     </w:p>
@@ -9279,23 +5781,7 @@
           <w:b/>
           <w:bCs/>
         </w:rPr>
-        <w:t xml:space="preserve">¿Y en </w:t>
-      </w:r>
-      <w:proofErr w:type="spellStart"/>
-      <w:r>
-        <w:rPr>
-          <w:b/>
-          <w:bCs/>
-        </w:rPr>
-        <w:t>OpenSearch</w:t>
-      </w:r>
-      <w:proofErr w:type="spellEnd"/>
-      <w:r>
-        <w:rPr>
-          <w:b/>
-          <w:bCs/>
-        </w:rPr>
-        <w:t>?</w:t>
+        <w:t>¿Y en OpenSearch?</w:t>
       </w:r>
     </w:p>
     <w:p>
@@ -9339,23 +5825,7 @@
           <w:b/>
           <w:bCs/>
         </w:rPr>
-        <w:t xml:space="preserve">Cada </w:t>
-      </w:r>
-      <w:proofErr w:type="spellStart"/>
-      <w:r>
-        <w:rPr>
-          <w:b/>
-          <w:bCs/>
-        </w:rPr>
-        <w:t>shard</w:t>
-      </w:r>
-      <w:proofErr w:type="spellEnd"/>
-      <w:r>
-        <w:rPr>
-          <w:b/>
-          <w:bCs/>
-        </w:rPr>
-        <w:t xml:space="preserve"> tiene un límite de 50GB</w:t>
+        <w:t>Cada shard tiene un límite de 50GB</w:t>
       </w:r>
       <w:r>
         <w:t>.</w:t>
@@ -9482,23 +5952,7 @@
                 <w:b/>
                 <w:bCs/>
               </w:rPr>
-              <w:t xml:space="preserve">Límite por </w:t>
-            </w:r>
-            <w:proofErr w:type="spellStart"/>
-            <w:r>
-              <w:rPr>
-                <w:b/>
-                <w:bCs/>
-              </w:rPr>
-              <w:t>Shard</w:t>
-            </w:r>
-            <w:proofErr w:type="spellEnd"/>
-            <w:r>
-              <w:rPr>
-                <w:b/>
-                <w:bCs/>
-              </w:rPr>
-              <w:t>/Partición</w:t>
+              <w:t>Límite por Shard/Partición</w:t>
             </w:r>
           </w:p>
         </w:tc>
@@ -9550,13 +6004,8 @@
           </w:tcPr>
           <w:p>
             <w:r>
-              <w:t xml:space="preserve">Sin límite por </w:t>
-            </w:r>
-            <w:proofErr w:type="spellStart"/>
-            <w:r>
-              <w:t>shard</w:t>
-            </w:r>
-            <w:proofErr w:type="spellEnd"/>
+              <w:t>Sin límite por shard</w:t>
+            </w:r>
           </w:p>
         </w:tc>
       </w:tr>
@@ -9571,7 +6020,6 @@
             <w:hideMark/>
           </w:tcPr>
           <w:p>
-            <w:proofErr w:type="spellStart"/>
             <w:r>
               <w:rPr>
                 <w:b/>
@@ -9579,7 +6027,6 @@
               </w:rPr>
               <w:t>DynamoDB</w:t>
             </w:r>
-            <w:proofErr w:type="spellEnd"/>
           </w:p>
         </w:tc>
         <w:tc>
@@ -9597,13 +6044,8 @@
               <w:t>400KB</w:t>
             </w:r>
             <w:r>
-              <w:t xml:space="preserve"> por </w:t>
-            </w:r>
-            <w:proofErr w:type="spellStart"/>
-            <w:r>
-              <w:t>item</w:t>
-            </w:r>
-            <w:proofErr w:type="spellEnd"/>
+              <w:t xml:space="preserve"> por item</w:t>
+            </w:r>
           </w:p>
         </w:tc>
         <w:tc>
@@ -9637,7 +6079,6 @@
             <w:hideMark/>
           </w:tcPr>
           <w:p>
-            <w:proofErr w:type="spellStart"/>
             <w:r>
               <w:rPr>
                 <w:b/>
@@ -9645,7 +6086,6 @@
               </w:rPr>
               <w:t>CosmosDB</w:t>
             </w:r>
-            <w:proofErr w:type="spellEnd"/>
           </w:p>
         </w:tc>
         <w:tc>
@@ -9663,15 +6103,7 @@
               <w:t>2MB</w:t>
             </w:r>
             <w:r>
-              <w:t xml:space="preserve"> por </w:t>
-            </w:r>
-            <w:proofErr w:type="spellStart"/>
-            <w:r>
-              <w:t>item</w:t>
-            </w:r>
-            <w:proofErr w:type="spellEnd"/>
-            <w:r>
-              <w:t xml:space="preserve"> (en SQL API)</w:t>
+              <w:t xml:space="preserve"> por item (en SQL API)</w:t>
             </w:r>
           </w:p>
         </w:tc>
@@ -9706,7 +6138,6 @@
             <w:hideMark/>
           </w:tcPr>
           <w:p>
-            <w:proofErr w:type="spellStart"/>
             <w:r>
               <w:rPr>
                 <w:b/>
@@ -9714,7 +6145,6 @@
               </w:rPr>
               <w:t>OpenSearch</w:t>
             </w:r>
-            <w:proofErr w:type="spellEnd"/>
           </w:p>
         </w:tc>
         <w:tc>
@@ -9732,13 +6162,8 @@
               <w:t>Recomendado &lt;2MB</w:t>
             </w:r>
             <w:r>
-              <w:t xml:space="preserve"> por </w:t>
-            </w:r>
-            <w:proofErr w:type="spellStart"/>
-            <w:r>
-              <w:t>doc</w:t>
-            </w:r>
-            <w:proofErr w:type="spellEnd"/>
+              <w:t xml:space="preserve"> por doc</w:t>
+            </w:r>
           </w:p>
         </w:tc>
         <w:tc>
@@ -9756,13 +6181,8 @@
               <w:t>50GB</w:t>
             </w:r>
             <w:r>
-              <w:t xml:space="preserve"> por </w:t>
-            </w:r>
-            <w:proofErr w:type="spellStart"/>
-            <w:r>
-              <w:t>shard</w:t>
-            </w:r>
-            <w:proofErr w:type="spellEnd"/>
+              <w:t xml:space="preserve"> por shard</w:t>
+            </w:r>
           </w:p>
         </w:tc>
       </w:tr>
@@ -9826,31 +6246,13 @@
       <w:r>
         <w:t xml:space="preserve">En </w:t>
       </w:r>
-      <w:proofErr w:type="spellStart"/>
-      <w:r>
-        <w:rPr>
-          <w:b/>
-          <w:bCs/>
-        </w:rPr>
-        <w:t>DynamoDB</w:t>
-      </w:r>
-      <w:proofErr w:type="spellEnd"/>
-      <w:r>
-        <w:rPr>
-          <w:b/>
-          <w:bCs/>
-        </w:rPr>
-        <w:t xml:space="preserve"> y </w:t>
-      </w:r>
-      <w:proofErr w:type="spellStart"/>
-      <w:r>
-        <w:rPr>
-          <w:b/>
-          <w:bCs/>
-        </w:rPr>
-        <w:t>CosmosDB</w:t>
-      </w:r>
-      <w:proofErr w:type="spellEnd"/>
+      <w:r>
+        <w:rPr>
+          <w:b/>
+          <w:bCs/>
+        </w:rPr>
+        <w:t>DynamoDB y CosmosDB</w:t>
+      </w:r>
       <w:r>
         <w:t>, los registros deben ser más pequeños (</w:t>
       </w:r>
@@ -9872,21 +6274,12 @@
           <w:numId w:val="18"/>
         </w:numPr>
       </w:pPr>
-      <w:proofErr w:type="spellStart"/>
-      <w:r>
-        <w:rPr>
-          <w:b/>
-          <w:bCs/>
-        </w:rPr>
-        <w:t>OpenSearch</w:t>
-      </w:r>
-      <w:proofErr w:type="spellEnd"/>
-      <w:r>
-        <w:rPr>
-          <w:b/>
-          <w:bCs/>
-        </w:rPr>
-        <w:t xml:space="preserve"> maneja documentos grandes</w:t>
+      <w:r>
+        <w:rPr>
+          <w:b/>
+          <w:bCs/>
+        </w:rPr>
+        <w:t>OpenSearch maneja documentos grandes</w:t>
       </w:r>
       <w:r>
         <w:t xml:space="preserve">, pero se recomienda mantenerlos </w:t>
@@ -9943,7 +6336,7 @@
     <w:p>
       <w:r>
         <w:pict w14:anchorId="6282BF08">
-          <v:rect id="_x0000_i1223" style="width:0;height:1.5pt" o:hralign="center" o:hrstd="t" o:hr="t" fillcolor="#a0a0a0" stroked="f"/>
+          <v:rect id="_x0000_i1046" style="width:0;height:1.5pt" o:hralign="center" o:hrstd="t" o:hr="t" fillcolor="#a0a0a0" stroked="f"/>
         </w:pict>
       </w:r>
     </w:p>
@@ -10078,7 +6471,6 @@
             <w:hideMark/>
           </w:tcPr>
           <w:p>
-            <w:proofErr w:type="spellStart"/>
             <w:r>
               <w:rPr>
                 <w:b/>
@@ -10086,7 +6478,6 @@
               </w:rPr>
               <w:t>DynamoDB</w:t>
             </w:r>
-            <w:proofErr w:type="spellEnd"/>
           </w:p>
         </w:tc>
         <w:tc>
@@ -10190,15 +6581,7 @@
               <w:t>10GB por partición</w:t>
             </w:r>
             <w:r>
-              <w:t xml:space="preserve">, </w:t>
-            </w:r>
-            <w:proofErr w:type="spellStart"/>
-            <w:r>
-              <w:t>DynamoDB</w:t>
-            </w:r>
-            <w:proofErr w:type="spellEnd"/>
-            <w:r>
-              <w:t xml:space="preserve"> maneja el escalado automático.</w:t>
+              <w:t>, DynamoDB maneja el escalado automático.</w:t>
             </w:r>
           </w:p>
         </w:tc>
@@ -10214,7 +6597,6 @@
             <w:hideMark/>
           </w:tcPr>
           <w:p>
-            <w:proofErr w:type="spellStart"/>
             <w:r>
               <w:rPr>
                 <w:b/>
@@ -10223,7 +6605,6 @@
               <w:lastRenderedPageBreak/>
               <w:t>CosmosDB</w:t>
             </w:r>
-            <w:proofErr w:type="spellEnd"/>
           </w:p>
         </w:tc>
         <w:tc>
@@ -10433,15 +6814,7 @@
               <w:t>tamaño de la instancia</w:t>
             </w:r>
             <w:r>
-              <w:t xml:space="preserve"> (CPU/RAM) y almacenamiento. - No hay límite por </w:t>
-            </w:r>
-            <w:proofErr w:type="spellStart"/>
-            <w:r>
-              <w:t>shard</w:t>
-            </w:r>
-            <w:proofErr w:type="spellEnd"/>
-            <w:r>
-              <w:t xml:space="preserve">, pero </w:t>
+              <w:t xml:space="preserve"> (CPU/RAM) y almacenamiento. - No hay límite por shard, pero </w:t>
             </w:r>
             <w:r>
               <w:rPr>
@@ -10453,21 +6826,12 @@
             <w:r>
               <w:t xml:space="preserve">. - </w:t>
             </w:r>
-            <w:proofErr w:type="spellStart"/>
-            <w:r>
-              <w:rPr>
-                <w:b/>
-                <w:bCs/>
-              </w:rPr>
-              <w:t>Sharding</w:t>
-            </w:r>
-            <w:proofErr w:type="spellEnd"/>
-            <w:r>
-              <w:rPr>
-                <w:b/>
-                <w:bCs/>
-              </w:rPr>
-              <w:t xml:space="preserve"> manual</w:t>
+            <w:r>
+              <w:rPr>
+                <w:b/>
+                <w:bCs/>
+              </w:rPr>
+              <w:t>Sharding manual</w:t>
             </w:r>
             <w:r>
               <w:t xml:space="preserve"> puede incrementar costos si no se configura bien.</w:t>
@@ -10491,17 +6855,8 @@
                 <w:b/>
                 <w:bCs/>
               </w:rPr>
-              <w:t xml:space="preserve">Amazon </w:t>
-            </w:r>
-            <w:proofErr w:type="spellStart"/>
-            <w:r>
-              <w:rPr>
-                <w:b/>
-                <w:bCs/>
-              </w:rPr>
-              <w:t>DocumentDB</w:t>
-            </w:r>
-            <w:proofErr w:type="spellEnd"/>
+              <w:t>Amazon DocumentDB</w:t>
+            </w:r>
           </w:p>
         </w:tc>
         <w:tc>
@@ -10587,7 +6942,6 @@
             <w:r>
               <w:t xml:space="preserve"> y almacenamiento EBS. - No tiene </w:t>
             </w:r>
-            <w:proofErr w:type="spellStart"/>
             <w:r>
               <w:rPr>
                 <w:b/>
@@ -10595,7 +6949,6 @@
               </w:rPr>
               <w:t>sharding</w:t>
             </w:r>
-            <w:proofErr w:type="spellEnd"/>
             <w:r>
               <w:t xml:space="preserve">, solo escalado con réplicas. - </w:t>
             </w:r>
@@ -10623,7 +6976,6 @@
             <w:hideMark/>
           </w:tcPr>
           <w:p>
-            <w:proofErr w:type="spellStart"/>
             <w:r>
               <w:rPr>
                 <w:b/>
@@ -10631,7 +6983,6 @@
               </w:rPr>
               <w:t>OpenSearch</w:t>
             </w:r>
-            <w:proofErr w:type="spellEnd"/>
           </w:p>
         </w:tc>
         <w:tc>
@@ -10712,23 +7063,7 @@
                 <w:b/>
                 <w:bCs/>
               </w:rPr>
-              <w:t xml:space="preserve">Cada </w:t>
-            </w:r>
-            <w:proofErr w:type="spellStart"/>
-            <w:r>
-              <w:rPr>
-                <w:b/>
-                <w:bCs/>
-              </w:rPr>
-              <w:t>shard</w:t>
-            </w:r>
-            <w:proofErr w:type="spellEnd"/>
-            <w:r>
-              <w:rPr>
-                <w:b/>
-                <w:bCs/>
-              </w:rPr>
-              <w:t xml:space="preserve"> tiene un límite de 50GB</w:t>
+              <w:t>Cada shard tiene un límite de 50GB</w:t>
             </w:r>
             <w:r>
               <w:t xml:space="preserve">. - Si usas </w:t>
@@ -10738,21 +7073,11 @@
                 <w:b/>
                 <w:bCs/>
               </w:rPr>
-              <w:t xml:space="preserve">más </w:t>
-            </w:r>
-            <w:proofErr w:type="spellStart"/>
-            <w:r>
-              <w:rPr>
-                <w:b/>
-                <w:bCs/>
-              </w:rPr>
-              <w:t>shards</w:t>
-            </w:r>
-            <w:proofErr w:type="spellEnd"/>
+              <w:t>más shards</w:t>
+            </w:r>
             <w:r>
               <w:t xml:space="preserve"> del necesario, pagarás más. - </w:t>
             </w:r>
-            <w:proofErr w:type="spellStart"/>
             <w:r>
               <w:rPr>
                 <w:b/>
@@ -10760,7 +7085,6 @@
               </w:rPr>
               <w:t>UltraWarm</w:t>
             </w:r>
-            <w:proofErr w:type="spellEnd"/>
             <w:r>
               <w:t xml:space="preserve"> puede reducir costos en almacenamiento histórico.</w:t>
             </w:r>
@@ -10771,7 +7095,7 @@
     <w:p>
       <w:r>
         <w:pict w14:anchorId="4CE785A0">
-          <v:rect id="_x0000_i1224" style="width:0;height:1.5pt" o:hralign="center" o:hrstd="t" o:hr="t" fillcolor="#a0a0a0" stroked="f"/>
+          <v:rect id="_x0000_i1047" style="width:0;height:1.5pt" o:hralign="center" o:hrstd="t" o:hr="t" fillcolor="#a0a0a0" stroked="f"/>
         </w:pict>
       </w:r>
     </w:p>
@@ -10808,56 +7132,22 @@
       <w:r>
         <w:t xml:space="preserve"> </w:t>
       </w:r>
-      <w:proofErr w:type="spellStart"/>
-      <w:r>
-        <w:rPr>
-          <w:b/>
-          <w:bCs/>
-        </w:rPr>
-        <w:t>DynamoDB</w:t>
-      </w:r>
-      <w:proofErr w:type="spellEnd"/>
-      <w:r>
-        <w:rPr>
-          <w:b/>
-          <w:bCs/>
-        </w:rPr>
-        <w:t xml:space="preserve"> &amp; </w:t>
-      </w:r>
-      <w:proofErr w:type="spellStart"/>
-      <w:r>
-        <w:rPr>
-          <w:b/>
-          <w:bCs/>
-        </w:rPr>
-        <w:t>CosmosDB</w:t>
-      </w:r>
-      <w:proofErr w:type="spellEnd"/>
-      <w:r>
-        <w:rPr>
-          <w:b/>
-          <w:bCs/>
-        </w:rPr>
-        <w:t>:</w:t>
+      <w:r>
+        <w:rPr>
+          <w:b/>
+          <w:bCs/>
+        </w:rPr>
+        <w:t>DynamoDB &amp; CosmosDB:</w:t>
       </w:r>
       <w:r>
         <w:t xml:space="preserve"> Usa </w:t>
       </w:r>
-      <w:proofErr w:type="spellStart"/>
-      <w:r>
-        <w:rPr>
-          <w:b/>
-          <w:bCs/>
-        </w:rPr>
-        <w:t>Partition</w:t>
-      </w:r>
-      <w:proofErr w:type="spellEnd"/>
-      <w:r>
-        <w:rPr>
-          <w:b/>
-          <w:bCs/>
-        </w:rPr>
-        <w:t xml:space="preserve"> Key</w:t>
+      <w:r>
+        <w:rPr>
+          <w:b/>
+          <w:bCs/>
+        </w:rPr>
+        <w:t>Partition Key</w:t>
       </w:r>
       <w:r>
         <w:t xml:space="preserve"> eficiente para evitar cuellos de botella.</w:t>
@@ -10879,42 +7169,17 @@
           <w:b/>
           <w:bCs/>
         </w:rPr>
-        <w:t xml:space="preserve">MongoDB &amp; </w:t>
-      </w:r>
-      <w:proofErr w:type="spellStart"/>
-      <w:r>
-        <w:rPr>
-          <w:b/>
-          <w:bCs/>
-        </w:rPr>
-        <w:t>DocumentDB</w:t>
-      </w:r>
-      <w:proofErr w:type="spellEnd"/>
-      <w:r>
-        <w:rPr>
-          <w:b/>
-          <w:bCs/>
-        </w:rPr>
-        <w:t>:</w:t>
+        <w:t>MongoDB &amp; DocumentDB:</w:t>
       </w:r>
       <w:r>
         <w:t xml:space="preserve"> Evita </w:t>
       </w:r>
-      <w:proofErr w:type="spellStart"/>
-      <w:r>
-        <w:rPr>
-          <w:b/>
-          <w:bCs/>
-        </w:rPr>
-        <w:t>shards</w:t>
-      </w:r>
-      <w:proofErr w:type="spellEnd"/>
-      <w:r>
-        <w:rPr>
-          <w:b/>
-          <w:bCs/>
-        </w:rPr>
-        <w:t xml:space="preserve"> innecesarios</w:t>
+      <w:r>
+        <w:rPr>
+          <w:b/>
+          <w:bCs/>
+        </w:rPr>
+        <w:t>shards innecesarios</w:t>
       </w:r>
       <w:r>
         <w:t xml:space="preserve"> y monitorea el almacenamiento.</w:t>
@@ -10931,57 +7196,31 @@
       <w:r>
         <w:t xml:space="preserve"> </w:t>
       </w:r>
-      <w:proofErr w:type="spellStart"/>
-      <w:r>
-        <w:rPr>
-          <w:b/>
-          <w:bCs/>
-        </w:rPr>
-        <w:t>OpenSearch</w:t>
-      </w:r>
-      <w:proofErr w:type="spellEnd"/>
-      <w:r>
-        <w:rPr>
-          <w:b/>
-          <w:bCs/>
-        </w:rPr>
-        <w:t>:</w:t>
+      <w:r>
+        <w:rPr>
+          <w:b/>
+          <w:bCs/>
+        </w:rPr>
+        <w:t>OpenSearch:</w:t>
       </w:r>
       <w:r>
         <w:t xml:space="preserve"> Usa </w:t>
       </w:r>
-      <w:proofErr w:type="spellStart"/>
-      <w:r>
-        <w:rPr>
-          <w:b/>
-          <w:bCs/>
-        </w:rPr>
-        <w:t>routing</w:t>
-      </w:r>
-      <w:proofErr w:type="spellEnd"/>
-      <w:r>
-        <w:rPr>
-          <w:b/>
-          <w:bCs/>
-        </w:rPr>
-        <w:t xml:space="preserve"> por país</w:t>
-      </w:r>
-      <w:r>
-        <w:t xml:space="preserve"> si consultas por país frecuentemente, para no cargar </w:t>
-      </w:r>
-      <w:proofErr w:type="spellStart"/>
-      <w:r>
-        <w:t>shards</w:t>
-      </w:r>
-      <w:proofErr w:type="spellEnd"/>
-      <w:r>
-        <w:t xml:space="preserve"> innecesariamente.</w:t>
+      <w:r>
+        <w:rPr>
+          <w:b/>
+          <w:bCs/>
+        </w:rPr>
+        <w:t>routing por país</w:t>
+      </w:r>
+      <w:r>
+        <w:t xml:space="preserve"> si consultas por país frecuentemente, para no cargar shards innecesariamente.</w:t>
       </w:r>
     </w:p>
     <w:p>
       <w:r>
         <w:pict w14:anchorId="68FE1E4B">
-          <v:rect id="_x0000_i1225" style="width:0;height:1.5pt" o:hralign="center" o:hrstd="t" o:hr="t" fillcolor="#a0a0a0" stroked="f"/>
+          <v:rect id="_x0000_i1048" style="width:0;height:1.5pt" o:hralign="center" o:hrstd="t" o:hr="t" fillcolor="#a0a0a0" stroked="f"/>
         </w:pict>
       </w:r>
     </w:p>
@@ -11010,31 +7249,13 @@
           <w:numId w:val="19"/>
         </w:numPr>
       </w:pPr>
-      <w:proofErr w:type="spellStart"/>
-      <w:r>
-        <w:rPr>
-          <w:b/>
-          <w:bCs/>
-        </w:rPr>
-        <w:t>DynamoDB</w:t>
-      </w:r>
-      <w:proofErr w:type="spellEnd"/>
-      <w:r>
-        <w:rPr>
-          <w:b/>
-          <w:bCs/>
-        </w:rPr>
-        <w:t xml:space="preserve"> y </w:t>
-      </w:r>
-      <w:proofErr w:type="spellStart"/>
-      <w:r>
-        <w:rPr>
-          <w:b/>
-          <w:bCs/>
-        </w:rPr>
-        <w:t>CosmosDB</w:t>
-      </w:r>
-      <w:proofErr w:type="spellEnd"/>
+      <w:r>
+        <w:rPr>
+          <w:b/>
+          <w:bCs/>
+        </w:rPr>
+        <w:t>DynamoDB y CosmosDB</w:t>
+      </w:r>
       <w:r>
         <w:t xml:space="preserve"> cobran por operaciones, lo cual puede </w:t>
       </w:r>
@@ -11061,17 +7282,8 @@
           <w:b/>
           <w:bCs/>
         </w:rPr>
-        <w:t xml:space="preserve">MongoDB y </w:t>
-      </w:r>
-      <w:proofErr w:type="spellStart"/>
-      <w:r>
-        <w:rPr>
-          <w:b/>
-          <w:bCs/>
-        </w:rPr>
-        <w:t>DocumentDB</w:t>
-      </w:r>
-      <w:proofErr w:type="spellEnd"/>
+        <w:t>MongoDB y DocumentDB</w:t>
+      </w:r>
       <w:r>
         <w:t xml:space="preserve"> se basan en </w:t>
       </w:r>
@@ -11103,7 +7315,6 @@
           <w:numId w:val="19"/>
         </w:numPr>
       </w:pPr>
-      <w:proofErr w:type="spellStart"/>
       <w:r>
         <w:rPr>
           <w:b/>
@@ -11111,7 +7322,6 @@
         </w:rPr>
         <w:t>OpenSearch</w:t>
       </w:r>
-      <w:proofErr w:type="spellEnd"/>
       <w:r>
         <w:t xml:space="preserve"> cobra por </w:t>
       </w:r>
@@ -11130,23 +7340,7 @@
           <w:b/>
           <w:bCs/>
         </w:rPr>
-        <w:t xml:space="preserve">más </w:t>
-      </w:r>
-      <w:proofErr w:type="spellStart"/>
-      <w:r>
-        <w:rPr>
-          <w:b/>
-          <w:bCs/>
-        </w:rPr>
-        <w:t>shards</w:t>
-      </w:r>
-      <w:proofErr w:type="spellEnd"/>
-      <w:r>
-        <w:rPr>
-          <w:b/>
-          <w:bCs/>
-        </w:rPr>
-        <w:t xml:space="preserve"> = más costo</w:t>
+        <w:t>más shards = más costo</w:t>
       </w:r>
       <w:r>
         <w:t>.</w:t>
@@ -11180,45 +7374,23 @@
     </w:p>
     <w:p>
       <w:r>
-        <w:t xml:space="preserve">otra tabla para decir es </w:t>
-      </w:r>
-      <w:proofErr w:type="spellStart"/>
-      <w:r>
-        <w:t>idonea</w:t>
-      </w:r>
-      <w:proofErr w:type="spellEnd"/>
-      <w:r>
-        <w:t xml:space="preserve"> para estos casos de </w:t>
-      </w:r>
-      <w:proofErr w:type="spellStart"/>
-      <w:r>
-        <w:t>uspos</w:t>
-      </w:r>
-      <w:proofErr w:type="spellEnd"/>
-    </w:p>
-    <w:p>
-      <w:pPr>
-        <w:rPr>
-          <w:b/>
-          <w:bCs/>
-        </w:rPr>
-      </w:pPr>
-      <w:proofErr w:type="spellStart"/>
+        <w:t>otra tabla para decir es idonea para estos casos de uspos</w:t>
+      </w:r>
+    </w:p>
+    <w:p>
+      <w:pPr>
+        <w:rPr>
+          <w:b/>
+          <w:bCs/>
+        </w:rPr>
+      </w:pPr>
       <w:r>
         <w:rPr>
           <w:b/>
           <w:bCs/>
         </w:rPr>
         <w:lastRenderedPageBreak/>
-        <w:t>ChatGPT</w:t>
-      </w:r>
-      <w:proofErr w:type="spellEnd"/>
-      <w:r>
-        <w:rPr>
-          <w:b/>
-          <w:bCs/>
-        </w:rPr>
-        <w:t xml:space="preserve"> Plus</w:t>
+        <w:t>ChatGPT Plus</w:t>
       </w:r>
     </w:p>
     <w:p>
@@ -11239,7 +7411,7 @@
     <w:p>
       <w:r>
         <w:pict w14:anchorId="77DD14E9">
-          <v:rect id="_x0000_i1226" style="width:0;height:1.5pt" o:hralign="center" o:hrstd="t" o:hr="t" fillcolor="#a0a0a0" stroked="f"/>
+          <v:rect id="_x0000_i1049" style="width:0;height:1.5pt" o:hralign="center" o:hrstd="t" o:hr="t" fillcolor="#a0a0a0" stroked="f"/>
         </w:pict>
       </w:r>
     </w:p>
@@ -11374,7 +7546,6 @@
             <w:hideMark/>
           </w:tcPr>
           <w:p>
-            <w:proofErr w:type="spellStart"/>
             <w:r>
               <w:rPr>
                 <w:b/>
@@ -11382,7 +7553,6 @@
               </w:rPr>
               <w:t>DynamoDB</w:t>
             </w:r>
-            <w:proofErr w:type="spellEnd"/>
           </w:p>
         </w:tc>
         <w:tc>
@@ -11417,15 +7587,7 @@
               <w:t>🔹</w:t>
             </w:r>
             <w:r>
-              <w:t xml:space="preserve"> Consultas por </w:t>
-            </w:r>
-            <w:proofErr w:type="spellStart"/>
-            <w:r>
-              <w:t>Partition</w:t>
-            </w:r>
-            <w:proofErr w:type="spellEnd"/>
-            <w:r>
-              <w:t xml:space="preserve"> Key (ej. país + ID)</w:t>
+              <w:t xml:space="preserve"> Consultas por Partition Key (ej. país + ID)</w:t>
             </w:r>
           </w:p>
         </w:tc>
@@ -11486,7 +7648,6 @@
             <w:hideMark/>
           </w:tcPr>
           <w:p>
-            <w:proofErr w:type="spellStart"/>
             <w:r>
               <w:rPr>
                 <w:b/>
@@ -11494,7 +7655,6 @@
               </w:rPr>
               <w:t>CosmosDB</w:t>
             </w:r>
-            <w:proofErr w:type="spellEnd"/>
           </w:p>
         </w:tc>
         <w:tc>
@@ -11556,15 +7716,7 @@
               <w:t>❌</w:t>
             </w:r>
             <w:r>
-              <w:t xml:space="preserve"> Muchas consultas sin </w:t>
-            </w:r>
-            <w:proofErr w:type="spellStart"/>
-            <w:r>
-              <w:t>Partition</w:t>
-            </w:r>
-            <w:proofErr w:type="spellEnd"/>
-            <w:r>
-              <w:t xml:space="preserve"> Key</w:t>
+              <w:t xml:space="preserve"> Muchas consultas sin Partition Key</w:t>
             </w:r>
           </w:p>
         </w:tc>
@@ -11603,15 +7755,7 @@
               <w:t>🔹</w:t>
             </w:r>
             <w:r>
-              <w:t xml:space="preserve"> Datos </w:t>
-            </w:r>
-            <w:proofErr w:type="spellStart"/>
-            <w:r>
-              <w:t>semi-estructurados</w:t>
-            </w:r>
-            <w:proofErr w:type="spellEnd"/>
-            <w:r>
-              <w:t xml:space="preserve"> </w:t>
+              <w:t xml:space="preserve"> Datos semi-estructurados </w:t>
             </w:r>
             <w:r>
               <w:rPr>
@@ -11656,15 +7800,7 @@
               <w:t>❌</w:t>
             </w:r>
             <w:r>
-              <w:t xml:space="preserve"> Alta concurrencia sin </w:t>
-            </w:r>
-            <w:proofErr w:type="spellStart"/>
-            <w:r>
-              <w:t>sharding</w:t>
-            </w:r>
-            <w:proofErr w:type="spellEnd"/>
-            <w:r>
-              <w:t xml:space="preserve"> bien configurado</w:t>
+              <w:t xml:space="preserve"> Alta concurrencia sin sharding bien configurado</w:t>
             </w:r>
           </w:p>
         </w:tc>
@@ -11685,17 +7821,8 @@
                 <w:b/>
                 <w:bCs/>
               </w:rPr>
-              <w:t xml:space="preserve">Amazon </w:t>
-            </w:r>
-            <w:proofErr w:type="spellStart"/>
-            <w:r>
-              <w:rPr>
-                <w:b/>
-                <w:bCs/>
-              </w:rPr>
-              <w:t>DocumentDB</w:t>
-            </w:r>
-            <w:proofErr w:type="spellEnd"/>
+              <w:t>Amazon DocumentDB</w:t>
+            </w:r>
           </w:p>
         </w:tc>
         <w:tc>
@@ -11721,15 +7848,7 @@
               <w:t>🔹</w:t>
             </w:r>
             <w:r>
-              <w:t xml:space="preserve"> Datos </w:t>
-            </w:r>
-            <w:proofErr w:type="spellStart"/>
-            <w:r>
-              <w:t>semi-estructurados</w:t>
-            </w:r>
-            <w:proofErr w:type="spellEnd"/>
-            <w:r>
-              <w:t xml:space="preserve"> </w:t>
+              <w:t xml:space="preserve"> Datos semi-estructurados </w:t>
             </w:r>
             <w:r>
               <w:rPr>
@@ -11756,15 +7875,7 @@
               <w:t>❌</w:t>
             </w:r>
             <w:r>
-              <w:t xml:space="preserve"> Necesidad de </w:t>
-            </w:r>
-            <w:proofErr w:type="spellStart"/>
-            <w:r>
-              <w:t>sharding</w:t>
-            </w:r>
-            <w:proofErr w:type="spellEnd"/>
-            <w:r>
-              <w:t xml:space="preserve"> </w:t>
+              <w:t xml:space="preserve"> Necesidad de sharding </w:t>
             </w:r>
             <w:r>
               <w:rPr>
@@ -11782,15 +7893,7 @@
               <w:t>ú</w:t>
             </w:r>
             <w:r>
-              <w:t>squedas full-</w:t>
-            </w:r>
-            <w:proofErr w:type="spellStart"/>
-            <w:r>
-              <w:t>text</w:t>
-            </w:r>
-            <w:proofErr w:type="spellEnd"/>
-            <w:r>
-              <w:t xml:space="preserve"> avanzadas</w:t>
+              <w:t>squedas full-text avanzadas</w:t>
             </w:r>
           </w:p>
         </w:tc>
@@ -11806,7 +7909,6 @@
             <w:hideMark/>
           </w:tcPr>
           <w:p>
-            <w:proofErr w:type="spellStart"/>
             <w:r>
               <w:rPr>
                 <w:b/>
@@ -11814,7 +7916,6 @@
               </w:rPr>
               <w:t>OpenSearch</w:t>
             </w:r>
-            <w:proofErr w:type="spellEnd"/>
           </w:p>
         </w:tc>
         <w:tc>
@@ -11831,23 +7932,7 @@
               <w:t>🔹</w:t>
             </w:r>
             <w:r>
-              <w:t xml:space="preserve"> Full-</w:t>
-            </w:r>
-            <w:proofErr w:type="spellStart"/>
-            <w:r>
-              <w:t>text</w:t>
-            </w:r>
-            <w:proofErr w:type="spellEnd"/>
-            <w:r>
-              <w:t xml:space="preserve"> </w:t>
-            </w:r>
-            <w:proofErr w:type="spellStart"/>
-            <w:r>
-              <w:t>search</w:t>
-            </w:r>
-            <w:proofErr w:type="spellEnd"/>
-            <w:r>
-              <w:t xml:space="preserve"> </w:t>
+              <w:t xml:space="preserve"> Full-text search </w:t>
             </w:r>
             <w:r>
               <w:rPr>
@@ -11901,7 +7986,7 @@
     <w:p>
       <w:r>
         <w:pict w14:anchorId="77781D89">
-          <v:rect id="_x0000_i1227" style="width:0;height:1.5pt" o:hralign="center" o:hrstd="t" o:hr="t" fillcolor="#a0a0a0" stroked="f"/>
+          <v:rect id="_x0000_i1050" style="width:0;height:1.5pt" o:hralign="center" o:hrstd="t" o:hr="t" fillcolor="#a0a0a0" stroked="f"/>
         </w:pict>
       </w:r>
     </w:p>
@@ -11938,23 +8023,7 @@
         <w:t>Si necesitas búsquedas rápidas y estructuradas:</w:t>
       </w:r>
       <w:r>
-        <w:t xml:space="preserve"> </w:t>
-      </w:r>
-      <w:proofErr w:type="spellStart"/>
-      <w:r>
-        <w:t>DynamoDB</w:t>
-      </w:r>
-      <w:proofErr w:type="spellEnd"/>
-      <w:r>
-        <w:t xml:space="preserve"> o </w:t>
-      </w:r>
-      <w:proofErr w:type="spellStart"/>
-      <w:r>
-        <w:t>CosmosDB</w:t>
-      </w:r>
-      <w:proofErr w:type="spellEnd"/>
-      <w:r>
-        <w:t>.</w:t>
+        <w:t xml:space="preserve"> DynamoDB o CosmosDB.</w:t>
       </w:r>
     </w:p>
     <w:p>
@@ -11972,15 +8041,7 @@
         <w:t>Si los datos son JSON dinámico y flexibles:</w:t>
       </w:r>
       <w:r>
-        <w:t xml:space="preserve"> MongoDB o </w:t>
-      </w:r>
-      <w:proofErr w:type="spellStart"/>
-      <w:r>
-        <w:t>DocumentDB</w:t>
-      </w:r>
-      <w:proofErr w:type="spellEnd"/>
-      <w:r>
-        <w:t>.</w:t>
+        <w:t xml:space="preserve"> MongoDB o DocumentDB.</w:t>
       </w:r>
     </w:p>
     <w:p>
@@ -11998,15 +8059,7 @@
         <w:t>Si requieres búsquedas avanzadas y analítica:</w:t>
       </w:r>
       <w:r>
-        <w:t xml:space="preserve"> </w:t>
-      </w:r>
-      <w:proofErr w:type="spellStart"/>
-      <w:r>
-        <w:t>OpenSearch</w:t>
-      </w:r>
-      <w:proofErr w:type="spellEnd"/>
-      <w:r>
-        <w:t>.</w:t>
+        <w:t xml:space="preserve"> OpenSearch.</w:t>
       </w:r>
     </w:p>
     <w:p>
@@ -12018,6 +8071,1079 @@
           <w:rFonts w:ascii="Segoe UI Emoji" w:hAnsi="Segoe UI Emoji" w:cs="Segoe UI Emoji"/>
         </w:rPr>
         <w:t>😊</w:t>
+      </w:r>
+    </w:p>
+    <w:p/>
+    <w:tbl>
+      <w:tblPr>
+        <w:tblW w:w="0" w:type="auto"/>
+        <w:tblCellSpacing w:w="15" w:type="dxa"/>
+        <w:tblBorders>
+          <w:top w:val="single" w:sz="4" w:space="0" w:color="auto"/>
+          <w:left w:val="single" w:sz="4" w:space="0" w:color="auto"/>
+          <w:bottom w:val="single" w:sz="4" w:space="0" w:color="auto"/>
+          <w:right w:val="single" w:sz="4" w:space="0" w:color="auto"/>
+          <w:insideH w:val="single" w:sz="4" w:space="0" w:color="auto"/>
+          <w:insideV w:val="single" w:sz="4" w:space="0" w:color="auto"/>
+        </w:tblBorders>
+        <w:tblCellMar>
+          <w:top w:w="15" w:type="dxa"/>
+          <w:left w:w="15" w:type="dxa"/>
+          <w:bottom w:w="15" w:type="dxa"/>
+          <w:right w:w="15" w:type="dxa"/>
+        </w:tblCellMar>
+        <w:tblLook w:val="04A0" w:firstRow="1" w:lastRow="0" w:firstColumn="1" w:lastColumn="0" w:noHBand="0" w:noVBand="1"/>
+      </w:tblPr>
+      <w:tblGrid>
+        <w:gridCol w:w="1579"/>
+        <w:gridCol w:w="3771"/>
+        <w:gridCol w:w="3478"/>
+      </w:tblGrid>
+      <w:tr>
+        <w:trPr>
+          <w:tblHeader/>
+          <w:tblCellSpacing w:w="15" w:type="dxa"/>
+        </w:trPr>
+        <w:tc>
+          <w:tcPr>
+            <w:tcW w:w="0" w:type="auto"/>
+            <w:vAlign w:val="center"/>
+            <w:hideMark/>
+          </w:tcPr>
+          <w:p>
+            <w:pPr>
+              <w:rPr>
+                <w:b/>
+                <w:bCs/>
+              </w:rPr>
+            </w:pPr>
+            <w:r>
+              <w:rPr>
+                <w:b/>
+                <w:bCs/>
+              </w:rPr>
+              <w:t>Base de Datos</w:t>
+            </w:r>
+          </w:p>
+        </w:tc>
+        <w:tc>
+          <w:tcPr>
+            <w:tcW w:w="0" w:type="auto"/>
+            <w:vAlign w:val="center"/>
+            <w:hideMark/>
+          </w:tcPr>
+          <w:p>
+            <w:pPr>
+              <w:rPr>
+                <w:b/>
+                <w:bCs/>
+              </w:rPr>
+            </w:pPr>
+            <w:r>
+              <w:rPr>
+                <w:b/>
+                <w:bCs/>
+              </w:rPr>
+              <w:t>Pros</w:t>
+            </w:r>
+          </w:p>
+        </w:tc>
+        <w:tc>
+          <w:tcPr>
+            <w:tcW w:w="0" w:type="auto"/>
+            <w:vAlign w:val="center"/>
+            <w:hideMark/>
+          </w:tcPr>
+          <w:p>
+            <w:pPr>
+              <w:rPr>
+                <w:b/>
+                <w:bCs/>
+              </w:rPr>
+            </w:pPr>
+            <w:r>
+              <w:rPr>
+                <w:b/>
+                <w:bCs/>
+              </w:rPr>
+              <w:t>Contras</w:t>
+            </w:r>
+          </w:p>
+        </w:tc>
+      </w:tr>
+      <w:tr>
+        <w:trPr>
+          <w:tblCellSpacing w:w="15" w:type="dxa"/>
+        </w:trPr>
+        <w:tc>
+          <w:tcPr>
+            <w:tcW w:w="0" w:type="auto"/>
+            <w:vAlign w:val="center"/>
+            <w:hideMark/>
+          </w:tcPr>
+          <w:p>
+            <w:r>
+              <w:rPr>
+                <w:b/>
+                <w:bCs/>
+              </w:rPr>
+              <w:t>Cosmos DB</w:t>
+            </w:r>
+          </w:p>
+        </w:tc>
+        <w:tc>
+          <w:tcPr>
+            <w:tcW w:w="0" w:type="auto"/>
+            <w:vAlign w:val="center"/>
+            <w:hideMark/>
+          </w:tcPr>
+          <w:p>
+            <w:r>
+              <w:rPr>
+                <w:rFonts w:ascii="Segoe UI Emoji" w:hAnsi="Segoe UI Emoji" w:cs="Segoe UI Emoji"/>
+              </w:rPr>
+              <w:t>✅</w:t>
+            </w:r>
+            <w:r>
+              <w:t xml:space="preserve"> Escalabilidad global con replicación multi-región automática </w:t>
+            </w:r>
+            <w:r>
+              <w:rPr>
+                <w:rFonts w:ascii="Segoe UI Emoji" w:hAnsi="Segoe UI Emoji" w:cs="Segoe UI Emoji"/>
+              </w:rPr>
+              <w:t>🌍</w:t>
+            </w:r>
+            <w:r>
+              <w:t xml:space="preserve"> </w:t>
+            </w:r>
+            <w:r>
+              <w:br/>
+            </w:r>
+            <w:r>
+              <w:rPr>
+                <w:rFonts w:ascii="Segoe UI Emoji" w:hAnsi="Segoe UI Emoji" w:cs="Segoe UI Emoji"/>
+              </w:rPr>
+              <w:lastRenderedPageBreak/>
+              <w:t>✅</w:t>
+            </w:r>
+            <w:r>
+              <w:t xml:space="preserve"> Bajo tiempo de respuesta (latencia &lt;10ms) </w:t>
+            </w:r>
+            <w:r>
+              <w:rPr>
+                <w:rFonts w:ascii="Segoe UI Emoji" w:hAnsi="Segoe UI Emoji" w:cs="Segoe UI Emoji"/>
+              </w:rPr>
+              <w:t>⚡</w:t>
+            </w:r>
+            <w:r>
+              <w:t xml:space="preserve"> </w:t>
+            </w:r>
+            <w:r>
+              <w:br/>
+            </w:r>
+            <w:r>
+              <w:rPr>
+                <w:rFonts w:ascii="Segoe UI Emoji" w:hAnsi="Segoe UI Emoji" w:cs="Segoe UI Emoji"/>
+              </w:rPr>
+              <w:t>✅</w:t>
+            </w:r>
+            <w:r>
+              <w:t xml:space="preserve"> Compatible con m</w:t>
+            </w:r>
+            <w:r>
+              <w:rPr>
+                <w:rFonts w:ascii="Calibri" w:hAnsi="Calibri" w:cs="Calibri"/>
+              </w:rPr>
+              <w:t>ú</w:t>
+            </w:r>
+            <w:r>
+              <w:t xml:space="preserve">ltiples modelos de datos (clave-valor, documentos, grafos, tablas) </w:t>
+            </w:r>
+            <w:r>
+              <w:br/>
+            </w:r>
+            <w:r>
+              <w:rPr>
+                <w:rFonts w:ascii="Segoe UI Emoji" w:hAnsi="Segoe UI Emoji" w:cs="Segoe UI Emoji"/>
+              </w:rPr>
+              <w:t>✅</w:t>
+            </w:r>
+            <w:r>
+              <w:t xml:space="preserve"> Integraci</w:t>
+            </w:r>
+            <w:r>
+              <w:rPr>
+                <w:rFonts w:ascii="Calibri" w:hAnsi="Calibri" w:cs="Calibri"/>
+              </w:rPr>
+              <w:t>ó</w:t>
+            </w:r>
+            <w:r>
+              <w:t>n nativa con Azure y compatibilidad con API de MongoDB y Cassandra</w:t>
+            </w:r>
+          </w:p>
+        </w:tc>
+        <w:tc>
+          <w:tcPr>
+            <w:tcW w:w="0" w:type="auto"/>
+            <w:vAlign w:val="center"/>
+            <w:hideMark/>
+          </w:tcPr>
+          <w:p>
+            <w:r>
+              <w:rPr>
+                <w:rFonts w:ascii="Segoe UI Emoji" w:hAnsi="Segoe UI Emoji" w:cs="Segoe UI Emoji"/>
+              </w:rPr>
+              <w:lastRenderedPageBreak/>
+              <w:t>❌</w:t>
+            </w:r>
+            <w:r>
+              <w:t xml:space="preserve"> Costoso en cargas de escritura intensivas </w:t>
+            </w:r>
+            <w:r>
+              <w:rPr>
+                <w:rFonts w:ascii="Segoe UI Emoji" w:hAnsi="Segoe UI Emoji" w:cs="Segoe UI Emoji"/>
+              </w:rPr>
+              <w:t>💰</w:t>
+            </w:r>
+            <w:r>
+              <w:t xml:space="preserve"> </w:t>
+            </w:r>
+            <w:r>
+              <w:br/>
+            </w:r>
+            <w:r>
+              <w:rPr>
+                <w:rFonts w:ascii="Segoe UI Emoji" w:hAnsi="Segoe UI Emoji" w:cs="Segoe UI Emoji"/>
+              </w:rPr>
+              <w:lastRenderedPageBreak/>
+              <w:t>❌</w:t>
+            </w:r>
+            <w:r>
+              <w:t xml:space="preserve"> Complejidad en configuraci</w:t>
+            </w:r>
+            <w:r>
+              <w:rPr>
+                <w:rFonts w:ascii="Calibri" w:hAnsi="Calibri" w:cs="Calibri"/>
+              </w:rPr>
+              <w:t>ó</w:t>
+            </w:r>
+            <w:r>
+              <w:t xml:space="preserve">n de consistencia (5 niveles de consistencia) </w:t>
+            </w:r>
+            <w:r>
+              <w:br/>
+            </w:r>
+            <w:r>
+              <w:rPr>
+                <w:rFonts w:ascii="Segoe UI Emoji" w:hAnsi="Segoe UI Emoji" w:cs="Segoe UI Emoji"/>
+              </w:rPr>
+              <w:t>❌</w:t>
+            </w:r>
+            <w:r>
+              <w:t xml:space="preserve"> Puede ser dif</w:t>
+            </w:r>
+            <w:r>
+              <w:rPr>
+                <w:rFonts w:ascii="Calibri" w:hAnsi="Calibri" w:cs="Calibri"/>
+              </w:rPr>
+              <w:t>í</w:t>
+            </w:r>
+            <w:r>
+              <w:t>cil de optimizar para ciertos casos de uso</w:t>
+            </w:r>
+          </w:p>
+        </w:tc>
+      </w:tr>
+      <w:tr>
+        <w:trPr>
+          <w:tblCellSpacing w:w="15" w:type="dxa"/>
+        </w:trPr>
+        <w:tc>
+          <w:tcPr>
+            <w:tcW w:w="0" w:type="auto"/>
+            <w:vAlign w:val="center"/>
+            <w:hideMark/>
+          </w:tcPr>
+          <w:p>
+            <w:r>
+              <w:rPr>
+                <w:b/>
+                <w:bCs/>
+              </w:rPr>
+              <w:lastRenderedPageBreak/>
+              <w:t>Amazon DynamoDB</w:t>
+            </w:r>
+          </w:p>
+        </w:tc>
+        <w:tc>
+          <w:tcPr>
+            <w:tcW w:w="0" w:type="auto"/>
+            <w:vAlign w:val="center"/>
+            <w:hideMark/>
+          </w:tcPr>
+          <w:p>
+            <w:r>
+              <w:rPr>
+                <w:rFonts w:ascii="Segoe UI Emoji" w:hAnsi="Segoe UI Emoji" w:cs="Segoe UI Emoji"/>
+              </w:rPr>
+              <w:t>✅</w:t>
+            </w:r>
+            <w:r>
+              <w:t xml:space="preserve"> Escalabilidad automática sin administración de infraestructura </w:t>
+            </w:r>
+            <w:r>
+              <w:rPr>
+                <w:rFonts w:ascii="Segoe UI Emoji" w:hAnsi="Segoe UI Emoji" w:cs="Segoe UI Emoji"/>
+              </w:rPr>
+              <w:t>🚀</w:t>
+            </w:r>
+            <w:r>
+              <w:t xml:space="preserve"> </w:t>
+            </w:r>
+            <w:r>
+              <w:br/>
+            </w:r>
+            <w:r>
+              <w:rPr>
+                <w:rFonts w:ascii="Segoe UI Emoji" w:hAnsi="Segoe UI Emoji" w:cs="Segoe UI Emoji"/>
+              </w:rPr>
+              <w:t>✅</w:t>
+            </w:r>
+            <w:r>
+              <w:t xml:space="preserve"> Baja latencia y alta disponibilidad </w:t>
+            </w:r>
+            <w:r>
+              <w:rPr>
+                <w:rFonts w:ascii="Segoe UI Emoji" w:hAnsi="Segoe UI Emoji" w:cs="Segoe UI Emoji"/>
+              </w:rPr>
+              <w:t>🔥</w:t>
+            </w:r>
+            <w:r>
+              <w:t xml:space="preserve"> </w:t>
+            </w:r>
+            <w:r>
+              <w:br/>
+            </w:r>
+            <w:r>
+              <w:rPr>
+                <w:rFonts w:ascii="Segoe UI Emoji" w:hAnsi="Segoe UI Emoji" w:cs="Segoe UI Emoji"/>
+              </w:rPr>
+              <w:t>✅</w:t>
+            </w:r>
+            <w:r>
+              <w:t xml:space="preserve"> Totalmente administrado por AWS </w:t>
+            </w:r>
+            <w:r>
+              <w:br/>
+            </w:r>
+            <w:r>
+              <w:rPr>
+                <w:rFonts w:ascii="Segoe UI Emoji" w:hAnsi="Segoe UI Emoji" w:cs="Segoe UI Emoji"/>
+              </w:rPr>
+              <w:t>✅</w:t>
+            </w:r>
+            <w:r>
+              <w:t xml:space="preserve"> Esquema flexible basado en clave-valor y documentos</w:t>
+            </w:r>
+          </w:p>
+        </w:tc>
+        <w:tc>
+          <w:tcPr>
+            <w:tcW w:w="0" w:type="auto"/>
+            <w:vAlign w:val="center"/>
+            <w:hideMark/>
+          </w:tcPr>
+          <w:p>
+            <w:r>
+              <w:rPr>
+                <w:rFonts w:ascii="Segoe UI Emoji" w:hAnsi="Segoe UI Emoji" w:cs="Segoe UI Emoji"/>
+              </w:rPr>
+              <w:t>❌</w:t>
+            </w:r>
+            <w:r>
+              <w:t xml:space="preserve"> Limitaciones en consultas avanzadas (requiere índices secundarios) </w:t>
+            </w:r>
+            <w:r>
+              <w:rPr>
+                <w:rFonts w:ascii="Segoe UI Emoji" w:hAnsi="Segoe UI Emoji" w:cs="Segoe UI Emoji"/>
+              </w:rPr>
+              <w:t>🔍</w:t>
+            </w:r>
+            <w:r>
+              <w:t xml:space="preserve"> </w:t>
+            </w:r>
+            <w:r>
+              <w:br/>
+            </w:r>
+            <w:r>
+              <w:rPr>
+                <w:rFonts w:ascii="Segoe UI Emoji" w:hAnsi="Segoe UI Emoji" w:cs="Segoe UI Emoji"/>
+              </w:rPr>
+              <w:t>❌</w:t>
+            </w:r>
+            <w:r>
+              <w:t xml:space="preserve"> Costo alto en consultas complejas </w:t>
+            </w:r>
+            <w:r>
+              <w:rPr>
+                <w:rFonts w:ascii="Segoe UI Emoji" w:hAnsi="Segoe UI Emoji" w:cs="Segoe UI Emoji"/>
+              </w:rPr>
+              <w:t>💲</w:t>
+            </w:r>
+            <w:r>
+              <w:t xml:space="preserve"> </w:t>
+            </w:r>
+            <w:r>
+              <w:br/>
+            </w:r>
+            <w:r>
+              <w:rPr>
+                <w:rFonts w:ascii="Segoe UI Emoji" w:hAnsi="Segoe UI Emoji" w:cs="Segoe UI Emoji"/>
+              </w:rPr>
+              <w:t>❌</w:t>
+            </w:r>
+            <w:r>
+              <w:t xml:space="preserve"> L</w:t>
+            </w:r>
+            <w:r>
+              <w:rPr>
+                <w:rFonts w:ascii="Calibri" w:hAnsi="Calibri" w:cs="Calibri"/>
+              </w:rPr>
+              <w:t>í</w:t>
+            </w:r>
+            <w:r>
+              <w:t>mite de 10GB por partici</w:t>
+            </w:r>
+            <w:r>
+              <w:rPr>
+                <w:rFonts w:ascii="Calibri" w:hAnsi="Calibri" w:cs="Calibri"/>
+              </w:rPr>
+              <w:t>ó</w:t>
+            </w:r>
+            <w:r>
+              <w:t xml:space="preserve">n </w:t>
+            </w:r>
+            <w:r>
+              <w:rPr>
+                <w:rFonts w:ascii="Segoe UI Emoji" w:hAnsi="Segoe UI Emoji" w:cs="Segoe UI Emoji"/>
+              </w:rPr>
+              <w:t>📌</w:t>
+            </w:r>
+          </w:p>
+        </w:tc>
+      </w:tr>
+      <w:tr>
+        <w:trPr>
+          <w:tblCellSpacing w:w="15" w:type="dxa"/>
+        </w:trPr>
+        <w:tc>
+          <w:tcPr>
+            <w:tcW w:w="0" w:type="auto"/>
+            <w:vAlign w:val="center"/>
+            <w:hideMark/>
+          </w:tcPr>
+          <w:p>
+            <w:r>
+              <w:rPr>
+                <w:b/>
+                <w:bCs/>
+              </w:rPr>
+              <w:t>Amazon DocumentDB</w:t>
+            </w:r>
+          </w:p>
+        </w:tc>
+        <w:tc>
+          <w:tcPr>
+            <w:tcW w:w="0" w:type="auto"/>
+            <w:vAlign w:val="center"/>
+            <w:hideMark/>
+          </w:tcPr>
+          <w:p>
+            <w:r>
+              <w:rPr>
+                <w:rFonts w:ascii="Segoe UI Emoji" w:hAnsi="Segoe UI Emoji" w:cs="Segoe UI Emoji"/>
+              </w:rPr>
+              <w:t>✅</w:t>
+            </w:r>
+            <w:r>
+              <w:t xml:space="preserve"> Basado en MongoDB, pero optimizado para AWS </w:t>
+            </w:r>
+            <w:r>
+              <w:rPr>
+                <w:rFonts w:ascii="Segoe UI Emoji" w:hAnsi="Segoe UI Emoji" w:cs="Segoe UI Emoji"/>
+              </w:rPr>
+              <w:t>☁️</w:t>
+            </w:r>
+            <w:r>
+              <w:t xml:space="preserve"> </w:t>
+            </w:r>
+            <w:r>
+              <w:br/>
+            </w:r>
+            <w:r>
+              <w:rPr>
+                <w:rFonts w:ascii="Segoe UI Emoji" w:hAnsi="Segoe UI Emoji" w:cs="Segoe UI Emoji"/>
+              </w:rPr>
+              <w:t>✅</w:t>
+            </w:r>
+            <w:r>
+              <w:t xml:space="preserve"> Consultas flexibles con agregaciones avanzadas </w:t>
+            </w:r>
+            <w:r>
+              <w:br/>
+            </w:r>
+            <w:r>
+              <w:rPr>
+                <w:rFonts w:ascii="Segoe UI Emoji" w:hAnsi="Segoe UI Emoji" w:cs="Segoe UI Emoji"/>
+              </w:rPr>
+              <w:t>✅</w:t>
+            </w:r>
+            <w:r>
+              <w:t xml:space="preserve"> Escalabilidad autom</w:t>
+            </w:r>
+            <w:r>
+              <w:rPr>
+                <w:rFonts w:ascii="Calibri" w:hAnsi="Calibri" w:cs="Calibri"/>
+              </w:rPr>
+              <w:t>á</w:t>
+            </w:r>
+            <w:r>
+              <w:t xml:space="preserve">tica de lectura/escritura </w:t>
+            </w:r>
+            <w:r>
+              <w:rPr>
+                <w:rFonts w:ascii="Segoe UI Emoji" w:hAnsi="Segoe UI Emoji" w:cs="Segoe UI Emoji"/>
+              </w:rPr>
+              <w:t>📈</w:t>
+            </w:r>
+            <w:r>
+              <w:t xml:space="preserve"> </w:t>
+            </w:r>
+            <w:r>
+              <w:br/>
+            </w:r>
+            <w:r>
+              <w:rPr>
+                <w:rFonts w:ascii="Segoe UI Emoji" w:hAnsi="Segoe UI Emoji" w:cs="Segoe UI Emoji"/>
+              </w:rPr>
+              <w:t>✅</w:t>
+            </w:r>
+            <w:r>
+              <w:t xml:space="preserve"> Integraci</w:t>
+            </w:r>
+            <w:r>
+              <w:rPr>
+                <w:rFonts w:ascii="Calibri" w:hAnsi="Calibri" w:cs="Calibri"/>
+              </w:rPr>
+              <w:t>ó</w:t>
+            </w:r>
+            <w:r>
+              <w:t>n nativa con servicios de AWS como Lambda y Kinesis</w:t>
+            </w:r>
+          </w:p>
+        </w:tc>
+        <w:tc>
+          <w:tcPr>
+            <w:tcW w:w="0" w:type="auto"/>
+            <w:vAlign w:val="center"/>
+            <w:hideMark/>
+          </w:tcPr>
+          <w:p>
+            <w:r>
+              <w:rPr>
+                <w:rFonts w:ascii="Segoe UI Emoji" w:hAnsi="Segoe UI Emoji" w:cs="Segoe UI Emoji"/>
+              </w:rPr>
+              <w:t>❌</w:t>
+            </w:r>
+            <w:r>
+              <w:t xml:space="preserve"> No es MongoDB nativo (no soporta todas sus características) </w:t>
+            </w:r>
+            <w:r>
+              <w:rPr>
+                <w:rFonts w:ascii="Segoe UI Emoji" w:hAnsi="Segoe UI Emoji" w:cs="Segoe UI Emoji"/>
+              </w:rPr>
+              <w:t>🛑</w:t>
+            </w:r>
+            <w:r>
+              <w:t xml:space="preserve"> </w:t>
+            </w:r>
+            <w:r>
+              <w:br/>
+            </w:r>
+            <w:r>
+              <w:rPr>
+                <w:rFonts w:ascii="Segoe UI Emoji" w:hAnsi="Segoe UI Emoji" w:cs="Segoe UI Emoji"/>
+              </w:rPr>
+              <w:t>❌</w:t>
+            </w:r>
+            <w:r>
+              <w:t xml:space="preserve"> Costo alto en comparaci</w:t>
+            </w:r>
+            <w:r>
+              <w:rPr>
+                <w:rFonts w:ascii="Calibri" w:hAnsi="Calibri" w:cs="Calibri"/>
+              </w:rPr>
+              <w:t>ó</w:t>
+            </w:r>
+            <w:r>
+              <w:t xml:space="preserve">n con un MongoDB autoadministrado </w:t>
+            </w:r>
+            <w:r>
+              <w:rPr>
+                <w:rFonts w:ascii="Segoe UI Emoji" w:hAnsi="Segoe UI Emoji" w:cs="Segoe UI Emoji"/>
+              </w:rPr>
+              <w:t>💵</w:t>
+            </w:r>
+            <w:r>
+              <w:t xml:space="preserve"> </w:t>
+            </w:r>
+            <w:r>
+              <w:br/>
+            </w:r>
+            <w:r>
+              <w:rPr>
+                <w:rFonts w:ascii="Segoe UI Emoji" w:hAnsi="Segoe UI Emoji" w:cs="Segoe UI Emoji"/>
+              </w:rPr>
+              <w:t>❌</w:t>
+            </w:r>
+            <w:r>
+              <w:t xml:space="preserve"> Requiere configuraci</w:t>
+            </w:r>
+            <w:r>
+              <w:rPr>
+                <w:rFonts w:ascii="Calibri" w:hAnsi="Calibri" w:cs="Calibri"/>
+              </w:rPr>
+              <w:t>ó</w:t>
+            </w:r>
+            <w:r>
+              <w:t>n de r</w:t>
+            </w:r>
+            <w:r>
+              <w:rPr>
+                <w:rFonts w:ascii="Calibri" w:hAnsi="Calibri" w:cs="Calibri"/>
+              </w:rPr>
+              <w:t>é</w:t>
+            </w:r>
+            <w:r>
+              <w:t>plicas para alta disponibilidad</w:t>
+            </w:r>
+          </w:p>
+        </w:tc>
+      </w:tr>
+      <w:tr>
+        <w:trPr>
+          <w:tblCellSpacing w:w="15" w:type="dxa"/>
+        </w:trPr>
+        <w:tc>
+          <w:tcPr>
+            <w:tcW w:w="0" w:type="auto"/>
+            <w:vAlign w:val="center"/>
+            <w:hideMark/>
+          </w:tcPr>
+          <w:p>
+            <w:r>
+              <w:rPr>
+                <w:b/>
+                <w:bCs/>
+              </w:rPr>
+              <w:t>Amazon OpenSearch</w:t>
+            </w:r>
+          </w:p>
+        </w:tc>
+        <w:tc>
+          <w:tcPr>
+            <w:tcW w:w="0" w:type="auto"/>
+            <w:vAlign w:val="center"/>
+            <w:hideMark/>
+          </w:tcPr>
+          <w:p>
+            <w:r>
+              <w:rPr>
+                <w:rFonts w:ascii="Segoe UI Emoji" w:hAnsi="Segoe UI Emoji" w:cs="Segoe UI Emoji"/>
+              </w:rPr>
+              <w:t>✅</w:t>
+            </w:r>
+            <w:r>
+              <w:t xml:space="preserve"> Ideal para búsquedas full-text y analítica avanzada </w:t>
+            </w:r>
+            <w:r>
+              <w:rPr>
+                <w:rFonts w:ascii="Segoe UI Emoji" w:hAnsi="Segoe UI Emoji" w:cs="Segoe UI Emoji"/>
+              </w:rPr>
+              <w:t>🔍</w:t>
+            </w:r>
+            <w:r>
+              <w:t xml:space="preserve"> </w:t>
+            </w:r>
+            <w:r>
+              <w:br/>
+            </w:r>
+            <w:r>
+              <w:rPr>
+                <w:rFonts w:ascii="Segoe UI Emoji" w:hAnsi="Segoe UI Emoji" w:cs="Segoe UI Emoji"/>
+              </w:rPr>
+              <w:t>✅</w:t>
+            </w:r>
+            <w:r>
+              <w:t xml:space="preserve"> Escalabilidad horizontal con shards y r</w:t>
+            </w:r>
+            <w:r>
+              <w:rPr>
+                <w:rFonts w:ascii="Calibri" w:hAnsi="Calibri" w:cs="Calibri"/>
+              </w:rPr>
+              <w:t>é</w:t>
+            </w:r>
+            <w:r>
+              <w:t xml:space="preserve">plicas </w:t>
+            </w:r>
+            <w:r>
+              <w:rPr>
+                <w:rFonts w:ascii="Segoe UI Emoji" w:hAnsi="Segoe UI Emoji" w:cs="Segoe UI Emoji"/>
+              </w:rPr>
+              <w:t>🔄</w:t>
+            </w:r>
+            <w:r>
+              <w:t xml:space="preserve"> </w:t>
+            </w:r>
+            <w:r>
+              <w:br/>
+            </w:r>
+            <w:r>
+              <w:rPr>
+                <w:rFonts w:ascii="Segoe UI Emoji" w:hAnsi="Segoe UI Emoji" w:cs="Segoe UI Emoji"/>
+              </w:rPr>
+              <w:t>✅</w:t>
+            </w:r>
+            <w:r>
+              <w:t xml:space="preserve"> Soporta consultas en tiempo real sobre grandes vol</w:t>
+            </w:r>
+            <w:r>
+              <w:rPr>
+                <w:rFonts w:ascii="Calibri" w:hAnsi="Calibri" w:cs="Calibri"/>
+              </w:rPr>
+              <w:t>ú</w:t>
+            </w:r>
+            <w:r>
+              <w:t xml:space="preserve">menes de datos </w:t>
+            </w:r>
+            <w:r>
+              <w:br/>
+            </w:r>
+            <w:r>
+              <w:rPr>
+                <w:rFonts w:ascii="Segoe UI Emoji" w:hAnsi="Segoe UI Emoji" w:cs="Segoe UI Emoji"/>
+              </w:rPr>
+              <w:t>✅</w:t>
+            </w:r>
+            <w:r>
+              <w:t xml:space="preserve"> Integraci</w:t>
+            </w:r>
+            <w:r>
+              <w:rPr>
+                <w:rFonts w:ascii="Calibri" w:hAnsi="Calibri" w:cs="Calibri"/>
+              </w:rPr>
+              <w:t>ó</w:t>
+            </w:r>
+            <w:r>
+              <w:t>n con Kibana y AWS</w:t>
+            </w:r>
+          </w:p>
+        </w:tc>
+        <w:tc>
+          <w:tcPr>
+            <w:tcW w:w="0" w:type="auto"/>
+            <w:vAlign w:val="center"/>
+            <w:hideMark/>
+          </w:tcPr>
+          <w:p>
+            <w:r>
+              <w:rPr>
+                <w:rFonts w:ascii="Segoe UI Emoji" w:hAnsi="Segoe UI Emoji" w:cs="Segoe UI Emoji"/>
+              </w:rPr>
+              <w:t>❌</w:t>
+            </w:r>
+            <w:r>
+              <w:t xml:space="preserve"> No es óptimo para transacciones o almacenamiento relacional </w:t>
+            </w:r>
+            <w:r>
+              <w:rPr>
+                <w:rFonts w:ascii="Segoe UI Emoji" w:hAnsi="Segoe UI Emoji" w:cs="Segoe UI Emoji"/>
+              </w:rPr>
+              <w:t>⚠️</w:t>
+            </w:r>
+            <w:r>
+              <w:t xml:space="preserve"> </w:t>
+            </w:r>
+            <w:r>
+              <w:br/>
+            </w:r>
+            <w:r>
+              <w:rPr>
+                <w:rFonts w:ascii="Segoe UI Emoji" w:hAnsi="Segoe UI Emoji" w:cs="Segoe UI Emoji"/>
+              </w:rPr>
+              <w:t>❌</w:t>
+            </w:r>
+            <w:r>
+              <w:t xml:space="preserve"> Alto consumo de recursos en b</w:t>
+            </w:r>
+            <w:r>
+              <w:rPr>
+                <w:rFonts w:ascii="Calibri" w:hAnsi="Calibri" w:cs="Calibri"/>
+              </w:rPr>
+              <w:t>ú</w:t>
+            </w:r>
+            <w:r>
+              <w:t xml:space="preserve">squedas complejas </w:t>
+            </w:r>
+            <w:r>
+              <w:rPr>
+                <w:rFonts w:ascii="Segoe UI Emoji" w:hAnsi="Segoe UI Emoji" w:cs="Segoe UI Emoji"/>
+              </w:rPr>
+              <w:t>🔋</w:t>
+            </w:r>
+            <w:r>
+              <w:t xml:space="preserve"> </w:t>
+            </w:r>
+            <w:r>
+              <w:br/>
+            </w:r>
+            <w:r>
+              <w:rPr>
+                <w:rFonts w:ascii="Segoe UI Emoji" w:hAnsi="Segoe UI Emoji" w:cs="Segoe UI Emoji"/>
+              </w:rPr>
+              <w:t>❌</w:t>
+            </w:r>
+            <w:r>
+              <w:t xml:space="preserve"> Requiere monitoreo y ajuste de shards para evitar sobrecargas</w:t>
+            </w:r>
+          </w:p>
+        </w:tc>
+      </w:tr>
+      <w:tr>
+        <w:trPr>
+          <w:tblCellSpacing w:w="15" w:type="dxa"/>
+        </w:trPr>
+        <w:tc>
+          <w:tcPr>
+            <w:tcW w:w="0" w:type="auto"/>
+            <w:vAlign w:val="center"/>
+            <w:hideMark/>
+          </w:tcPr>
+          <w:p>
+            <w:r>
+              <w:rPr>
+                <w:b/>
+                <w:bCs/>
+              </w:rPr>
+              <w:t>MongoDB en EC2</w:t>
+            </w:r>
+          </w:p>
+        </w:tc>
+        <w:tc>
+          <w:tcPr>
+            <w:tcW w:w="0" w:type="auto"/>
+            <w:vAlign w:val="center"/>
+            <w:hideMark/>
+          </w:tcPr>
+          <w:p>
+            <w:r>
+              <w:rPr>
+                <w:rFonts w:ascii="Segoe UI Emoji" w:hAnsi="Segoe UI Emoji" w:cs="Segoe UI Emoji"/>
+              </w:rPr>
+              <w:t>✅</w:t>
+            </w:r>
+            <w:r>
+              <w:t xml:space="preserve"> Control total sobre la infraestructura </w:t>
+            </w:r>
+            <w:r>
+              <w:rPr>
+                <w:rFonts w:ascii="Segoe UI Emoji" w:hAnsi="Segoe UI Emoji" w:cs="Segoe UI Emoji"/>
+              </w:rPr>
+              <w:t>🔧</w:t>
+            </w:r>
+            <w:r>
+              <w:t xml:space="preserve"> </w:t>
+            </w:r>
+            <w:r>
+              <w:br/>
+            </w:r>
+            <w:r>
+              <w:rPr>
+                <w:rFonts w:ascii="Segoe UI Emoji" w:hAnsi="Segoe UI Emoji" w:cs="Segoe UI Emoji"/>
+              </w:rPr>
+              <w:t>✅</w:t>
+            </w:r>
+            <w:r>
+              <w:t xml:space="preserve"> Sin restricciones de tama</w:t>
+            </w:r>
+            <w:r>
+              <w:rPr>
+                <w:rFonts w:ascii="Calibri" w:hAnsi="Calibri" w:cs="Calibri"/>
+              </w:rPr>
+              <w:t>ñ</w:t>
+            </w:r>
+            <w:r>
+              <w:t>o de partici</w:t>
+            </w:r>
+            <w:r>
+              <w:rPr>
+                <w:rFonts w:ascii="Calibri" w:hAnsi="Calibri" w:cs="Calibri"/>
+              </w:rPr>
+              <w:t>ó</w:t>
+            </w:r>
+            <w:r>
+              <w:t xml:space="preserve">n/shard </w:t>
+            </w:r>
+            <w:r>
+              <w:br/>
+            </w:r>
+            <w:r>
+              <w:rPr>
+                <w:rFonts w:ascii="Segoe UI Emoji" w:hAnsi="Segoe UI Emoji" w:cs="Segoe UI Emoji"/>
+              </w:rPr>
+              <w:t>✅</w:t>
+            </w:r>
+            <w:r>
+              <w:t xml:space="preserve"> Costos m</w:t>
+            </w:r>
+            <w:r>
+              <w:rPr>
+                <w:rFonts w:ascii="Calibri" w:hAnsi="Calibri" w:cs="Calibri"/>
+              </w:rPr>
+              <w:t>á</w:t>
+            </w:r>
+            <w:r>
+              <w:t xml:space="preserve">s bajos si se administra correctamente </w:t>
+            </w:r>
+            <w:r>
+              <w:rPr>
+                <w:rFonts w:ascii="Segoe UI Emoji" w:hAnsi="Segoe UI Emoji" w:cs="Segoe UI Emoji"/>
+              </w:rPr>
+              <w:t>💰</w:t>
+            </w:r>
+            <w:r>
+              <w:t xml:space="preserve"> </w:t>
+            </w:r>
+            <w:r>
+              <w:br/>
+            </w:r>
+            <w:r>
+              <w:rPr>
+                <w:rFonts w:ascii="Segoe UI Emoji" w:hAnsi="Segoe UI Emoji" w:cs="Segoe UI Emoji"/>
+              </w:rPr>
+              <w:lastRenderedPageBreak/>
+              <w:t>✅</w:t>
+            </w:r>
+            <w:r>
+              <w:t xml:space="preserve"> Soporte completo para todas las caracter</w:t>
+            </w:r>
+            <w:r>
+              <w:rPr>
+                <w:rFonts w:ascii="Calibri" w:hAnsi="Calibri" w:cs="Calibri"/>
+              </w:rPr>
+              <w:t>í</w:t>
+            </w:r>
+            <w:r>
+              <w:t>sticas de MongoDB</w:t>
+            </w:r>
+          </w:p>
+        </w:tc>
+        <w:tc>
+          <w:tcPr>
+            <w:tcW w:w="0" w:type="auto"/>
+            <w:vAlign w:val="center"/>
+            <w:hideMark/>
+          </w:tcPr>
+          <w:p>
+            <w:r>
+              <w:rPr>
+                <w:rFonts w:ascii="Segoe UI Emoji" w:hAnsi="Segoe UI Emoji" w:cs="Segoe UI Emoji"/>
+              </w:rPr>
+              <w:lastRenderedPageBreak/>
+              <w:t>❌</w:t>
+            </w:r>
+            <w:r>
+              <w:t xml:space="preserve"> Administración manual de la base de datos </w:t>
+            </w:r>
+            <w:r>
+              <w:rPr>
+                <w:rFonts w:ascii="Segoe UI Emoji" w:hAnsi="Segoe UI Emoji" w:cs="Segoe UI Emoji"/>
+              </w:rPr>
+              <w:t>🛠️</w:t>
+            </w:r>
+            <w:r>
+              <w:t xml:space="preserve"> </w:t>
+            </w:r>
+            <w:r>
+              <w:br/>
+            </w:r>
+            <w:r>
+              <w:rPr>
+                <w:rFonts w:ascii="Segoe UI Emoji" w:hAnsi="Segoe UI Emoji" w:cs="Segoe UI Emoji"/>
+              </w:rPr>
+              <w:t>❌</w:t>
+            </w:r>
+            <w:r>
+              <w:t xml:space="preserve"> Necesita configuraci</w:t>
+            </w:r>
+            <w:r>
+              <w:rPr>
+                <w:rFonts w:ascii="Calibri" w:hAnsi="Calibri" w:cs="Calibri"/>
+              </w:rPr>
+              <w:t>ó</w:t>
+            </w:r>
+            <w:r>
+              <w:t xml:space="preserve">n de alta disponibilidad y respaldo </w:t>
+            </w:r>
+            <w:r>
+              <w:rPr>
+                <w:rFonts w:ascii="Segoe UI Emoji" w:hAnsi="Segoe UI Emoji" w:cs="Segoe UI Emoji"/>
+              </w:rPr>
+              <w:t>🔄</w:t>
+            </w:r>
+            <w:r>
+              <w:t xml:space="preserve"> </w:t>
+            </w:r>
+            <w:r>
+              <w:br/>
+            </w:r>
+            <w:r>
+              <w:rPr>
+                <w:rFonts w:ascii="Segoe UI Emoji" w:hAnsi="Segoe UI Emoji" w:cs="Segoe UI Emoji"/>
+              </w:rPr>
+              <w:t>❌</w:t>
+            </w:r>
+            <w:r>
+              <w:t xml:space="preserve"> Puede ser menos eficiente en escalabilidad autom</w:t>
+            </w:r>
+            <w:r>
+              <w:rPr>
+                <w:rFonts w:ascii="Calibri" w:hAnsi="Calibri" w:cs="Calibri"/>
+              </w:rPr>
+              <w:t>á</w:t>
+            </w:r>
+            <w:r>
+              <w:t xml:space="preserve">tica </w:t>
+            </w:r>
+            <w:r>
+              <w:rPr>
+                <w:rFonts w:ascii="Segoe UI Emoji" w:hAnsi="Segoe UI Emoji" w:cs="Segoe UI Emoji"/>
+              </w:rPr>
+              <w:t>🚀</w:t>
+            </w:r>
+          </w:p>
+        </w:tc>
+      </w:tr>
+    </w:tbl>
+    <w:p>
+      <w:r>
+        <w:t xml:space="preserve">Si necesitas más detalles o ajustes en algún punto, dime. </w:t>
+      </w:r>
+      <w:r>
+        <w:rPr>
+          <w:rFonts w:ascii="Segoe UI Emoji" w:hAnsi="Segoe UI Emoji" w:cs="Segoe UI Emoji"/>
+        </w:rPr>
+        <w:t>🚀</w:t>
       </w:r>
     </w:p>
     <w:p/>

--- a/Ejemplo.docx
+++ b/Ejemplo.docx
@@ -9148,6 +9148,639 @@
     </w:p>
     <w:p/>
     <w:p/>
+    <w:p>
+      <w:r>
+        <w:t xml:space="preserve">Aquí tienes la justificación estructurada para la elección de bases de datos </w:t>
+      </w:r>
+      <w:r>
+        <w:rPr>
+          <w:b/>
+          <w:bCs/>
+        </w:rPr>
+        <w:t>NoSQL</w:t>
+      </w:r>
+      <w:r>
+        <w:t xml:space="preserve"> y el rechazo de bases de datos </w:t>
+      </w:r>
+      <w:r>
+        <w:rPr>
+          <w:b/>
+          <w:bCs/>
+        </w:rPr>
+        <w:t>relacionales</w:t>
+      </w:r>
+      <w:r>
+        <w:t>, junto con sus implicaciones:</w:t>
+      </w:r>
+    </w:p>
+    <w:p>
+      <w:r>
+        <w:pict w14:anchorId="0E578B7A">
+          <v:rect id="_x0000_i1069" style="width:0;height:1.5pt" o:hralign="center" o:hrstd="t" o:hr="t" fillcolor="#a0a0a0" stroked="f"/>
+        </w:pict>
+      </w:r>
+    </w:p>
+    <w:p>
+      <w:pPr>
+        <w:rPr>
+          <w:b/>
+          <w:bCs/>
+        </w:rPr>
+      </w:pPr>
+      <w:r>
+        <w:rPr>
+          <w:b/>
+          <w:bCs/>
+        </w:rPr>
+        <w:t>Decisión: Elección de Bases de Datos NoSQL</w:t>
+      </w:r>
+    </w:p>
+    <w:p>
+      <w:r>
+        <w:t xml:space="preserve">Se han seleccionado </w:t>
+      </w:r>
+      <w:r>
+        <w:rPr>
+          <w:b/>
+          <w:bCs/>
+        </w:rPr>
+        <w:t>Cosmos DB, Amazon DynamoDB, Amazon DocumentDB y Amazon OpenSearch</w:t>
+      </w:r>
+      <w:r>
+        <w:t xml:space="preserve"> debido a que cumplen con los siguientes criterios clave para la consulta de datos por país y usuario:</w:t>
+      </w:r>
+    </w:p>
+    <w:p>
+      <w:pPr>
+        <w:numPr>
+          <w:ilvl w:val="0"/>
+          <w:numId w:val="21"/>
+        </w:numPr>
+      </w:pPr>
+      <w:r>
+        <w:rPr>
+          <w:b/>
+          <w:bCs/>
+        </w:rPr>
+        <w:t>Flexibilidad en la Estructura de Datos</w:t>
+      </w:r>
+      <w:r>
+        <w:t xml:space="preserve"> </w:t>
+      </w:r>
+      <w:r>
+        <w:rPr>
+          <w:rFonts w:ascii="Segoe UI Emoji" w:hAnsi="Segoe UI Emoji" w:cs="Segoe UI Emoji"/>
+        </w:rPr>
+        <w:t>📄</w:t>
+      </w:r>
+    </w:p>
+    <w:p>
+      <w:pPr>
+        <w:numPr>
+          <w:ilvl w:val="1"/>
+          <w:numId w:val="21"/>
+        </w:numPr>
+      </w:pPr>
+      <w:r>
+        <w:t>Se requiere almacenar y consultar datos con esquemas dinámicos (ej. información de usuarios, transacciones, configuraciones personalizadas).</w:t>
+      </w:r>
+    </w:p>
+    <w:p>
+      <w:pPr>
+        <w:numPr>
+          <w:ilvl w:val="1"/>
+          <w:numId w:val="21"/>
+        </w:numPr>
+      </w:pPr>
+      <w:r>
+        <w:t>Bases de datos NoSQL permiten manejar estructuras flexibles sin necesidad de definir esquemas rígidos como en bases de datos relacionales.</w:t>
+      </w:r>
+    </w:p>
+    <w:p>
+      <w:pPr>
+        <w:numPr>
+          <w:ilvl w:val="0"/>
+          <w:numId w:val="21"/>
+        </w:numPr>
+      </w:pPr>
+      <w:r>
+        <w:rPr>
+          <w:b/>
+          <w:bCs/>
+        </w:rPr>
+        <w:t>Escalabilidad Horizontal</w:t>
+      </w:r>
+      <w:r>
+        <w:t xml:space="preserve"> </w:t>
+      </w:r>
+      <w:r>
+        <w:rPr>
+          <w:rFonts w:ascii="Segoe UI Emoji" w:hAnsi="Segoe UI Emoji" w:cs="Segoe UI Emoji"/>
+        </w:rPr>
+        <w:t>📈</w:t>
+      </w:r>
+    </w:p>
+    <w:p>
+      <w:pPr>
+        <w:numPr>
+          <w:ilvl w:val="1"/>
+          <w:numId w:val="21"/>
+        </w:numPr>
+      </w:pPr>
+      <w:r>
+        <w:t xml:space="preserve">La distribución de datos por </w:t>
+      </w:r>
+      <w:r>
+        <w:rPr>
+          <w:b/>
+          <w:bCs/>
+        </w:rPr>
+        <w:t>país</w:t>
+      </w:r>
+      <w:r>
+        <w:t xml:space="preserve"> requiere un sistema que pueda escalar fácilmente al aumentar la cantidad de usuarios y datos.</w:t>
+      </w:r>
+    </w:p>
+    <w:p>
+      <w:pPr>
+        <w:numPr>
+          <w:ilvl w:val="1"/>
+          <w:numId w:val="21"/>
+        </w:numPr>
+      </w:pPr>
+      <w:r>
+        <w:t>Estas bases permiten particionamiento eficiente (sharding) para distribuir los datos geográficamente.</w:t>
+      </w:r>
+    </w:p>
+    <w:p>
+      <w:pPr>
+        <w:numPr>
+          <w:ilvl w:val="0"/>
+          <w:numId w:val="21"/>
+        </w:numPr>
+      </w:pPr>
+      <w:r>
+        <w:rPr>
+          <w:b/>
+          <w:bCs/>
+        </w:rPr>
+        <w:t>Consultas Optimizadas para Datos por País</w:t>
+      </w:r>
+      <w:r>
+        <w:t xml:space="preserve"> </w:t>
+      </w:r>
+      <w:r>
+        <w:rPr>
+          <w:rFonts w:ascii="Segoe UI Emoji" w:hAnsi="Segoe UI Emoji" w:cs="Segoe UI Emoji"/>
+        </w:rPr>
+        <w:t>🌍</w:t>
+      </w:r>
+    </w:p>
+    <w:p>
+      <w:pPr>
+        <w:numPr>
+          <w:ilvl w:val="1"/>
+          <w:numId w:val="21"/>
+        </w:numPr>
+      </w:pPr>
+      <w:r>
+        <w:t xml:space="preserve">DynamoDB y Cosmos DB permiten modelado eficiente usando </w:t>
+      </w:r>
+      <w:r>
+        <w:rPr>
+          <w:b/>
+          <w:bCs/>
+        </w:rPr>
+        <w:t>Partition Keys</w:t>
+      </w:r>
+      <w:r>
+        <w:t xml:space="preserve"> para acceder a los datos por país de manera rápida.</w:t>
+      </w:r>
+    </w:p>
+    <w:p>
+      <w:pPr>
+        <w:numPr>
+          <w:ilvl w:val="1"/>
+          <w:numId w:val="21"/>
+        </w:numPr>
+      </w:pPr>
+      <w:r>
+        <w:t>OpenSearch permite realizar búsquedas rápidas y eficientes sobre grandes volúmenes de datos de usuarios en distintos países.</w:t>
+      </w:r>
+    </w:p>
+    <w:p>
+      <w:pPr>
+        <w:numPr>
+          <w:ilvl w:val="0"/>
+          <w:numId w:val="21"/>
+        </w:numPr>
+      </w:pPr>
+      <w:r>
+        <w:rPr>
+          <w:b/>
+          <w:bCs/>
+        </w:rPr>
+        <w:t>Integración con Arquitecturas en la Nube</w:t>
+      </w:r>
+      <w:r>
+        <w:t xml:space="preserve"> </w:t>
+      </w:r>
+      <w:r>
+        <w:rPr>
+          <w:rFonts w:ascii="Segoe UI Emoji" w:hAnsi="Segoe UI Emoji" w:cs="Segoe UI Emoji"/>
+        </w:rPr>
+        <w:t>☁️</w:t>
+      </w:r>
+    </w:p>
+    <w:p>
+      <w:pPr>
+        <w:numPr>
+          <w:ilvl w:val="1"/>
+          <w:numId w:val="21"/>
+        </w:numPr>
+      </w:pPr>
+      <w:r>
+        <w:t>Todas las bases de datos elegidas tienen integración nativa con AWS o Azure, lo que permite manejar seguridad, escalabilidad y optimización sin necesidad de administración manual.</w:t>
+      </w:r>
+    </w:p>
+    <w:p>
+      <w:r>
+        <w:lastRenderedPageBreak/>
+        <w:pict w14:anchorId="4F8E8656">
+          <v:rect id="_x0000_i1070" style="width:0;height:1.5pt" o:hralign="center" o:hrstd="t" o:hr="t" fillcolor="#a0a0a0" stroked="f"/>
+        </w:pict>
+      </w:r>
+    </w:p>
+    <w:p>
+      <w:pPr>
+        <w:rPr>
+          <w:b/>
+          <w:bCs/>
+        </w:rPr>
+      </w:pPr>
+      <w:r>
+        <w:rPr>
+          <w:b/>
+          <w:bCs/>
+        </w:rPr>
+        <w:t>Alternativas Rechazadas: Bases de Datos Relacionales</w:t>
+      </w:r>
+    </w:p>
+    <w:p>
+      <w:r>
+        <w:t xml:space="preserve">Las bases de datos </w:t>
+      </w:r>
+      <w:r>
+        <w:rPr>
+          <w:b/>
+          <w:bCs/>
+        </w:rPr>
+        <w:t>SQL tradicionales (MySQL, PostgreSQL, SQL Server)</w:t>
+      </w:r>
+      <w:r>
+        <w:t xml:space="preserve"> fueron descartadas debido a los siguientes factores:</w:t>
+      </w:r>
+    </w:p>
+    <w:p>
+      <w:pPr>
+        <w:numPr>
+          <w:ilvl w:val="0"/>
+          <w:numId w:val="22"/>
+        </w:numPr>
+      </w:pPr>
+      <w:r>
+        <w:rPr>
+          <w:b/>
+          <w:bCs/>
+        </w:rPr>
+        <w:t>Escalabilidad Limitada</w:t>
+      </w:r>
+      <w:r>
+        <w:t xml:space="preserve"> </w:t>
+      </w:r>
+      <w:r>
+        <w:rPr>
+          <w:rFonts w:ascii="Segoe UI Emoji" w:hAnsi="Segoe UI Emoji" w:cs="Segoe UI Emoji"/>
+        </w:rPr>
+        <w:t>🚫</w:t>
+      </w:r>
+    </w:p>
+    <w:p>
+      <w:pPr>
+        <w:numPr>
+          <w:ilvl w:val="1"/>
+          <w:numId w:val="22"/>
+        </w:numPr>
+      </w:pPr>
+      <w:r>
+        <w:t xml:space="preserve">Estas bases escalan principalmente de forma </w:t>
+      </w:r>
+      <w:r>
+        <w:rPr>
+          <w:b/>
+          <w:bCs/>
+        </w:rPr>
+        <w:t>vertical</w:t>
+      </w:r>
+      <w:r>
+        <w:t xml:space="preserve"> (añadiendo más potencia a un solo servidor), lo que limita el crecimiento eficiente cuando se manejan grandes volúmenes de datos.</w:t>
+      </w:r>
+    </w:p>
+    <w:p>
+      <w:pPr>
+        <w:numPr>
+          <w:ilvl w:val="1"/>
+          <w:numId w:val="22"/>
+        </w:numPr>
+      </w:pPr>
+      <w:r>
+        <w:t xml:space="preserve">Las bases </w:t>
+      </w:r>
+      <w:r>
+        <w:rPr>
+          <w:b/>
+          <w:bCs/>
+        </w:rPr>
+        <w:t>NoSQL</w:t>
+      </w:r>
+      <w:r>
+        <w:t xml:space="preserve"> permiten escalar horizontalmente al distribuir la carga en múltiples servidores de manera más eficiente.</w:t>
+      </w:r>
+    </w:p>
+    <w:p>
+      <w:pPr>
+        <w:numPr>
+          <w:ilvl w:val="0"/>
+          <w:numId w:val="22"/>
+        </w:numPr>
+      </w:pPr>
+      <w:r>
+        <w:rPr>
+          <w:b/>
+          <w:bCs/>
+        </w:rPr>
+        <w:t>Rigidez en el Esquema</w:t>
+      </w:r>
+      <w:r>
+        <w:t xml:space="preserve"> </w:t>
+      </w:r>
+      <w:r>
+        <w:rPr>
+          <w:rFonts w:ascii="Segoe UI Emoji" w:hAnsi="Segoe UI Emoji" w:cs="Segoe UI Emoji"/>
+        </w:rPr>
+        <w:t>📋</w:t>
+      </w:r>
+    </w:p>
+    <w:p>
+      <w:pPr>
+        <w:numPr>
+          <w:ilvl w:val="1"/>
+          <w:numId w:val="22"/>
+        </w:numPr>
+      </w:pPr>
+      <w:r>
+        <w:t>SQL requiere definir estructuras rígidas (tablas y relaciones), lo que complica la gestión de datos si los formatos varían según cada país.</w:t>
+      </w:r>
+    </w:p>
+    <w:p>
+      <w:pPr>
+        <w:numPr>
+          <w:ilvl w:val="1"/>
+          <w:numId w:val="22"/>
+        </w:numPr>
+      </w:pPr>
+      <w:r>
+        <w:t>NoSQL permite modificar la estructura de los datos sin afectar la base de datos global.</w:t>
+      </w:r>
+    </w:p>
+    <w:p>
+      <w:pPr>
+        <w:numPr>
+          <w:ilvl w:val="0"/>
+          <w:numId w:val="22"/>
+        </w:numPr>
+      </w:pPr>
+      <w:r>
+        <w:rPr>
+          <w:b/>
+          <w:bCs/>
+        </w:rPr>
+        <w:t>Desempeño en Consultas Complejas</w:t>
+      </w:r>
+      <w:r>
+        <w:t xml:space="preserve"> </w:t>
+      </w:r>
+      <w:r>
+        <w:rPr>
+          <w:rFonts w:ascii="Segoe UI Emoji" w:hAnsi="Segoe UI Emoji" w:cs="Segoe UI Emoji"/>
+        </w:rPr>
+        <w:t>⏳</w:t>
+      </w:r>
+    </w:p>
+    <w:p>
+      <w:pPr>
+        <w:numPr>
+          <w:ilvl w:val="1"/>
+          <w:numId w:val="22"/>
+        </w:numPr>
+      </w:pPr>
+      <w:r>
+        <w:t xml:space="preserve">SQL es eficiente en consultas con </w:t>
+      </w:r>
+      <w:r>
+        <w:rPr>
+          <w:b/>
+          <w:bCs/>
+        </w:rPr>
+        <w:t>joins y relaciones</w:t>
+      </w:r>
+      <w:r>
+        <w:t>, pero cuando se necesitan grandes volúmenes de datos segmentados por país, el rendimiento cae.</w:t>
+      </w:r>
+    </w:p>
+    <w:p>
+      <w:pPr>
+        <w:numPr>
+          <w:ilvl w:val="1"/>
+          <w:numId w:val="22"/>
+        </w:numPr>
+      </w:pPr>
+      <w:r>
+        <w:t>DynamoDB y Cosmos DB pueden recuperar datos con índices optimizados sin necesidad de hacer múltiples uniones.</w:t>
+      </w:r>
+    </w:p>
+    <w:p>
+      <w:r>
+        <w:pict w14:anchorId="29C461DE">
+          <v:rect id="_x0000_i1071" style="width:0;height:1.5pt" o:hralign="center" o:hrstd="t" o:hr="t" fillcolor="#a0a0a0" stroked="f"/>
+        </w:pict>
+      </w:r>
+    </w:p>
+    <w:p>
+      <w:pPr>
+        <w:rPr>
+          <w:b/>
+          <w:bCs/>
+        </w:rPr>
+      </w:pPr>
+      <w:r>
+        <w:rPr>
+          <w:b/>
+          <w:bCs/>
+        </w:rPr>
+        <w:t>Implicaciones de la Decisión</w:t>
+      </w:r>
+    </w:p>
+    <w:p>
+      <w:r>
+        <w:t xml:space="preserve">El uso de bases </w:t>
+      </w:r>
+      <w:r>
+        <w:rPr>
+          <w:b/>
+          <w:bCs/>
+        </w:rPr>
+        <w:t>NoSQL</w:t>
+      </w:r>
+      <w:r>
+        <w:t xml:space="preserve"> conlleva ciertas consideraciones:</w:t>
+      </w:r>
+    </w:p>
+    <w:p>
+      <w:r>
+        <w:rPr>
+          <w:rFonts w:ascii="Segoe UI Emoji" w:hAnsi="Segoe UI Emoji" w:cs="Segoe UI Emoji"/>
+        </w:rPr>
+        <w:t>✅</w:t>
+      </w:r>
+      <w:r>
+        <w:t xml:space="preserve"> </w:t>
+      </w:r>
+      <w:r>
+        <w:rPr>
+          <w:b/>
+          <w:bCs/>
+        </w:rPr>
+        <w:t>Ventajas:</w:t>
+      </w:r>
+    </w:p>
+    <w:p>
+      <w:pPr>
+        <w:numPr>
+          <w:ilvl w:val="0"/>
+          <w:numId w:val="23"/>
+        </w:numPr>
+      </w:pPr>
+      <w:r>
+        <w:t xml:space="preserve">Mayor </w:t>
+      </w:r>
+      <w:r>
+        <w:rPr>
+          <w:b/>
+          <w:bCs/>
+        </w:rPr>
+        <w:t>escalabilidad</w:t>
+      </w:r>
+      <w:r>
+        <w:t xml:space="preserve"> para manejar crecimiento de usuarios en distintos países.</w:t>
+      </w:r>
+    </w:p>
+    <w:p>
+      <w:pPr>
+        <w:numPr>
+          <w:ilvl w:val="0"/>
+          <w:numId w:val="23"/>
+        </w:numPr>
+      </w:pPr>
+      <w:r>
+        <w:t>Menor dependencia de un esquema fijo, lo que permite mayor flexibilidad en datos por país.</w:t>
+      </w:r>
+    </w:p>
+    <w:p>
+      <w:pPr>
+        <w:numPr>
+          <w:ilvl w:val="0"/>
+          <w:numId w:val="23"/>
+        </w:numPr>
+      </w:pPr>
+      <w:r>
+        <w:t>Consultas rápidas sin necesidad de relaciones complejas.</w:t>
+      </w:r>
+    </w:p>
+    <w:p>
+      <w:r>
+        <w:rPr>
+          <w:rFonts w:ascii="Segoe UI Emoji" w:hAnsi="Segoe UI Emoji" w:cs="Segoe UI Emoji"/>
+        </w:rPr>
+        <w:t>⚠️</w:t>
+      </w:r>
+      <w:r>
+        <w:t xml:space="preserve"> </w:t>
+      </w:r>
+      <w:r>
+        <w:rPr>
+          <w:b/>
+          <w:bCs/>
+        </w:rPr>
+        <w:t>Desafíos y Consideraciones:</w:t>
+      </w:r>
+    </w:p>
+    <w:p>
+      <w:pPr>
+        <w:numPr>
+          <w:ilvl w:val="0"/>
+          <w:numId w:val="24"/>
+        </w:numPr>
+      </w:pPr>
+      <w:r>
+        <w:t xml:space="preserve">NoSQL </w:t>
+      </w:r>
+      <w:r>
+        <w:rPr>
+          <w:b/>
+          <w:bCs/>
+        </w:rPr>
+        <w:t>no es ideal para transacciones ACID complejas</w:t>
+      </w:r>
+      <w:r>
+        <w:t xml:space="preserve"> (ej. operaciones bancarias con múltiples restricciones).</w:t>
+      </w:r>
+    </w:p>
+    <w:p>
+      <w:pPr>
+        <w:numPr>
+          <w:ilvl w:val="0"/>
+          <w:numId w:val="24"/>
+        </w:numPr>
+      </w:pPr>
+      <w:r>
+        <w:lastRenderedPageBreak/>
+        <w:t xml:space="preserve">Se debe </w:t>
+      </w:r>
+      <w:r>
+        <w:rPr>
+          <w:b/>
+          <w:bCs/>
+        </w:rPr>
+        <w:t>diseñar correctamente la estructura de partición</w:t>
+      </w:r>
+      <w:r>
+        <w:t xml:space="preserve"> para evitar problemas de rendimiento.</w:t>
+      </w:r>
+    </w:p>
+    <w:p>
+      <w:pPr>
+        <w:numPr>
+          <w:ilvl w:val="0"/>
+          <w:numId w:val="24"/>
+        </w:numPr>
+      </w:pPr>
+      <w:r>
+        <w:t>Puede ser más costoso a largo plazo si no se optimizan correctamente los índices y particiones.</w:t>
+      </w:r>
+    </w:p>
+    <w:p/>
+    <w:p/>
     <w:sectPr>
       <w:pgSz w:w="12240" w:h="15840"/>
       <w:pgMar w:top="1417" w:right="1701" w:bottom="1417" w:left="1701" w:header="708" w:footer="708" w:gutter="0"/>
@@ -9310,6 +9943,272 @@
     </w:lvl>
   </w:abstractNum>
   <w:abstractNum w:abstractNumId="1" w15:restartNumberingAfterBreak="0">
+    <w:nsid w:val="17990F6E"/>
+    <w:multiLevelType w:val="multilevel"/>
+    <w:tmpl w:val="631A4A1E"/>
+    <w:lvl w:ilvl="0">
+      <w:start w:val="1"/>
+      <w:numFmt w:val="bullet"/>
+      <w:lvlText w:val=""/>
+      <w:lvlJc w:val="left"/>
+      <w:pPr>
+        <w:tabs>
+          <w:tab w:val="num" w:pos="720"/>
+        </w:tabs>
+        <w:ind w:left="720" w:hanging="360"/>
+      </w:pPr>
+      <w:rPr>
+        <w:rFonts w:ascii="Symbol" w:hAnsi="Symbol" w:hint="default"/>
+        <w:sz w:val="20"/>
+      </w:rPr>
+    </w:lvl>
+    <w:lvl w:ilvl="1" w:tentative="1">
+      <w:start w:val="1"/>
+      <w:numFmt w:val="bullet"/>
+      <w:lvlText w:val="o"/>
+      <w:lvlJc w:val="left"/>
+      <w:pPr>
+        <w:tabs>
+          <w:tab w:val="num" w:pos="1440"/>
+        </w:tabs>
+        <w:ind w:left="1440" w:hanging="360"/>
+      </w:pPr>
+      <w:rPr>
+        <w:rFonts w:ascii="Courier New" w:hAnsi="Courier New" w:hint="default"/>
+        <w:sz w:val="20"/>
+      </w:rPr>
+    </w:lvl>
+    <w:lvl w:ilvl="2" w:tentative="1">
+      <w:start w:val="1"/>
+      <w:numFmt w:val="bullet"/>
+      <w:lvlText w:val=""/>
+      <w:lvlJc w:val="left"/>
+      <w:pPr>
+        <w:tabs>
+          <w:tab w:val="num" w:pos="2160"/>
+        </w:tabs>
+        <w:ind w:left="2160" w:hanging="360"/>
+      </w:pPr>
+      <w:rPr>
+        <w:rFonts w:ascii="Wingdings" w:hAnsi="Wingdings" w:hint="default"/>
+        <w:sz w:val="20"/>
+      </w:rPr>
+    </w:lvl>
+    <w:lvl w:ilvl="3" w:tentative="1">
+      <w:start w:val="1"/>
+      <w:numFmt w:val="bullet"/>
+      <w:lvlText w:val=""/>
+      <w:lvlJc w:val="left"/>
+      <w:pPr>
+        <w:tabs>
+          <w:tab w:val="num" w:pos="2880"/>
+        </w:tabs>
+        <w:ind w:left="2880" w:hanging="360"/>
+      </w:pPr>
+      <w:rPr>
+        <w:rFonts w:ascii="Wingdings" w:hAnsi="Wingdings" w:hint="default"/>
+        <w:sz w:val="20"/>
+      </w:rPr>
+    </w:lvl>
+    <w:lvl w:ilvl="4" w:tentative="1">
+      <w:start w:val="1"/>
+      <w:numFmt w:val="bullet"/>
+      <w:lvlText w:val=""/>
+      <w:lvlJc w:val="left"/>
+      <w:pPr>
+        <w:tabs>
+          <w:tab w:val="num" w:pos="3600"/>
+        </w:tabs>
+        <w:ind w:left="3600" w:hanging="360"/>
+      </w:pPr>
+      <w:rPr>
+        <w:rFonts w:ascii="Wingdings" w:hAnsi="Wingdings" w:hint="default"/>
+        <w:sz w:val="20"/>
+      </w:rPr>
+    </w:lvl>
+    <w:lvl w:ilvl="5" w:tentative="1">
+      <w:start w:val="1"/>
+      <w:numFmt w:val="bullet"/>
+      <w:lvlText w:val=""/>
+      <w:lvlJc w:val="left"/>
+      <w:pPr>
+        <w:tabs>
+          <w:tab w:val="num" w:pos="4320"/>
+        </w:tabs>
+        <w:ind w:left="4320" w:hanging="360"/>
+      </w:pPr>
+      <w:rPr>
+        <w:rFonts w:ascii="Wingdings" w:hAnsi="Wingdings" w:hint="default"/>
+        <w:sz w:val="20"/>
+      </w:rPr>
+    </w:lvl>
+    <w:lvl w:ilvl="6" w:tentative="1">
+      <w:start w:val="1"/>
+      <w:numFmt w:val="bullet"/>
+      <w:lvlText w:val=""/>
+      <w:lvlJc w:val="left"/>
+      <w:pPr>
+        <w:tabs>
+          <w:tab w:val="num" w:pos="5040"/>
+        </w:tabs>
+        <w:ind w:left="5040" w:hanging="360"/>
+      </w:pPr>
+      <w:rPr>
+        <w:rFonts w:ascii="Wingdings" w:hAnsi="Wingdings" w:hint="default"/>
+        <w:sz w:val="20"/>
+      </w:rPr>
+    </w:lvl>
+    <w:lvl w:ilvl="7" w:tentative="1">
+      <w:start w:val="1"/>
+      <w:numFmt w:val="bullet"/>
+      <w:lvlText w:val=""/>
+      <w:lvlJc w:val="left"/>
+      <w:pPr>
+        <w:tabs>
+          <w:tab w:val="num" w:pos="5760"/>
+        </w:tabs>
+        <w:ind w:left="5760" w:hanging="360"/>
+      </w:pPr>
+      <w:rPr>
+        <w:rFonts w:ascii="Wingdings" w:hAnsi="Wingdings" w:hint="default"/>
+        <w:sz w:val="20"/>
+      </w:rPr>
+    </w:lvl>
+    <w:lvl w:ilvl="8" w:tentative="1">
+      <w:start w:val="1"/>
+      <w:numFmt w:val="bullet"/>
+      <w:lvlText w:val=""/>
+      <w:lvlJc w:val="left"/>
+      <w:pPr>
+        <w:tabs>
+          <w:tab w:val="num" w:pos="6480"/>
+        </w:tabs>
+        <w:ind w:left="6480" w:hanging="360"/>
+      </w:pPr>
+      <w:rPr>
+        <w:rFonts w:ascii="Wingdings" w:hAnsi="Wingdings" w:hint="default"/>
+        <w:sz w:val="20"/>
+      </w:rPr>
+    </w:lvl>
+  </w:abstractNum>
+  <w:abstractNum w:abstractNumId="2" w15:restartNumberingAfterBreak="0">
+    <w:nsid w:val="1B1D582B"/>
+    <w:multiLevelType w:val="multilevel"/>
+    <w:tmpl w:val="7474E8AC"/>
+    <w:lvl w:ilvl="0">
+      <w:start w:val="1"/>
+      <w:numFmt w:val="decimal"/>
+      <w:lvlText w:val="%1."/>
+      <w:lvlJc w:val="left"/>
+      <w:pPr>
+        <w:tabs>
+          <w:tab w:val="num" w:pos="720"/>
+        </w:tabs>
+        <w:ind w:left="720" w:hanging="360"/>
+      </w:pPr>
+    </w:lvl>
+    <w:lvl w:ilvl="1">
+      <w:start w:val="1"/>
+      <w:numFmt w:val="bullet"/>
+      <w:lvlText w:val="o"/>
+      <w:lvlJc w:val="left"/>
+      <w:pPr>
+        <w:tabs>
+          <w:tab w:val="num" w:pos="1440"/>
+        </w:tabs>
+        <w:ind w:left="1440" w:hanging="360"/>
+      </w:pPr>
+      <w:rPr>
+        <w:rFonts w:ascii="Courier New" w:hAnsi="Courier New" w:hint="default"/>
+        <w:sz w:val="20"/>
+      </w:rPr>
+    </w:lvl>
+    <w:lvl w:ilvl="2" w:tentative="1">
+      <w:start w:val="1"/>
+      <w:numFmt w:val="decimal"/>
+      <w:lvlText w:val="%3."/>
+      <w:lvlJc w:val="left"/>
+      <w:pPr>
+        <w:tabs>
+          <w:tab w:val="num" w:pos="2160"/>
+        </w:tabs>
+        <w:ind w:left="2160" w:hanging="360"/>
+      </w:pPr>
+    </w:lvl>
+    <w:lvl w:ilvl="3" w:tentative="1">
+      <w:start w:val="1"/>
+      <w:numFmt w:val="decimal"/>
+      <w:lvlText w:val="%4."/>
+      <w:lvlJc w:val="left"/>
+      <w:pPr>
+        <w:tabs>
+          <w:tab w:val="num" w:pos="2880"/>
+        </w:tabs>
+        <w:ind w:left="2880" w:hanging="360"/>
+      </w:pPr>
+    </w:lvl>
+    <w:lvl w:ilvl="4" w:tentative="1">
+      <w:start w:val="1"/>
+      <w:numFmt w:val="decimal"/>
+      <w:lvlText w:val="%5."/>
+      <w:lvlJc w:val="left"/>
+      <w:pPr>
+        <w:tabs>
+          <w:tab w:val="num" w:pos="3600"/>
+        </w:tabs>
+        <w:ind w:left="3600" w:hanging="360"/>
+      </w:pPr>
+    </w:lvl>
+    <w:lvl w:ilvl="5" w:tentative="1">
+      <w:start w:val="1"/>
+      <w:numFmt w:val="decimal"/>
+      <w:lvlText w:val="%6."/>
+      <w:lvlJc w:val="left"/>
+      <w:pPr>
+        <w:tabs>
+          <w:tab w:val="num" w:pos="4320"/>
+        </w:tabs>
+        <w:ind w:left="4320" w:hanging="360"/>
+      </w:pPr>
+    </w:lvl>
+    <w:lvl w:ilvl="6" w:tentative="1">
+      <w:start w:val="1"/>
+      <w:numFmt w:val="decimal"/>
+      <w:lvlText w:val="%7."/>
+      <w:lvlJc w:val="left"/>
+      <w:pPr>
+        <w:tabs>
+          <w:tab w:val="num" w:pos="5040"/>
+        </w:tabs>
+        <w:ind w:left="5040" w:hanging="360"/>
+      </w:pPr>
+    </w:lvl>
+    <w:lvl w:ilvl="7" w:tentative="1">
+      <w:start w:val="1"/>
+      <w:numFmt w:val="decimal"/>
+      <w:lvlText w:val="%8."/>
+      <w:lvlJc w:val="left"/>
+      <w:pPr>
+        <w:tabs>
+          <w:tab w:val="num" w:pos="5760"/>
+        </w:tabs>
+        <w:ind w:left="5760" w:hanging="360"/>
+      </w:pPr>
+    </w:lvl>
+    <w:lvl w:ilvl="8" w:tentative="1">
+      <w:start w:val="1"/>
+      <w:numFmt w:val="decimal"/>
+      <w:lvlText w:val="%9."/>
+      <w:lvlJc w:val="left"/>
+      <w:pPr>
+        <w:tabs>
+          <w:tab w:val="num" w:pos="6480"/>
+        </w:tabs>
+        <w:ind w:left="6480" w:hanging="360"/>
+      </w:pPr>
+    </w:lvl>
+  </w:abstractNum>
+  <w:abstractNum w:abstractNumId="3" w15:restartNumberingAfterBreak="0">
     <w:nsid w:val="1CD8420A"/>
     <w:multiLevelType w:val="multilevel"/>
     <w:tmpl w:val="51F46A0E"/>
@@ -9430,7 +10329,7 @@
       </w:pPr>
     </w:lvl>
   </w:abstractNum>
-  <w:abstractNum w:abstractNumId="2" w15:restartNumberingAfterBreak="0">
+  <w:abstractNum w:abstractNumId="4" w15:restartNumberingAfterBreak="0">
     <w:nsid w:val="20A92DED"/>
     <w:multiLevelType w:val="multilevel"/>
     <w:tmpl w:val="23920A9A"/>
@@ -9579,7 +10478,7 @@
       </w:rPr>
     </w:lvl>
   </w:abstractNum>
-  <w:abstractNum w:abstractNumId="3" w15:restartNumberingAfterBreak="0">
+  <w:abstractNum w:abstractNumId="5" w15:restartNumberingAfterBreak="0">
     <w:nsid w:val="22E263C4"/>
     <w:multiLevelType w:val="multilevel"/>
     <w:tmpl w:val="6AFA9928"/>
@@ -9728,7 +10627,7 @@
       </w:rPr>
     </w:lvl>
   </w:abstractNum>
-  <w:abstractNum w:abstractNumId="4" w15:restartNumberingAfterBreak="0">
+  <w:abstractNum w:abstractNumId="6" w15:restartNumberingAfterBreak="0">
     <w:nsid w:val="2EB62F11"/>
     <w:multiLevelType w:val="multilevel"/>
     <w:tmpl w:val="9DBCD850"/>
@@ -9877,7 +10776,7 @@
       </w:rPr>
     </w:lvl>
   </w:abstractNum>
-  <w:abstractNum w:abstractNumId="5" w15:restartNumberingAfterBreak="0">
+  <w:abstractNum w:abstractNumId="7" w15:restartNumberingAfterBreak="0">
     <w:nsid w:val="30F90342"/>
     <w:multiLevelType w:val="multilevel"/>
     <w:tmpl w:val="7506D646"/>
@@ -10026,7 +10925,7 @@
       </w:rPr>
     </w:lvl>
   </w:abstractNum>
-  <w:abstractNum w:abstractNumId="6" w15:restartNumberingAfterBreak="0">
+  <w:abstractNum w:abstractNumId="8" w15:restartNumberingAfterBreak="0">
     <w:nsid w:val="31B40522"/>
     <w:multiLevelType w:val="multilevel"/>
     <w:tmpl w:val="5426A558"/>
@@ -10175,7 +11074,7 @@
       </w:rPr>
     </w:lvl>
   </w:abstractNum>
-  <w:abstractNum w:abstractNumId="7" w15:restartNumberingAfterBreak="0">
+  <w:abstractNum w:abstractNumId="9" w15:restartNumberingAfterBreak="0">
     <w:nsid w:val="3F1E33CA"/>
     <w:multiLevelType w:val="multilevel"/>
     <w:tmpl w:val="26063938"/>
@@ -10324,7 +11223,156 @@
       </w:rPr>
     </w:lvl>
   </w:abstractNum>
-  <w:abstractNum w:abstractNumId="8" w15:restartNumberingAfterBreak="0">
+  <w:abstractNum w:abstractNumId="10" w15:restartNumberingAfterBreak="0">
+    <w:nsid w:val="415108F0"/>
+    <w:multiLevelType w:val="multilevel"/>
+    <w:tmpl w:val="13C6F152"/>
+    <w:lvl w:ilvl="0">
+      <w:start w:val="1"/>
+      <w:numFmt w:val="bullet"/>
+      <w:lvlText w:val=""/>
+      <w:lvlJc w:val="left"/>
+      <w:pPr>
+        <w:tabs>
+          <w:tab w:val="num" w:pos="720"/>
+        </w:tabs>
+        <w:ind w:left="720" w:hanging="360"/>
+      </w:pPr>
+      <w:rPr>
+        <w:rFonts w:ascii="Symbol" w:hAnsi="Symbol" w:hint="default"/>
+        <w:sz w:val="20"/>
+      </w:rPr>
+    </w:lvl>
+    <w:lvl w:ilvl="1" w:tentative="1">
+      <w:start w:val="1"/>
+      <w:numFmt w:val="bullet"/>
+      <w:lvlText w:val="o"/>
+      <w:lvlJc w:val="left"/>
+      <w:pPr>
+        <w:tabs>
+          <w:tab w:val="num" w:pos="1440"/>
+        </w:tabs>
+        <w:ind w:left="1440" w:hanging="360"/>
+      </w:pPr>
+      <w:rPr>
+        <w:rFonts w:ascii="Courier New" w:hAnsi="Courier New" w:hint="default"/>
+        <w:sz w:val="20"/>
+      </w:rPr>
+    </w:lvl>
+    <w:lvl w:ilvl="2" w:tentative="1">
+      <w:start w:val="1"/>
+      <w:numFmt w:val="bullet"/>
+      <w:lvlText w:val=""/>
+      <w:lvlJc w:val="left"/>
+      <w:pPr>
+        <w:tabs>
+          <w:tab w:val="num" w:pos="2160"/>
+        </w:tabs>
+        <w:ind w:left="2160" w:hanging="360"/>
+      </w:pPr>
+      <w:rPr>
+        <w:rFonts w:ascii="Wingdings" w:hAnsi="Wingdings" w:hint="default"/>
+        <w:sz w:val="20"/>
+      </w:rPr>
+    </w:lvl>
+    <w:lvl w:ilvl="3" w:tentative="1">
+      <w:start w:val="1"/>
+      <w:numFmt w:val="bullet"/>
+      <w:lvlText w:val=""/>
+      <w:lvlJc w:val="left"/>
+      <w:pPr>
+        <w:tabs>
+          <w:tab w:val="num" w:pos="2880"/>
+        </w:tabs>
+        <w:ind w:left="2880" w:hanging="360"/>
+      </w:pPr>
+      <w:rPr>
+        <w:rFonts w:ascii="Wingdings" w:hAnsi="Wingdings" w:hint="default"/>
+        <w:sz w:val="20"/>
+      </w:rPr>
+    </w:lvl>
+    <w:lvl w:ilvl="4" w:tentative="1">
+      <w:start w:val="1"/>
+      <w:numFmt w:val="bullet"/>
+      <w:lvlText w:val=""/>
+      <w:lvlJc w:val="left"/>
+      <w:pPr>
+        <w:tabs>
+          <w:tab w:val="num" w:pos="3600"/>
+        </w:tabs>
+        <w:ind w:left="3600" w:hanging="360"/>
+      </w:pPr>
+      <w:rPr>
+        <w:rFonts w:ascii="Wingdings" w:hAnsi="Wingdings" w:hint="default"/>
+        <w:sz w:val="20"/>
+      </w:rPr>
+    </w:lvl>
+    <w:lvl w:ilvl="5" w:tentative="1">
+      <w:start w:val="1"/>
+      <w:numFmt w:val="bullet"/>
+      <w:lvlText w:val=""/>
+      <w:lvlJc w:val="left"/>
+      <w:pPr>
+        <w:tabs>
+          <w:tab w:val="num" w:pos="4320"/>
+        </w:tabs>
+        <w:ind w:left="4320" w:hanging="360"/>
+      </w:pPr>
+      <w:rPr>
+        <w:rFonts w:ascii="Wingdings" w:hAnsi="Wingdings" w:hint="default"/>
+        <w:sz w:val="20"/>
+      </w:rPr>
+    </w:lvl>
+    <w:lvl w:ilvl="6" w:tentative="1">
+      <w:start w:val="1"/>
+      <w:numFmt w:val="bullet"/>
+      <w:lvlText w:val=""/>
+      <w:lvlJc w:val="left"/>
+      <w:pPr>
+        <w:tabs>
+          <w:tab w:val="num" w:pos="5040"/>
+        </w:tabs>
+        <w:ind w:left="5040" w:hanging="360"/>
+      </w:pPr>
+      <w:rPr>
+        <w:rFonts w:ascii="Wingdings" w:hAnsi="Wingdings" w:hint="default"/>
+        <w:sz w:val="20"/>
+      </w:rPr>
+    </w:lvl>
+    <w:lvl w:ilvl="7" w:tentative="1">
+      <w:start w:val="1"/>
+      <w:numFmt w:val="bullet"/>
+      <w:lvlText w:val=""/>
+      <w:lvlJc w:val="left"/>
+      <w:pPr>
+        <w:tabs>
+          <w:tab w:val="num" w:pos="5760"/>
+        </w:tabs>
+        <w:ind w:left="5760" w:hanging="360"/>
+      </w:pPr>
+      <w:rPr>
+        <w:rFonts w:ascii="Wingdings" w:hAnsi="Wingdings" w:hint="default"/>
+        <w:sz w:val="20"/>
+      </w:rPr>
+    </w:lvl>
+    <w:lvl w:ilvl="8" w:tentative="1">
+      <w:start w:val="1"/>
+      <w:numFmt w:val="bullet"/>
+      <w:lvlText w:val=""/>
+      <w:lvlJc w:val="left"/>
+      <w:pPr>
+        <w:tabs>
+          <w:tab w:val="num" w:pos="6480"/>
+        </w:tabs>
+        <w:ind w:left="6480" w:hanging="360"/>
+      </w:pPr>
+      <w:rPr>
+        <w:rFonts w:ascii="Wingdings" w:hAnsi="Wingdings" w:hint="default"/>
+        <w:sz w:val="20"/>
+      </w:rPr>
+    </w:lvl>
+  </w:abstractNum>
+  <w:abstractNum w:abstractNumId="11" w15:restartNumberingAfterBreak="0">
     <w:nsid w:val="43903977"/>
     <w:multiLevelType w:val="multilevel"/>
     <w:tmpl w:val="B4EEA466"/>
@@ -10473,7 +11521,7 @@
       </w:rPr>
     </w:lvl>
   </w:abstractNum>
-  <w:abstractNum w:abstractNumId="9" w15:restartNumberingAfterBreak="0">
+  <w:abstractNum w:abstractNumId="12" w15:restartNumberingAfterBreak="0">
     <w:nsid w:val="49312D21"/>
     <w:multiLevelType w:val="multilevel"/>
     <w:tmpl w:val="074E9C0A"/>
@@ -10622,7 +11670,7 @@
       </w:rPr>
     </w:lvl>
   </w:abstractNum>
-  <w:abstractNum w:abstractNumId="10" w15:restartNumberingAfterBreak="0">
+  <w:abstractNum w:abstractNumId="13" w15:restartNumberingAfterBreak="0">
     <w:nsid w:val="4E416408"/>
     <w:multiLevelType w:val="multilevel"/>
     <w:tmpl w:val="81087158"/>
@@ -10771,7 +11819,7 @@
       </w:rPr>
     </w:lvl>
   </w:abstractNum>
-  <w:abstractNum w:abstractNumId="11" w15:restartNumberingAfterBreak="0">
+  <w:abstractNum w:abstractNumId="14" w15:restartNumberingAfterBreak="0">
     <w:nsid w:val="51587606"/>
     <w:multiLevelType w:val="multilevel"/>
     <w:tmpl w:val="09067B1E"/>
@@ -10920,7 +11968,7 @@
       </w:rPr>
     </w:lvl>
   </w:abstractNum>
-  <w:abstractNum w:abstractNumId="12" w15:restartNumberingAfterBreak="0">
+  <w:abstractNum w:abstractNumId="15" w15:restartNumberingAfterBreak="0">
     <w:nsid w:val="517665A8"/>
     <w:multiLevelType w:val="multilevel"/>
     <w:tmpl w:val="3C14214A"/>
@@ -11069,7 +12117,7 @@
       </w:rPr>
     </w:lvl>
   </w:abstractNum>
-  <w:abstractNum w:abstractNumId="13" w15:restartNumberingAfterBreak="0">
+  <w:abstractNum w:abstractNumId="16" w15:restartNumberingAfterBreak="0">
     <w:nsid w:val="54981D1C"/>
     <w:multiLevelType w:val="multilevel"/>
     <w:tmpl w:val="DAD228FE"/>
@@ -11218,7 +12266,7 @@
       </w:rPr>
     </w:lvl>
   </w:abstractNum>
-  <w:abstractNum w:abstractNumId="14" w15:restartNumberingAfterBreak="0">
+  <w:abstractNum w:abstractNumId="17" w15:restartNumberingAfterBreak="0">
     <w:nsid w:val="5ADE4C0D"/>
     <w:multiLevelType w:val="multilevel"/>
     <w:tmpl w:val="9CF262E6"/>
@@ -11367,7 +12415,7 @@
       </w:rPr>
     </w:lvl>
   </w:abstractNum>
-  <w:abstractNum w:abstractNumId="15" w15:restartNumberingAfterBreak="0">
+  <w:abstractNum w:abstractNumId="18" w15:restartNumberingAfterBreak="0">
     <w:nsid w:val="62257E99"/>
     <w:multiLevelType w:val="multilevel"/>
     <w:tmpl w:val="313EA87C"/>
@@ -11516,7 +12564,7 @@
       </w:rPr>
     </w:lvl>
   </w:abstractNum>
-  <w:abstractNum w:abstractNumId="16" w15:restartNumberingAfterBreak="0">
+  <w:abstractNum w:abstractNumId="19" w15:restartNumberingAfterBreak="0">
     <w:nsid w:val="6A6D21C9"/>
     <w:multiLevelType w:val="multilevel"/>
     <w:tmpl w:val="C7ACB216"/>
@@ -11665,7 +12713,124 @@
       </w:rPr>
     </w:lvl>
   </w:abstractNum>
-  <w:abstractNum w:abstractNumId="17" w15:restartNumberingAfterBreak="0">
+  <w:abstractNum w:abstractNumId="20" w15:restartNumberingAfterBreak="0">
+    <w:nsid w:val="72253A7E"/>
+    <w:multiLevelType w:val="multilevel"/>
+    <w:tmpl w:val="811236CA"/>
+    <w:lvl w:ilvl="0">
+      <w:start w:val="1"/>
+      <w:numFmt w:val="decimal"/>
+      <w:lvlText w:val="%1."/>
+      <w:lvlJc w:val="left"/>
+      <w:pPr>
+        <w:tabs>
+          <w:tab w:val="num" w:pos="720"/>
+        </w:tabs>
+        <w:ind w:left="720" w:hanging="360"/>
+      </w:pPr>
+    </w:lvl>
+    <w:lvl w:ilvl="1">
+      <w:start w:val="1"/>
+      <w:numFmt w:val="bullet"/>
+      <w:lvlText w:val="o"/>
+      <w:lvlJc w:val="left"/>
+      <w:pPr>
+        <w:tabs>
+          <w:tab w:val="num" w:pos="1440"/>
+        </w:tabs>
+        <w:ind w:left="1440" w:hanging="360"/>
+      </w:pPr>
+      <w:rPr>
+        <w:rFonts w:ascii="Courier New" w:hAnsi="Courier New" w:hint="default"/>
+        <w:sz w:val="20"/>
+      </w:rPr>
+    </w:lvl>
+    <w:lvl w:ilvl="2" w:tentative="1">
+      <w:start w:val="1"/>
+      <w:numFmt w:val="decimal"/>
+      <w:lvlText w:val="%3."/>
+      <w:lvlJc w:val="left"/>
+      <w:pPr>
+        <w:tabs>
+          <w:tab w:val="num" w:pos="2160"/>
+        </w:tabs>
+        <w:ind w:left="2160" w:hanging="360"/>
+      </w:pPr>
+    </w:lvl>
+    <w:lvl w:ilvl="3" w:tentative="1">
+      <w:start w:val="1"/>
+      <w:numFmt w:val="decimal"/>
+      <w:lvlText w:val="%4."/>
+      <w:lvlJc w:val="left"/>
+      <w:pPr>
+        <w:tabs>
+          <w:tab w:val="num" w:pos="2880"/>
+        </w:tabs>
+        <w:ind w:left="2880" w:hanging="360"/>
+      </w:pPr>
+    </w:lvl>
+    <w:lvl w:ilvl="4" w:tentative="1">
+      <w:start w:val="1"/>
+      <w:numFmt w:val="decimal"/>
+      <w:lvlText w:val="%5."/>
+      <w:lvlJc w:val="left"/>
+      <w:pPr>
+        <w:tabs>
+          <w:tab w:val="num" w:pos="3600"/>
+        </w:tabs>
+        <w:ind w:left="3600" w:hanging="360"/>
+      </w:pPr>
+    </w:lvl>
+    <w:lvl w:ilvl="5" w:tentative="1">
+      <w:start w:val="1"/>
+      <w:numFmt w:val="decimal"/>
+      <w:lvlText w:val="%6."/>
+      <w:lvlJc w:val="left"/>
+      <w:pPr>
+        <w:tabs>
+          <w:tab w:val="num" w:pos="4320"/>
+        </w:tabs>
+        <w:ind w:left="4320" w:hanging="360"/>
+      </w:pPr>
+    </w:lvl>
+    <w:lvl w:ilvl="6" w:tentative="1">
+      <w:start w:val="1"/>
+      <w:numFmt w:val="decimal"/>
+      <w:lvlText w:val="%7."/>
+      <w:lvlJc w:val="left"/>
+      <w:pPr>
+        <w:tabs>
+          <w:tab w:val="num" w:pos="5040"/>
+        </w:tabs>
+        <w:ind w:left="5040" w:hanging="360"/>
+      </w:pPr>
+    </w:lvl>
+    <w:lvl w:ilvl="7" w:tentative="1">
+      <w:start w:val="1"/>
+      <w:numFmt w:val="decimal"/>
+      <w:lvlText w:val="%8."/>
+      <w:lvlJc w:val="left"/>
+      <w:pPr>
+        <w:tabs>
+          <w:tab w:val="num" w:pos="5760"/>
+        </w:tabs>
+        <w:ind w:left="5760" w:hanging="360"/>
+      </w:pPr>
+    </w:lvl>
+    <w:lvl w:ilvl="8" w:tentative="1">
+      <w:start w:val="1"/>
+      <w:numFmt w:val="decimal"/>
+      <w:lvlText w:val="%9."/>
+      <w:lvlJc w:val="left"/>
+      <w:pPr>
+        <w:tabs>
+          <w:tab w:val="num" w:pos="6480"/>
+        </w:tabs>
+        <w:ind w:left="6480" w:hanging="360"/>
+      </w:pPr>
+    </w:lvl>
+  </w:abstractNum>
+  <w:abstractNum w:abstractNumId="21" w15:restartNumberingAfterBreak="0">
     <w:nsid w:val="73E27D1A"/>
     <w:multiLevelType w:val="multilevel"/>
     <w:tmpl w:val="3D3ED15C"/>
@@ -11814,7 +12979,7 @@
       </w:rPr>
     </w:lvl>
   </w:abstractNum>
-  <w:abstractNum w:abstractNumId="18" w15:restartNumberingAfterBreak="0">
+  <w:abstractNum w:abstractNumId="22" w15:restartNumberingAfterBreak="0">
     <w:nsid w:val="781A4D4B"/>
     <w:multiLevelType w:val="multilevel"/>
     <w:tmpl w:val="17B60180"/>
@@ -11963,7 +13128,7 @@
       </w:rPr>
     </w:lvl>
   </w:abstractNum>
-  <w:abstractNum w:abstractNumId="19" w15:restartNumberingAfterBreak="0">
+  <w:abstractNum w:abstractNumId="23" w15:restartNumberingAfterBreak="0">
     <w:nsid w:val="7F0004B5"/>
     <w:multiLevelType w:val="multilevel"/>
     <w:tmpl w:val="9D9E38DA"/>
@@ -12113,64 +13278,76 @@
     </w:lvl>
   </w:abstractNum>
   <w:num w:numId="1" w16cid:durableId="913125377">
+    <w:abstractNumId w:val="9"/>
+  </w:num>
+  <w:num w:numId="2" w16cid:durableId="683751191">
+    <w:abstractNumId w:val="23"/>
+  </w:num>
+  <w:num w:numId="3" w16cid:durableId="2020302970">
     <w:abstractNumId w:val="7"/>
   </w:num>
-  <w:num w:numId="2" w16cid:durableId="683751191">
-    <w:abstractNumId w:val="19"/>
+  <w:num w:numId="4" w16cid:durableId="1795101851">
+    <w:abstractNumId w:val="22"/>
   </w:num>
-  <w:num w:numId="3" w16cid:durableId="2020302970">
-    <w:abstractNumId w:val="5"/>
-  </w:num>
-  <w:num w:numId="4" w16cid:durableId="1795101851">
+  <w:num w:numId="5" w16cid:durableId="664474471">
     <w:abstractNumId w:val="18"/>
   </w:num>
-  <w:num w:numId="5" w16cid:durableId="664474471">
+  <w:num w:numId="6" w16cid:durableId="1549537500">
+    <w:abstractNumId w:val="12"/>
+  </w:num>
+  <w:num w:numId="7" w16cid:durableId="919606871">
+    <w:abstractNumId w:val="21"/>
+  </w:num>
+  <w:num w:numId="8" w16cid:durableId="1185636365">
     <w:abstractNumId w:val="15"/>
   </w:num>
-  <w:num w:numId="6" w16cid:durableId="1549537500">
-    <w:abstractNumId w:val="9"/>
-  </w:num>
-  <w:num w:numId="7" w16cid:durableId="919606871">
-    <w:abstractNumId w:val="17"/>
-  </w:num>
-  <w:num w:numId="8" w16cid:durableId="1185636365">
-    <w:abstractNumId w:val="12"/>
-  </w:num>
   <w:num w:numId="9" w16cid:durableId="231745693">
-    <w:abstractNumId w:val="1"/>
+    <w:abstractNumId w:val="3"/>
   </w:num>
   <w:num w:numId="10" w16cid:durableId="1378625335">
     <w:abstractNumId w:val="0"/>
   </w:num>
   <w:num w:numId="11" w16cid:durableId="1722436976">
+    <w:abstractNumId w:val="13"/>
+  </w:num>
+  <w:num w:numId="12" w16cid:durableId="255872330">
+    <w:abstractNumId w:val="6"/>
+  </w:num>
+  <w:num w:numId="13" w16cid:durableId="891649376">
+    <w:abstractNumId w:val="19"/>
+  </w:num>
+  <w:num w:numId="14" w16cid:durableId="344555331">
+    <w:abstractNumId w:val="4"/>
+  </w:num>
+  <w:num w:numId="15" w16cid:durableId="2117289049">
+    <w:abstractNumId w:val="5"/>
+  </w:num>
+  <w:num w:numId="16" w16cid:durableId="1728603020">
+    <w:abstractNumId w:val="14"/>
+  </w:num>
+  <w:num w:numId="17" w16cid:durableId="1178885117">
+    <w:abstractNumId w:val="8"/>
+  </w:num>
+  <w:num w:numId="18" w16cid:durableId="1873683707">
+    <w:abstractNumId w:val="16"/>
+  </w:num>
+  <w:num w:numId="19" w16cid:durableId="1175264761">
+    <w:abstractNumId w:val="17"/>
+  </w:num>
+  <w:num w:numId="20" w16cid:durableId="904415720">
+    <w:abstractNumId w:val="11"/>
+  </w:num>
+  <w:num w:numId="21" w16cid:durableId="568425904">
+    <w:abstractNumId w:val="20"/>
+  </w:num>
+  <w:num w:numId="22" w16cid:durableId="1439326342">
+    <w:abstractNumId w:val="2"/>
+  </w:num>
+  <w:num w:numId="23" w16cid:durableId="1230578253">
     <w:abstractNumId w:val="10"/>
   </w:num>
-  <w:num w:numId="12" w16cid:durableId="255872330">
-    <w:abstractNumId w:val="4"/>
-  </w:num>
-  <w:num w:numId="13" w16cid:durableId="891649376">
-    <w:abstractNumId w:val="16"/>
-  </w:num>
-  <w:num w:numId="14" w16cid:durableId="344555331">
-    <w:abstractNumId w:val="2"/>
-  </w:num>
-  <w:num w:numId="15" w16cid:durableId="2117289049">
-    <w:abstractNumId w:val="3"/>
-  </w:num>
-  <w:num w:numId="16" w16cid:durableId="1728603020">
-    <w:abstractNumId w:val="11"/>
-  </w:num>
-  <w:num w:numId="17" w16cid:durableId="1178885117">
-    <w:abstractNumId w:val="6"/>
-  </w:num>
-  <w:num w:numId="18" w16cid:durableId="1873683707">
-    <w:abstractNumId w:val="13"/>
-  </w:num>
-  <w:num w:numId="19" w16cid:durableId="1175264761">
-    <w:abstractNumId w:val="14"/>
-  </w:num>
-  <w:num w:numId="20" w16cid:durableId="904415720">
-    <w:abstractNumId w:val="8"/>
+  <w:num w:numId="24" w16cid:durableId="2047362784">
+    <w:abstractNumId w:val="1"/>
   </w:num>
 </w:numbering>
 </file>

--- a/Ejemplo.docx
+++ b/Ejemplo.docx
@@ -4,6 +4,2456 @@
   <w:body>
     <w:p>
       <w:pPr>
+        <w:pStyle w:val="Ttulo"/>
+        <w:jc w:val="center"/>
+      </w:pPr>
+      <w:bookmarkStart w:id="0" w:name="_Hlk199921477"/>
+      <w:r>
+        <w:t>Título del Documento</w:t>
+      </w:r>
+    </w:p>
+    <w:p>
+      <w:pPr>
+        <w:jc w:val="center"/>
+        <w:rPr>
+          <w:lang w:val="es-CO"/>
+        </w:rPr>
+      </w:pPr>
+      <w:r>
+        <w:rPr>
+          <w:lang w:val="es-CO"/>
+        </w:rPr>
+        <w:t>Autor: Nombre del Autor</w:t>
+      </w:r>
+      <w:r>
+        <w:rPr>
+          <w:lang w:val="es-CO"/>
+        </w:rPr>
+        <w:br/>
+        <w:t>Fecha: 2025-06-04</w:t>
+      </w:r>
+    </w:p>
+    <w:p>
+      <w:pPr>
+        <w:rPr>
+          <w:lang w:val="es-CO"/>
+        </w:rPr>
+      </w:pPr>
+      <w:r>
+        <w:rPr>
+          <w:lang w:val="es-CO"/>
+        </w:rPr>
+        <w:br w:type="page"/>
+      </w:r>
+    </w:p>
+    <w:p>
+      <w:pPr>
+        <w:pStyle w:val="Ttulo1"/>
+      </w:pPr>
+      <w:bookmarkStart w:id="1" w:name="_Toc199912301"/>
+      <w:r>
+        <w:lastRenderedPageBreak/>
+        <w:t>2. Introducción</w:t>
+      </w:r>
+      <w:bookmarkEnd w:id="1"/>
+    </w:p>
+    <w:p>
+      <w:pPr>
+        <w:rPr>
+          <w:lang w:val="es-CO"/>
+        </w:rPr>
+      </w:pPr>
+      <w:r>
+        <w:rPr>
+          <w:lang w:val="es-CO"/>
+        </w:rPr>
+        <w:t>Contenido de la introducción.</w:t>
+      </w:r>
+    </w:p>
+    <w:p>
+      <w:pPr>
+        <w:rPr>
+          <w:lang w:val="es-CO"/>
+        </w:rPr>
+      </w:pPr>
+      <w:r>
+        <w:rPr>
+          <w:lang w:val="es-CO"/>
+        </w:rPr>
+        <w:br w:type="page"/>
+      </w:r>
+    </w:p>
+    <w:p>
+      <w:pPr>
+        <w:pStyle w:val="Ttulo1"/>
+      </w:pPr>
+      <w:bookmarkStart w:id="2" w:name="_Toc199912302"/>
+      <w:r>
+        <w:lastRenderedPageBreak/>
+        <w:t>3. Tabla de contenido</w:t>
+      </w:r>
+      <w:bookmarkEnd w:id="2"/>
+    </w:p>
+    <w:p>
+      <w:pPr>
+        <w:pStyle w:val="TDC1"/>
+        <w:tabs>
+          <w:tab w:val="right" w:leader="dot" w:pos="8630"/>
+        </w:tabs>
+        <w:rPr>
+          <w:noProof/>
+        </w:rPr>
+      </w:pPr>
+      <w:r>
+        <w:fldChar w:fldCharType="begin"/>
+      </w:r>
+      <w:r>
+        <w:rPr>
+          <w:lang w:val="es-CO"/>
+        </w:rPr>
+        <w:instrText>TOC \o "1-3" \h \z \u</w:instrText>
+      </w:r>
+      <w:r>
+        <w:fldChar w:fldCharType="separate"/>
+      </w:r>
+      <w:hyperlink w:anchor="_Toc199912301" w:history="1">
+        <w:r>
+          <w:rPr>
+            <w:rStyle w:val="Hipervnculo"/>
+            <w:noProof/>
+            <w:lang w:val="es-CO"/>
+          </w:rPr>
+          <w:t>2. Introducción</w:t>
+        </w:r>
+        <w:r>
+          <w:rPr>
+            <w:noProof/>
+            <w:webHidden/>
+          </w:rPr>
+          <w:tab/>
+        </w:r>
+        <w:r>
+          <w:rPr>
+            <w:noProof/>
+            <w:webHidden/>
+          </w:rPr>
+          <w:fldChar w:fldCharType="begin"/>
+        </w:r>
+        <w:r>
+          <w:rPr>
+            <w:noProof/>
+            <w:webHidden/>
+          </w:rPr>
+          <w:instrText xml:space="preserve"> PAGEREF _Toc199912301 \h </w:instrText>
+        </w:r>
+        <w:r>
+          <w:rPr>
+            <w:noProof/>
+            <w:webHidden/>
+          </w:rPr>
+        </w:r>
+        <w:r>
+          <w:rPr>
+            <w:noProof/>
+            <w:webHidden/>
+          </w:rPr>
+          <w:fldChar w:fldCharType="separate"/>
+        </w:r>
+        <w:r>
+          <w:rPr>
+            <w:noProof/>
+            <w:webHidden/>
+          </w:rPr>
+          <w:t>2</w:t>
+        </w:r>
+        <w:r>
+          <w:rPr>
+            <w:noProof/>
+            <w:webHidden/>
+          </w:rPr>
+          <w:fldChar w:fldCharType="end"/>
+        </w:r>
+      </w:hyperlink>
+    </w:p>
+    <w:p>
+      <w:pPr>
+        <w:pStyle w:val="TDC1"/>
+        <w:tabs>
+          <w:tab w:val="right" w:leader="dot" w:pos="8630"/>
+        </w:tabs>
+        <w:rPr>
+          <w:noProof/>
+        </w:rPr>
+      </w:pPr>
+      <w:hyperlink w:anchor="_Toc199912302" w:history="1">
+        <w:r>
+          <w:rPr>
+            <w:rStyle w:val="Hipervnculo"/>
+            <w:noProof/>
+            <w:lang w:val="es-CO"/>
+          </w:rPr>
+          <w:t>3. Tabla de contenido</w:t>
+        </w:r>
+        <w:r>
+          <w:rPr>
+            <w:noProof/>
+            <w:webHidden/>
+          </w:rPr>
+          <w:tab/>
+        </w:r>
+        <w:r>
+          <w:rPr>
+            <w:noProof/>
+            <w:webHidden/>
+          </w:rPr>
+          <w:fldChar w:fldCharType="begin"/>
+        </w:r>
+        <w:r>
+          <w:rPr>
+            <w:noProof/>
+            <w:webHidden/>
+          </w:rPr>
+          <w:instrText xml:space="preserve"> PAGEREF _Toc199912302 \h </w:instrText>
+        </w:r>
+        <w:r>
+          <w:rPr>
+            <w:noProof/>
+            <w:webHidden/>
+          </w:rPr>
+        </w:r>
+        <w:r>
+          <w:rPr>
+            <w:noProof/>
+            <w:webHidden/>
+          </w:rPr>
+          <w:fldChar w:fldCharType="separate"/>
+        </w:r>
+        <w:r>
+          <w:rPr>
+            <w:noProof/>
+            <w:webHidden/>
+          </w:rPr>
+          <w:t>3</w:t>
+        </w:r>
+        <w:r>
+          <w:rPr>
+            <w:noProof/>
+            <w:webHidden/>
+          </w:rPr>
+          <w:fldChar w:fldCharType="end"/>
+        </w:r>
+      </w:hyperlink>
+    </w:p>
+    <w:p>
+      <w:pPr>
+        <w:pStyle w:val="TDC1"/>
+        <w:tabs>
+          <w:tab w:val="right" w:leader="dot" w:pos="8630"/>
+        </w:tabs>
+        <w:rPr>
+          <w:noProof/>
+        </w:rPr>
+      </w:pPr>
+      <w:hyperlink w:anchor="_Toc199912303" w:history="1">
+        <w:r>
+          <w:rPr>
+            <w:rStyle w:val="Hipervnculo"/>
+            <w:noProof/>
+            <w:lang w:val="es-CO"/>
+          </w:rPr>
+          <w:t>4. Título del Punto 4</w:t>
+        </w:r>
+        <w:r>
+          <w:rPr>
+            <w:noProof/>
+            <w:webHidden/>
+          </w:rPr>
+          <w:tab/>
+        </w:r>
+        <w:r>
+          <w:rPr>
+            <w:noProof/>
+            <w:webHidden/>
+          </w:rPr>
+          <w:fldChar w:fldCharType="begin"/>
+        </w:r>
+        <w:r>
+          <w:rPr>
+            <w:noProof/>
+            <w:webHidden/>
+          </w:rPr>
+          <w:instrText xml:space="preserve"> PAGEREF _Toc199912303 \h </w:instrText>
+        </w:r>
+        <w:r>
+          <w:rPr>
+            <w:noProof/>
+            <w:webHidden/>
+          </w:rPr>
+        </w:r>
+        <w:r>
+          <w:rPr>
+            <w:noProof/>
+            <w:webHidden/>
+          </w:rPr>
+          <w:fldChar w:fldCharType="separate"/>
+        </w:r>
+        <w:r>
+          <w:rPr>
+            <w:noProof/>
+            <w:webHidden/>
+          </w:rPr>
+          <w:t>4</w:t>
+        </w:r>
+        <w:r>
+          <w:rPr>
+            <w:noProof/>
+            <w:webHidden/>
+          </w:rPr>
+          <w:fldChar w:fldCharType="end"/>
+        </w:r>
+      </w:hyperlink>
+    </w:p>
+    <w:p>
+      <w:pPr>
+        <w:pStyle w:val="TDC1"/>
+        <w:tabs>
+          <w:tab w:val="right" w:leader="dot" w:pos="8630"/>
+        </w:tabs>
+        <w:rPr>
+          <w:noProof/>
+        </w:rPr>
+      </w:pPr>
+      <w:hyperlink w:anchor="_Toc199912304" w:history="1">
+        <w:r>
+          <w:rPr>
+            <w:rStyle w:val="Hipervnculo"/>
+            <w:noProof/>
+            <w:lang w:val="es-CO"/>
+          </w:rPr>
+          <w:t>5. Título del Punto 5</w:t>
+        </w:r>
+        <w:r>
+          <w:rPr>
+            <w:noProof/>
+            <w:webHidden/>
+          </w:rPr>
+          <w:tab/>
+        </w:r>
+        <w:r>
+          <w:rPr>
+            <w:noProof/>
+            <w:webHidden/>
+          </w:rPr>
+          <w:fldChar w:fldCharType="begin"/>
+        </w:r>
+        <w:r>
+          <w:rPr>
+            <w:noProof/>
+            <w:webHidden/>
+          </w:rPr>
+          <w:instrText xml:space="preserve"> PAGEREF _Toc199912304 \h </w:instrText>
+        </w:r>
+        <w:r>
+          <w:rPr>
+            <w:noProof/>
+            <w:webHidden/>
+          </w:rPr>
+        </w:r>
+        <w:r>
+          <w:rPr>
+            <w:noProof/>
+            <w:webHidden/>
+          </w:rPr>
+          <w:fldChar w:fldCharType="separate"/>
+        </w:r>
+        <w:r>
+          <w:rPr>
+            <w:noProof/>
+            <w:webHidden/>
+          </w:rPr>
+          <w:t>5</w:t>
+        </w:r>
+        <w:r>
+          <w:rPr>
+            <w:noProof/>
+            <w:webHidden/>
+          </w:rPr>
+          <w:fldChar w:fldCharType="end"/>
+        </w:r>
+      </w:hyperlink>
+    </w:p>
+    <w:p>
+      <w:pPr>
+        <w:pStyle w:val="TDC2"/>
+        <w:tabs>
+          <w:tab w:val="right" w:leader="dot" w:pos="8630"/>
+        </w:tabs>
+        <w:rPr>
+          <w:noProof/>
+        </w:rPr>
+      </w:pPr>
+      <w:hyperlink w:anchor="_Toc199912305" w:history="1">
+        <w:r>
+          <w:rPr>
+            <w:rStyle w:val="Hipervnculo"/>
+            <w:noProof/>
+            <w:lang w:val="es-CO"/>
+          </w:rPr>
+          <w:t>5.1 Sección 1</w:t>
+        </w:r>
+        <w:r>
+          <w:rPr>
+            <w:noProof/>
+            <w:webHidden/>
+          </w:rPr>
+          <w:tab/>
+        </w:r>
+        <w:r>
+          <w:rPr>
+            <w:noProof/>
+            <w:webHidden/>
+          </w:rPr>
+          <w:fldChar w:fldCharType="begin"/>
+        </w:r>
+        <w:r>
+          <w:rPr>
+            <w:noProof/>
+            <w:webHidden/>
+          </w:rPr>
+          <w:instrText xml:space="preserve"> PAGEREF _Toc199912305 \h </w:instrText>
+        </w:r>
+        <w:r>
+          <w:rPr>
+            <w:noProof/>
+            <w:webHidden/>
+          </w:rPr>
+        </w:r>
+        <w:r>
+          <w:rPr>
+            <w:noProof/>
+            <w:webHidden/>
+          </w:rPr>
+          <w:fldChar w:fldCharType="separate"/>
+        </w:r>
+        <w:r>
+          <w:rPr>
+            <w:noProof/>
+            <w:webHidden/>
+          </w:rPr>
+          <w:t>5</w:t>
+        </w:r>
+        <w:r>
+          <w:rPr>
+            <w:noProof/>
+            <w:webHidden/>
+          </w:rPr>
+          <w:fldChar w:fldCharType="end"/>
+        </w:r>
+      </w:hyperlink>
+    </w:p>
+    <w:p>
+      <w:pPr>
+        <w:pStyle w:val="TDC2"/>
+        <w:tabs>
+          <w:tab w:val="right" w:leader="dot" w:pos="8630"/>
+        </w:tabs>
+        <w:rPr>
+          <w:noProof/>
+        </w:rPr>
+      </w:pPr>
+      <w:hyperlink w:anchor="_Toc199912306" w:history="1">
+        <w:r>
+          <w:rPr>
+            <w:rStyle w:val="Hipervnculo"/>
+            <w:noProof/>
+            <w:lang w:val="es-CO"/>
+          </w:rPr>
+          <w:t>5.2 Sección 2</w:t>
+        </w:r>
+        <w:r>
+          <w:rPr>
+            <w:noProof/>
+            <w:webHidden/>
+          </w:rPr>
+          <w:tab/>
+        </w:r>
+        <w:r>
+          <w:rPr>
+            <w:noProof/>
+            <w:webHidden/>
+          </w:rPr>
+          <w:fldChar w:fldCharType="begin"/>
+        </w:r>
+        <w:r>
+          <w:rPr>
+            <w:noProof/>
+            <w:webHidden/>
+          </w:rPr>
+          <w:instrText xml:space="preserve"> PAGEREF _Toc199912306 \h </w:instrText>
+        </w:r>
+        <w:r>
+          <w:rPr>
+            <w:noProof/>
+            <w:webHidden/>
+          </w:rPr>
+        </w:r>
+        <w:r>
+          <w:rPr>
+            <w:noProof/>
+            <w:webHidden/>
+          </w:rPr>
+          <w:fldChar w:fldCharType="separate"/>
+        </w:r>
+        <w:r>
+          <w:rPr>
+            <w:noProof/>
+            <w:webHidden/>
+          </w:rPr>
+          <w:t>5</w:t>
+        </w:r>
+        <w:r>
+          <w:rPr>
+            <w:noProof/>
+            <w:webHidden/>
+          </w:rPr>
+          <w:fldChar w:fldCharType="end"/>
+        </w:r>
+      </w:hyperlink>
+    </w:p>
+    <w:p>
+      <w:pPr>
+        <w:pStyle w:val="TDC2"/>
+        <w:tabs>
+          <w:tab w:val="right" w:leader="dot" w:pos="8630"/>
+        </w:tabs>
+        <w:rPr>
+          <w:noProof/>
+        </w:rPr>
+      </w:pPr>
+      <w:hyperlink w:anchor="_Toc199912307" w:history="1">
+        <w:r>
+          <w:rPr>
+            <w:rStyle w:val="Hipervnculo"/>
+            <w:noProof/>
+            <w:lang w:val="es-CO"/>
+          </w:rPr>
+          <w:t>5.3 Sección 3</w:t>
+        </w:r>
+        <w:r>
+          <w:rPr>
+            <w:noProof/>
+            <w:webHidden/>
+          </w:rPr>
+          <w:tab/>
+        </w:r>
+        <w:r>
+          <w:rPr>
+            <w:noProof/>
+            <w:webHidden/>
+          </w:rPr>
+          <w:fldChar w:fldCharType="begin"/>
+        </w:r>
+        <w:r>
+          <w:rPr>
+            <w:noProof/>
+            <w:webHidden/>
+          </w:rPr>
+          <w:instrText xml:space="preserve"> PAGEREF _Toc199912307 \h </w:instrText>
+        </w:r>
+        <w:r>
+          <w:rPr>
+            <w:noProof/>
+            <w:webHidden/>
+          </w:rPr>
+        </w:r>
+        <w:r>
+          <w:rPr>
+            <w:noProof/>
+            <w:webHidden/>
+          </w:rPr>
+          <w:fldChar w:fldCharType="separate"/>
+        </w:r>
+        <w:r>
+          <w:rPr>
+            <w:noProof/>
+            <w:webHidden/>
+          </w:rPr>
+          <w:t>5</w:t>
+        </w:r>
+        <w:r>
+          <w:rPr>
+            <w:noProof/>
+            <w:webHidden/>
+          </w:rPr>
+          <w:fldChar w:fldCharType="end"/>
+        </w:r>
+      </w:hyperlink>
+    </w:p>
+    <w:p>
+      <w:pPr>
+        <w:pStyle w:val="TDC2"/>
+        <w:tabs>
+          <w:tab w:val="right" w:leader="dot" w:pos="8630"/>
+        </w:tabs>
+        <w:rPr>
+          <w:noProof/>
+        </w:rPr>
+      </w:pPr>
+      <w:hyperlink w:anchor="_Toc199912308" w:history="1">
+        <w:r>
+          <w:rPr>
+            <w:rStyle w:val="Hipervnculo"/>
+            <w:noProof/>
+            <w:lang w:val="es-CO"/>
+          </w:rPr>
+          <w:t>5.4 Sección 4</w:t>
+        </w:r>
+        <w:r>
+          <w:rPr>
+            <w:noProof/>
+            <w:webHidden/>
+          </w:rPr>
+          <w:tab/>
+        </w:r>
+        <w:r>
+          <w:rPr>
+            <w:noProof/>
+            <w:webHidden/>
+          </w:rPr>
+          <w:fldChar w:fldCharType="begin"/>
+        </w:r>
+        <w:r>
+          <w:rPr>
+            <w:noProof/>
+            <w:webHidden/>
+          </w:rPr>
+          <w:instrText xml:space="preserve"> PAGEREF _Toc199912308 \h </w:instrText>
+        </w:r>
+        <w:r>
+          <w:rPr>
+            <w:noProof/>
+            <w:webHidden/>
+          </w:rPr>
+        </w:r>
+        <w:r>
+          <w:rPr>
+            <w:noProof/>
+            <w:webHidden/>
+          </w:rPr>
+          <w:fldChar w:fldCharType="separate"/>
+        </w:r>
+        <w:r>
+          <w:rPr>
+            <w:noProof/>
+            <w:webHidden/>
+          </w:rPr>
+          <w:t>5</w:t>
+        </w:r>
+        <w:r>
+          <w:rPr>
+            <w:noProof/>
+            <w:webHidden/>
+          </w:rPr>
+          <w:fldChar w:fldCharType="end"/>
+        </w:r>
+      </w:hyperlink>
+    </w:p>
+    <w:p>
+      <w:pPr>
+        <w:pStyle w:val="TDC2"/>
+        <w:tabs>
+          <w:tab w:val="right" w:leader="dot" w:pos="8630"/>
+        </w:tabs>
+        <w:rPr>
+          <w:noProof/>
+        </w:rPr>
+      </w:pPr>
+      <w:hyperlink w:anchor="_Toc199912309" w:history="1">
+        <w:r>
+          <w:rPr>
+            <w:rStyle w:val="Hipervnculo"/>
+            <w:noProof/>
+            <w:lang w:val="es-CO"/>
+          </w:rPr>
+          <w:t>5.5 Sección 5</w:t>
+        </w:r>
+        <w:r>
+          <w:rPr>
+            <w:noProof/>
+            <w:webHidden/>
+          </w:rPr>
+          <w:tab/>
+        </w:r>
+        <w:r>
+          <w:rPr>
+            <w:noProof/>
+            <w:webHidden/>
+          </w:rPr>
+          <w:fldChar w:fldCharType="begin"/>
+        </w:r>
+        <w:r>
+          <w:rPr>
+            <w:noProof/>
+            <w:webHidden/>
+          </w:rPr>
+          <w:instrText xml:space="preserve"> PAGEREF _Toc199912309 \h </w:instrText>
+        </w:r>
+        <w:r>
+          <w:rPr>
+            <w:noProof/>
+            <w:webHidden/>
+          </w:rPr>
+        </w:r>
+        <w:r>
+          <w:rPr>
+            <w:noProof/>
+            <w:webHidden/>
+          </w:rPr>
+          <w:fldChar w:fldCharType="separate"/>
+        </w:r>
+        <w:r>
+          <w:rPr>
+            <w:noProof/>
+            <w:webHidden/>
+          </w:rPr>
+          <w:t>5</w:t>
+        </w:r>
+        <w:r>
+          <w:rPr>
+            <w:noProof/>
+            <w:webHidden/>
+          </w:rPr>
+          <w:fldChar w:fldCharType="end"/>
+        </w:r>
+      </w:hyperlink>
+    </w:p>
+    <w:p>
+      <w:pPr>
+        <w:pStyle w:val="TDC2"/>
+        <w:tabs>
+          <w:tab w:val="right" w:leader="dot" w:pos="8630"/>
+        </w:tabs>
+        <w:rPr>
+          <w:noProof/>
+        </w:rPr>
+      </w:pPr>
+      <w:hyperlink w:anchor="_Toc199912310" w:history="1">
+        <w:r>
+          <w:rPr>
+            <w:rStyle w:val="Hipervnculo"/>
+            <w:noProof/>
+            <w:lang w:val="es-CO"/>
+          </w:rPr>
+          <w:t>5.6 Sección 6</w:t>
+        </w:r>
+        <w:r>
+          <w:rPr>
+            <w:noProof/>
+            <w:webHidden/>
+          </w:rPr>
+          <w:tab/>
+        </w:r>
+        <w:r>
+          <w:rPr>
+            <w:noProof/>
+            <w:webHidden/>
+          </w:rPr>
+          <w:fldChar w:fldCharType="begin"/>
+        </w:r>
+        <w:r>
+          <w:rPr>
+            <w:noProof/>
+            <w:webHidden/>
+          </w:rPr>
+          <w:instrText xml:space="preserve"> PAGEREF _Toc199912310 \h </w:instrText>
+        </w:r>
+        <w:r>
+          <w:rPr>
+            <w:noProof/>
+            <w:webHidden/>
+          </w:rPr>
+        </w:r>
+        <w:r>
+          <w:rPr>
+            <w:noProof/>
+            <w:webHidden/>
+          </w:rPr>
+          <w:fldChar w:fldCharType="separate"/>
+        </w:r>
+        <w:r>
+          <w:rPr>
+            <w:noProof/>
+            <w:webHidden/>
+          </w:rPr>
+          <w:t>5</w:t>
+        </w:r>
+        <w:r>
+          <w:rPr>
+            <w:noProof/>
+            <w:webHidden/>
+          </w:rPr>
+          <w:fldChar w:fldCharType="end"/>
+        </w:r>
+      </w:hyperlink>
+    </w:p>
+    <w:p>
+      <w:pPr>
+        <w:pStyle w:val="TDC2"/>
+        <w:tabs>
+          <w:tab w:val="right" w:leader="dot" w:pos="8630"/>
+        </w:tabs>
+        <w:rPr>
+          <w:noProof/>
+        </w:rPr>
+      </w:pPr>
+      <w:hyperlink w:anchor="_Toc199912311" w:history="1">
+        <w:r>
+          <w:rPr>
+            <w:rStyle w:val="Hipervnculo"/>
+            <w:noProof/>
+            <w:lang w:val="es-CO"/>
+          </w:rPr>
+          <w:t>5.7 Sección 7</w:t>
+        </w:r>
+        <w:r>
+          <w:rPr>
+            <w:noProof/>
+            <w:webHidden/>
+          </w:rPr>
+          <w:tab/>
+        </w:r>
+        <w:r>
+          <w:rPr>
+            <w:noProof/>
+            <w:webHidden/>
+          </w:rPr>
+          <w:fldChar w:fldCharType="begin"/>
+        </w:r>
+        <w:r>
+          <w:rPr>
+            <w:noProof/>
+            <w:webHidden/>
+          </w:rPr>
+          <w:instrText xml:space="preserve"> PAGEREF _Toc199912311 \h </w:instrText>
+        </w:r>
+        <w:r>
+          <w:rPr>
+            <w:noProof/>
+            <w:webHidden/>
+          </w:rPr>
+        </w:r>
+        <w:r>
+          <w:rPr>
+            <w:noProof/>
+            <w:webHidden/>
+          </w:rPr>
+          <w:fldChar w:fldCharType="separate"/>
+        </w:r>
+        <w:r>
+          <w:rPr>
+            <w:noProof/>
+            <w:webHidden/>
+          </w:rPr>
+          <w:t>5</w:t>
+        </w:r>
+        <w:r>
+          <w:rPr>
+            <w:noProof/>
+            <w:webHidden/>
+          </w:rPr>
+          <w:fldChar w:fldCharType="end"/>
+        </w:r>
+      </w:hyperlink>
+    </w:p>
+    <w:p>
+      <w:pPr>
+        <w:pStyle w:val="TDC2"/>
+        <w:tabs>
+          <w:tab w:val="right" w:leader="dot" w:pos="8630"/>
+        </w:tabs>
+        <w:rPr>
+          <w:noProof/>
+        </w:rPr>
+      </w:pPr>
+      <w:hyperlink w:anchor="_Toc199912312" w:history="1">
+        <w:r>
+          <w:rPr>
+            <w:rStyle w:val="Hipervnculo"/>
+            <w:noProof/>
+            <w:lang w:val="es-CO"/>
+          </w:rPr>
+          <w:t>5.8 Sección 8</w:t>
+        </w:r>
+        <w:r>
+          <w:rPr>
+            <w:noProof/>
+            <w:webHidden/>
+          </w:rPr>
+          <w:tab/>
+        </w:r>
+        <w:r>
+          <w:rPr>
+            <w:noProof/>
+            <w:webHidden/>
+          </w:rPr>
+          <w:fldChar w:fldCharType="begin"/>
+        </w:r>
+        <w:r>
+          <w:rPr>
+            <w:noProof/>
+            <w:webHidden/>
+          </w:rPr>
+          <w:instrText xml:space="preserve"> PAGEREF _Toc199912312 \h </w:instrText>
+        </w:r>
+        <w:r>
+          <w:rPr>
+            <w:noProof/>
+            <w:webHidden/>
+          </w:rPr>
+        </w:r>
+        <w:r>
+          <w:rPr>
+            <w:noProof/>
+            <w:webHidden/>
+          </w:rPr>
+          <w:fldChar w:fldCharType="separate"/>
+        </w:r>
+        <w:r>
+          <w:rPr>
+            <w:noProof/>
+            <w:webHidden/>
+          </w:rPr>
+          <w:t>5</w:t>
+        </w:r>
+        <w:r>
+          <w:rPr>
+            <w:noProof/>
+            <w:webHidden/>
+          </w:rPr>
+          <w:fldChar w:fldCharType="end"/>
+        </w:r>
+      </w:hyperlink>
+    </w:p>
+    <w:p>
+      <w:pPr>
+        <w:pStyle w:val="TDC2"/>
+        <w:tabs>
+          <w:tab w:val="right" w:leader="dot" w:pos="8630"/>
+        </w:tabs>
+        <w:rPr>
+          <w:noProof/>
+        </w:rPr>
+      </w:pPr>
+      <w:hyperlink w:anchor="_Toc199912313" w:history="1">
+        <w:r>
+          <w:rPr>
+            <w:rStyle w:val="Hipervnculo"/>
+            <w:noProof/>
+            <w:lang w:val="es-CO"/>
+          </w:rPr>
+          <w:t>5.9 Sección 9</w:t>
+        </w:r>
+        <w:r>
+          <w:rPr>
+            <w:noProof/>
+            <w:webHidden/>
+          </w:rPr>
+          <w:tab/>
+        </w:r>
+        <w:r>
+          <w:rPr>
+            <w:noProof/>
+            <w:webHidden/>
+          </w:rPr>
+          <w:fldChar w:fldCharType="begin"/>
+        </w:r>
+        <w:r>
+          <w:rPr>
+            <w:noProof/>
+            <w:webHidden/>
+          </w:rPr>
+          <w:instrText xml:space="preserve"> PAGEREF _Toc199912313 \h </w:instrText>
+        </w:r>
+        <w:r>
+          <w:rPr>
+            <w:noProof/>
+            <w:webHidden/>
+          </w:rPr>
+        </w:r>
+        <w:r>
+          <w:rPr>
+            <w:noProof/>
+            <w:webHidden/>
+          </w:rPr>
+          <w:fldChar w:fldCharType="separate"/>
+        </w:r>
+        <w:r>
+          <w:rPr>
+            <w:noProof/>
+            <w:webHidden/>
+          </w:rPr>
+          <w:t>5</w:t>
+        </w:r>
+        <w:r>
+          <w:rPr>
+            <w:noProof/>
+            <w:webHidden/>
+          </w:rPr>
+          <w:fldChar w:fldCharType="end"/>
+        </w:r>
+      </w:hyperlink>
+    </w:p>
+    <w:p>
+      <w:pPr>
+        <w:pStyle w:val="TDC2"/>
+        <w:tabs>
+          <w:tab w:val="right" w:leader="dot" w:pos="8630"/>
+        </w:tabs>
+        <w:rPr>
+          <w:noProof/>
+        </w:rPr>
+      </w:pPr>
+      <w:hyperlink w:anchor="_Toc199912314" w:history="1">
+        <w:r>
+          <w:rPr>
+            <w:rStyle w:val="Hipervnculo"/>
+            <w:noProof/>
+            <w:lang w:val="es-CO"/>
+          </w:rPr>
+          <w:t>5.10 Sección 10</w:t>
+        </w:r>
+        <w:r>
+          <w:rPr>
+            <w:noProof/>
+            <w:webHidden/>
+          </w:rPr>
+          <w:tab/>
+        </w:r>
+        <w:r>
+          <w:rPr>
+            <w:noProof/>
+            <w:webHidden/>
+          </w:rPr>
+          <w:fldChar w:fldCharType="begin"/>
+        </w:r>
+        <w:r>
+          <w:rPr>
+            <w:noProof/>
+            <w:webHidden/>
+          </w:rPr>
+          <w:instrText xml:space="preserve"> PAGEREF _Toc199912314 \h </w:instrText>
+        </w:r>
+        <w:r>
+          <w:rPr>
+            <w:noProof/>
+            <w:webHidden/>
+          </w:rPr>
+        </w:r>
+        <w:r>
+          <w:rPr>
+            <w:noProof/>
+            <w:webHidden/>
+          </w:rPr>
+          <w:fldChar w:fldCharType="separate"/>
+        </w:r>
+        <w:r>
+          <w:rPr>
+            <w:noProof/>
+            <w:webHidden/>
+          </w:rPr>
+          <w:t>5</w:t>
+        </w:r>
+        <w:r>
+          <w:rPr>
+            <w:noProof/>
+            <w:webHidden/>
+          </w:rPr>
+          <w:fldChar w:fldCharType="end"/>
+        </w:r>
+      </w:hyperlink>
+    </w:p>
+    <w:p>
+      <w:pPr>
+        <w:pStyle w:val="TDC2"/>
+        <w:tabs>
+          <w:tab w:val="right" w:leader="dot" w:pos="8630"/>
+        </w:tabs>
+        <w:rPr>
+          <w:noProof/>
+        </w:rPr>
+      </w:pPr>
+      <w:hyperlink w:anchor="_Toc199912315" w:history="1">
+        <w:r>
+          <w:rPr>
+            <w:rStyle w:val="Hipervnculo"/>
+            <w:noProof/>
+            <w:lang w:val="es-CO"/>
+          </w:rPr>
+          <w:t>5.11 Sección 11</w:t>
+        </w:r>
+        <w:r>
+          <w:rPr>
+            <w:noProof/>
+            <w:webHidden/>
+          </w:rPr>
+          <w:tab/>
+        </w:r>
+        <w:r>
+          <w:rPr>
+            <w:noProof/>
+            <w:webHidden/>
+          </w:rPr>
+          <w:fldChar w:fldCharType="begin"/>
+        </w:r>
+        <w:r>
+          <w:rPr>
+            <w:noProof/>
+            <w:webHidden/>
+          </w:rPr>
+          <w:instrText xml:space="preserve"> PAGEREF _Toc199912315 \h </w:instrText>
+        </w:r>
+        <w:r>
+          <w:rPr>
+            <w:noProof/>
+            <w:webHidden/>
+          </w:rPr>
+        </w:r>
+        <w:r>
+          <w:rPr>
+            <w:noProof/>
+            <w:webHidden/>
+          </w:rPr>
+          <w:fldChar w:fldCharType="separate"/>
+        </w:r>
+        <w:r>
+          <w:rPr>
+            <w:noProof/>
+            <w:webHidden/>
+          </w:rPr>
+          <w:t>5</w:t>
+        </w:r>
+        <w:r>
+          <w:rPr>
+            <w:noProof/>
+            <w:webHidden/>
+          </w:rPr>
+          <w:fldChar w:fldCharType="end"/>
+        </w:r>
+      </w:hyperlink>
+    </w:p>
+    <w:p>
+      <w:pPr>
+        <w:pStyle w:val="TDC2"/>
+        <w:tabs>
+          <w:tab w:val="right" w:leader="dot" w:pos="8630"/>
+        </w:tabs>
+        <w:rPr>
+          <w:noProof/>
+        </w:rPr>
+      </w:pPr>
+      <w:hyperlink w:anchor="_Toc199912316" w:history="1">
+        <w:r>
+          <w:rPr>
+            <w:rStyle w:val="Hipervnculo"/>
+            <w:noProof/>
+            <w:lang w:val="es-CO"/>
+          </w:rPr>
+          <w:t>5.12 Sección 12</w:t>
+        </w:r>
+        <w:r>
+          <w:rPr>
+            <w:noProof/>
+            <w:webHidden/>
+          </w:rPr>
+          <w:tab/>
+        </w:r>
+        <w:r>
+          <w:rPr>
+            <w:noProof/>
+            <w:webHidden/>
+          </w:rPr>
+          <w:fldChar w:fldCharType="begin"/>
+        </w:r>
+        <w:r>
+          <w:rPr>
+            <w:noProof/>
+            <w:webHidden/>
+          </w:rPr>
+          <w:instrText xml:space="preserve"> PAGEREF _Toc199912316 \h </w:instrText>
+        </w:r>
+        <w:r>
+          <w:rPr>
+            <w:noProof/>
+            <w:webHidden/>
+          </w:rPr>
+        </w:r>
+        <w:r>
+          <w:rPr>
+            <w:noProof/>
+            <w:webHidden/>
+          </w:rPr>
+          <w:fldChar w:fldCharType="separate"/>
+        </w:r>
+        <w:r>
+          <w:rPr>
+            <w:noProof/>
+            <w:webHidden/>
+          </w:rPr>
+          <w:t>5</w:t>
+        </w:r>
+        <w:r>
+          <w:rPr>
+            <w:noProof/>
+            <w:webHidden/>
+          </w:rPr>
+          <w:fldChar w:fldCharType="end"/>
+        </w:r>
+      </w:hyperlink>
+    </w:p>
+    <w:p>
+      <w:pPr>
+        <w:pStyle w:val="TDC2"/>
+        <w:tabs>
+          <w:tab w:val="right" w:leader="dot" w:pos="8630"/>
+        </w:tabs>
+        <w:rPr>
+          <w:noProof/>
+        </w:rPr>
+      </w:pPr>
+      <w:hyperlink w:anchor="_Toc199912317" w:history="1">
+        <w:r>
+          <w:rPr>
+            <w:rStyle w:val="Hipervnculo"/>
+            <w:noProof/>
+            <w:lang w:val="es-CO"/>
+          </w:rPr>
+          <w:t>5.13 Sección 13</w:t>
+        </w:r>
+        <w:r>
+          <w:rPr>
+            <w:noProof/>
+            <w:webHidden/>
+          </w:rPr>
+          <w:tab/>
+        </w:r>
+        <w:r>
+          <w:rPr>
+            <w:noProof/>
+            <w:webHidden/>
+          </w:rPr>
+          <w:fldChar w:fldCharType="begin"/>
+        </w:r>
+        <w:r>
+          <w:rPr>
+            <w:noProof/>
+            <w:webHidden/>
+          </w:rPr>
+          <w:instrText xml:space="preserve"> PAGEREF _Toc199912317 \h </w:instrText>
+        </w:r>
+        <w:r>
+          <w:rPr>
+            <w:noProof/>
+            <w:webHidden/>
+          </w:rPr>
+        </w:r>
+        <w:r>
+          <w:rPr>
+            <w:noProof/>
+            <w:webHidden/>
+          </w:rPr>
+          <w:fldChar w:fldCharType="separate"/>
+        </w:r>
+        <w:r>
+          <w:rPr>
+            <w:noProof/>
+            <w:webHidden/>
+          </w:rPr>
+          <w:t>5</w:t>
+        </w:r>
+        <w:r>
+          <w:rPr>
+            <w:noProof/>
+            <w:webHidden/>
+          </w:rPr>
+          <w:fldChar w:fldCharType="end"/>
+        </w:r>
+      </w:hyperlink>
+    </w:p>
+    <w:p>
+      <w:pPr>
+        <w:pStyle w:val="TDC1"/>
+        <w:tabs>
+          <w:tab w:val="right" w:leader="dot" w:pos="8630"/>
+        </w:tabs>
+        <w:rPr>
+          <w:noProof/>
+        </w:rPr>
+      </w:pPr>
+      <w:hyperlink w:anchor="_Toc199912318" w:history="1">
+        <w:r>
+          <w:rPr>
+            <w:rStyle w:val="Hipervnculo"/>
+            <w:noProof/>
+            <w:lang w:val="es-CO"/>
+          </w:rPr>
+          <w:t>6. Título del Punto 6</w:t>
+        </w:r>
+        <w:r>
+          <w:rPr>
+            <w:noProof/>
+            <w:webHidden/>
+          </w:rPr>
+          <w:tab/>
+        </w:r>
+        <w:r>
+          <w:rPr>
+            <w:noProof/>
+            <w:webHidden/>
+          </w:rPr>
+          <w:fldChar w:fldCharType="begin"/>
+        </w:r>
+        <w:r>
+          <w:rPr>
+            <w:noProof/>
+            <w:webHidden/>
+          </w:rPr>
+          <w:instrText xml:space="preserve"> PAGEREF _Toc199912318 \h </w:instrText>
+        </w:r>
+        <w:r>
+          <w:rPr>
+            <w:noProof/>
+            <w:webHidden/>
+          </w:rPr>
+        </w:r>
+        <w:r>
+          <w:rPr>
+            <w:noProof/>
+            <w:webHidden/>
+          </w:rPr>
+          <w:fldChar w:fldCharType="separate"/>
+        </w:r>
+        <w:r>
+          <w:rPr>
+            <w:noProof/>
+            <w:webHidden/>
+          </w:rPr>
+          <w:t>6</w:t>
+        </w:r>
+        <w:r>
+          <w:rPr>
+            <w:noProof/>
+            <w:webHidden/>
+          </w:rPr>
+          <w:fldChar w:fldCharType="end"/>
+        </w:r>
+      </w:hyperlink>
+    </w:p>
+    <w:p>
+      <w:pPr>
+        <w:pStyle w:val="TDC1"/>
+        <w:tabs>
+          <w:tab w:val="right" w:leader="dot" w:pos="8630"/>
+        </w:tabs>
+        <w:rPr>
+          <w:noProof/>
+        </w:rPr>
+      </w:pPr>
+      <w:hyperlink w:anchor="_Toc199912319" w:history="1">
+        <w:r>
+          <w:rPr>
+            <w:rStyle w:val="Hipervnculo"/>
+            <w:noProof/>
+            <w:lang w:val="es-CO"/>
+          </w:rPr>
+          <w:t>7. Título del Punto 7</w:t>
+        </w:r>
+        <w:r>
+          <w:rPr>
+            <w:noProof/>
+            <w:webHidden/>
+          </w:rPr>
+          <w:tab/>
+        </w:r>
+        <w:r>
+          <w:rPr>
+            <w:noProof/>
+            <w:webHidden/>
+          </w:rPr>
+          <w:fldChar w:fldCharType="begin"/>
+        </w:r>
+        <w:r>
+          <w:rPr>
+            <w:noProof/>
+            <w:webHidden/>
+          </w:rPr>
+          <w:instrText xml:space="preserve"> PAGEREF _Toc199912319 \h </w:instrText>
+        </w:r>
+        <w:r>
+          <w:rPr>
+            <w:noProof/>
+            <w:webHidden/>
+          </w:rPr>
+        </w:r>
+        <w:r>
+          <w:rPr>
+            <w:noProof/>
+            <w:webHidden/>
+          </w:rPr>
+          <w:fldChar w:fldCharType="separate"/>
+        </w:r>
+        <w:r>
+          <w:rPr>
+            <w:noProof/>
+            <w:webHidden/>
+          </w:rPr>
+          <w:t>7</w:t>
+        </w:r>
+        <w:r>
+          <w:rPr>
+            <w:noProof/>
+            <w:webHidden/>
+          </w:rPr>
+          <w:fldChar w:fldCharType="end"/>
+        </w:r>
+      </w:hyperlink>
+    </w:p>
+    <w:p>
+      <w:pPr>
+        <w:pStyle w:val="TDC1"/>
+        <w:tabs>
+          <w:tab w:val="right" w:leader="dot" w:pos="8630"/>
+        </w:tabs>
+        <w:rPr>
+          <w:noProof/>
+        </w:rPr>
+      </w:pPr>
+      <w:hyperlink w:anchor="_Toc199912320" w:history="1">
+        <w:r>
+          <w:rPr>
+            <w:rStyle w:val="Hipervnculo"/>
+            <w:noProof/>
+            <w:lang w:val="es-CO"/>
+          </w:rPr>
+          <w:t>8. Título del Punto 8</w:t>
+        </w:r>
+        <w:r>
+          <w:rPr>
+            <w:noProof/>
+            <w:webHidden/>
+          </w:rPr>
+          <w:tab/>
+        </w:r>
+        <w:r>
+          <w:rPr>
+            <w:noProof/>
+            <w:webHidden/>
+          </w:rPr>
+          <w:fldChar w:fldCharType="begin"/>
+        </w:r>
+        <w:r>
+          <w:rPr>
+            <w:noProof/>
+            <w:webHidden/>
+          </w:rPr>
+          <w:instrText xml:space="preserve"> PAGEREF _Toc199912320 \h </w:instrText>
+        </w:r>
+        <w:r>
+          <w:rPr>
+            <w:noProof/>
+            <w:webHidden/>
+          </w:rPr>
+        </w:r>
+        <w:r>
+          <w:rPr>
+            <w:noProof/>
+            <w:webHidden/>
+          </w:rPr>
+          <w:fldChar w:fldCharType="separate"/>
+        </w:r>
+        <w:r>
+          <w:rPr>
+            <w:noProof/>
+            <w:webHidden/>
+          </w:rPr>
+          <w:t>8</w:t>
+        </w:r>
+        <w:r>
+          <w:rPr>
+            <w:noProof/>
+            <w:webHidden/>
+          </w:rPr>
+          <w:fldChar w:fldCharType="end"/>
+        </w:r>
+      </w:hyperlink>
+    </w:p>
+    <w:p>
+      <w:pPr>
+        <w:pStyle w:val="TDC1"/>
+        <w:tabs>
+          <w:tab w:val="right" w:leader="dot" w:pos="8630"/>
+        </w:tabs>
+        <w:rPr>
+          <w:noProof/>
+        </w:rPr>
+      </w:pPr>
+      <w:hyperlink w:anchor="_Toc199912321" w:history="1">
+        <w:r>
+          <w:rPr>
+            <w:rStyle w:val="Hipervnculo"/>
+            <w:noProof/>
+            <w:lang w:val="es-CO"/>
+          </w:rPr>
+          <w:t>9. Título del Punto 9</w:t>
+        </w:r>
+        <w:r>
+          <w:rPr>
+            <w:noProof/>
+            <w:webHidden/>
+          </w:rPr>
+          <w:tab/>
+        </w:r>
+        <w:r>
+          <w:rPr>
+            <w:noProof/>
+            <w:webHidden/>
+          </w:rPr>
+          <w:fldChar w:fldCharType="begin"/>
+        </w:r>
+        <w:r>
+          <w:rPr>
+            <w:noProof/>
+            <w:webHidden/>
+          </w:rPr>
+          <w:instrText xml:space="preserve"> PAGEREF _Toc199912321 \h </w:instrText>
+        </w:r>
+        <w:r>
+          <w:rPr>
+            <w:noProof/>
+            <w:webHidden/>
+          </w:rPr>
+        </w:r>
+        <w:r>
+          <w:rPr>
+            <w:noProof/>
+            <w:webHidden/>
+          </w:rPr>
+          <w:fldChar w:fldCharType="separate"/>
+        </w:r>
+        <w:r>
+          <w:rPr>
+            <w:noProof/>
+            <w:webHidden/>
+          </w:rPr>
+          <w:t>9</w:t>
+        </w:r>
+        <w:r>
+          <w:rPr>
+            <w:noProof/>
+            <w:webHidden/>
+          </w:rPr>
+          <w:fldChar w:fldCharType="end"/>
+        </w:r>
+      </w:hyperlink>
+    </w:p>
+    <w:p>
+      <w:pPr>
+        <w:pStyle w:val="TDC1"/>
+        <w:tabs>
+          <w:tab w:val="right" w:leader="dot" w:pos="8630"/>
+        </w:tabs>
+        <w:rPr>
+          <w:noProof/>
+        </w:rPr>
+      </w:pPr>
+      <w:hyperlink w:anchor="_Toc199912322" w:history="1">
+        <w:r>
+          <w:rPr>
+            <w:rStyle w:val="Hipervnculo"/>
+            <w:noProof/>
+            <w:lang w:val="es-CO"/>
+          </w:rPr>
+          <w:t>10. Título del Punto 10</w:t>
+        </w:r>
+        <w:r>
+          <w:rPr>
+            <w:noProof/>
+            <w:webHidden/>
+          </w:rPr>
+          <w:tab/>
+        </w:r>
+        <w:r>
+          <w:rPr>
+            <w:noProof/>
+            <w:webHidden/>
+          </w:rPr>
+          <w:fldChar w:fldCharType="begin"/>
+        </w:r>
+        <w:r>
+          <w:rPr>
+            <w:noProof/>
+            <w:webHidden/>
+          </w:rPr>
+          <w:instrText xml:space="preserve"> PAGEREF _Toc199912322 \h </w:instrText>
+        </w:r>
+        <w:r>
+          <w:rPr>
+            <w:noProof/>
+            <w:webHidden/>
+          </w:rPr>
+        </w:r>
+        <w:r>
+          <w:rPr>
+            <w:noProof/>
+            <w:webHidden/>
+          </w:rPr>
+          <w:fldChar w:fldCharType="separate"/>
+        </w:r>
+        <w:r>
+          <w:rPr>
+            <w:noProof/>
+            <w:webHidden/>
+          </w:rPr>
+          <w:t>10</w:t>
+        </w:r>
+        <w:r>
+          <w:rPr>
+            <w:noProof/>
+            <w:webHidden/>
+          </w:rPr>
+          <w:fldChar w:fldCharType="end"/>
+        </w:r>
+      </w:hyperlink>
+    </w:p>
+    <w:p>
+      <w:pPr>
+        <w:pStyle w:val="TDC1"/>
+        <w:tabs>
+          <w:tab w:val="right" w:leader="dot" w:pos="8630"/>
+        </w:tabs>
+        <w:rPr>
+          <w:noProof/>
+        </w:rPr>
+      </w:pPr>
+      <w:hyperlink w:anchor="_Toc199912323" w:history="1">
+        <w:r>
+          <w:rPr>
+            <w:rStyle w:val="Hipervnculo"/>
+            <w:noProof/>
+            <w:lang w:val="es-CO"/>
+          </w:rPr>
+          <w:t>11. Título del Punto 11</w:t>
+        </w:r>
+        <w:r>
+          <w:rPr>
+            <w:noProof/>
+            <w:webHidden/>
+          </w:rPr>
+          <w:tab/>
+        </w:r>
+        <w:r>
+          <w:rPr>
+            <w:noProof/>
+            <w:webHidden/>
+          </w:rPr>
+          <w:fldChar w:fldCharType="begin"/>
+        </w:r>
+        <w:r>
+          <w:rPr>
+            <w:noProof/>
+            <w:webHidden/>
+          </w:rPr>
+          <w:instrText xml:space="preserve"> PAGEREF _Toc199912323 \h </w:instrText>
+        </w:r>
+        <w:r>
+          <w:rPr>
+            <w:noProof/>
+            <w:webHidden/>
+          </w:rPr>
+        </w:r>
+        <w:r>
+          <w:rPr>
+            <w:noProof/>
+            <w:webHidden/>
+          </w:rPr>
+          <w:fldChar w:fldCharType="separate"/>
+        </w:r>
+        <w:r>
+          <w:rPr>
+            <w:noProof/>
+            <w:webHidden/>
+          </w:rPr>
+          <w:t>11</w:t>
+        </w:r>
+        <w:r>
+          <w:rPr>
+            <w:noProof/>
+            <w:webHidden/>
+          </w:rPr>
+          <w:fldChar w:fldCharType="end"/>
+        </w:r>
+      </w:hyperlink>
+    </w:p>
+    <w:p>
+      <w:pPr>
+        <w:pStyle w:val="TDC1"/>
+        <w:tabs>
+          <w:tab w:val="right" w:leader="dot" w:pos="8630"/>
+        </w:tabs>
+        <w:rPr>
+          <w:noProof/>
+        </w:rPr>
+      </w:pPr>
+      <w:hyperlink w:anchor="_Toc199912324" w:history="1">
+        <w:r>
+          <w:rPr>
+            <w:rStyle w:val="Hipervnculo"/>
+            <w:noProof/>
+            <w:lang w:val="es-CO"/>
+          </w:rPr>
+          <w:t>12. Título del Punto 12</w:t>
+        </w:r>
+        <w:r>
+          <w:rPr>
+            <w:noProof/>
+            <w:webHidden/>
+          </w:rPr>
+          <w:tab/>
+        </w:r>
+        <w:r>
+          <w:rPr>
+            <w:noProof/>
+            <w:webHidden/>
+          </w:rPr>
+          <w:fldChar w:fldCharType="begin"/>
+        </w:r>
+        <w:r>
+          <w:rPr>
+            <w:noProof/>
+            <w:webHidden/>
+          </w:rPr>
+          <w:instrText xml:space="preserve"> PAGEREF _Toc199912324 \h </w:instrText>
+        </w:r>
+        <w:r>
+          <w:rPr>
+            <w:noProof/>
+            <w:webHidden/>
+          </w:rPr>
+        </w:r>
+        <w:r>
+          <w:rPr>
+            <w:noProof/>
+            <w:webHidden/>
+          </w:rPr>
+          <w:fldChar w:fldCharType="separate"/>
+        </w:r>
+        <w:r>
+          <w:rPr>
+            <w:noProof/>
+            <w:webHidden/>
+          </w:rPr>
+          <w:t>12</w:t>
+        </w:r>
+        <w:r>
+          <w:rPr>
+            <w:noProof/>
+            <w:webHidden/>
+          </w:rPr>
+          <w:fldChar w:fldCharType="end"/>
+        </w:r>
+      </w:hyperlink>
+    </w:p>
+    <w:p>
+      <w:pPr>
+        <w:pStyle w:val="TDC1"/>
+        <w:tabs>
+          <w:tab w:val="right" w:leader="dot" w:pos="8630"/>
+        </w:tabs>
+        <w:rPr>
+          <w:noProof/>
+        </w:rPr>
+      </w:pPr>
+      <w:hyperlink w:anchor="_Toc199912325" w:history="1">
+        <w:r>
+          <w:rPr>
+            <w:rStyle w:val="Hipervnculo"/>
+            <w:noProof/>
+            <w:lang w:val="es-CO"/>
+          </w:rPr>
+          <w:t>13. Título del Punto 13</w:t>
+        </w:r>
+        <w:r>
+          <w:rPr>
+            <w:noProof/>
+            <w:webHidden/>
+          </w:rPr>
+          <w:tab/>
+        </w:r>
+        <w:r>
+          <w:rPr>
+            <w:noProof/>
+            <w:webHidden/>
+          </w:rPr>
+          <w:fldChar w:fldCharType="begin"/>
+        </w:r>
+        <w:r>
+          <w:rPr>
+            <w:noProof/>
+            <w:webHidden/>
+          </w:rPr>
+          <w:instrText xml:space="preserve"> PAGEREF _Toc199912325 \h </w:instrText>
+        </w:r>
+        <w:r>
+          <w:rPr>
+            <w:noProof/>
+            <w:webHidden/>
+          </w:rPr>
+        </w:r>
+        <w:r>
+          <w:rPr>
+            <w:noProof/>
+            <w:webHidden/>
+          </w:rPr>
+          <w:fldChar w:fldCharType="separate"/>
+        </w:r>
+        <w:r>
+          <w:rPr>
+            <w:noProof/>
+            <w:webHidden/>
+          </w:rPr>
+          <w:t>13</w:t>
+        </w:r>
+        <w:r>
+          <w:rPr>
+            <w:noProof/>
+            <w:webHidden/>
+          </w:rPr>
+          <w:fldChar w:fldCharType="end"/>
+        </w:r>
+      </w:hyperlink>
+    </w:p>
+    <w:p>
+      <w:pPr>
+        <w:pStyle w:val="TDC1"/>
+        <w:tabs>
+          <w:tab w:val="right" w:leader="dot" w:pos="8630"/>
+        </w:tabs>
+        <w:rPr>
+          <w:noProof/>
+        </w:rPr>
+      </w:pPr>
+      <w:hyperlink w:anchor="_Toc199912326" w:history="1">
+        <w:r>
+          <w:rPr>
+            <w:rStyle w:val="Hipervnculo"/>
+            <w:noProof/>
+          </w:rPr>
+          <w:t>14. Apéndice</w:t>
+        </w:r>
+        <w:r>
+          <w:rPr>
+            <w:noProof/>
+            <w:webHidden/>
+          </w:rPr>
+          <w:tab/>
+        </w:r>
+        <w:r>
+          <w:rPr>
+            <w:noProof/>
+            <w:webHidden/>
+          </w:rPr>
+          <w:fldChar w:fldCharType="begin"/>
+        </w:r>
+        <w:r>
+          <w:rPr>
+            <w:noProof/>
+            <w:webHidden/>
+          </w:rPr>
+          <w:instrText xml:space="preserve"> PAGEREF _Toc199912326 \h </w:instrText>
+        </w:r>
+        <w:r>
+          <w:rPr>
+            <w:noProof/>
+            <w:webHidden/>
+          </w:rPr>
+        </w:r>
+        <w:r>
+          <w:rPr>
+            <w:noProof/>
+            <w:webHidden/>
+          </w:rPr>
+          <w:fldChar w:fldCharType="separate"/>
+        </w:r>
+        <w:r>
+          <w:rPr>
+            <w:noProof/>
+            <w:webHidden/>
+          </w:rPr>
+          <w:t>14</w:t>
+        </w:r>
+        <w:r>
+          <w:rPr>
+            <w:noProof/>
+            <w:webHidden/>
+          </w:rPr>
+          <w:fldChar w:fldCharType="end"/>
+        </w:r>
+      </w:hyperlink>
+    </w:p>
+    <w:p>
+      <w:pPr>
+        <w:rPr>
+          <w:lang w:val="es-CO"/>
+        </w:rPr>
+      </w:pPr>
+      <w:r>
+        <w:fldChar w:fldCharType="end"/>
+      </w:r>
+    </w:p>
+    <w:p>
+      <w:pPr>
+        <w:rPr>
+          <w:lang w:val="es-CO"/>
+        </w:rPr>
+      </w:pPr>
+      <w:r>
+        <w:rPr>
+          <w:lang w:val="es-CO"/>
+        </w:rPr>
+        <w:br w:type="page"/>
+      </w:r>
+    </w:p>
+    <w:p>
+      <w:pPr>
+        <w:pStyle w:val="Ttulo1"/>
+      </w:pPr>
+      <w:bookmarkStart w:id="3" w:name="_Toc199912303"/>
+      <w:r>
+        <w:lastRenderedPageBreak/>
+        <w:t>4. Título del Punto 4</w:t>
+      </w:r>
+      <w:bookmarkEnd w:id="3"/>
+    </w:p>
+    <w:p>
+      <w:pPr>
+        <w:rPr>
+          <w:lang w:val="es-CO"/>
+        </w:rPr>
+      </w:pPr>
+      <w:r>
+        <w:rPr>
+          <w:lang w:val="es-CO"/>
+        </w:rPr>
+        <w:t>Contenido del punto 4.</w:t>
+      </w:r>
+    </w:p>
+    <w:p>
+      <w:pPr>
+        <w:rPr>
+          <w:lang w:val="es-CO"/>
+        </w:rPr>
+      </w:pPr>
+      <w:r>
+        <w:rPr>
+          <w:lang w:val="es-CO"/>
+        </w:rPr>
+        <w:br w:type="page"/>
+      </w:r>
+    </w:p>
+    <w:p>
+      <w:pPr>
+        <w:pStyle w:val="Ttulo1"/>
+      </w:pPr>
+      <w:bookmarkStart w:id="4" w:name="_Toc199912304"/>
+      <w:r>
+        <w:lastRenderedPageBreak/>
+        <w:t>5. Título del Punto 5</w:t>
+      </w:r>
+      <w:bookmarkEnd w:id="4"/>
+    </w:p>
+    <w:p>
+      <w:pPr>
+        <w:pStyle w:val="Ttulo2"/>
+      </w:pPr>
+      <w:bookmarkStart w:id="5" w:name="_Toc199912305"/>
+      <w:r>
+        <w:t>5.1 Sección 1</w:t>
+      </w:r>
+      <w:bookmarkEnd w:id="5"/>
+    </w:p>
+    <w:p>
+      <w:pPr>
+        <w:pStyle w:val="Ttulo2"/>
+      </w:pPr>
+      <w:bookmarkStart w:id="6" w:name="_Toc199912306"/>
+      <w:r>
+        <w:t>5.2 Sección 2</w:t>
+      </w:r>
+      <w:bookmarkEnd w:id="6"/>
+    </w:p>
+    <w:p>
+      <w:pPr>
+        <w:pStyle w:val="Ttulo2"/>
+      </w:pPr>
+      <w:bookmarkStart w:id="7" w:name="_Toc199912307"/>
+      <w:r>
+        <w:t>5.3 Sección 3</w:t>
+      </w:r>
+      <w:bookmarkEnd w:id="7"/>
+    </w:p>
+    <w:p>
+      <w:pPr>
+        <w:pStyle w:val="Ttulo2"/>
+      </w:pPr>
+      <w:bookmarkStart w:id="8" w:name="_Toc199912308"/>
+      <w:r>
+        <w:t>5.4 Sección 4</w:t>
+      </w:r>
+      <w:bookmarkEnd w:id="8"/>
+    </w:p>
+    <w:p>
+      <w:pPr>
+        <w:pStyle w:val="Ttulo2"/>
+      </w:pPr>
+      <w:bookmarkStart w:id="9" w:name="_Toc199912309"/>
+      <w:r>
+        <w:t>5.5 Sección 5</w:t>
+      </w:r>
+      <w:bookmarkEnd w:id="9"/>
+    </w:p>
+    <w:p>
+      <w:pPr>
+        <w:pStyle w:val="Ttulo2"/>
+      </w:pPr>
+      <w:bookmarkStart w:id="10" w:name="_Toc199912310"/>
+      <w:r>
+        <w:t>5.6 Sección 6</w:t>
+      </w:r>
+      <w:bookmarkEnd w:id="10"/>
+    </w:p>
+    <w:p>
+      <w:pPr>
+        <w:pStyle w:val="Ttulo2"/>
+      </w:pPr>
+      <w:bookmarkStart w:id="11" w:name="_Toc199912311"/>
+      <w:r>
+        <w:t>5.7 Sección 7</w:t>
+      </w:r>
+      <w:bookmarkEnd w:id="11"/>
+    </w:p>
+    <w:p>
+      <w:pPr>
+        <w:pStyle w:val="Ttulo2"/>
+      </w:pPr>
+      <w:bookmarkStart w:id="12" w:name="_Toc199912312"/>
+      <w:r>
+        <w:t>5.8 Sección 8</w:t>
+      </w:r>
+      <w:bookmarkEnd w:id="12"/>
+    </w:p>
+    <w:p>
+      <w:pPr>
+        <w:pStyle w:val="Ttulo2"/>
+      </w:pPr>
+      <w:bookmarkStart w:id="13" w:name="_Toc199912313"/>
+      <w:r>
+        <w:t>5.9 Sección 9</w:t>
+      </w:r>
+      <w:bookmarkEnd w:id="13"/>
+    </w:p>
+    <w:p>
+      <w:pPr>
+        <w:pStyle w:val="Ttulo2"/>
+      </w:pPr>
+      <w:bookmarkStart w:id="14" w:name="_Toc199912314"/>
+      <w:r>
+        <w:t>5.10 Sección 10</w:t>
+      </w:r>
+      <w:bookmarkEnd w:id="14"/>
+    </w:p>
+    <w:p>
+      <w:pPr>
+        <w:pStyle w:val="Ttulo2"/>
+      </w:pPr>
+      <w:bookmarkStart w:id="15" w:name="_Toc199912315"/>
+      <w:r>
+        <w:t>5.11 Sección 11</w:t>
+      </w:r>
+      <w:bookmarkEnd w:id="15"/>
+    </w:p>
+    <w:p>
+      <w:pPr>
+        <w:pStyle w:val="Ttulo2"/>
+      </w:pPr>
+      <w:bookmarkStart w:id="16" w:name="_Toc199912316"/>
+      <w:r>
+        <w:t>5.12 Sección 12</w:t>
+      </w:r>
+      <w:bookmarkEnd w:id="16"/>
+    </w:p>
+    <w:p>
+      <w:pPr>
+        <w:pStyle w:val="Ttulo2"/>
+      </w:pPr>
+      <w:bookmarkStart w:id="17" w:name="_Toc199912317"/>
+      <w:r>
+        <w:t>5.13 Sección 13</w:t>
+      </w:r>
+      <w:bookmarkEnd w:id="17"/>
+    </w:p>
+    <w:p>
+      <w:pPr>
+        <w:rPr>
+          <w:lang w:val="es-CO"/>
+        </w:rPr>
+      </w:pPr>
+      <w:r>
+        <w:rPr>
+          <w:lang w:val="es-CO"/>
+        </w:rPr>
+        <w:t>Contenido del punto 5.</w:t>
+      </w:r>
+    </w:p>
+    <w:p>
+      <w:pPr>
+        <w:rPr>
+          <w:lang w:val="es-CO"/>
+        </w:rPr>
+      </w:pPr>
+      <w:r>
+        <w:rPr>
+          <w:lang w:val="es-CO"/>
+        </w:rPr>
+        <w:br w:type="page"/>
+      </w:r>
+    </w:p>
+    <w:p>
+      <w:pPr>
+        <w:pStyle w:val="Ttulo1"/>
+      </w:pPr>
+      <w:bookmarkStart w:id="18" w:name="_Toc199912318"/>
+      <w:r>
+        <w:lastRenderedPageBreak/>
+        <w:t>6. Título del Punto 6</w:t>
+      </w:r>
+      <w:bookmarkEnd w:id="18"/>
+    </w:p>
+    <w:p>
+      <w:pPr>
+        <w:rPr>
+          <w:lang w:val="es-CO"/>
+        </w:rPr>
+      </w:pPr>
+      <w:r>
+        <w:rPr>
+          <w:lang w:val="es-CO"/>
+        </w:rPr>
+        <w:t>Contenido del punto 6.</w:t>
+      </w:r>
+    </w:p>
+    <w:p>
+      <w:pPr>
+        <w:rPr>
+          <w:lang w:val="es-CO"/>
+        </w:rPr>
+      </w:pPr>
+      <w:r>
+        <w:rPr>
+          <w:lang w:val="es-CO"/>
+        </w:rPr>
+        <w:br w:type="page"/>
+      </w:r>
+    </w:p>
+    <w:p>
+      <w:pPr>
+        <w:pStyle w:val="Ttulo1"/>
+      </w:pPr>
+      <w:bookmarkStart w:id="19" w:name="_Toc199912319"/>
+      <w:r>
+        <w:lastRenderedPageBreak/>
+        <w:t>7. Título del Punto 7</w:t>
+      </w:r>
+      <w:bookmarkEnd w:id="19"/>
+    </w:p>
+    <w:p>
+      <w:pPr>
+        <w:rPr>
+          <w:lang w:val="es-CO"/>
+        </w:rPr>
+      </w:pPr>
+      <w:r>
+        <w:rPr>
+          <w:lang w:val="es-CO"/>
+        </w:rPr>
+        <w:t>Contenido del punto 7.</w:t>
+      </w:r>
+    </w:p>
+    <w:p>
+      <w:pPr>
+        <w:rPr>
+          <w:lang w:val="es-CO"/>
+        </w:rPr>
+      </w:pPr>
+      <w:r>
+        <w:rPr>
+          <w:lang w:val="es-CO"/>
+        </w:rPr>
+        <w:br w:type="page"/>
+      </w:r>
+    </w:p>
+    <w:p>
+      <w:pPr>
+        <w:pStyle w:val="Ttulo1"/>
+      </w:pPr>
+      <w:bookmarkStart w:id="20" w:name="_Toc199912320"/>
+      <w:r>
+        <w:lastRenderedPageBreak/>
+        <w:t>8. Título del Punto 8</w:t>
+      </w:r>
+      <w:bookmarkEnd w:id="20"/>
+    </w:p>
+    <w:p>
+      <w:pPr>
+        <w:rPr>
+          <w:lang w:val="es-CO"/>
+        </w:rPr>
+      </w:pPr>
+      <w:r>
+        <w:rPr>
+          <w:lang w:val="es-CO"/>
+        </w:rPr>
+        <w:t>Contenido del punto 8.</w:t>
+      </w:r>
+    </w:p>
+    <w:p>
+      <w:pPr>
+        <w:rPr>
+          <w:lang w:val="es-CO"/>
+        </w:rPr>
+      </w:pPr>
+      <w:r>
+        <w:rPr>
+          <w:lang w:val="es-CO"/>
+        </w:rPr>
+        <w:br w:type="page"/>
+      </w:r>
+    </w:p>
+    <w:p>
+      <w:pPr>
+        <w:pStyle w:val="Ttulo1"/>
+      </w:pPr>
+      <w:bookmarkStart w:id="21" w:name="_Toc199912321"/>
+      <w:r>
+        <w:lastRenderedPageBreak/>
+        <w:t>9. Título del Punto 9</w:t>
+      </w:r>
+      <w:bookmarkEnd w:id="21"/>
+    </w:p>
+    <w:p>
+      <w:pPr>
+        <w:rPr>
+          <w:lang w:val="es-CO"/>
+        </w:rPr>
+      </w:pPr>
+      <w:r>
+        <w:rPr>
+          <w:lang w:val="es-CO"/>
+        </w:rPr>
+        <w:t>Contenido del punto 9.</w:t>
+      </w:r>
+    </w:p>
+    <w:p>
+      <w:pPr>
+        <w:rPr>
+          <w:lang w:val="es-CO"/>
+        </w:rPr>
+      </w:pPr>
+      <w:r>
+        <w:rPr>
+          <w:lang w:val="es-CO"/>
+        </w:rPr>
+        <w:br w:type="page"/>
+      </w:r>
+    </w:p>
+    <w:p>
+      <w:pPr>
+        <w:pStyle w:val="Ttulo1"/>
+      </w:pPr>
+      <w:bookmarkStart w:id="22" w:name="_Toc199912322"/>
+      <w:r>
+        <w:lastRenderedPageBreak/>
+        <w:t>10. Título del Punto 10</w:t>
+      </w:r>
+      <w:bookmarkEnd w:id="22"/>
+    </w:p>
+    <w:p>
+      <w:pPr>
+        <w:rPr>
+          <w:lang w:val="es-CO"/>
+        </w:rPr>
+      </w:pPr>
+      <w:r>
+        <w:rPr>
+          <w:lang w:val="es-CO"/>
+        </w:rPr>
+        <w:t>Contenido del punto 10.</w:t>
+      </w:r>
+    </w:p>
+    <w:p>
+      <w:pPr>
+        <w:rPr>
+          <w:lang w:val="es-CO"/>
+        </w:rPr>
+      </w:pPr>
+      <w:r>
+        <w:rPr>
+          <w:lang w:val="es-CO"/>
+        </w:rPr>
+        <w:br w:type="page"/>
+      </w:r>
+    </w:p>
+    <w:p>
+      <w:pPr>
+        <w:pStyle w:val="Ttulo1"/>
+      </w:pPr>
+      <w:bookmarkStart w:id="23" w:name="_Toc199912323"/>
+      <w:r>
+        <w:lastRenderedPageBreak/>
+        <w:t>11. Título del Punto 11</w:t>
+      </w:r>
+      <w:bookmarkEnd w:id="23"/>
+    </w:p>
+    <w:p>
+      <w:pPr>
+        <w:rPr>
+          <w:lang w:val="es-CO"/>
+        </w:rPr>
+      </w:pPr>
+      <w:r>
+        <w:rPr>
+          <w:lang w:val="es-CO"/>
+        </w:rPr>
+        <w:t>Contenido del punto 11.</w:t>
+      </w:r>
+    </w:p>
+    <w:p>
+      <w:pPr>
+        <w:rPr>
+          <w:lang w:val="es-CO"/>
+        </w:rPr>
+      </w:pPr>
+      <w:r>
+        <w:rPr>
+          <w:lang w:val="es-CO"/>
+        </w:rPr>
+        <w:br w:type="page"/>
+      </w:r>
+    </w:p>
+    <w:p>
+      <w:pPr>
+        <w:pStyle w:val="Ttulo1"/>
+      </w:pPr>
+      <w:bookmarkStart w:id="24" w:name="_Toc199912324"/>
+      <w:r>
+        <w:lastRenderedPageBreak/>
+        <w:t>12. Título del Punto 12</w:t>
+      </w:r>
+      <w:bookmarkEnd w:id="24"/>
+    </w:p>
+    <w:p>
+      <w:pPr>
+        <w:rPr>
+          <w:lang w:val="es-CO"/>
+        </w:rPr>
+      </w:pPr>
+      <w:r>
+        <w:rPr>
+          <w:lang w:val="es-CO"/>
+        </w:rPr>
+        <w:t>Contenido del punto 12.</w:t>
+      </w:r>
+    </w:p>
+    <w:p>
+      <w:pPr>
+        <w:rPr>
+          <w:lang w:val="es-CO"/>
+        </w:rPr>
+      </w:pPr>
+      <w:r>
+        <w:rPr>
+          <w:lang w:val="es-CO"/>
+        </w:rPr>
+        <w:br w:type="page"/>
+      </w:r>
+    </w:p>
+    <w:p>
+      <w:pPr>
+        <w:pStyle w:val="Ttulo1"/>
+      </w:pPr>
+      <w:bookmarkStart w:id="25" w:name="_Toc199912325"/>
+      <w:r>
+        <w:lastRenderedPageBreak/>
+        <w:t>13. Título del Punto 13</w:t>
+      </w:r>
+      <w:bookmarkEnd w:id="25"/>
+    </w:p>
+    <w:p>
+      <w:pPr>
+        <w:rPr>
+          <w:lang w:val="es-CO"/>
+        </w:rPr>
+      </w:pPr>
+      <w:r>
+        <w:rPr>
+          <w:lang w:val="es-CO"/>
+        </w:rPr>
+        <w:t>Contenido del punto 13.</w:t>
+      </w:r>
+    </w:p>
+    <w:p>
+      <w:pPr>
+        <w:rPr>
+          <w:lang w:val="es-CO"/>
+        </w:rPr>
+      </w:pPr>
+      <w:r>
+        <w:rPr>
+          <w:lang w:val="es-CO"/>
+        </w:rPr>
+        <w:br w:type="page"/>
+      </w:r>
+    </w:p>
+    <w:p>
+      <w:pPr>
+        <w:pStyle w:val="Ttulo1"/>
+      </w:pPr>
+      <w:bookmarkStart w:id="26" w:name="_Toc199912326"/>
+      <w:r>
+        <w:lastRenderedPageBreak/>
+        <w:t>14. Apéndice</w:t>
+      </w:r>
+      <w:bookmarkEnd w:id="26"/>
+    </w:p>
+    <w:p>
+      <w:proofErr w:type="spellStart"/>
+      <w:r>
+        <w:t>Contenido</w:t>
+      </w:r>
+      <w:proofErr w:type="spellEnd"/>
+      <w:r>
+        <w:t xml:space="preserve"> del </w:t>
+      </w:r>
+      <w:proofErr w:type="spellStart"/>
+      <w:r>
+        <w:t>apéndice</w:t>
+      </w:r>
+      <w:proofErr w:type="spellEnd"/>
+      <w:r>
+        <w:t>.</w:t>
+      </w:r>
+      <w:bookmarkEnd w:id="0"/>
+    </w:p>
+    <w:p>
+      <w:pPr>
         <w:rPr>
           <w:u w:val="single"/>
         </w:rPr>
@@ -11,8 +2461,8 @@
     </w:p>
     <w:sectPr>
       <w:pgSz w:w="12240" w:h="15840"/>
-      <w:pgMar w:top="1417" w:right="1701" w:bottom="1417" w:left="1701" w:header="708" w:footer="708" w:gutter="0"/>
-      <w:cols w:space="708"/>
+      <w:pgMar w:top="1440" w:right="1800" w:bottom="1440" w:left="1800" w:header="720" w:footer="720" w:gutter="0"/>
+      <w:cols w:space="720"/>
       <w:docGrid w:linePitch="360"/>
     </w:sectPr>
   </w:body>
@@ -3980,6 +6430,16 @@
   <w:style w:type="paragraph" w:default="1" w:styleId="Normal">
     <w:name w:val="Normal"/>
     <w:qFormat/>
+    <w:rsid w:val="00E96520"/>
+    <w:pPr>
+      <w:spacing w:after="200" w:line="276" w:lineRule="auto"/>
+    </w:pPr>
+    <w:rPr>
+      <w:rFonts w:eastAsiaTheme="minorEastAsia"/>
+      <w:kern w:val="0"/>
+      <w:lang w:val="en-US"/>
+      <w14:ligatures w14:val="none"/>
+    </w:rPr>
   </w:style>
   <w:style w:type="paragraph" w:styleId="Ttulo1">
     <w:name w:val="heading 1"/>
@@ -3992,14 +6452,17 @@
     <w:pPr>
       <w:keepNext/>
       <w:keepLines/>
-      <w:spacing w:before="360" w:after="80"/>
+      <w:spacing w:before="360" w:after="80" w:line="259" w:lineRule="auto"/>
       <w:outlineLvl w:val="0"/>
     </w:pPr>
     <w:rPr>
       <w:rFonts w:asciiTheme="majorHAnsi" w:eastAsiaTheme="majorEastAsia" w:hAnsiTheme="majorHAnsi" w:cstheme="majorBidi"/>
       <w:color w:val="2F5496" w:themeColor="accent1" w:themeShade="BF"/>
+      <w:kern w:val="2"/>
       <w:sz w:val="40"/>
       <w:szCs w:val="40"/>
+      <w:lang w:val="es-CO"/>
+      <w14:ligatures w14:val="standardContextual"/>
     </w:rPr>
   </w:style>
   <w:style w:type="paragraph" w:styleId="Ttulo2">
@@ -4008,21 +6471,23 @@
     <w:next w:val="Normal"/>
     <w:link w:val="Ttulo2Car"/>
     <w:uiPriority w:val="9"/>
-    <w:semiHidden/>
     <w:unhideWhenUsed/>
     <w:qFormat/>
     <w:rsid w:val="00E947B1"/>
     <w:pPr>
       <w:keepNext/>
       <w:keepLines/>
-      <w:spacing w:before="160" w:after="80"/>
+      <w:spacing w:before="160" w:after="80" w:line="259" w:lineRule="auto"/>
       <w:outlineLvl w:val="1"/>
     </w:pPr>
     <w:rPr>
       <w:rFonts w:asciiTheme="majorHAnsi" w:eastAsiaTheme="majorEastAsia" w:hAnsiTheme="majorHAnsi" w:cstheme="majorBidi"/>
       <w:color w:val="2F5496" w:themeColor="accent1" w:themeShade="BF"/>
+      <w:kern w:val="2"/>
       <w:sz w:val="32"/>
       <w:szCs w:val="32"/>
+      <w:lang w:val="es-CO"/>
+      <w14:ligatures w14:val="standardContextual"/>
     </w:rPr>
   </w:style>
   <w:style w:type="paragraph" w:styleId="Ttulo3">
@@ -4038,14 +6503,17 @@
     <w:pPr>
       <w:keepNext/>
       <w:keepLines/>
-      <w:spacing w:before="160" w:after="80"/>
+      <w:spacing w:before="160" w:after="80" w:line="259" w:lineRule="auto"/>
       <w:outlineLvl w:val="2"/>
     </w:pPr>
     <w:rPr>
       <w:rFonts w:eastAsiaTheme="majorEastAsia" w:cstheme="majorBidi"/>
       <w:color w:val="2F5496" w:themeColor="accent1" w:themeShade="BF"/>
+      <w:kern w:val="2"/>
       <w:sz w:val="28"/>
       <w:szCs w:val="28"/>
+      <w:lang w:val="es-CO"/>
+      <w14:ligatures w14:val="standardContextual"/>
     </w:rPr>
   </w:style>
   <w:style w:type="paragraph" w:styleId="Ttulo4">
@@ -4061,7 +6529,7 @@
     <w:pPr>
       <w:keepNext/>
       <w:keepLines/>
-      <w:spacing w:before="80" w:after="40"/>
+      <w:spacing w:before="80" w:after="40" w:line="259" w:lineRule="auto"/>
       <w:outlineLvl w:val="3"/>
     </w:pPr>
     <w:rPr>
@@ -4069,6 +6537,9 @@
       <w:i/>
       <w:iCs/>
       <w:color w:val="2F5496" w:themeColor="accent1" w:themeShade="BF"/>
+      <w:kern w:val="2"/>
+      <w:lang w:val="es-CO"/>
+      <w14:ligatures w14:val="standardContextual"/>
     </w:rPr>
   </w:style>
   <w:style w:type="paragraph" w:styleId="Ttulo5">
@@ -4084,12 +6555,15 @@
     <w:pPr>
       <w:keepNext/>
       <w:keepLines/>
-      <w:spacing w:before="80" w:after="40"/>
+      <w:spacing w:before="80" w:after="40" w:line="259" w:lineRule="auto"/>
       <w:outlineLvl w:val="4"/>
     </w:pPr>
     <w:rPr>
       <w:rFonts w:eastAsiaTheme="majorEastAsia" w:cstheme="majorBidi"/>
       <w:color w:val="2F5496" w:themeColor="accent1" w:themeShade="BF"/>
+      <w:kern w:val="2"/>
+      <w:lang w:val="es-CO"/>
+      <w14:ligatures w14:val="standardContextual"/>
     </w:rPr>
   </w:style>
   <w:style w:type="paragraph" w:styleId="Ttulo6">
@@ -4105,7 +6579,7 @@
     <w:pPr>
       <w:keepNext/>
       <w:keepLines/>
-      <w:spacing w:before="40" w:after="0"/>
+      <w:spacing w:before="40" w:after="0" w:line="259" w:lineRule="auto"/>
       <w:outlineLvl w:val="5"/>
     </w:pPr>
     <w:rPr>
@@ -4113,6 +6587,9 @@
       <w:i/>
       <w:iCs/>
       <w:color w:val="595959" w:themeColor="text1" w:themeTint="A6"/>
+      <w:kern w:val="2"/>
+      <w:lang w:val="es-CO"/>
+      <w14:ligatures w14:val="standardContextual"/>
     </w:rPr>
   </w:style>
   <w:style w:type="paragraph" w:styleId="Ttulo7">
@@ -4128,12 +6605,15 @@
     <w:pPr>
       <w:keepNext/>
       <w:keepLines/>
-      <w:spacing w:before="40" w:after="0"/>
+      <w:spacing w:before="40" w:after="0" w:line="259" w:lineRule="auto"/>
       <w:outlineLvl w:val="6"/>
     </w:pPr>
     <w:rPr>
       <w:rFonts w:eastAsiaTheme="majorEastAsia" w:cstheme="majorBidi"/>
       <w:color w:val="595959" w:themeColor="text1" w:themeTint="A6"/>
+      <w:kern w:val="2"/>
+      <w:lang w:val="es-CO"/>
+      <w14:ligatures w14:val="standardContextual"/>
     </w:rPr>
   </w:style>
   <w:style w:type="paragraph" w:styleId="Ttulo8">
@@ -4149,7 +6629,7 @@
     <w:pPr>
       <w:keepNext/>
       <w:keepLines/>
-      <w:spacing w:after="0"/>
+      <w:spacing w:after="0" w:line="259" w:lineRule="auto"/>
       <w:outlineLvl w:val="7"/>
     </w:pPr>
     <w:rPr>
@@ -4157,6 +6637,9 @@
       <w:i/>
       <w:iCs/>
       <w:color w:val="272727" w:themeColor="text1" w:themeTint="D8"/>
+      <w:kern w:val="2"/>
+      <w:lang w:val="es-CO"/>
+      <w14:ligatures w14:val="standardContextual"/>
     </w:rPr>
   </w:style>
   <w:style w:type="paragraph" w:styleId="Ttulo9">
@@ -4172,12 +6655,15 @@
     <w:pPr>
       <w:keepNext/>
       <w:keepLines/>
-      <w:spacing w:after="0"/>
+      <w:spacing w:after="0" w:line="259" w:lineRule="auto"/>
       <w:outlineLvl w:val="8"/>
     </w:pPr>
     <w:rPr>
       <w:rFonts w:eastAsiaTheme="majorEastAsia" w:cstheme="majorBidi"/>
       <w:color w:val="272727" w:themeColor="text1" w:themeTint="D8"/>
+      <w:kern w:val="2"/>
+      <w:lang w:val="es-CO"/>
+      <w14:ligatures w14:val="standardContextual"/>
     </w:rPr>
   </w:style>
   <w:style w:type="character" w:default="1" w:styleId="Fuentedeprrafopredeter">
@@ -4225,7 +6711,6 @@
     <w:basedOn w:val="Fuentedeprrafopredeter"/>
     <w:link w:val="Ttulo2"/>
     <w:uiPriority w:val="9"/>
-    <w:semiHidden/>
     <w:rsid w:val="00E947B1"/>
     <w:rPr>
       <w:rFonts w:asciiTheme="majorHAnsi" w:eastAsiaTheme="majorEastAsia" w:hAnsiTheme="majorHAnsi" w:cstheme="majorBidi"/>
@@ -4344,6 +6829,8 @@
       <w:kern w:val="28"/>
       <w:sz w:val="56"/>
       <w:szCs w:val="56"/>
+      <w:lang w:val="es-CO"/>
+      <w14:ligatures w14:val="standardContextual"/>
     </w:rPr>
   </w:style>
   <w:style w:type="character" w:customStyle="1" w:styleId="TtuloCar">
@@ -4372,13 +6859,17 @@
       <w:numPr>
         <w:ilvl w:val="1"/>
       </w:numPr>
+      <w:spacing w:after="160" w:line="259" w:lineRule="auto"/>
     </w:pPr>
     <w:rPr>
       <w:rFonts w:eastAsiaTheme="majorEastAsia" w:cstheme="majorBidi"/>
       <w:color w:val="595959" w:themeColor="text1" w:themeTint="A6"/>
       <w:spacing w:val="15"/>
+      <w:kern w:val="2"/>
       <w:sz w:val="28"/>
       <w:szCs w:val="28"/>
+      <w:lang w:val="es-CO"/>
+      <w14:ligatures w14:val="standardContextual"/>
     </w:rPr>
   </w:style>
   <w:style w:type="character" w:customStyle="1" w:styleId="SubttuloCar">
@@ -4404,13 +6895,17 @@
     <w:qFormat/>
     <w:rsid w:val="00E947B1"/>
     <w:pPr>
-      <w:spacing w:before="160"/>
+      <w:spacing w:before="160" w:after="160" w:line="259" w:lineRule="auto"/>
       <w:jc w:val="center"/>
     </w:pPr>
     <w:rPr>
+      <w:rFonts w:eastAsiaTheme="minorHAnsi"/>
       <w:i/>
       <w:iCs/>
       <w:color w:val="404040" w:themeColor="text1" w:themeTint="BF"/>
+      <w:kern w:val="2"/>
+      <w:lang w:val="es-CO"/>
+      <w14:ligatures w14:val="standardContextual"/>
     </w:rPr>
   </w:style>
   <w:style w:type="character" w:customStyle="1" w:styleId="CitaCar">
@@ -4432,9 +6927,16 @@
     <w:qFormat/>
     <w:rsid w:val="00E947B1"/>
     <w:pPr>
+      <w:spacing w:after="160" w:line="259" w:lineRule="auto"/>
       <w:ind w:left="720"/>
       <w:contextualSpacing/>
     </w:pPr>
+    <w:rPr>
+      <w:rFonts w:eastAsiaTheme="minorHAnsi"/>
+      <w:kern w:val="2"/>
+      <w:lang w:val="es-CO"/>
+      <w14:ligatures w14:val="standardContextual"/>
+    </w:rPr>
   </w:style>
   <w:style w:type="character" w:styleId="nfasisintenso">
     <w:name w:val="Intense Emphasis"/>
@@ -4461,14 +6963,18 @@
         <w:top w:val="single" w:sz="4" w:space="10" w:color="2F5496" w:themeColor="accent1" w:themeShade="BF"/>
         <w:bottom w:val="single" w:sz="4" w:space="10" w:color="2F5496" w:themeColor="accent1" w:themeShade="BF"/>
       </w:pBdr>
-      <w:spacing w:before="360" w:after="360"/>
+      <w:spacing w:before="360" w:after="360" w:line="259" w:lineRule="auto"/>
       <w:ind w:left="864" w:right="864"/>
       <w:jc w:val="center"/>
     </w:pPr>
     <w:rPr>
+      <w:rFonts w:eastAsiaTheme="minorHAnsi"/>
       <w:i/>
       <w:iCs/>
       <w:color w:val="2F5496" w:themeColor="accent1" w:themeShade="BF"/>
+      <w:kern w:val="2"/>
+      <w:lang w:val="es-CO"/>
+      <w14:ligatures w14:val="standardContextual"/>
     </w:rPr>
   </w:style>
   <w:style w:type="character" w:customStyle="1" w:styleId="CitadestacadaCar">
@@ -4495,6 +7001,42 @@
       <w:smallCaps/>
       <w:color w:val="2F5496" w:themeColor="accent1" w:themeShade="BF"/>
       <w:spacing w:val="5"/>
+    </w:rPr>
+  </w:style>
+  <w:style w:type="paragraph" w:styleId="TDC1">
+    <w:name w:val="toc 1"/>
+    <w:basedOn w:val="Normal"/>
+    <w:next w:val="Normal"/>
+    <w:autoRedefine/>
+    <w:uiPriority w:val="39"/>
+    <w:unhideWhenUsed/>
+    <w:rsid w:val="00E96520"/>
+    <w:pPr>
+      <w:spacing w:after="100"/>
+    </w:pPr>
+  </w:style>
+  <w:style w:type="paragraph" w:styleId="TDC2">
+    <w:name w:val="toc 2"/>
+    <w:basedOn w:val="Normal"/>
+    <w:next w:val="Normal"/>
+    <w:autoRedefine/>
+    <w:uiPriority w:val="39"/>
+    <w:unhideWhenUsed/>
+    <w:rsid w:val="00E96520"/>
+    <w:pPr>
+      <w:spacing w:after="100"/>
+      <w:ind w:left="220"/>
+    </w:pPr>
+  </w:style>
+  <w:style w:type="character" w:styleId="Hipervnculo">
+    <w:name w:val="Hyperlink"/>
+    <w:basedOn w:val="Fuentedeprrafopredeter"/>
+    <w:uiPriority w:val="99"/>
+    <w:unhideWhenUsed/>
+    <w:rsid w:val="00E96520"/>
+    <w:rPr>
+      <w:color w:val="0563C1" w:themeColor="hyperlink"/>
+      <w:u w:val="single"/>
     </w:rPr>
   </w:style>
 </w:styles>
